--- a/proj.docx
+++ b/proj.docx
@@ -7757,6 +7757,4113 @@
       <w:pPr>
         <w:spacing w:after="0"/>
       </w:pPr>
+    </w:p>
+    <w:p>
+      <w:pPr>
+        <w:spacing w:after="0"/>
+      </w:pPr>
+      <w:proofErr w:type="spellStart"/>
+      <w:r>
+        <w:t>artifact_id</w:t>
+      </w:r>
+      <w:proofErr w:type="spellEnd"/>
+      <w:r>
+        <w:t xml:space="preserve"> = await </w:t>
+      </w:r>
+      <w:proofErr w:type="spellStart"/>
+      <w:r>
+        <w:t>context.artifact_store.write_from_node_output</w:t>
+      </w:r>
+      <w:proofErr w:type="spellEnd"/>
+      <w:r>
+        <w:t>(</w:t>
+      </w:r>
+    </w:p>
+    <w:p>
+      <w:pPr>
+        <w:spacing w:after="0"/>
+      </w:pPr>
+      <w:r>
+        <w:t xml:space="preserve">    </w:t>
+      </w:r>
+      <w:proofErr w:type="spellStart"/>
+      <w:r>
+        <w:t>node_id</w:t>
+      </w:r>
+      <w:proofErr w:type="spellEnd"/>
+      <w:r>
+        <w:t>=</w:t>
+      </w:r>
+      <w:proofErr w:type="spellStart"/>
+      <w:r>
+        <w:t>node_id</w:t>
+      </w:r>
+      <w:proofErr w:type="spellEnd"/>
+      <w:r>
+        <w:t>,</w:t>
+      </w:r>
+    </w:p>
+    <w:p>
+      <w:pPr>
+        <w:spacing w:after="0"/>
+      </w:pPr>
+      <w:r>
+        <w:t xml:space="preserve">    </w:t>
+      </w:r>
+      <w:proofErr w:type="spellStart"/>
+      <w:r>
+        <w:t>node_kind</w:t>
+      </w:r>
+      <w:proofErr w:type="spellEnd"/>
+      <w:r>
+        <w:t>=</w:t>
+      </w:r>
+      <w:proofErr w:type="spellStart"/>
+      <w:r>
+        <w:t>node_kind</w:t>
+      </w:r>
+      <w:proofErr w:type="spellEnd"/>
+      <w:r>
+        <w:t>,</w:t>
+      </w:r>
+    </w:p>
+    <w:p>
+      <w:pPr>
+        <w:spacing w:after="0"/>
+      </w:pPr>
+      <w:r>
+        <w:t xml:space="preserve">    </w:t>
+      </w:r>
+      <w:proofErr w:type="spellStart"/>
+      <w:r>
+        <w:t>node_output</w:t>
+      </w:r>
+      <w:proofErr w:type="spellEnd"/>
+      <w:r>
+        <w:t>=out,</w:t>
+      </w:r>
+    </w:p>
+    <w:p>
+      <w:pPr>
+        <w:spacing w:after="0"/>
+      </w:pPr>
+      <w:r>
+        <w:t xml:space="preserve">    </w:t>
+      </w:r>
+      <w:proofErr w:type="spellStart"/>
+      <w:r>
+        <w:t>upstream_ids</w:t>
+      </w:r>
+      <w:proofErr w:type="spellEnd"/>
+      <w:r>
+        <w:t>=</w:t>
+      </w:r>
+      <w:proofErr w:type="spellStart"/>
+      <w:r>
+        <w:t>upstream_ids</w:t>
+      </w:r>
+      <w:proofErr w:type="spellEnd"/>
+      <w:r>
+        <w:t>,</w:t>
+      </w:r>
+    </w:p>
+    <w:p>
+      <w:pPr>
+        <w:spacing w:after="0"/>
+      </w:pPr>
+      <w:r>
+        <w:t xml:space="preserve">    </w:t>
+      </w:r>
+      <w:proofErr w:type="spellStart"/>
+      <w:r>
+        <w:t>execution_version</w:t>
+      </w:r>
+      <w:proofErr w:type="spellEnd"/>
+      <w:r>
+        <w:t>=</w:t>
+      </w:r>
+      <w:proofErr w:type="spellStart"/>
+      <w:r>
+        <w:t>context.execution_version</w:t>
+      </w:r>
+      <w:proofErr w:type="spellEnd"/>
+      <w:r>
+        <w:t>,</w:t>
+      </w:r>
+    </w:p>
+    <w:p>
+      <w:pPr>
+        <w:spacing w:after="0"/>
+      </w:pPr>
+      <w:r>
+        <w:t>)</w:t>
+      </w:r>
+    </w:p>
+    <w:p>
+      <w:pPr>
+        <w:spacing w:after="0"/>
+      </w:pPr>
+    </w:p>
+    <w:p>
+      <w:pPr>
+        <w:spacing w:after="0"/>
+      </w:pPr>
+      <w:proofErr w:type="spellStart"/>
+      <w:r>
+        <w:t>node_to_artifact</w:t>
+      </w:r>
+      <w:proofErr w:type="spellEnd"/>
+      <w:r>
+        <w:t>[</w:t>
+      </w:r>
+      <w:proofErr w:type="spellStart"/>
+      <w:r>
+        <w:t>node_id</w:t>
+      </w:r>
+      <w:proofErr w:type="spellEnd"/>
+      <w:r>
+        <w:t xml:space="preserve">] = </w:t>
+      </w:r>
+      <w:proofErr w:type="spellStart"/>
+      <w:r>
+        <w:t>artifact_id</w:t>
+      </w:r>
+      <w:proofErr w:type="spellEnd"/>
+    </w:p>
+    <w:p>
+      <w:r>
+        <w:br w:type="page"/>
+      </w:r>
+    </w:p>
+    <w:p>
+      <w:pPr>
+        <w:spacing w:after="0"/>
+      </w:pPr>
+      <w:r>
+        <w:lastRenderedPageBreak/>
+        <w:t>20250211</w:t>
+      </w:r>
+    </w:p>
+    <w:p>
+      <w:pPr>
+        <w:spacing w:after="0"/>
+      </w:pPr>
+      <w:r>
+        <w:t>Here’s a structured, engineer-level summary of the system as it stands.</w:t>
+      </w:r>
+    </w:p>
+    <w:p>
+      <w:pPr>
+        <w:spacing w:after="0"/>
+      </w:pPr>
+      <w:r>
+        <w:pict w14:anchorId="313DB573">
+          <v:rect id="_x0000_i1149" style="width:0;height:1.5pt" o:hralign="center" o:hrstd="t" o:hr="t" fillcolor="#a0a0a0" stroked="f"/>
+        </w:pict>
+      </w:r>
+    </w:p>
+    <w:p>
+      <w:pPr>
+        <w:spacing w:after="0"/>
+        <w:rPr>
+          <w:b/>
+          <w:bCs/>
+        </w:rPr>
+      </w:pPr>
+      <w:r>
+        <w:rPr>
+          <w:rFonts w:ascii="Segoe UI Emoji" w:hAnsi="Segoe UI Emoji" w:cs="Segoe UI Emoji"/>
+          <w:b/>
+          <w:bCs/>
+        </w:rPr>
+        <w:t>📌</w:t>
+      </w:r>
+      <w:r>
+        <w:rPr>
+          <w:b/>
+          <w:bCs/>
+        </w:rPr>
+        <w:t xml:space="preserve"> Project Overview</w:t>
+      </w:r>
+    </w:p>
+    <w:p>
+      <w:pPr>
+        <w:spacing w:after="0"/>
+      </w:pPr>
+      <w:r>
+        <w:t xml:space="preserve">You are building a </w:t>
+      </w:r>
+      <w:r>
+        <w:rPr>
+          <w:b/>
+          <w:bCs/>
+        </w:rPr>
+        <w:t>typed, event-driven AI/ML pipeline orchestration system</w:t>
+      </w:r>
+      <w:r>
+        <w:t xml:space="preserve"> with:</w:t>
+      </w:r>
+    </w:p>
+    <w:p>
+      <w:pPr>
+        <w:numPr>
+          <w:ilvl w:val="0"/>
+          <w:numId w:val="73"/>
+        </w:numPr>
+        <w:spacing w:after="0"/>
+      </w:pPr>
+      <w:r>
+        <w:rPr>
+          <w:b/>
+          <w:bCs/>
+        </w:rPr>
+        <w:t>Frontend</w:t>
+      </w:r>
+      <w:r>
+        <w:t xml:space="preserve">: </w:t>
+      </w:r>
+      <w:proofErr w:type="spellStart"/>
+      <w:r>
+        <w:t>SvelteKit</w:t>
+      </w:r>
+      <w:proofErr w:type="spellEnd"/>
+      <w:r>
+        <w:t xml:space="preserve"> + </w:t>
+      </w:r>
+      <w:proofErr w:type="spellStart"/>
+      <w:r>
+        <w:t>SvelteFlow</w:t>
+      </w:r>
+      <w:proofErr w:type="spellEnd"/>
+      <w:r>
+        <w:t xml:space="preserve"> (</w:t>
+      </w:r>
+      <w:proofErr w:type="spellStart"/>
+      <w:r>
+        <w:t>XYFlow</w:t>
+      </w:r>
+      <w:proofErr w:type="spellEnd"/>
+      <w:r>
+        <w:t>)</w:t>
+      </w:r>
+    </w:p>
+    <w:p>
+      <w:pPr>
+        <w:numPr>
+          <w:ilvl w:val="0"/>
+          <w:numId w:val="73"/>
+        </w:numPr>
+        <w:spacing w:after="0"/>
+      </w:pPr>
+      <w:r>
+        <w:rPr>
+          <w:b/>
+          <w:bCs/>
+        </w:rPr>
+        <w:t>Backend</w:t>
+      </w:r>
+      <w:r>
+        <w:t>: FastAPI</w:t>
+      </w:r>
+    </w:p>
+    <w:p>
+      <w:pPr>
+        <w:numPr>
+          <w:ilvl w:val="0"/>
+          <w:numId w:val="73"/>
+        </w:numPr>
+        <w:spacing w:after="0"/>
+      </w:pPr>
+      <w:r>
+        <w:rPr>
+          <w:b/>
+          <w:bCs/>
+        </w:rPr>
+        <w:t>Execution Engine</w:t>
+      </w:r>
+      <w:r>
+        <w:t>: async graph runner with deterministic plan compilation</w:t>
+      </w:r>
+    </w:p>
+    <w:p>
+      <w:pPr>
+        <w:numPr>
+          <w:ilvl w:val="0"/>
+          <w:numId w:val="73"/>
+        </w:numPr>
+        <w:spacing w:after="0"/>
+      </w:pPr>
+      <w:r>
+        <w:rPr>
+          <w:b/>
+          <w:bCs/>
+        </w:rPr>
+        <w:t>LLM Support</w:t>
+      </w:r>
+      <w:r>
+        <w:t>: OpenAI + Ollama</w:t>
+      </w:r>
+    </w:p>
+    <w:p>
+      <w:pPr>
+        <w:numPr>
+          <w:ilvl w:val="0"/>
+          <w:numId w:val="73"/>
+        </w:numPr>
+        <w:spacing w:after="0"/>
+      </w:pPr>
+      <w:r>
+        <w:rPr>
+          <w:b/>
+          <w:bCs/>
+        </w:rPr>
+        <w:t>Artifact System</w:t>
+      </w:r>
+      <w:r>
+        <w:t>: Content-addressed execution artifacts</w:t>
+      </w:r>
+    </w:p>
+    <w:p>
+      <w:pPr>
+        <w:numPr>
+          <w:ilvl w:val="0"/>
+          <w:numId w:val="73"/>
+        </w:numPr>
+        <w:spacing w:after="0"/>
+      </w:pPr>
+      <w:r>
+        <w:rPr>
+          <w:b/>
+          <w:bCs/>
+        </w:rPr>
+        <w:t>Event Stream</w:t>
+      </w:r>
+      <w:r>
+        <w:t>: SSE-based real-time run updates</w:t>
+      </w:r>
+    </w:p>
+    <w:p>
+      <w:pPr>
+        <w:numPr>
+          <w:ilvl w:val="0"/>
+          <w:numId w:val="73"/>
+        </w:numPr>
+        <w:spacing w:after="0"/>
+      </w:pPr>
+      <w:r>
+        <w:rPr>
+          <w:b/>
+          <w:bCs/>
+        </w:rPr>
+        <w:t>Graph Model</w:t>
+      </w:r>
+      <w:r>
+        <w:t>: Strictly typed nodes + port contracts + execution state</w:t>
+      </w:r>
+    </w:p>
+    <w:p>
+      <w:pPr>
+        <w:spacing w:after="0"/>
+      </w:pPr>
+      <w:r>
+        <w:t xml:space="preserve">The architecture is intentionally structured like a lightweight local Databricks / Airflow / </w:t>
+      </w:r>
+      <w:proofErr w:type="spellStart"/>
+      <w:r>
+        <w:t>LangGraph</w:t>
+      </w:r>
+      <w:proofErr w:type="spellEnd"/>
+      <w:r>
+        <w:t xml:space="preserve"> hybrid — but fully interactive.</w:t>
+      </w:r>
+    </w:p>
+    <w:p>
+      <w:pPr>
+        <w:spacing w:after="0"/>
+      </w:pPr>
+      <w:r>
+        <w:pict w14:anchorId="2766D86B">
+          <v:rect id="_x0000_i1150" style="width:0;height:1.5pt" o:hralign="center" o:hrstd="t" o:hr="t" fillcolor="#a0a0a0" stroked="f"/>
+        </w:pict>
+      </w:r>
+    </w:p>
+    <w:p>
+      <w:pPr>
+        <w:spacing w:after="0"/>
+        <w:rPr>
+          <w:b/>
+          <w:bCs/>
+        </w:rPr>
+      </w:pPr>
+      <w:r>
+        <w:rPr>
+          <w:rFonts w:ascii="Segoe UI Emoji" w:hAnsi="Segoe UI Emoji" w:cs="Segoe UI Emoji"/>
+          <w:b/>
+          <w:bCs/>
+        </w:rPr>
+        <w:t>🏗️</w:t>
+      </w:r>
+      <w:r>
+        <w:rPr>
+          <w:b/>
+          <w:bCs/>
+        </w:rPr>
+        <w:t xml:space="preserve"> Architecture</w:t>
+      </w:r>
+    </w:p>
+    <w:p>
+      <w:pPr>
+        <w:spacing w:after="0"/>
+        <w:rPr>
+          <w:b/>
+          <w:bCs/>
+        </w:rPr>
+      </w:pPr>
+      <w:r>
+        <w:rPr>
+          <w:b/>
+          <w:bCs/>
+        </w:rPr>
+        <w:t>1️</w:t>
+      </w:r>
+      <w:r>
+        <w:rPr>
+          <w:rFonts w:ascii="Segoe UI Symbol" w:hAnsi="Segoe UI Symbol" w:cs="Segoe UI Symbol"/>
+          <w:b/>
+          <w:bCs/>
+        </w:rPr>
+        <w:t>⃣</w:t>
+      </w:r>
+      <w:r>
+        <w:rPr>
+          <w:b/>
+          <w:bCs/>
+        </w:rPr>
+        <w:t xml:space="preserve"> Frontend Layer (Svelte + </w:t>
+      </w:r>
+      <w:proofErr w:type="spellStart"/>
+      <w:r>
+        <w:rPr>
+          <w:b/>
+          <w:bCs/>
+        </w:rPr>
+        <w:t>SvelteFlow</w:t>
+      </w:r>
+      <w:proofErr w:type="spellEnd"/>
+      <w:r>
+        <w:rPr>
+          <w:b/>
+          <w:bCs/>
+        </w:rPr>
+        <w:t>)</w:t>
+      </w:r>
+    </w:p>
+    <w:p>
+      <w:pPr>
+        <w:spacing w:after="0"/>
+        <w:rPr>
+          <w:b/>
+          <w:bCs/>
+        </w:rPr>
+      </w:pPr>
+      <w:r>
+        <w:rPr>
+          <w:b/>
+          <w:bCs/>
+        </w:rPr>
+        <w:t>Core Concepts</w:t>
+      </w:r>
+    </w:p>
+    <w:p>
+      <w:pPr>
+        <w:numPr>
+          <w:ilvl w:val="0"/>
+          <w:numId w:val="74"/>
+        </w:numPr>
+        <w:spacing w:after="0"/>
+      </w:pPr>
+      <w:r>
+        <w:t>Nodes are strongly typed:</w:t>
+      </w:r>
+    </w:p>
+    <w:p>
+      <w:pPr>
+        <w:numPr>
+          <w:ilvl w:val="1"/>
+          <w:numId w:val="74"/>
+        </w:numPr>
+        <w:spacing w:after="0"/>
+      </w:pPr>
+      <w:r>
+        <w:t>source</w:t>
+      </w:r>
+    </w:p>
+    <w:p>
+      <w:pPr>
+        <w:numPr>
+          <w:ilvl w:val="1"/>
+          <w:numId w:val="74"/>
+        </w:numPr>
+        <w:spacing w:after="0"/>
+      </w:pPr>
+      <w:r>
+        <w:t>transform</w:t>
+      </w:r>
+    </w:p>
+    <w:p>
+      <w:pPr>
+        <w:numPr>
+          <w:ilvl w:val="1"/>
+          <w:numId w:val="74"/>
+        </w:numPr>
+        <w:spacing w:after="0"/>
+      </w:pPr>
+      <w:proofErr w:type="spellStart"/>
+      <w:r>
+        <w:t>llm</w:t>
+      </w:r>
+      <w:proofErr w:type="spellEnd"/>
+    </w:p>
+    <w:p>
+      <w:pPr>
+        <w:numPr>
+          <w:ilvl w:val="1"/>
+          <w:numId w:val="74"/>
+        </w:numPr>
+        <w:spacing w:after="0"/>
+      </w:pPr>
+      <w:r>
+        <w:t>tool</w:t>
+      </w:r>
+    </w:p>
+    <w:p>
+      <w:pPr>
+        <w:numPr>
+          <w:ilvl w:val="0"/>
+          <w:numId w:val="74"/>
+        </w:numPr>
+        <w:spacing w:after="0"/>
+      </w:pPr>
+      <w:r>
+        <w:t>Each node has:</w:t>
+      </w:r>
+    </w:p>
+    <w:p>
+      <w:pPr>
+        <w:numPr>
+          <w:ilvl w:val="1"/>
+          <w:numId w:val="74"/>
+        </w:numPr>
+        <w:spacing w:after="0"/>
+      </w:pPr>
+      <w:proofErr w:type="gramStart"/>
+      <w:r>
+        <w:t>kind</w:t>
+      </w:r>
+      <w:proofErr w:type="gramEnd"/>
+    </w:p>
+    <w:p>
+      <w:pPr>
+        <w:numPr>
+          <w:ilvl w:val="1"/>
+          <w:numId w:val="74"/>
+        </w:numPr>
+        <w:spacing w:after="0"/>
+      </w:pPr>
+      <w:r>
+        <w:t>subtype (</w:t>
+      </w:r>
+      <w:proofErr w:type="spellStart"/>
+      <w:r>
+        <w:t>sourceKind</w:t>
+      </w:r>
+      <w:proofErr w:type="spellEnd"/>
+      <w:r>
+        <w:t xml:space="preserve">, </w:t>
+      </w:r>
+      <w:proofErr w:type="spellStart"/>
+      <w:r>
+        <w:t>llmKind</w:t>
+      </w:r>
+      <w:proofErr w:type="spellEnd"/>
+      <w:r>
+        <w:t>)</w:t>
+      </w:r>
+    </w:p>
+    <w:p>
+      <w:pPr>
+        <w:numPr>
+          <w:ilvl w:val="1"/>
+          <w:numId w:val="74"/>
+        </w:numPr>
+        <w:spacing w:after="0"/>
+      </w:pPr>
+      <w:r>
+        <w:t>params</w:t>
+      </w:r>
+    </w:p>
+    <w:p>
+      <w:pPr>
+        <w:numPr>
+          <w:ilvl w:val="1"/>
+          <w:numId w:val="74"/>
+        </w:numPr>
+        <w:spacing w:after="0"/>
+      </w:pPr>
+      <w:r>
+        <w:t>ports (in/out)</w:t>
+      </w:r>
+    </w:p>
+    <w:p>
+      <w:pPr>
+        <w:numPr>
+          <w:ilvl w:val="1"/>
+          <w:numId w:val="74"/>
+        </w:numPr>
+        <w:spacing w:after="0"/>
+      </w:pPr>
+      <w:r>
+        <w:t>status</w:t>
+      </w:r>
+    </w:p>
+    <w:p>
+      <w:pPr>
+        <w:numPr>
+          <w:ilvl w:val="0"/>
+          <w:numId w:val="74"/>
+        </w:numPr>
+        <w:spacing w:after="0"/>
+      </w:pPr>
+      <w:r>
+        <w:t>Edges:</w:t>
+      </w:r>
+    </w:p>
+    <w:p>
+      <w:pPr>
+        <w:numPr>
+          <w:ilvl w:val="1"/>
+          <w:numId w:val="74"/>
+        </w:numPr>
+        <w:spacing w:after="0"/>
+      </w:pPr>
+      <w:r>
+        <w:t>directional</w:t>
+      </w:r>
+    </w:p>
+    <w:p>
+      <w:pPr>
+        <w:numPr>
+          <w:ilvl w:val="1"/>
+          <w:numId w:val="74"/>
+        </w:numPr>
+        <w:spacing w:after="0"/>
+      </w:pPr>
+      <w:r>
+        <w:t>validated by port contract</w:t>
+      </w:r>
+    </w:p>
+    <w:p>
+      <w:pPr>
+        <w:numPr>
+          <w:ilvl w:val="1"/>
+          <w:numId w:val="74"/>
+        </w:numPr>
+        <w:spacing w:after="0"/>
+      </w:pPr>
+      <w:r>
+        <w:t>track execution state (idle | active | done)</w:t>
+      </w:r>
+    </w:p>
+    <w:p>
+      <w:pPr>
+        <w:spacing w:after="0"/>
+        <w:rPr>
+          <w:b/>
+          <w:bCs/>
+        </w:rPr>
+      </w:pPr>
+      <w:r>
+        <w:rPr>
+          <w:b/>
+          <w:bCs/>
+        </w:rPr>
+        <w:t>State Management</w:t>
+      </w:r>
+    </w:p>
+    <w:p>
+      <w:pPr>
+        <w:spacing w:after="0"/>
+      </w:pPr>
+      <w:proofErr w:type="spellStart"/>
+      <w:r>
+        <w:t>graphStore.ts</w:t>
+      </w:r>
+      <w:proofErr w:type="spellEnd"/>
+      <w:r>
+        <w:t xml:space="preserve"> maintains:</w:t>
+      </w:r>
+    </w:p>
+    <w:p>
+      <w:pPr>
+        <w:spacing w:after="0"/>
+      </w:pPr>
+      <w:r>
+        <w:t xml:space="preserve">type </w:t>
+      </w:r>
+      <w:proofErr w:type="spellStart"/>
+      <w:r>
+        <w:t>GraphState</w:t>
+      </w:r>
+      <w:proofErr w:type="spellEnd"/>
+      <w:r>
+        <w:t xml:space="preserve"> = {</w:t>
+      </w:r>
+    </w:p>
+    <w:p>
+      <w:pPr>
+        <w:spacing w:after="0"/>
+      </w:pPr>
+      <w:r>
+        <w:t xml:space="preserve">  nodes</w:t>
+      </w:r>
+    </w:p>
+    <w:p>
+      <w:pPr>
+        <w:spacing w:after="0"/>
+      </w:pPr>
+      <w:r>
+        <w:lastRenderedPageBreak/>
+        <w:t xml:space="preserve">  edges</w:t>
+      </w:r>
+    </w:p>
+    <w:p>
+      <w:pPr>
+        <w:spacing w:after="0"/>
+      </w:pPr>
+      <w:r>
+        <w:t xml:space="preserve">  </w:t>
+      </w:r>
+      <w:proofErr w:type="gramStart"/>
+      <w:r>
+        <w:t>logs</w:t>
+      </w:r>
+      <w:proofErr w:type="gramEnd"/>
+    </w:p>
+    <w:p>
+      <w:pPr>
+        <w:spacing w:after="0"/>
+      </w:pPr>
+      <w:r>
+        <w:t xml:space="preserve">  </w:t>
+      </w:r>
+      <w:proofErr w:type="spellStart"/>
+      <w:r>
+        <w:t>runStatus</w:t>
+      </w:r>
+      <w:proofErr w:type="spellEnd"/>
+    </w:p>
+    <w:p>
+      <w:pPr>
+        <w:spacing w:after="0"/>
+      </w:pPr>
+      <w:r>
+        <w:t xml:space="preserve">  </w:t>
+      </w:r>
+      <w:proofErr w:type="spellStart"/>
+      <w:r>
+        <w:t>nodeOutputs</w:t>
+      </w:r>
+      <w:proofErr w:type="spellEnd"/>
+      <w:r>
+        <w:t xml:space="preserve">  // artifact registry</w:t>
+      </w:r>
+    </w:p>
+    <w:p>
+      <w:pPr>
+        <w:spacing w:after="0"/>
+      </w:pPr>
+      <w:r>
+        <w:t xml:space="preserve">  </w:t>
+      </w:r>
+      <w:proofErr w:type="gramStart"/>
+      <w:r>
+        <w:t>inspector</w:t>
+      </w:r>
+      <w:proofErr w:type="gramEnd"/>
+    </w:p>
+    <w:p>
+      <w:pPr>
+        <w:spacing w:after="0"/>
+      </w:pPr>
+      <w:r>
+        <w:t>}</w:t>
+      </w:r>
+    </w:p>
+    <w:p>
+      <w:pPr>
+        <w:spacing w:after="0"/>
+      </w:pPr>
+      <w:r>
+        <w:t>You’ve implemented:</w:t>
+      </w:r>
+    </w:p>
+    <w:p>
+      <w:pPr>
+        <w:numPr>
+          <w:ilvl w:val="0"/>
+          <w:numId w:val="75"/>
+        </w:numPr>
+        <w:spacing w:after="0"/>
+      </w:pPr>
+      <w:r>
+        <w:t>Strict port compatibility validation</w:t>
+      </w:r>
+    </w:p>
+    <w:p>
+      <w:pPr>
+        <w:numPr>
+          <w:ilvl w:val="0"/>
+          <w:numId w:val="75"/>
+        </w:numPr>
+        <w:spacing w:after="0"/>
+      </w:pPr>
+      <w:r>
+        <w:t>Edge pruning when contracts break</w:t>
+      </w:r>
+    </w:p>
+    <w:p>
+      <w:pPr>
+        <w:numPr>
+          <w:ilvl w:val="0"/>
+          <w:numId w:val="75"/>
+        </w:numPr>
+        <w:spacing w:after="0"/>
+      </w:pPr>
+      <w:r>
+        <w:t>Deterministic topo planning</w:t>
+      </w:r>
+    </w:p>
+    <w:p>
+      <w:pPr>
+        <w:numPr>
+          <w:ilvl w:val="0"/>
+          <w:numId w:val="75"/>
+        </w:numPr>
+        <w:spacing w:after="0"/>
+      </w:pPr>
+      <w:r>
+        <w:t>Inspector draft/apply/revert semantics</w:t>
+      </w:r>
+    </w:p>
+    <w:p>
+      <w:pPr>
+        <w:numPr>
+          <w:ilvl w:val="0"/>
+          <w:numId w:val="75"/>
+        </w:numPr>
+        <w:spacing w:after="0"/>
+      </w:pPr>
+      <w:proofErr w:type="spellStart"/>
+      <w:r>
+        <w:t>LocalStorage</w:t>
+      </w:r>
+      <w:proofErr w:type="spellEnd"/>
+      <w:r>
+        <w:t xml:space="preserve"> persistence</w:t>
+      </w:r>
+    </w:p>
+    <w:p>
+      <w:pPr>
+        <w:numPr>
+          <w:ilvl w:val="0"/>
+          <w:numId w:val="75"/>
+        </w:numPr>
+        <w:spacing w:after="0"/>
+      </w:pPr>
+      <w:r>
+        <w:t>Live execution status updates</w:t>
+      </w:r>
+    </w:p>
+    <w:p>
+      <w:pPr>
+        <w:numPr>
+          <w:ilvl w:val="0"/>
+          <w:numId w:val="75"/>
+        </w:numPr>
+        <w:spacing w:after="0"/>
+      </w:pPr>
+      <w:r>
+        <w:t>Node output modal on double-click</w:t>
+      </w:r>
+    </w:p>
+    <w:p>
+      <w:pPr>
+        <w:spacing w:after="0"/>
+      </w:pPr>
+      <w:r>
+        <w:t>This is not just a visual graph — it's a strongly validated pipeline runtime UI.</w:t>
+      </w:r>
+    </w:p>
+    <w:p>
+      <w:pPr>
+        <w:spacing w:after="0"/>
+      </w:pPr>
+      <w:r>
+        <w:pict w14:anchorId="2F8939F8">
+          <v:rect id="_x0000_i1151" style="width:0;height:1.5pt" o:hralign="center" o:hrstd="t" o:hr="t" fillcolor="#a0a0a0" stroked="f"/>
+        </w:pict>
+      </w:r>
+    </w:p>
+    <w:p>
+      <w:pPr>
+        <w:spacing w:after="0"/>
+        <w:rPr>
+          <w:b/>
+          <w:bCs/>
+        </w:rPr>
+      </w:pPr>
+      <w:r>
+        <w:rPr>
+          <w:b/>
+          <w:bCs/>
+        </w:rPr>
+        <w:t>2️</w:t>
+      </w:r>
+      <w:r>
+        <w:rPr>
+          <w:rFonts w:ascii="Segoe UI Symbol" w:hAnsi="Segoe UI Symbol" w:cs="Segoe UI Symbol"/>
+          <w:b/>
+          <w:bCs/>
+        </w:rPr>
+        <w:t>⃣</w:t>
+      </w:r>
+      <w:r>
+        <w:rPr>
+          <w:b/>
+          <w:bCs/>
+        </w:rPr>
+        <w:t xml:space="preserve"> Backend Layer (FastAPI)</w:t>
+      </w:r>
+    </w:p>
+    <w:p>
+      <w:pPr>
+        <w:spacing w:after="0"/>
+        <w:rPr>
+          <w:b/>
+          <w:bCs/>
+        </w:rPr>
+      </w:pPr>
+      <w:r>
+        <w:rPr>
+          <w:b/>
+          <w:bCs/>
+        </w:rPr>
+        <w:t>Execution Flow</w:t>
+      </w:r>
+    </w:p>
+    <w:p>
+      <w:pPr>
+        <w:spacing w:after="0"/>
+      </w:pPr>
+      <w:r>
+        <w:t>POST /runs</w:t>
+      </w:r>
+    </w:p>
+    <w:p>
+      <w:pPr>
+        <w:numPr>
+          <w:ilvl w:val="0"/>
+          <w:numId w:val="76"/>
+        </w:numPr>
+        <w:spacing w:after="0"/>
+      </w:pPr>
+      <w:r>
+        <w:t>Receive graph DTO</w:t>
+      </w:r>
+    </w:p>
+    <w:p>
+      <w:pPr>
+        <w:numPr>
+          <w:ilvl w:val="0"/>
+          <w:numId w:val="76"/>
+        </w:numPr>
+        <w:spacing w:after="0"/>
+      </w:pPr>
+      <w:r>
+        <w:t>Compile execution plan</w:t>
+      </w:r>
+    </w:p>
+    <w:p>
+      <w:pPr>
+        <w:numPr>
+          <w:ilvl w:val="0"/>
+          <w:numId w:val="76"/>
+        </w:numPr>
+        <w:spacing w:after="0"/>
+      </w:pPr>
+      <w:r>
+        <w:t>Topologically sort reachable nodes</w:t>
+      </w:r>
+    </w:p>
+    <w:p>
+      <w:pPr>
+        <w:numPr>
+          <w:ilvl w:val="0"/>
+          <w:numId w:val="76"/>
+        </w:numPr>
+        <w:spacing w:after="0"/>
+      </w:pPr>
+      <w:r>
+        <w:t>Execute node by node</w:t>
+      </w:r>
+    </w:p>
+    <w:p>
+      <w:pPr>
+        <w:numPr>
+          <w:ilvl w:val="0"/>
+          <w:numId w:val="76"/>
+        </w:numPr>
+        <w:spacing w:after="0"/>
+      </w:pPr>
+      <w:r>
+        <w:t>Emit structured events via SSE</w:t>
+      </w:r>
+    </w:p>
+    <w:p>
+      <w:pPr>
+        <w:spacing w:after="0"/>
+      </w:pPr>
+      <w:r>
+        <w:pict w14:anchorId="3E81A24E">
+          <v:rect id="_x0000_i1152" style="width:0;height:1.5pt" o:hralign="center" o:hrstd="t" o:hr="t" fillcolor="#a0a0a0" stroked="f"/>
+        </w:pict>
+      </w:r>
+    </w:p>
+    <w:p>
+      <w:pPr>
+        <w:spacing w:after="0"/>
+        <w:rPr>
+          <w:b/>
+          <w:bCs/>
+        </w:rPr>
+      </w:pPr>
+      <w:r>
+        <w:rPr>
+          <w:b/>
+          <w:bCs/>
+        </w:rPr>
+        <w:t>3️</w:t>
+      </w:r>
+      <w:r>
+        <w:rPr>
+          <w:rFonts w:ascii="Segoe UI Symbol" w:hAnsi="Segoe UI Symbol" w:cs="Segoe UI Symbol"/>
+          <w:b/>
+          <w:bCs/>
+        </w:rPr>
+        <w:t>⃣</w:t>
+      </w:r>
+      <w:r>
+        <w:rPr>
+          <w:b/>
+          <w:bCs/>
+        </w:rPr>
+        <w:t xml:space="preserve"> Execution Engine</w:t>
+      </w:r>
+    </w:p>
+    <w:p>
+      <w:pPr>
+        <w:spacing w:after="0"/>
+      </w:pPr>
+      <w:r>
+        <w:t>Core function:</w:t>
+      </w:r>
+    </w:p>
+    <w:p>
+      <w:pPr>
+        <w:spacing w:after="0"/>
+      </w:pPr>
+      <w:proofErr w:type="spellStart"/>
+      <w:r>
+        <w:t>run_graph</w:t>
+      </w:r>
+      <w:proofErr w:type="spellEnd"/>
+      <w:r>
+        <w:t xml:space="preserve">(graph, </w:t>
+      </w:r>
+      <w:proofErr w:type="spellStart"/>
+      <w:r>
+        <w:t>run_from</w:t>
+      </w:r>
+      <w:proofErr w:type="spellEnd"/>
+      <w:r>
+        <w:t>, context)</w:t>
+      </w:r>
+    </w:p>
+    <w:p>
+      <w:pPr>
+        <w:spacing w:after="0"/>
+      </w:pPr>
+      <w:r>
+        <w:t>You now support:</w:t>
+      </w:r>
+    </w:p>
+    <w:p>
+      <w:pPr>
+        <w:numPr>
+          <w:ilvl w:val="0"/>
+          <w:numId w:val="77"/>
+        </w:numPr>
+        <w:spacing w:after="0"/>
+      </w:pPr>
+      <w:r>
+        <w:t>Deterministic execution plans</w:t>
+      </w:r>
+    </w:p>
+    <w:p>
+      <w:pPr>
+        <w:numPr>
+          <w:ilvl w:val="0"/>
+          <w:numId w:val="77"/>
+        </w:numPr>
+        <w:spacing w:after="0"/>
+      </w:pPr>
+      <w:r>
+        <w:t>Upstream artifact resolution</w:t>
+      </w:r>
+    </w:p>
+    <w:p>
+      <w:pPr>
+        <w:numPr>
+          <w:ilvl w:val="0"/>
+          <w:numId w:val="77"/>
+        </w:numPr>
+        <w:spacing w:after="0"/>
+      </w:pPr>
+      <w:r>
+        <w:t>Execution key hashing for cache</w:t>
+      </w:r>
+    </w:p>
+    <w:p>
+      <w:pPr>
+        <w:numPr>
+          <w:ilvl w:val="0"/>
+          <w:numId w:val="77"/>
+        </w:numPr>
+        <w:spacing w:after="0"/>
+      </w:pPr>
+      <w:r>
+        <w:t>Artifact storage + binding</w:t>
+      </w:r>
+    </w:p>
+    <w:p>
+      <w:pPr>
+        <w:numPr>
+          <w:ilvl w:val="0"/>
+          <w:numId w:val="77"/>
+        </w:numPr>
+        <w:spacing w:after="0"/>
+      </w:pPr>
+      <w:r>
+        <w:t>Event emission:</w:t>
+      </w:r>
+    </w:p>
+    <w:p>
+      <w:pPr>
+        <w:numPr>
+          <w:ilvl w:val="1"/>
+          <w:numId w:val="77"/>
+        </w:numPr>
+        <w:spacing w:after="0"/>
+      </w:pPr>
+      <w:proofErr w:type="spellStart"/>
+      <w:r>
+        <w:t>run_started</w:t>
+      </w:r>
+      <w:proofErr w:type="spellEnd"/>
+    </w:p>
+    <w:p>
+      <w:pPr>
+        <w:numPr>
+          <w:ilvl w:val="1"/>
+          <w:numId w:val="77"/>
+        </w:numPr>
+        <w:spacing w:after="0"/>
+      </w:pPr>
+      <w:proofErr w:type="spellStart"/>
+      <w:r>
+        <w:t>node_started</w:t>
+      </w:r>
+      <w:proofErr w:type="spellEnd"/>
+    </w:p>
+    <w:p>
+      <w:pPr>
+        <w:numPr>
+          <w:ilvl w:val="1"/>
+          <w:numId w:val="77"/>
+        </w:numPr>
+        <w:spacing w:after="0"/>
+      </w:pPr>
+      <w:proofErr w:type="spellStart"/>
+      <w:r>
+        <w:t>edge_exec</w:t>
+      </w:r>
+      <w:proofErr w:type="spellEnd"/>
+    </w:p>
+    <w:p>
+      <w:pPr>
+        <w:numPr>
+          <w:ilvl w:val="1"/>
+          <w:numId w:val="77"/>
+        </w:numPr>
+        <w:spacing w:after="0"/>
+      </w:pPr>
+      <w:proofErr w:type="gramStart"/>
+      <w:r>
+        <w:t>log</w:t>
+      </w:r>
+      <w:proofErr w:type="gramEnd"/>
+    </w:p>
+    <w:p>
+      <w:pPr>
+        <w:numPr>
+          <w:ilvl w:val="1"/>
+          <w:numId w:val="77"/>
+        </w:numPr>
+        <w:spacing w:after="0"/>
+      </w:pPr>
+      <w:proofErr w:type="spellStart"/>
+      <w:r>
+        <w:lastRenderedPageBreak/>
+        <w:t>node_output</w:t>
+      </w:r>
+      <w:proofErr w:type="spellEnd"/>
+    </w:p>
+    <w:p>
+      <w:pPr>
+        <w:numPr>
+          <w:ilvl w:val="1"/>
+          <w:numId w:val="77"/>
+        </w:numPr>
+        <w:spacing w:after="0"/>
+      </w:pPr>
+      <w:proofErr w:type="spellStart"/>
+      <w:r>
+        <w:t>node_finished</w:t>
+      </w:r>
+      <w:proofErr w:type="spellEnd"/>
+    </w:p>
+    <w:p>
+      <w:pPr>
+        <w:numPr>
+          <w:ilvl w:val="1"/>
+          <w:numId w:val="77"/>
+        </w:numPr>
+        <w:spacing w:after="0"/>
+      </w:pPr>
+      <w:proofErr w:type="spellStart"/>
+      <w:r>
+        <w:t>run_finished</w:t>
+      </w:r>
+      <w:proofErr w:type="spellEnd"/>
+    </w:p>
+    <w:p>
+      <w:pPr>
+        <w:spacing w:after="0"/>
+      </w:pPr>
+      <w:r>
+        <w:t>You also fixed:</w:t>
+      </w:r>
+    </w:p>
+    <w:p>
+      <w:pPr>
+        <w:numPr>
+          <w:ilvl w:val="0"/>
+          <w:numId w:val="78"/>
+        </w:numPr>
+        <w:spacing w:after="0"/>
+      </w:pPr>
+      <w:r>
+        <w:t>unbound local variables (</w:t>
+      </w:r>
+      <w:proofErr w:type="spellStart"/>
+      <w:r>
+        <w:t>node_id</w:t>
+      </w:r>
+      <w:proofErr w:type="spellEnd"/>
+      <w:r>
+        <w:t xml:space="preserve">, </w:t>
+      </w:r>
+      <w:proofErr w:type="spellStart"/>
+      <w:r>
+        <w:t>artifact_id</w:t>
+      </w:r>
+      <w:proofErr w:type="spellEnd"/>
+      <w:r>
+        <w:t xml:space="preserve">, </w:t>
+      </w:r>
+      <w:proofErr w:type="spellStart"/>
+      <w:r>
+        <w:t>upstream_ids</w:t>
+      </w:r>
+      <w:proofErr w:type="spellEnd"/>
+      <w:r>
+        <w:t>)</w:t>
+      </w:r>
+    </w:p>
+    <w:p>
+      <w:pPr>
+        <w:numPr>
+          <w:ilvl w:val="0"/>
+          <w:numId w:val="78"/>
+        </w:numPr>
+        <w:spacing w:after="0"/>
+      </w:pPr>
+      <w:r>
+        <w:t>incorrect scope errors</w:t>
+      </w:r>
+    </w:p>
+    <w:p>
+      <w:pPr>
+        <w:numPr>
+          <w:ilvl w:val="0"/>
+          <w:numId w:val="78"/>
+        </w:numPr>
+        <w:spacing w:after="0"/>
+      </w:pPr>
+      <w:proofErr w:type="spellStart"/>
+      <w:r>
+        <w:t>preview_text</w:t>
+      </w:r>
+      <w:proofErr w:type="spellEnd"/>
+      <w:r>
+        <w:t xml:space="preserve"> undefined</w:t>
+      </w:r>
+    </w:p>
+    <w:p>
+      <w:pPr>
+        <w:numPr>
+          <w:ilvl w:val="0"/>
+          <w:numId w:val="78"/>
+        </w:numPr>
+        <w:spacing w:after="0"/>
+      </w:pPr>
+      <w:r>
+        <w:t>LLM upstream resolution</w:t>
+      </w:r>
+    </w:p>
+    <w:p>
+      <w:pPr>
+        <w:numPr>
+          <w:ilvl w:val="0"/>
+          <w:numId w:val="78"/>
+        </w:numPr>
+        <w:spacing w:after="0"/>
+      </w:pPr>
+      <w:r>
+        <w:t xml:space="preserve">validation errors in </w:t>
+      </w:r>
+      <w:proofErr w:type="spellStart"/>
+      <w:r>
+        <w:t>NodeOutput</w:t>
+      </w:r>
+      <w:proofErr w:type="spellEnd"/>
+    </w:p>
+    <w:p>
+      <w:pPr>
+        <w:numPr>
+          <w:ilvl w:val="0"/>
+          <w:numId w:val="78"/>
+        </w:numPr>
+        <w:spacing w:after="0"/>
+      </w:pPr>
+      <w:r>
+        <w:t xml:space="preserve">missing </w:t>
+      </w:r>
+      <w:proofErr w:type="spellStart"/>
+      <w:r>
+        <w:t>execution_time_ms</w:t>
+      </w:r>
+      <w:proofErr w:type="spellEnd"/>
+    </w:p>
+    <w:p>
+      <w:pPr>
+        <w:numPr>
+          <w:ilvl w:val="0"/>
+          <w:numId w:val="78"/>
+        </w:numPr>
+        <w:spacing w:after="0"/>
+      </w:pPr>
+      <w:r>
+        <w:t>incorrect store mutation on frontend</w:t>
+      </w:r>
+    </w:p>
+    <w:p>
+      <w:pPr>
+        <w:numPr>
+          <w:ilvl w:val="0"/>
+          <w:numId w:val="78"/>
+        </w:numPr>
+        <w:spacing w:after="0"/>
+      </w:pPr>
+      <w:r>
+        <w:t xml:space="preserve">type mismatch between </w:t>
+      </w:r>
+      <w:proofErr w:type="spellStart"/>
+      <w:r>
+        <w:t>RunEvent</w:t>
+      </w:r>
+      <w:proofErr w:type="spellEnd"/>
+      <w:r>
+        <w:t xml:space="preserve"> and </w:t>
+      </w:r>
+      <w:proofErr w:type="spellStart"/>
+      <w:r>
+        <w:t>KnownRunEvent</w:t>
+      </w:r>
+      <w:proofErr w:type="spellEnd"/>
+    </w:p>
+    <w:p>
+      <w:pPr>
+        <w:numPr>
+          <w:ilvl w:val="0"/>
+          <w:numId w:val="78"/>
+        </w:numPr>
+        <w:spacing w:after="0"/>
+      </w:pPr>
+      <w:r>
+        <w:t>SSE typing issues</w:t>
+      </w:r>
+    </w:p>
+    <w:p>
+      <w:pPr>
+        <w:numPr>
+          <w:ilvl w:val="0"/>
+          <w:numId w:val="78"/>
+        </w:numPr>
+        <w:spacing w:after="0"/>
+      </w:pPr>
+      <w:proofErr w:type="spellStart"/>
+      <w:r>
+        <w:t>SvelteFlow</w:t>
+      </w:r>
+      <w:proofErr w:type="spellEnd"/>
+      <w:r>
+        <w:t xml:space="preserve"> event typing (</w:t>
+      </w:r>
+      <w:proofErr w:type="spellStart"/>
+      <w:r>
+        <w:t>nodedblclick</w:t>
+      </w:r>
+      <w:proofErr w:type="spellEnd"/>
+      <w:r>
+        <w:t xml:space="preserve"> workaround)</w:t>
+      </w:r>
+    </w:p>
+    <w:p>
+      <w:pPr>
+        <w:spacing w:after="0"/>
+      </w:pPr>
+      <w:r>
+        <w:pict w14:anchorId="0E3C618E">
+          <v:rect id="_x0000_i1153" style="width:0;height:1.5pt" o:hralign="center" o:hrstd="t" o:hr="t" fillcolor="#a0a0a0" stroked="f"/>
+        </w:pict>
+      </w:r>
+    </w:p>
+    <w:p>
+      <w:pPr>
+        <w:spacing w:after="0"/>
+        <w:rPr>
+          <w:b/>
+          <w:bCs/>
+        </w:rPr>
+      </w:pPr>
+      <w:r>
+        <w:rPr>
+          <w:b/>
+          <w:bCs/>
+        </w:rPr>
+        <w:t>4️</w:t>
+      </w:r>
+      <w:r>
+        <w:rPr>
+          <w:rFonts w:ascii="Segoe UI Symbol" w:hAnsi="Segoe UI Symbol" w:cs="Segoe UI Symbol"/>
+          <w:b/>
+          <w:bCs/>
+        </w:rPr>
+        <w:t>⃣</w:t>
+      </w:r>
+      <w:r>
+        <w:rPr>
+          <w:b/>
+          <w:bCs/>
+        </w:rPr>
+        <w:t xml:space="preserve"> Artifact System (Major Milestone)</w:t>
+      </w:r>
+    </w:p>
+    <w:p>
+      <w:pPr>
+        <w:spacing w:after="0"/>
+      </w:pPr>
+      <w:r>
+        <w:t>You implemented:</w:t>
+      </w:r>
+    </w:p>
+    <w:p>
+      <w:pPr>
+        <w:numPr>
+          <w:ilvl w:val="0"/>
+          <w:numId w:val="79"/>
+        </w:numPr>
+        <w:spacing w:after="0"/>
+      </w:pPr>
+      <w:r>
+        <w:t>Content-addressed artifacts</w:t>
+      </w:r>
+    </w:p>
+    <w:p>
+      <w:pPr>
+        <w:numPr>
+          <w:ilvl w:val="0"/>
+          <w:numId w:val="79"/>
+        </w:numPr>
+        <w:spacing w:after="0"/>
+      </w:pPr>
+      <w:proofErr w:type="spellStart"/>
+      <w:r>
+        <w:t>artifact_id</w:t>
+      </w:r>
+      <w:proofErr w:type="spellEnd"/>
+      <w:r>
+        <w:t xml:space="preserve"> = hash(payload)</w:t>
+      </w:r>
+    </w:p>
+    <w:p>
+      <w:pPr>
+        <w:numPr>
+          <w:ilvl w:val="0"/>
+          <w:numId w:val="79"/>
+        </w:numPr>
+        <w:spacing w:after="0"/>
+      </w:pPr>
+      <w:r>
+        <w:t>Cache index keyed by:</w:t>
+      </w:r>
+    </w:p>
+    <w:p>
+      <w:pPr>
+        <w:numPr>
+          <w:ilvl w:val="1"/>
+          <w:numId w:val="79"/>
+        </w:numPr>
+        <w:spacing w:after="0"/>
+      </w:pPr>
+      <w:r>
+        <w:t>node kind</w:t>
+      </w:r>
+    </w:p>
+    <w:p>
+      <w:pPr>
+        <w:numPr>
+          <w:ilvl w:val="1"/>
+          <w:numId w:val="79"/>
+        </w:numPr>
+        <w:spacing w:after="0"/>
+      </w:pPr>
+      <w:proofErr w:type="gramStart"/>
+      <w:r>
+        <w:t>params hash</w:t>
+      </w:r>
+      <w:proofErr w:type="gramEnd"/>
+    </w:p>
+    <w:p>
+      <w:pPr>
+        <w:numPr>
+          <w:ilvl w:val="1"/>
+          <w:numId w:val="79"/>
+        </w:numPr>
+        <w:spacing w:after="0"/>
+      </w:pPr>
+      <w:r>
+        <w:t>upstream artifact ids</w:t>
+      </w:r>
+    </w:p>
+    <w:p>
+      <w:pPr>
+        <w:numPr>
+          <w:ilvl w:val="1"/>
+          <w:numId w:val="79"/>
+        </w:numPr>
+        <w:spacing w:after="0"/>
+      </w:pPr>
+      <w:proofErr w:type="gramStart"/>
+      <w:r>
+        <w:t>execution version</w:t>
+      </w:r>
+      <w:proofErr w:type="gramEnd"/>
+    </w:p>
+    <w:p>
+      <w:pPr>
+        <w:spacing w:after="0"/>
+      </w:pPr>
+      <w:r>
+        <w:t>Artifacts stored in:</w:t>
+      </w:r>
+    </w:p>
+    <w:p>
+      <w:pPr>
+        <w:spacing w:after="0"/>
+      </w:pPr>
+      <w:proofErr w:type="spellStart"/>
+      <w:r>
+        <w:t>MemoryArtifactStore</w:t>
+      </w:r>
+      <w:proofErr w:type="spellEnd"/>
+    </w:p>
+    <w:p>
+      <w:pPr>
+        <w:spacing w:after="0"/>
+      </w:pPr>
+      <w:r>
+        <w:t>And exposed via:</w:t>
+      </w:r>
+    </w:p>
+    <w:p>
+      <w:pPr>
+        <w:spacing w:after="0"/>
+      </w:pPr>
+      <w:r>
+        <w:t>GET /artifacts/{</w:t>
+      </w:r>
+      <w:proofErr w:type="spellStart"/>
+      <w:r>
+        <w:t>artifact_id</w:t>
+      </w:r>
+      <w:proofErr w:type="spellEnd"/>
+      <w:r>
+        <w:t>}</w:t>
+      </w:r>
+    </w:p>
+    <w:p>
+      <w:pPr>
+        <w:spacing w:after="0"/>
+      </w:pPr>
+      <w:r>
+        <w:t>Frontend double-click → fetch artifact → display in modal.</w:t>
+      </w:r>
+    </w:p>
+    <w:p>
+      <w:pPr>
+        <w:spacing w:after="0"/>
+      </w:pPr>
+      <w:r>
+        <w:t>You fixed:</w:t>
+      </w:r>
+    </w:p>
+    <w:p>
+      <w:pPr>
+        <w:numPr>
+          <w:ilvl w:val="0"/>
+          <w:numId w:val="80"/>
+        </w:numPr>
+        <w:spacing w:after="0"/>
+      </w:pPr>
+      <w:r>
+        <w:t>store instance mismatch</w:t>
+      </w:r>
+    </w:p>
+    <w:p>
+      <w:pPr>
+        <w:numPr>
+          <w:ilvl w:val="0"/>
+          <w:numId w:val="80"/>
+        </w:numPr>
+        <w:spacing w:after="0"/>
+      </w:pPr>
+      <w:r>
+        <w:t>404 from Vite dev server</w:t>
+      </w:r>
+    </w:p>
+    <w:p>
+      <w:pPr>
+        <w:numPr>
+          <w:ilvl w:val="0"/>
+          <w:numId w:val="80"/>
+        </w:numPr>
+        <w:spacing w:after="0"/>
+      </w:pPr>
+      <w:r>
+        <w:t>missing proxy config</w:t>
+      </w:r>
+    </w:p>
+    <w:p>
+      <w:pPr>
+        <w:numPr>
+          <w:ilvl w:val="0"/>
+          <w:numId w:val="80"/>
+        </w:numPr>
+        <w:spacing w:after="0"/>
+      </w:pPr>
+      <w:r>
+        <w:t>SSE route mismatch</w:t>
+      </w:r>
+    </w:p>
+    <w:p>
+      <w:pPr>
+        <w:spacing w:after="0"/>
+      </w:pPr>
+      <w:r>
+        <w:pict w14:anchorId="3D77488C">
+          <v:rect id="_x0000_i1154" style="width:0;height:1.5pt" o:hralign="center" o:hrstd="t" o:hr="t" fillcolor="#a0a0a0" stroked="f"/>
+        </w:pict>
+      </w:r>
+    </w:p>
+    <w:p>
+      <w:pPr>
+        <w:spacing w:after="0"/>
+        <w:rPr>
+          <w:b/>
+          <w:bCs/>
+        </w:rPr>
+      </w:pPr>
+      <w:r>
+        <w:rPr>
+          <w:rFonts w:ascii="Segoe UI Emoji" w:hAnsi="Segoe UI Emoji" w:cs="Segoe UI Emoji"/>
+          <w:b/>
+          <w:bCs/>
+        </w:rPr>
+        <w:t>✅</w:t>
+      </w:r>
+      <w:r>
+        <w:rPr>
+          <w:b/>
+          <w:bCs/>
+        </w:rPr>
+        <w:t xml:space="preserve"> What Has Been Accomplished</w:t>
+      </w:r>
+    </w:p>
+    <w:p>
+      <w:pPr>
+        <w:spacing w:after="0"/>
+        <w:rPr>
+          <w:b/>
+          <w:bCs/>
+        </w:rPr>
+      </w:pPr>
+      <w:r>
+        <w:rPr>
+          <w:b/>
+          <w:bCs/>
+        </w:rPr>
+        <w:t>Execution Engine</w:t>
+      </w:r>
+    </w:p>
+    <w:p>
+      <w:pPr>
+        <w:spacing w:after="0"/>
+      </w:pPr>
+      <w:r>
+        <w:rPr>
+          <w:rFonts w:ascii="Segoe UI Symbol" w:hAnsi="Segoe UI Symbol" w:cs="Segoe UI Symbol"/>
+        </w:rPr>
+        <w:lastRenderedPageBreak/>
+        <w:t>✔</w:t>
+      </w:r>
+      <w:r>
+        <w:t xml:space="preserve"> Deterministic plan compilation</w:t>
+      </w:r>
+      <w:r>
+        <w:br/>
+      </w:r>
+      <w:r>
+        <w:rPr>
+          <w:rFonts w:ascii="Segoe UI Symbol" w:hAnsi="Segoe UI Symbol" w:cs="Segoe UI Symbol"/>
+        </w:rPr>
+        <w:t>✔</w:t>
+      </w:r>
+      <w:r>
+        <w:t xml:space="preserve"> Strict port contract validation</w:t>
+      </w:r>
+      <w:r>
+        <w:br/>
+      </w:r>
+      <w:r>
+        <w:rPr>
+          <w:rFonts w:ascii="Segoe UI Symbol" w:hAnsi="Segoe UI Symbol" w:cs="Segoe UI Symbol"/>
+        </w:rPr>
+        <w:t>✔</w:t>
+      </w:r>
+      <w:r>
+        <w:t xml:space="preserve"> Upstream artifact dependency graph</w:t>
+      </w:r>
+      <w:r>
+        <w:br/>
+      </w:r>
+      <w:r>
+        <w:rPr>
+          <w:rFonts w:ascii="Segoe UI Symbol" w:hAnsi="Segoe UI Symbol" w:cs="Segoe UI Symbol"/>
+        </w:rPr>
+        <w:t>✔</w:t>
+      </w:r>
+      <w:r>
+        <w:t xml:space="preserve"> Cache-aware execution</w:t>
+      </w:r>
+      <w:r>
+        <w:br/>
+      </w:r>
+      <w:r>
+        <w:rPr>
+          <w:rFonts w:ascii="Segoe UI Symbol" w:hAnsi="Segoe UI Symbol" w:cs="Segoe UI Symbol"/>
+        </w:rPr>
+        <w:t>✔</w:t>
+      </w:r>
+      <w:r>
+        <w:t xml:space="preserve"> Node binding system</w:t>
+      </w:r>
+      <w:r>
+        <w:br/>
+      </w:r>
+      <w:r>
+        <w:rPr>
+          <w:rFonts w:ascii="Segoe UI Symbol" w:hAnsi="Segoe UI Symbol" w:cs="Segoe UI Symbol"/>
+        </w:rPr>
+        <w:t>✔</w:t>
+      </w:r>
+      <w:r>
+        <w:t xml:space="preserve"> Per-node artifact emission</w:t>
+      </w:r>
+    </w:p>
+    <w:p>
+      <w:pPr>
+        <w:spacing w:after="0"/>
+        <w:rPr>
+          <w:b/>
+          <w:bCs/>
+        </w:rPr>
+      </w:pPr>
+      <w:r>
+        <w:rPr>
+          <w:b/>
+          <w:bCs/>
+        </w:rPr>
+        <w:t>LLM Integration</w:t>
+      </w:r>
+    </w:p>
+    <w:p>
+      <w:pPr>
+        <w:spacing w:after="0"/>
+      </w:pPr>
+      <w:r>
+        <w:rPr>
+          <w:rFonts w:ascii="Segoe UI Symbol" w:hAnsi="Segoe UI Symbol" w:cs="Segoe UI Symbol"/>
+        </w:rPr>
+        <w:t>✔</w:t>
+      </w:r>
+      <w:r>
+        <w:t xml:space="preserve"> Ollama executor stabilized</w:t>
+      </w:r>
+      <w:r>
+        <w:br/>
+      </w:r>
+      <w:r>
+        <w:rPr>
+          <w:rFonts w:ascii="Segoe UI Symbol" w:hAnsi="Segoe UI Symbol" w:cs="Segoe UI Symbol"/>
+        </w:rPr>
+        <w:t>✔</w:t>
+      </w:r>
+      <w:r>
+        <w:t xml:space="preserve"> Param normalization</w:t>
+      </w:r>
+      <w:r>
+        <w:br/>
+      </w:r>
+      <w:r>
+        <w:rPr>
+          <w:rFonts w:ascii="Segoe UI Symbol" w:hAnsi="Segoe UI Symbol" w:cs="Segoe UI Symbol"/>
+        </w:rPr>
+        <w:t>✔</w:t>
+      </w:r>
+      <w:r>
+        <w:t xml:space="preserve"> Upstream content injection</w:t>
+      </w:r>
+      <w:r>
+        <w:br/>
+      </w:r>
+      <w:r>
+        <w:rPr>
+          <w:rFonts w:ascii="Segoe UI Symbol" w:hAnsi="Segoe UI Symbol" w:cs="Segoe UI Symbol"/>
+        </w:rPr>
+        <w:t>✔</w:t>
+      </w:r>
+      <w:r>
+        <w:t xml:space="preserve"> Structured event logging</w:t>
+      </w:r>
+    </w:p>
+    <w:p>
+      <w:pPr>
+        <w:spacing w:after="0"/>
+        <w:rPr>
+          <w:b/>
+          <w:bCs/>
+        </w:rPr>
+      </w:pPr>
+      <w:r>
+        <w:rPr>
+          <w:b/>
+          <w:bCs/>
+        </w:rPr>
+        <w:t>Frontend</w:t>
+      </w:r>
+    </w:p>
+    <w:p>
+      <w:pPr>
+        <w:spacing w:after="0"/>
+      </w:pPr>
+      <w:r>
+        <w:rPr>
+          <w:rFonts w:ascii="Segoe UI Symbol" w:hAnsi="Segoe UI Symbol" w:cs="Segoe UI Symbol"/>
+        </w:rPr>
+        <w:t>✔</w:t>
+      </w:r>
+      <w:r>
+        <w:t xml:space="preserve"> Graph editor with strong validation</w:t>
+      </w:r>
+      <w:r>
+        <w:br/>
+      </w:r>
+      <w:r>
+        <w:rPr>
+          <w:rFonts w:ascii="Segoe UI Symbol" w:hAnsi="Segoe UI Symbol" w:cs="Segoe UI Symbol"/>
+        </w:rPr>
+        <w:t>✔</w:t>
+      </w:r>
+      <w:r>
+        <w:t xml:space="preserve"> Inspector draft/apply system</w:t>
+      </w:r>
+      <w:r>
+        <w:br/>
+      </w:r>
+      <w:r>
+        <w:rPr>
+          <w:rFonts w:ascii="Segoe UI Symbol" w:hAnsi="Segoe UI Symbol" w:cs="Segoe UI Symbol"/>
+        </w:rPr>
+        <w:t>✔</w:t>
+      </w:r>
+      <w:r>
+        <w:t xml:space="preserve"> Run logs UI</w:t>
+      </w:r>
+      <w:r>
+        <w:br/>
+      </w:r>
+      <w:r>
+        <w:rPr>
+          <w:rFonts w:ascii="Segoe UI Symbol" w:hAnsi="Segoe UI Symbol" w:cs="Segoe UI Symbol"/>
+        </w:rPr>
+        <w:t>✔</w:t>
+      </w:r>
+      <w:r>
+        <w:t xml:space="preserve"> Node execution state animation</w:t>
+      </w:r>
+      <w:r>
+        <w:br/>
+      </w:r>
+      <w:r>
+        <w:rPr>
+          <w:rFonts w:ascii="Segoe UI Symbol" w:hAnsi="Segoe UI Symbol" w:cs="Segoe UI Symbol"/>
+        </w:rPr>
+        <w:t>✔</w:t>
+      </w:r>
+      <w:r>
+        <w:t xml:space="preserve"> Edge execution animation</w:t>
+      </w:r>
+      <w:r>
+        <w:br/>
+      </w:r>
+      <w:r>
+        <w:rPr>
+          <w:rFonts w:ascii="Segoe UI Symbol" w:hAnsi="Segoe UI Symbol" w:cs="Segoe UI Symbol"/>
+        </w:rPr>
+        <w:t>✔</w:t>
+      </w:r>
+      <w:r>
+        <w:t xml:space="preserve"> Node output modal</w:t>
+      </w:r>
+      <w:r>
+        <w:br/>
+      </w:r>
+      <w:r>
+        <w:rPr>
+          <w:rFonts w:ascii="Segoe UI Symbol" w:hAnsi="Segoe UI Symbol" w:cs="Segoe UI Symbol"/>
+        </w:rPr>
+        <w:t>✔</w:t>
+      </w:r>
+      <w:r>
+        <w:t xml:space="preserve"> Artifact retrieval</w:t>
+      </w:r>
+      <w:r>
+        <w:br/>
+      </w:r>
+      <w:r>
+        <w:rPr>
+          <w:rFonts w:ascii="Segoe UI Symbol" w:hAnsi="Segoe UI Symbol" w:cs="Segoe UI Symbol"/>
+        </w:rPr>
+        <w:t>✔</w:t>
+      </w:r>
+      <w:r>
+        <w:t xml:space="preserve"> SSE live updates</w:t>
+      </w:r>
+    </w:p>
+    <w:p>
+      <w:pPr>
+        <w:spacing w:after="0"/>
+        <w:rPr>
+          <w:b/>
+          <w:bCs/>
+        </w:rPr>
+      </w:pPr>
+      <w:r>
+        <w:rPr>
+          <w:b/>
+          <w:bCs/>
+        </w:rPr>
+        <w:t>Runtime Fixes</w:t>
+      </w:r>
+    </w:p>
+    <w:p>
+      <w:pPr>
+        <w:spacing w:after="0"/>
+      </w:pPr>
+      <w:r>
+        <w:rPr>
+          <w:rFonts w:ascii="Segoe UI Symbol" w:hAnsi="Segoe UI Symbol" w:cs="Segoe UI Symbol"/>
+        </w:rPr>
+        <w:t>✔</w:t>
+      </w:r>
+      <w:r>
+        <w:t xml:space="preserve"> Eliminated variable scope errors</w:t>
+      </w:r>
+      <w:r>
+        <w:br/>
+      </w:r>
+      <w:r>
+        <w:rPr>
+          <w:rFonts w:ascii="Segoe UI Symbol" w:hAnsi="Segoe UI Symbol" w:cs="Segoe UI Symbol"/>
+        </w:rPr>
+        <w:t>✔</w:t>
+      </w:r>
+      <w:r>
+        <w:t xml:space="preserve"> Fixed </w:t>
+      </w:r>
+      <w:proofErr w:type="spellStart"/>
+      <w:r>
+        <w:t>node_output</w:t>
+      </w:r>
+      <w:proofErr w:type="spellEnd"/>
+      <w:r>
+        <w:t xml:space="preserve"> event propagation</w:t>
+      </w:r>
+      <w:r>
+        <w:br/>
+      </w:r>
+      <w:r>
+        <w:rPr>
+          <w:rFonts w:ascii="Segoe UI Symbol" w:hAnsi="Segoe UI Symbol" w:cs="Segoe UI Symbol"/>
+        </w:rPr>
+        <w:t>✔</w:t>
+      </w:r>
+      <w:r>
+        <w:t xml:space="preserve"> Corrected store immutability violations</w:t>
+      </w:r>
+      <w:r>
+        <w:br/>
+      </w:r>
+      <w:r>
+        <w:rPr>
+          <w:rFonts w:ascii="Segoe UI Symbol" w:hAnsi="Segoe UI Symbol" w:cs="Segoe UI Symbol"/>
+        </w:rPr>
+        <w:t>✔</w:t>
+      </w:r>
+      <w:r>
+        <w:t xml:space="preserve"> Fixed </w:t>
+      </w:r>
+      <w:proofErr w:type="spellStart"/>
+      <w:r>
+        <w:t>RunEvent</w:t>
+      </w:r>
+      <w:proofErr w:type="spellEnd"/>
+      <w:r>
+        <w:t xml:space="preserve"> typing narrowing</w:t>
+      </w:r>
+      <w:r>
+        <w:br/>
+      </w:r>
+      <w:r>
+        <w:rPr>
+          <w:rFonts w:ascii="Segoe UI Symbol" w:hAnsi="Segoe UI Symbol" w:cs="Segoe UI Symbol"/>
+        </w:rPr>
+        <w:t>✔</w:t>
+      </w:r>
+      <w:r>
+        <w:t xml:space="preserve"> Proper artifact route wiring</w:t>
+      </w:r>
+      <w:r>
+        <w:br/>
+      </w:r>
+      <w:r>
+        <w:rPr>
+          <w:rFonts w:ascii="Segoe UI Symbol" w:hAnsi="Segoe UI Symbol" w:cs="Segoe UI Symbol"/>
+        </w:rPr>
+        <w:t>✔</w:t>
+      </w:r>
+      <w:r>
+        <w:t xml:space="preserve"> Corrected dev proxy routing</w:t>
+      </w:r>
+    </w:p>
+    <w:p>
+      <w:pPr>
+        <w:spacing w:after="0"/>
+      </w:pPr>
+      <w:r>
+        <w:pict w14:anchorId="2426F309">
+          <v:rect id="_x0000_i1155" style="width:0;height:1.5pt" o:hralign="center" o:hrstd="t" o:hr="t" fillcolor="#a0a0a0" stroked="f"/>
+        </w:pict>
+      </w:r>
+    </w:p>
+    <w:p>
+      <w:pPr>
+        <w:spacing w:after="0"/>
+        <w:rPr>
+          <w:b/>
+          <w:bCs/>
+        </w:rPr>
+      </w:pPr>
+      <w:r>
+        <w:rPr>
+          <w:rFonts w:ascii="Segoe UI Emoji" w:hAnsi="Segoe UI Emoji" w:cs="Segoe UI Emoji"/>
+          <w:b/>
+          <w:bCs/>
+        </w:rPr>
+        <w:t>🧠</w:t>
+      </w:r>
+      <w:r>
+        <w:rPr>
+          <w:b/>
+          <w:bCs/>
+        </w:rPr>
+        <w:t xml:space="preserve"> What We Are Currently Working On</w:t>
+      </w:r>
+    </w:p>
+    <w:p>
+      <w:pPr>
+        <w:spacing w:after="0"/>
+      </w:pPr>
+      <w:r>
+        <w:t>We are stabilizing and hardening the runtime integration layer.</w:t>
+      </w:r>
+    </w:p>
+    <w:p>
+      <w:pPr>
+        <w:spacing w:after="0"/>
+      </w:pPr>
+      <w:r>
+        <w:t>Specifically:</w:t>
+      </w:r>
+    </w:p>
+    <w:p>
+      <w:pPr>
+        <w:spacing w:after="0"/>
+        <w:rPr>
+          <w:b/>
+          <w:bCs/>
+        </w:rPr>
+      </w:pPr>
+      <w:r>
+        <w:rPr>
+          <w:b/>
+          <w:bCs/>
+        </w:rPr>
+        <w:t>1️</w:t>
+      </w:r>
+      <w:r>
+        <w:rPr>
+          <w:rFonts w:ascii="Segoe UI Symbol" w:hAnsi="Segoe UI Symbol" w:cs="Segoe UI Symbol"/>
+          <w:b/>
+          <w:bCs/>
+        </w:rPr>
+        <w:t>⃣</w:t>
+      </w:r>
+      <w:r>
+        <w:rPr>
+          <w:b/>
+          <w:bCs/>
+        </w:rPr>
+        <w:t xml:space="preserve"> Runtime Instance Consistency</w:t>
+      </w:r>
+    </w:p>
+    <w:p>
+      <w:pPr>
+        <w:spacing w:after="0"/>
+      </w:pPr>
+      <w:r>
+        <w:t>Ensuring:</w:t>
+      </w:r>
+    </w:p>
+    <w:p>
+      <w:pPr>
+        <w:numPr>
+          <w:ilvl w:val="0"/>
+          <w:numId w:val="81"/>
+        </w:numPr>
+        <w:spacing w:after="0"/>
+      </w:pPr>
+      <w:r>
+        <w:t>Artifact store used during run</w:t>
+      </w:r>
+    </w:p>
+    <w:p>
+      <w:pPr>
+        <w:numPr>
+          <w:ilvl w:val="0"/>
+          <w:numId w:val="81"/>
+        </w:numPr>
+        <w:spacing w:after="0"/>
+      </w:pPr>
+      <w:r>
+        <w:t>Artifact store accessed by /artifacts</w:t>
+      </w:r>
+    </w:p>
+    <w:p>
+      <w:pPr>
+        <w:numPr>
+          <w:ilvl w:val="0"/>
+          <w:numId w:val="81"/>
+        </w:numPr>
+        <w:spacing w:after="0"/>
+      </w:pPr>
+      <w:r>
+        <w:lastRenderedPageBreak/>
+        <w:t>SSE and job execution share the same runtime context</w:t>
+      </w:r>
+    </w:p>
+    <w:p>
+      <w:pPr>
+        <w:spacing w:after="0"/>
+      </w:pPr>
+      <w:r>
+        <w:t xml:space="preserve">This required moving toward </w:t>
+      </w:r>
+      <w:proofErr w:type="spellStart"/>
+      <w:r>
+        <w:t>app.state</w:t>
+      </w:r>
+      <w:proofErr w:type="spellEnd"/>
+      <w:r>
+        <w:t xml:space="preserve"> usage instead of isolated instances.</w:t>
+      </w:r>
+    </w:p>
+    <w:p>
+      <w:pPr>
+        <w:spacing w:after="0"/>
+      </w:pPr>
+      <w:r>
+        <w:pict w14:anchorId="05466163">
+          <v:rect id="_x0000_i1156" style="width:0;height:1.5pt" o:hralign="center" o:hrstd="t" o:hr="t" fillcolor="#a0a0a0" stroked="f"/>
+        </w:pict>
+      </w:r>
+    </w:p>
+    <w:p>
+      <w:pPr>
+        <w:spacing w:after="0"/>
+        <w:rPr>
+          <w:b/>
+          <w:bCs/>
+        </w:rPr>
+      </w:pPr>
+      <w:r>
+        <w:rPr>
+          <w:b/>
+          <w:bCs/>
+        </w:rPr>
+        <w:t>2️</w:t>
+      </w:r>
+      <w:r>
+        <w:rPr>
+          <w:rFonts w:ascii="Segoe UI Symbol" w:hAnsi="Segoe UI Symbol" w:cs="Segoe UI Symbol"/>
+          <w:b/>
+          <w:bCs/>
+        </w:rPr>
+        <w:t>⃣</w:t>
+      </w:r>
+      <w:r>
+        <w:rPr>
+          <w:b/>
+          <w:bCs/>
+        </w:rPr>
+        <w:t xml:space="preserve"> Event Contract Tightening</w:t>
+      </w:r>
+    </w:p>
+    <w:p>
+      <w:pPr>
+        <w:spacing w:after="0"/>
+      </w:pPr>
+      <w:r>
+        <w:t>You now have a fully typed event union:</w:t>
+      </w:r>
+    </w:p>
+    <w:p>
+      <w:pPr>
+        <w:spacing w:after="0"/>
+      </w:pPr>
+      <w:r>
+        <w:t xml:space="preserve">type </w:t>
+      </w:r>
+      <w:proofErr w:type="spellStart"/>
+      <w:r>
+        <w:t>KnownRunEvent</w:t>
+      </w:r>
+      <w:proofErr w:type="spellEnd"/>
+      <w:r>
+        <w:t xml:space="preserve"> =</w:t>
+      </w:r>
+    </w:p>
+    <w:p>
+      <w:pPr>
+        <w:spacing w:after="0"/>
+      </w:pPr>
+      <w:r>
+        <w:t xml:space="preserve">  | </w:t>
+      </w:r>
+      <w:proofErr w:type="spellStart"/>
+      <w:r>
+        <w:t>run_started</w:t>
+      </w:r>
+      <w:proofErr w:type="spellEnd"/>
+    </w:p>
+    <w:p>
+      <w:pPr>
+        <w:spacing w:after="0"/>
+      </w:pPr>
+      <w:r>
+        <w:t xml:space="preserve">  | </w:t>
+      </w:r>
+      <w:proofErr w:type="spellStart"/>
+      <w:r>
+        <w:t>run_finished</w:t>
+      </w:r>
+      <w:proofErr w:type="spellEnd"/>
+    </w:p>
+    <w:p>
+      <w:pPr>
+        <w:spacing w:after="0"/>
+      </w:pPr>
+      <w:r>
+        <w:t xml:space="preserve">  | </w:t>
+      </w:r>
+      <w:proofErr w:type="spellStart"/>
+      <w:r>
+        <w:t>node_started</w:t>
+      </w:r>
+      <w:proofErr w:type="spellEnd"/>
+    </w:p>
+    <w:p>
+      <w:pPr>
+        <w:spacing w:after="0"/>
+      </w:pPr>
+      <w:r>
+        <w:t xml:space="preserve">  | </w:t>
+      </w:r>
+      <w:proofErr w:type="spellStart"/>
+      <w:r>
+        <w:t>node_finished</w:t>
+      </w:r>
+      <w:proofErr w:type="spellEnd"/>
+    </w:p>
+    <w:p>
+      <w:pPr>
+        <w:spacing w:after="0"/>
+      </w:pPr>
+      <w:r>
+        <w:t xml:space="preserve">  | </w:t>
+      </w:r>
+      <w:proofErr w:type="spellStart"/>
+      <w:r>
+        <w:t>edge_exec</w:t>
+      </w:r>
+      <w:proofErr w:type="spellEnd"/>
+    </w:p>
+    <w:p>
+      <w:pPr>
+        <w:spacing w:after="0"/>
+      </w:pPr>
+      <w:r>
+        <w:t xml:space="preserve">  | log</w:t>
+      </w:r>
+    </w:p>
+    <w:p>
+      <w:pPr>
+        <w:spacing w:after="0"/>
+      </w:pPr>
+      <w:r>
+        <w:t xml:space="preserve">  | </w:t>
+      </w:r>
+      <w:proofErr w:type="spellStart"/>
+      <w:r>
+        <w:t>node_output</w:t>
+      </w:r>
+      <w:proofErr w:type="spellEnd"/>
+    </w:p>
+    <w:p>
+      <w:pPr>
+        <w:spacing w:after="0"/>
+      </w:pPr>
+      <w:r>
+        <w:t>We resolved:</w:t>
+      </w:r>
+    </w:p>
+    <w:p>
+      <w:pPr>
+        <w:numPr>
+          <w:ilvl w:val="0"/>
+          <w:numId w:val="82"/>
+        </w:numPr>
+        <w:spacing w:after="0"/>
+      </w:pPr>
+      <w:proofErr w:type="spellStart"/>
+      <w:r>
+        <w:t>RunEvent</w:t>
+      </w:r>
+      <w:proofErr w:type="spellEnd"/>
+      <w:r>
+        <w:t xml:space="preserve"> vs </w:t>
+      </w:r>
+      <w:proofErr w:type="spellStart"/>
+      <w:r>
+        <w:t>KnownRunEvent</w:t>
+      </w:r>
+      <w:proofErr w:type="spellEnd"/>
+      <w:r>
+        <w:t xml:space="preserve"> narrowing</w:t>
+      </w:r>
+    </w:p>
+    <w:p>
+      <w:pPr>
+        <w:numPr>
+          <w:ilvl w:val="0"/>
+          <w:numId w:val="82"/>
+        </w:numPr>
+        <w:spacing w:after="0"/>
+      </w:pPr>
+      <w:r>
+        <w:t>TypeScript never event issues</w:t>
+      </w:r>
+    </w:p>
+    <w:p>
+      <w:pPr>
+        <w:numPr>
+          <w:ilvl w:val="0"/>
+          <w:numId w:val="82"/>
+        </w:numPr>
+        <w:spacing w:after="0"/>
+      </w:pPr>
+      <w:r>
+        <w:t>SSE deserialization typing</w:t>
+      </w:r>
+    </w:p>
+    <w:p>
+      <w:pPr>
+        <w:spacing w:after="0"/>
+      </w:pPr>
+      <w:r>
+        <w:t>This makes the system production-grade type-safe.</w:t>
+      </w:r>
+    </w:p>
+    <w:p>
+      <w:pPr>
+        <w:spacing w:after="0"/>
+      </w:pPr>
+      <w:r>
+        <w:pict w14:anchorId="7812C085">
+          <v:rect id="_x0000_i1157" style="width:0;height:1.5pt" o:hralign="center" o:hrstd="t" o:hr="t" fillcolor="#a0a0a0" stroked="f"/>
+        </w:pict>
+      </w:r>
+    </w:p>
+    <w:p>
+      <w:pPr>
+        <w:spacing w:after="0"/>
+        <w:rPr>
+          <w:b/>
+          <w:bCs/>
+        </w:rPr>
+      </w:pPr>
+      <w:r>
+        <w:rPr>
+          <w:b/>
+          <w:bCs/>
+        </w:rPr>
+        <w:t>3️</w:t>
+      </w:r>
+      <w:r>
+        <w:rPr>
+          <w:rFonts w:ascii="Segoe UI Symbol" w:hAnsi="Segoe UI Symbol" w:cs="Segoe UI Symbol"/>
+          <w:b/>
+          <w:bCs/>
+        </w:rPr>
+        <w:t>⃣</w:t>
+      </w:r>
+      <w:r>
+        <w:rPr>
+          <w:b/>
+          <w:bCs/>
+        </w:rPr>
+        <w:t xml:space="preserve"> Artifact Visibility</w:t>
+      </w:r>
+    </w:p>
+    <w:p>
+      <w:pPr>
+        <w:spacing w:after="0"/>
+      </w:pPr>
+      <w:r>
+        <w:t>We are verifying:</w:t>
+      </w:r>
+    </w:p>
+    <w:p>
+      <w:pPr>
+        <w:numPr>
+          <w:ilvl w:val="0"/>
+          <w:numId w:val="83"/>
+        </w:numPr>
+        <w:spacing w:after="0"/>
+      </w:pPr>
+      <w:proofErr w:type="spellStart"/>
+      <w:r>
+        <w:t>node_output</w:t>
+      </w:r>
+      <w:proofErr w:type="spellEnd"/>
+      <w:r>
+        <w:t xml:space="preserve"> event correctly updates </w:t>
+      </w:r>
+      <w:proofErr w:type="spellStart"/>
+      <w:r>
+        <w:t>graphStore</w:t>
+      </w:r>
+      <w:proofErr w:type="spellEnd"/>
+    </w:p>
+    <w:p>
+      <w:pPr>
+        <w:numPr>
+          <w:ilvl w:val="0"/>
+          <w:numId w:val="83"/>
+        </w:numPr>
+        <w:spacing w:after="0"/>
+      </w:pPr>
+      <w:proofErr w:type="spellStart"/>
+      <w:r>
+        <w:t>graphStore.nodeOutputs</w:t>
+      </w:r>
+      <w:proofErr w:type="spellEnd"/>
+      <w:r>
+        <w:t xml:space="preserve"> is reactive</w:t>
+      </w:r>
+    </w:p>
+    <w:p>
+      <w:pPr>
+        <w:numPr>
+          <w:ilvl w:val="0"/>
+          <w:numId w:val="83"/>
+        </w:numPr>
+        <w:spacing w:after="0"/>
+      </w:pPr>
+      <w:proofErr w:type="spellStart"/>
+      <w:r>
+        <w:t>OutputModal</w:t>
+      </w:r>
+      <w:proofErr w:type="spellEnd"/>
+      <w:r>
+        <w:t xml:space="preserve"> fetches correct artifact</w:t>
+      </w:r>
+    </w:p>
+    <w:p>
+      <w:pPr>
+        <w:numPr>
+          <w:ilvl w:val="0"/>
+          <w:numId w:val="83"/>
+        </w:numPr>
+        <w:spacing w:after="0"/>
+      </w:pPr>
+      <w:r>
+        <w:t>Proxy routes align with backend</w:t>
+      </w:r>
+    </w:p>
+    <w:p>
+      <w:pPr>
+        <w:spacing w:after="0"/>
+      </w:pPr>
+      <w:r>
+        <w:t>You are very close to having a fully working artifact inspection pipeline.</w:t>
+      </w:r>
+    </w:p>
+    <w:p>
+      <w:pPr>
+        <w:spacing w:after="0"/>
+      </w:pPr>
+      <w:r>
+        <w:pict w14:anchorId="027098F2">
+          <v:rect id="_x0000_i1158" style="width:0;height:1.5pt" o:hralign="center" o:hrstd="t" o:hr="t" fillcolor="#a0a0a0" stroked="f"/>
+        </w:pict>
+      </w:r>
+    </w:p>
+    <w:p>
+      <w:pPr>
+        <w:spacing w:after="0"/>
+        <w:rPr>
+          <w:b/>
+          <w:bCs/>
+        </w:rPr>
+      </w:pPr>
+      <w:r>
+        <w:rPr>
+          <w:rFonts w:ascii="Segoe UI Emoji" w:hAnsi="Segoe UI Emoji" w:cs="Segoe UI Emoji"/>
+          <w:b/>
+          <w:bCs/>
+        </w:rPr>
+        <w:t>🎯</w:t>
+      </w:r>
+      <w:r>
+        <w:rPr>
+          <w:b/>
+          <w:bCs/>
+        </w:rPr>
+        <w:t xml:space="preserve"> Current System State</w:t>
+      </w:r>
+    </w:p>
+    <w:p>
+      <w:pPr>
+        <w:spacing w:after="0"/>
+      </w:pPr>
+      <w:r>
+        <w:t>You now have:</w:t>
+      </w:r>
+    </w:p>
+    <w:p>
+      <w:pPr>
+        <w:spacing w:after="0"/>
+      </w:pPr>
+      <w:r>
+        <w:t>A local-first, fully interactive:</w:t>
+      </w:r>
+    </w:p>
+    <w:p>
+      <w:pPr>
+        <w:spacing w:after="0"/>
+      </w:pPr>
+      <w:r>
+        <w:t xml:space="preserve">Typed AI pipeline execution engine with content-addressed artifact </w:t>
+      </w:r>
+      <w:proofErr w:type="gramStart"/>
+      <w:r>
+        <w:t>caching</w:t>
+      </w:r>
+      <w:proofErr w:type="gramEnd"/>
+      <w:r>
+        <w:t xml:space="preserve"> and real-time UI reflection.</w:t>
+      </w:r>
+    </w:p>
+    <w:p>
+      <w:pPr>
+        <w:spacing w:after="0"/>
+      </w:pPr>
+      <w:r>
+        <w:t xml:space="preserve">This is no longer a </w:t>
+      </w:r>
+      <w:proofErr w:type="gramStart"/>
+      <w:r>
+        <w:t>prototype — this is an</w:t>
+      </w:r>
+      <w:proofErr w:type="gramEnd"/>
+      <w:r>
+        <w:t xml:space="preserve"> architecture.</w:t>
+      </w:r>
+    </w:p>
+    <w:p>
+      <w:pPr>
+        <w:spacing w:after="0"/>
+      </w:pPr>
+      <w:r>
+        <w:pict w14:anchorId="34A81B4F">
+          <v:rect id="_x0000_i1159" style="width:0;height:1.5pt" o:hralign="center" o:hrstd="t" o:hr="t" fillcolor="#a0a0a0" stroked="f"/>
+        </w:pict>
+      </w:r>
+    </w:p>
+    <w:p>
+      <w:pPr>
+        <w:spacing w:after="0"/>
+        <w:rPr>
+          <w:b/>
+          <w:bCs/>
+        </w:rPr>
+      </w:pPr>
+      <w:r>
+        <w:rPr>
+          <w:rFonts w:ascii="Segoe UI Emoji" w:hAnsi="Segoe UI Emoji" w:cs="Segoe UI Emoji"/>
+          <w:b/>
+          <w:bCs/>
+        </w:rPr>
+        <w:t>🚀</w:t>
+      </w:r>
+      <w:r>
+        <w:rPr>
+          <w:b/>
+          <w:bCs/>
+        </w:rPr>
+        <w:t xml:space="preserve"> What Comes Next (Logical Evolution)</w:t>
+      </w:r>
+    </w:p>
+    <w:p>
+      <w:pPr>
+        <w:spacing w:after="0"/>
+      </w:pPr>
+      <w:r>
+        <w:t>From an engineering standpoint, the next clean steps would be:</w:t>
+      </w:r>
+    </w:p>
+    <w:p>
+      <w:pPr>
+        <w:numPr>
+          <w:ilvl w:val="0"/>
+          <w:numId w:val="84"/>
+        </w:numPr>
+        <w:spacing w:after="0"/>
+      </w:pPr>
+      <w:r>
+        <w:t>Replace in-memory artifact store with pluggable storage (disk / S3)</w:t>
+      </w:r>
+    </w:p>
+    <w:p>
+      <w:pPr>
+        <w:numPr>
+          <w:ilvl w:val="0"/>
+          <w:numId w:val="84"/>
+        </w:numPr>
+        <w:spacing w:after="0"/>
+      </w:pPr>
+      <w:r>
+        <w:lastRenderedPageBreak/>
+        <w:t>Persist run registry (so refresh does not kill artifacts)</w:t>
+      </w:r>
+    </w:p>
+    <w:p>
+      <w:pPr>
+        <w:numPr>
+          <w:ilvl w:val="0"/>
+          <w:numId w:val="84"/>
+        </w:numPr>
+        <w:spacing w:after="0"/>
+      </w:pPr>
+      <w:r>
+        <w:t xml:space="preserve">Add </w:t>
+      </w:r>
+      <w:proofErr w:type="gramStart"/>
+      <w:r>
+        <w:t>run history</w:t>
+      </w:r>
+      <w:proofErr w:type="gramEnd"/>
+      <w:r>
+        <w:t xml:space="preserve"> UI</w:t>
+      </w:r>
+    </w:p>
+    <w:p>
+      <w:pPr>
+        <w:numPr>
+          <w:ilvl w:val="0"/>
+          <w:numId w:val="84"/>
+        </w:numPr>
+        <w:spacing w:after="0"/>
+      </w:pPr>
+      <w:r>
+        <w:t>Add artifact lineage view</w:t>
+      </w:r>
+    </w:p>
+    <w:p>
+      <w:pPr>
+        <w:numPr>
+          <w:ilvl w:val="0"/>
+          <w:numId w:val="84"/>
+        </w:numPr>
+        <w:spacing w:after="0"/>
+      </w:pPr>
+      <w:r>
+        <w:t>Add cache hit visualization in UI</w:t>
+      </w:r>
+    </w:p>
+    <w:p>
+      <w:pPr>
+        <w:numPr>
+          <w:ilvl w:val="0"/>
+          <w:numId w:val="84"/>
+        </w:numPr>
+        <w:spacing w:after="0"/>
+      </w:pPr>
+      <w:proofErr w:type="gramStart"/>
+      <w:r>
+        <w:t>Introduce</w:t>
+      </w:r>
+      <w:proofErr w:type="gramEnd"/>
+      <w:r>
+        <w:t xml:space="preserve"> execution timing metrics per node</w:t>
+      </w:r>
+    </w:p>
+    <w:p>
+      <w:pPr>
+        <w:numPr>
+          <w:ilvl w:val="0"/>
+          <w:numId w:val="84"/>
+        </w:numPr>
+        <w:spacing w:after="0"/>
+      </w:pPr>
+      <w:r>
+        <w:t>Add multi-input LLM aggregation behavior</w:t>
+      </w:r>
+    </w:p>
+    <w:p>
+      <w:pPr>
+        <w:numPr>
+          <w:ilvl w:val="0"/>
+          <w:numId w:val="84"/>
+        </w:numPr>
+        <w:spacing w:after="0"/>
+      </w:pPr>
+      <w:r>
+        <w:t>Add schema introspection for source nodes</w:t>
+      </w:r>
+    </w:p>
+    <w:p>
+      <w:pPr>
+        <w:numPr>
+          <w:ilvl w:val="0"/>
+          <w:numId w:val="84"/>
+        </w:numPr>
+        <w:spacing w:after="0"/>
+      </w:pPr>
+      <w:proofErr w:type="gramStart"/>
+      <w:r>
+        <w:t>Introduce</w:t>
+      </w:r>
+      <w:proofErr w:type="gramEnd"/>
+      <w:r>
+        <w:t xml:space="preserve"> background execution queue</w:t>
+      </w:r>
+    </w:p>
+    <w:p>
+      <w:pPr>
+        <w:spacing w:after="0"/>
+      </w:pPr>
+      <w:r>
+        <w:pict w14:anchorId="302C83AA">
+          <v:rect id="_x0000_i1160" style="width:0;height:1.5pt" o:hralign="center" o:hrstd="t" o:hr="t" fillcolor="#a0a0a0" stroked="f"/>
+        </w:pict>
+      </w:r>
+    </w:p>
+    <w:p>
+      <w:pPr>
+        <w:spacing w:after="0"/>
+        <w:rPr>
+          <w:b/>
+          <w:bCs/>
+        </w:rPr>
+      </w:pPr>
+      <w:r>
+        <w:rPr>
+          <w:rFonts w:ascii="Segoe UI Emoji" w:hAnsi="Segoe UI Emoji" w:cs="Segoe UI Emoji"/>
+          <w:b/>
+          <w:bCs/>
+        </w:rPr>
+        <w:t>🔥</w:t>
+      </w:r>
+      <w:r>
+        <w:rPr>
+          <w:b/>
+          <w:bCs/>
+        </w:rPr>
+        <w:t xml:space="preserve"> The Big Picture</w:t>
+      </w:r>
+    </w:p>
+    <w:p>
+      <w:pPr>
+        <w:spacing w:after="0"/>
+      </w:pPr>
+      <w:r>
+        <w:t>You have successfully built:</w:t>
+      </w:r>
+    </w:p>
+    <w:p>
+      <w:pPr>
+        <w:numPr>
+          <w:ilvl w:val="0"/>
+          <w:numId w:val="85"/>
+        </w:numPr>
+        <w:spacing w:after="0"/>
+      </w:pPr>
+      <w:r>
+        <w:t>A deterministic DAG compiler</w:t>
+      </w:r>
+    </w:p>
+    <w:p>
+      <w:pPr>
+        <w:numPr>
+          <w:ilvl w:val="0"/>
+          <w:numId w:val="85"/>
+        </w:numPr>
+        <w:spacing w:after="0"/>
+      </w:pPr>
+      <w:r>
+        <w:t>A structured event bus</w:t>
+      </w:r>
+    </w:p>
+    <w:p>
+      <w:pPr>
+        <w:numPr>
+          <w:ilvl w:val="0"/>
+          <w:numId w:val="85"/>
+        </w:numPr>
+        <w:spacing w:after="0"/>
+      </w:pPr>
+      <w:r>
+        <w:t>A typed execution runtime</w:t>
+      </w:r>
+    </w:p>
+    <w:p>
+      <w:pPr>
+        <w:numPr>
+          <w:ilvl w:val="0"/>
+          <w:numId w:val="85"/>
+        </w:numPr>
+        <w:spacing w:after="0"/>
+      </w:pPr>
+      <w:r>
+        <w:t>A UI that reflects runtime state in real time</w:t>
+      </w:r>
+    </w:p>
+    <w:p>
+      <w:pPr>
+        <w:numPr>
+          <w:ilvl w:val="0"/>
+          <w:numId w:val="85"/>
+        </w:numPr>
+        <w:spacing w:after="0"/>
+      </w:pPr>
+      <w:r>
+        <w:t>A content-addressed artifact system</w:t>
+      </w:r>
+    </w:p>
+    <w:p>
+      <w:pPr>
+        <w:numPr>
+          <w:ilvl w:val="0"/>
+          <w:numId w:val="85"/>
+        </w:numPr>
+        <w:spacing w:after="0"/>
+      </w:pPr>
+      <w:r>
+        <w:t>A cache-aware execution model</w:t>
+      </w:r>
+    </w:p>
+    <w:p>
+      <w:pPr>
+        <w:spacing w:after="0"/>
+      </w:pPr>
+      <w:r>
+        <w:t>This is the foundation of:</w:t>
+      </w:r>
+    </w:p>
+    <w:p>
+      <w:pPr>
+        <w:numPr>
+          <w:ilvl w:val="0"/>
+          <w:numId w:val="86"/>
+        </w:numPr>
+        <w:spacing w:after="0"/>
+      </w:pPr>
+      <w:r>
+        <w:t>Agent orchestration</w:t>
+      </w:r>
+    </w:p>
+    <w:p>
+      <w:pPr>
+        <w:numPr>
+          <w:ilvl w:val="0"/>
+          <w:numId w:val="86"/>
+        </w:numPr>
+        <w:spacing w:after="0"/>
+      </w:pPr>
+      <w:r>
+        <w:t>MCP tool graphs</w:t>
+      </w:r>
+    </w:p>
+    <w:p>
+      <w:pPr>
+        <w:numPr>
+          <w:ilvl w:val="0"/>
+          <w:numId w:val="86"/>
+        </w:numPr>
+        <w:spacing w:after="0"/>
+      </w:pPr>
+      <w:r>
+        <w:t>AI workflow builders</w:t>
+      </w:r>
+    </w:p>
+    <w:p>
+      <w:pPr>
+        <w:numPr>
+          <w:ilvl w:val="0"/>
+          <w:numId w:val="86"/>
+        </w:numPr>
+        <w:spacing w:after="0"/>
+      </w:pPr>
+      <w:r>
+        <w:t>Data science pipeline UIs</w:t>
+      </w:r>
+    </w:p>
+    <w:p>
+      <w:pPr>
+        <w:numPr>
+          <w:ilvl w:val="0"/>
+          <w:numId w:val="86"/>
+        </w:numPr>
+        <w:spacing w:after="0"/>
+      </w:pPr>
+      <w:r>
+        <w:t>Local-first LLM experimentation platforms</w:t>
+      </w:r>
+    </w:p>
+    <w:p>
+      <w:pPr>
+        <w:spacing w:after="0"/>
+      </w:pPr>
+      <w:r>
+        <w:pict w14:anchorId="36C3D2B2">
+          <v:rect id="_x0000_i1161" style="width:0;height:1.5pt" o:hralign="center" o:hrstd="t" o:hr="t" fillcolor="#a0a0a0" stroked="f"/>
+        </w:pict>
+      </w:r>
+    </w:p>
+    <w:p>
+      <w:pPr>
+        <w:spacing w:after="0"/>
+      </w:pPr>
+      <w:r>
+        <w:t>If you'd like, I can next provide:</w:t>
+      </w:r>
+    </w:p>
+    <w:p>
+      <w:pPr>
+        <w:numPr>
+          <w:ilvl w:val="0"/>
+          <w:numId w:val="87"/>
+        </w:numPr>
+        <w:spacing w:after="0"/>
+      </w:pPr>
+      <w:r>
+        <w:t>A clean architectural diagram (text + component relationships)</w:t>
+      </w:r>
+    </w:p>
+    <w:p>
+      <w:pPr>
+        <w:numPr>
+          <w:ilvl w:val="0"/>
+          <w:numId w:val="87"/>
+        </w:numPr>
+        <w:spacing w:after="0"/>
+      </w:pPr>
+      <w:r>
+        <w:t>A production-hardening checklist</w:t>
+      </w:r>
+    </w:p>
+    <w:p>
+      <w:pPr>
+        <w:numPr>
+          <w:ilvl w:val="0"/>
+          <w:numId w:val="87"/>
+        </w:numPr>
+        <w:spacing w:after="0"/>
+      </w:pPr>
+      <w:r>
+        <w:t>A “Phase 2 roadmap”</w:t>
+      </w:r>
+    </w:p>
+    <w:p>
+      <w:pPr>
+        <w:numPr>
+          <w:ilvl w:val="0"/>
+          <w:numId w:val="87"/>
+        </w:numPr>
+        <w:spacing w:after="0"/>
+      </w:pPr>
+      <w:r>
+        <w:t>Or a refactor plan to simplify runtime ownership</w:t>
+      </w:r>
+    </w:p>
+    <w:p>
+      <w:pPr>
+        <w:spacing w:after="0"/>
+      </w:pPr>
+      <w:r>
+        <w:t>You’ve crossed the line from “debugging a project” into “building a platform.”</w:t>
+      </w:r>
+    </w:p>
+    <w:p>
+      <w:pPr>
+        <w:pBdr>
+          <w:bottom w:val="double" w:sz="6" w:space="1" w:color="auto"/>
+        </w:pBdr>
+      </w:pPr>
+      <w:r>
+        <w:br w:type="page"/>
+      </w:r>
+    </w:p>
+    <w:p>
+      <w:pPr>
+        <w:pBdr>
+          <w:bottom w:val="single" w:sz="6" w:space="1" w:color="auto"/>
+        </w:pBdr>
+        <w:spacing w:after="0"/>
+      </w:pPr>
+    </w:p>
+    <w:p>
+      <w:pPr>
+        <w:spacing w:after="0"/>
+      </w:pPr>
+    </w:p>
+    <w:p>
+      <w:pPr>
+        <w:spacing w:after="0"/>
+      </w:pPr>
+      <w:r>
+        <w:t>20250212</w:t>
+      </w:r>
+    </w:p>
+    <w:p>
+      <w:pPr>
+        <w:spacing w:after="0"/>
+      </w:pPr>
+      <w:r>
+        <w:t>Here are the next steps, in the order I’d do them to get you back to a stable, end-to-end “run → events → UI → artifacts” loop.</w:t>
+      </w:r>
+    </w:p>
+    <w:p>
+      <w:pPr>
+        <w:spacing w:after="0"/>
+        <w:rPr>
+          <w:b/>
+          <w:bCs/>
+        </w:rPr>
+      </w:pPr>
+      <w:r>
+        <w:rPr>
+          <w:b/>
+          <w:bCs/>
+        </w:rPr>
+        <w:t xml:space="preserve">1) Prove you’re running the </w:t>
+      </w:r>
+      <w:proofErr w:type="spellStart"/>
+      <w:r>
+        <w:rPr>
+          <w:b/>
+          <w:bCs/>
+        </w:rPr>
+        <w:t>RuntimeManager</w:t>
+      </w:r>
+      <w:proofErr w:type="spellEnd"/>
+      <w:r>
+        <w:rPr>
+          <w:b/>
+          <w:bCs/>
+        </w:rPr>
+        <w:t xml:space="preserve"> you think you are</w:t>
+      </w:r>
+    </w:p>
+    <w:p>
+      <w:pPr>
+        <w:numPr>
+          <w:ilvl w:val="0"/>
+          <w:numId w:val="88"/>
+        </w:numPr>
+        <w:spacing w:after="0"/>
+      </w:pPr>
+      <w:r>
+        <w:t>Add print("</w:t>
+      </w:r>
+      <w:proofErr w:type="spellStart"/>
+      <w:r>
+        <w:t>RuntimeManager</w:t>
+      </w:r>
+      <w:proofErr w:type="spellEnd"/>
+      <w:r>
+        <w:t xml:space="preserve"> </w:t>
+      </w:r>
+      <w:proofErr w:type="spellStart"/>
+      <w:r>
+        <w:t>init</w:t>
+      </w:r>
+      <w:proofErr w:type="spellEnd"/>
+      <w:r>
+        <w:t xml:space="preserve"> from:", __file__) in </w:t>
+      </w:r>
+      <w:proofErr w:type="spellStart"/>
+      <w:r>
+        <w:t>RuntimeManager</w:t>
+      </w:r>
+      <w:proofErr w:type="spellEnd"/>
+      <w:r>
+        <w:t>.__</w:t>
+      </w:r>
+      <w:proofErr w:type="spellStart"/>
+      <w:r>
+        <w:t>init</w:t>
+      </w:r>
+      <w:proofErr w:type="spellEnd"/>
+      <w:r>
+        <w:t>__</w:t>
+      </w:r>
+    </w:p>
+    <w:p>
+      <w:pPr>
+        <w:numPr>
+          <w:ilvl w:val="0"/>
+          <w:numId w:val="88"/>
+        </w:numPr>
+        <w:spacing w:after="0"/>
+      </w:pPr>
+      <w:r>
+        <w:t xml:space="preserve">Restart backend and confirm the path printed is the file you </w:t>
+      </w:r>
+      <w:proofErr w:type="gramStart"/>
+      <w:r>
+        <w:t>pasted</w:t>
+      </w:r>
+      <w:proofErr w:type="gramEnd"/>
+      <w:r>
+        <w:t>.</w:t>
+      </w:r>
+    </w:p>
+    <w:p>
+      <w:pPr>
+        <w:spacing w:after="0"/>
+        <w:rPr>
+          <w:b/>
+          <w:bCs/>
+        </w:rPr>
+      </w:pPr>
+      <w:r>
+        <w:rPr>
+          <w:b/>
+          <w:bCs/>
+        </w:rPr>
+        <w:t>2) Fix the small correctness issues in runtime.py</w:t>
+      </w:r>
+    </w:p>
+    <w:p>
+      <w:pPr>
+        <w:numPr>
+          <w:ilvl w:val="0"/>
+          <w:numId w:val="89"/>
+        </w:numPr>
+        <w:spacing w:after="0"/>
+      </w:pPr>
+      <w:r>
+        <w:t xml:space="preserve">Make </w:t>
+      </w:r>
+      <w:proofErr w:type="spellStart"/>
+      <w:r>
+        <w:t>RunHandle.bus</w:t>
+      </w:r>
+      <w:proofErr w:type="spellEnd"/>
+      <w:r>
+        <w:t xml:space="preserve"> optional (or initialize bus before </w:t>
+      </w:r>
+      <w:proofErr w:type="gramStart"/>
+      <w:r>
+        <w:t>handle</w:t>
+      </w:r>
+      <w:proofErr w:type="gramEnd"/>
+      <w:r>
+        <w:t>).</w:t>
+      </w:r>
+    </w:p>
+    <w:p>
+      <w:pPr>
+        <w:numPr>
+          <w:ilvl w:val="0"/>
+          <w:numId w:val="89"/>
+        </w:numPr>
+        <w:spacing w:after="0"/>
+      </w:pPr>
+      <w:r>
+        <w:t>Remove the unused artifact registry (_</w:t>
+      </w:r>
+      <w:proofErr w:type="spellStart"/>
+      <w:r>
+        <w:t>artifact_index</w:t>
+      </w:r>
+      <w:proofErr w:type="spellEnd"/>
+      <w:r>
+        <w:t>, _</w:t>
+      </w:r>
+      <w:proofErr w:type="spellStart"/>
+      <w:r>
+        <w:t>artifact_lock</w:t>
+      </w:r>
+      <w:proofErr w:type="spellEnd"/>
+      <w:r>
+        <w:t xml:space="preserve">, </w:t>
+      </w:r>
+      <w:proofErr w:type="spellStart"/>
+      <w:r>
+        <w:t>register_artifact</w:t>
+      </w:r>
+      <w:proofErr w:type="spellEnd"/>
+      <w:r>
+        <w:t xml:space="preserve">) </w:t>
+      </w:r>
+      <w:r>
+        <w:rPr>
+          <w:b/>
+          <w:bCs/>
+        </w:rPr>
+        <w:t>or</w:t>
+      </w:r>
+      <w:r>
+        <w:t xml:space="preserve"> make </w:t>
+      </w:r>
+      <w:proofErr w:type="spellStart"/>
+      <w:r>
+        <w:t>resolve_artifact_owner</w:t>
+      </w:r>
+      <w:proofErr w:type="spellEnd"/>
+      <w:r>
+        <w:t>() use _</w:t>
+      </w:r>
+      <w:proofErr w:type="spellStart"/>
+      <w:r>
+        <w:t>artifact_index</w:t>
+      </w:r>
+      <w:proofErr w:type="spellEnd"/>
+      <w:r>
+        <w:t>. Don’t keep both.</w:t>
+      </w:r>
+    </w:p>
+    <w:p>
+      <w:pPr>
+        <w:spacing w:after="0"/>
+        <w:rPr>
+          <w:b/>
+          <w:bCs/>
+        </w:rPr>
+      </w:pPr>
+      <w:r>
+        <w:rPr>
+          <w:b/>
+          <w:bCs/>
+        </w:rPr>
+        <w:t xml:space="preserve">3) Verify SSE </w:t>
+      </w:r>
+      <w:proofErr w:type="gramStart"/>
+      <w:r>
+        <w:rPr>
+          <w:b/>
+          <w:bCs/>
+        </w:rPr>
+        <w:t>actually streams</w:t>
+      </w:r>
+      <w:proofErr w:type="gramEnd"/>
+      <w:r>
+        <w:rPr>
+          <w:b/>
+          <w:bCs/>
+        </w:rPr>
+        <w:t xml:space="preserve"> (backend-only)</w:t>
+      </w:r>
+    </w:p>
+    <w:p>
+      <w:pPr>
+        <w:numPr>
+          <w:ilvl w:val="0"/>
+          <w:numId w:val="90"/>
+        </w:numPr>
+        <w:spacing w:after="0"/>
+      </w:pPr>
+      <w:r>
+        <w:t>Start a run (Swagger is fine)</w:t>
+      </w:r>
+    </w:p>
+    <w:p>
+      <w:pPr>
+        <w:numPr>
+          <w:ilvl w:val="0"/>
+          <w:numId w:val="90"/>
+        </w:numPr>
+        <w:spacing w:after="0"/>
+      </w:pPr>
+      <w:r>
+        <w:t>curl -N http://127.0.0.1:8000/runs/&lt;runId&gt;/events</w:t>
+      </w:r>
+    </w:p>
+    <w:p>
+      <w:pPr>
+        <w:numPr>
+          <w:ilvl w:val="0"/>
+          <w:numId w:val="90"/>
+        </w:numPr>
+        <w:spacing w:after="0"/>
+      </w:pPr>
+      <w:r>
+        <w:t xml:space="preserve">You should see </w:t>
+      </w:r>
+      <w:proofErr w:type="spellStart"/>
+      <w:r>
+        <w:t>run_started</w:t>
+      </w:r>
+      <w:proofErr w:type="spellEnd"/>
+      <w:r>
+        <w:t xml:space="preserve">, </w:t>
+      </w:r>
+      <w:proofErr w:type="spellStart"/>
+      <w:r>
+        <w:t>node_started</w:t>
+      </w:r>
+      <w:proofErr w:type="spellEnd"/>
+      <w:r>
+        <w:t xml:space="preserve">, logs/deltas, </w:t>
+      </w:r>
+      <w:proofErr w:type="spellStart"/>
+      <w:r>
+        <w:t>node_output</w:t>
+      </w:r>
+      <w:proofErr w:type="spellEnd"/>
+      <w:r>
+        <w:t xml:space="preserve">, </w:t>
+      </w:r>
+      <w:proofErr w:type="spellStart"/>
+      <w:r>
+        <w:t>run_finished</w:t>
+      </w:r>
+      <w:proofErr w:type="spellEnd"/>
+      <w:r>
+        <w:t>.</w:t>
+      </w:r>
+    </w:p>
+    <w:p>
+      <w:pPr>
+        <w:spacing w:after="0"/>
+      </w:pPr>
+      <w:r>
+        <w:t xml:space="preserve">If you don’t: paste </w:t>
+      </w:r>
+      <w:proofErr w:type="spellStart"/>
+      <w:r>
+        <w:t>RunEventBus.emit</w:t>
+      </w:r>
+      <w:proofErr w:type="spellEnd"/>
+      <w:r>
+        <w:t xml:space="preserve">() + </w:t>
+      </w:r>
+      <w:proofErr w:type="spellStart"/>
+      <w:r>
+        <w:t>RunEventBus.next_event</w:t>
+      </w:r>
+      <w:proofErr w:type="spellEnd"/>
+      <w:r>
+        <w:t>().</w:t>
+      </w:r>
+    </w:p>
+    <w:p>
+      <w:pPr>
+        <w:spacing w:after="0"/>
+        <w:rPr>
+          <w:b/>
+          <w:bCs/>
+        </w:rPr>
+      </w:pPr>
+      <w:r>
+        <w:rPr>
+          <w:b/>
+          <w:bCs/>
+        </w:rPr>
+        <w:t>4) Reconnect the frontend and confirm event wiring</w:t>
+      </w:r>
+    </w:p>
+    <w:p>
+      <w:pPr>
+        <w:numPr>
+          <w:ilvl w:val="0"/>
+          <w:numId w:val="91"/>
+        </w:numPr>
+        <w:spacing w:after="0"/>
+      </w:pPr>
+      <w:r>
+        <w:t>Ensure frontend uses the correct base (/runs proxied to http://localhost:8000/runs)</w:t>
+      </w:r>
+    </w:p>
+    <w:p>
+      <w:pPr>
+        <w:numPr>
+          <w:ilvl w:val="0"/>
+          <w:numId w:val="91"/>
+        </w:numPr>
+        <w:spacing w:after="0"/>
+      </w:pPr>
+      <w:r>
+        <w:t xml:space="preserve">Confirm </w:t>
+      </w:r>
+      <w:proofErr w:type="spellStart"/>
+      <w:r>
+        <w:t>EventSource</w:t>
+      </w:r>
+      <w:proofErr w:type="spellEnd"/>
+      <w:r>
+        <w:t>(/runs/${</w:t>
+      </w:r>
+      <w:proofErr w:type="spellStart"/>
+      <w:r>
+        <w:t>runId</w:t>
+      </w:r>
+      <w:proofErr w:type="spellEnd"/>
+      <w:r>
+        <w:t>}/events) (not /</w:t>
+      </w:r>
+      <w:proofErr w:type="spellStart"/>
+      <w:r>
+        <w:t>api</w:t>
+      </w:r>
+      <w:proofErr w:type="spellEnd"/>
+      <w:r>
+        <w:t>/... unless your proxy uses that)</w:t>
+      </w:r>
+    </w:p>
+    <w:p>
+      <w:pPr>
+        <w:numPr>
+          <w:ilvl w:val="0"/>
+          <w:numId w:val="91"/>
+        </w:numPr>
+        <w:spacing w:after="0"/>
+      </w:pPr>
+      <w:r>
+        <w:t>In the SSE handler, log every received event before type-narrowing.</w:t>
+      </w:r>
+    </w:p>
+    <w:p>
+      <w:pPr>
+        <w:spacing w:after="0"/>
+        <w:rPr>
+          <w:b/>
+          <w:bCs/>
+        </w:rPr>
+      </w:pPr>
+      <w:r>
+        <w:rPr>
+          <w:b/>
+          <w:bCs/>
+        </w:rPr>
+        <w:t>5) Align contracts: backend node status vs frontend node exec states</w:t>
+      </w:r>
+    </w:p>
+    <w:p>
+      <w:pPr>
+        <w:spacing w:after="0"/>
+      </w:pPr>
+      <w:r>
+        <w:t>You currently have:</w:t>
+      </w:r>
+    </w:p>
+    <w:p>
+      <w:pPr>
+        <w:numPr>
+          <w:ilvl w:val="0"/>
+          <w:numId w:val="92"/>
+        </w:numPr>
+        <w:spacing w:after="0"/>
+      </w:pPr>
+      <w:r>
+        <w:t>Backend: succeeded | failed | skipped (</w:t>
+      </w:r>
+      <w:proofErr w:type="spellStart"/>
+      <w:r>
+        <w:t>node_finished.status</w:t>
+      </w:r>
+      <w:proofErr w:type="spellEnd"/>
+      <w:r>
+        <w:t>)</w:t>
+      </w:r>
+    </w:p>
+    <w:p>
+      <w:pPr>
+        <w:numPr>
+          <w:ilvl w:val="0"/>
+          <w:numId w:val="92"/>
+        </w:numPr>
+        <w:spacing w:after="0"/>
+      </w:pPr>
+      <w:r>
+        <w:t>Frontend: idle | active | done plus you want blocked | paused</w:t>
+      </w:r>
+    </w:p>
+    <w:p>
+      <w:pPr>
+        <w:spacing w:after="0"/>
+      </w:pPr>
+      <w:r>
+        <w:t>Next step: define a mapping layer (don’t force them to match 1:1):</w:t>
+      </w:r>
+    </w:p>
+    <w:p>
+      <w:pPr>
+        <w:numPr>
+          <w:ilvl w:val="0"/>
+          <w:numId w:val="93"/>
+        </w:numPr>
+        <w:spacing w:after="0"/>
+      </w:pPr>
+      <w:r>
+        <w:t>Backend stays “truth” (succeeded/failed/skipped)</w:t>
+      </w:r>
+    </w:p>
+    <w:p>
+      <w:pPr>
+        <w:numPr>
+          <w:ilvl w:val="0"/>
+          <w:numId w:val="93"/>
+        </w:numPr>
+        <w:spacing w:after="0"/>
+      </w:pPr>
+      <w:r>
+        <w:t>Frontend derives UI state:</w:t>
+      </w:r>
+    </w:p>
+    <w:p>
+      <w:pPr>
+        <w:numPr>
+          <w:ilvl w:val="1"/>
+          <w:numId w:val="93"/>
+        </w:numPr>
+        <w:spacing w:after="0"/>
+      </w:pPr>
+      <w:proofErr w:type="spellStart"/>
+      <w:r>
+        <w:t>node_started</w:t>
+      </w:r>
+      <w:proofErr w:type="spellEnd"/>
+      <w:r>
+        <w:t xml:space="preserve"> → active</w:t>
+      </w:r>
+    </w:p>
+    <w:p>
+      <w:pPr>
+        <w:numPr>
+          <w:ilvl w:val="1"/>
+          <w:numId w:val="93"/>
+        </w:numPr>
+        <w:spacing w:after="0"/>
+      </w:pPr>
+      <w:proofErr w:type="spellStart"/>
+      <w:r>
+        <w:t>node_finished:succeeded</w:t>
+      </w:r>
+      <w:proofErr w:type="spellEnd"/>
+      <w:r>
+        <w:t xml:space="preserve"> → done</w:t>
+      </w:r>
+    </w:p>
+    <w:p>
+      <w:pPr>
+        <w:numPr>
+          <w:ilvl w:val="1"/>
+          <w:numId w:val="93"/>
+        </w:numPr>
+        <w:spacing w:after="0"/>
+      </w:pPr>
+      <w:proofErr w:type="spellStart"/>
+      <w:r>
+        <w:t>node_finished:failed</w:t>
+      </w:r>
+      <w:proofErr w:type="spellEnd"/>
+      <w:r>
+        <w:t xml:space="preserve"> → error</w:t>
+      </w:r>
+    </w:p>
+    <w:p>
+      <w:pPr>
+        <w:numPr>
+          <w:ilvl w:val="1"/>
+          <w:numId w:val="93"/>
+        </w:numPr>
+        <w:spacing w:after="0"/>
+      </w:pPr>
+      <w:proofErr w:type="spellStart"/>
+      <w:r>
+        <w:t>node_finished:skipped</w:t>
+      </w:r>
+      <w:proofErr w:type="spellEnd"/>
+      <w:r>
+        <w:t xml:space="preserve"> → skipped</w:t>
+      </w:r>
+    </w:p>
+    <w:p>
+      <w:pPr>
+        <w:numPr>
+          <w:ilvl w:val="1"/>
+          <w:numId w:val="93"/>
+        </w:numPr>
+        <w:spacing w:after="0"/>
+      </w:pPr>
+      <w:proofErr w:type="spellStart"/>
+      <w:r>
+        <w:t>node_blocked</w:t>
+      </w:r>
+      <w:proofErr w:type="spellEnd"/>
+      <w:r>
+        <w:t xml:space="preserve"> → blocked</w:t>
+      </w:r>
+    </w:p>
+    <w:p>
+      <w:pPr>
+        <w:numPr>
+          <w:ilvl w:val="1"/>
+          <w:numId w:val="93"/>
+        </w:numPr>
+        <w:spacing w:after="0"/>
+      </w:pPr>
+      <w:proofErr w:type="spellStart"/>
+      <w:r>
+        <w:t>node_paused</w:t>
+      </w:r>
+      <w:proofErr w:type="spellEnd"/>
+      <w:r>
+        <w:t xml:space="preserve"> → paused</w:t>
+      </w:r>
+    </w:p>
+    <w:p>
+      <w:pPr>
+        <w:spacing w:after="0"/>
+        <w:rPr>
+          <w:b/>
+          <w:bCs/>
+        </w:rPr>
+      </w:pPr>
+      <w:r>
+        <w:rPr>
+          <w:b/>
+          <w:bCs/>
+        </w:rPr>
+        <w:t xml:space="preserve">6) Add </w:t>
+      </w:r>
+      <w:proofErr w:type="spellStart"/>
+      <w:r>
+        <w:rPr>
+          <w:b/>
+          <w:bCs/>
+        </w:rPr>
+        <w:t>node_blocked</w:t>
+      </w:r>
+      <w:proofErr w:type="spellEnd"/>
+      <w:r>
+        <w:rPr>
+          <w:b/>
+          <w:bCs/>
+        </w:rPr>
+        <w:t xml:space="preserve"> / </w:t>
+      </w:r>
+      <w:proofErr w:type="spellStart"/>
+      <w:r>
+        <w:rPr>
+          <w:b/>
+          <w:bCs/>
+        </w:rPr>
+        <w:t>node_paused</w:t>
+      </w:r>
+      <w:proofErr w:type="spellEnd"/>
+      <w:r>
+        <w:rPr>
+          <w:b/>
+          <w:bCs/>
+        </w:rPr>
+        <w:t xml:space="preserve"> / </w:t>
+      </w:r>
+      <w:proofErr w:type="spellStart"/>
+      <w:r>
+        <w:rPr>
+          <w:b/>
+          <w:bCs/>
+        </w:rPr>
+        <w:t>node_resumed</w:t>
+      </w:r>
+      <w:proofErr w:type="spellEnd"/>
+      <w:r>
+        <w:rPr>
+          <w:b/>
+          <w:bCs/>
+        </w:rPr>
+        <w:t xml:space="preserve"> end-to-end</w:t>
+      </w:r>
+    </w:p>
+    <w:p>
+      <w:pPr>
+        <w:numPr>
+          <w:ilvl w:val="0"/>
+          <w:numId w:val="94"/>
+        </w:numPr>
+        <w:spacing w:after="0"/>
+      </w:pPr>
+      <w:r>
+        <w:t>Emit from runner when appropriate (blocked on missing upstream / pause request)</w:t>
+      </w:r>
+    </w:p>
+    <w:p>
+      <w:pPr>
+        <w:numPr>
+          <w:ilvl w:val="0"/>
+          <w:numId w:val="94"/>
+        </w:numPr>
+        <w:spacing w:after="0"/>
+      </w:pPr>
+      <w:r>
+        <w:t>Handle in _</w:t>
+      </w:r>
+      <w:proofErr w:type="spellStart"/>
+      <w:r>
+        <w:t>apply_event_to_state</w:t>
+      </w:r>
+      <w:proofErr w:type="spellEnd"/>
+    </w:p>
+    <w:p>
+      <w:pPr>
+        <w:numPr>
+          <w:ilvl w:val="0"/>
+          <w:numId w:val="94"/>
+        </w:numPr>
+        <w:spacing w:after="0"/>
+      </w:pPr>
+      <w:r>
+        <w:t>Handle in frontend event union + UI rendering</w:t>
+      </w:r>
+    </w:p>
+    <w:p>
+      <w:pPr>
+        <w:spacing w:after="0"/>
+        <w:rPr>
+          <w:b/>
+          <w:bCs/>
+        </w:rPr>
+      </w:pPr>
+      <w:r>
+        <w:rPr>
+          <w:b/>
+          <w:bCs/>
+        </w:rPr>
+        <w:lastRenderedPageBreak/>
+        <w:t>7) Artifact pipeline hardening</w:t>
+      </w:r>
+    </w:p>
+    <w:p>
+      <w:pPr>
+        <w:numPr>
+          <w:ilvl w:val="0"/>
+          <w:numId w:val="95"/>
+        </w:numPr>
+        <w:spacing w:after="0"/>
+      </w:pPr>
+      <w:r>
+        <w:t xml:space="preserve">Ensure </w:t>
+      </w:r>
+      <w:proofErr w:type="spellStart"/>
+      <w:r>
+        <w:t>node_output</w:t>
+      </w:r>
+      <w:proofErr w:type="spellEnd"/>
+      <w:r>
+        <w:t xml:space="preserve"> always registers owner (</w:t>
+      </w:r>
+      <w:proofErr w:type="spellStart"/>
+      <w:r>
+        <w:t>artifactId</w:t>
+      </w:r>
+      <w:proofErr w:type="spellEnd"/>
+      <w:r>
+        <w:t xml:space="preserve"> → </w:t>
+      </w:r>
+      <w:proofErr w:type="spellStart"/>
+      <w:r>
+        <w:t>runId</w:t>
+      </w:r>
+      <w:proofErr w:type="spellEnd"/>
+      <w:r>
+        <w:t>)</w:t>
+      </w:r>
+    </w:p>
+    <w:p>
+      <w:pPr>
+        <w:numPr>
+          <w:ilvl w:val="0"/>
+          <w:numId w:val="95"/>
+        </w:numPr>
+        <w:spacing w:after="0"/>
+      </w:pPr>
+      <w:r>
+        <w:t>Add a debug route (temporary) to list a run’s artifacts: GET /runs/{</w:t>
+      </w:r>
+      <w:proofErr w:type="spellStart"/>
+      <w:r>
+        <w:t>run_id</w:t>
+      </w:r>
+      <w:proofErr w:type="spellEnd"/>
+      <w:r>
+        <w:t xml:space="preserve">} already gives </w:t>
+      </w:r>
+      <w:proofErr w:type="spellStart"/>
+      <w:r>
+        <w:t>nodeOutputs</w:t>
+      </w:r>
+      <w:proofErr w:type="spellEnd"/>
+      <w:r>
+        <w:t>—use that.</w:t>
+      </w:r>
+    </w:p>
+    <w:p>
+      <w:pPr>
+        <w:numPr>
+          <w:ilvl w:val="0"/>
+          <w:numId w:val="95"/>
+        </w:numPr>
+        <w:spacing w:after="0"/>
+      </w:pPr>
+      <w:r>
+        <w:t>Validate GET /runs/artifacts/{</w:t>
+      </w:r>
+      <w:proofErr w:type="spellStart"/>
+      <w:r>
+        <w:t>artifactId</w:t>
+      </w:r>
+      <w:proofErr w:type="spellEnd"/>
+      <w:r>
+        <w:t>} returns bytes + correct mime.</w:t>
+      </w:r>
+    </w:p>
+    <w:p>
+      <w:pPr>
+        <w:spacing w:after="0"/>
+        <w:rPr>
+          <w:b/>
+          <w:bCs/>
+        </w:rPr>
+      </w:pPr>
+      <w:r>
+        <w:rPr>
+          <w:b/>
+          <w:bCs/>
+        </w:rPr>
+        <w:t>8) “Never hang” guarantee</w:t>
+      </w:r>
+    </w:p>
+    <w:p>
+      <w:pPr>
+        <w:spacing w:after="0"/>
+      </w:pPr>
+      <w:r>
+        <w:t xml:space="preserve">Wrap the run task so </w:t>
+      </w:r>
+      <w:r>
+        <w:rPr>
+          <w:b/>
+          <w:bCs/>
+        </w:rPr>
+        <w:t>any exception</w:t>
+      </w:r>
+      <w:r>
+        <w:t xml:space="preserve"> produces:</w:t>
+      </w:r>
+    </w:p>
+    <w:p>
+      <w:pPr>
+        <w:numPr>
+          <w:ilvl w:val="0"/>
+          <w:numId w:val="96"/>
+        </w:numPr>
+        <w:spacing w:after="0"/>
+      </w:pPr>
+      <w:proofErr w:type="spellStart"/>
+      <w:r>
+        <w:t>run_failed</w:t>
+      </w:r>
+      <w:proofErr w:type="spellEnd"/>
+      <w:r>
+        <w:t xml:space="preserve"> (with error)</w:t>
+      </w:r>
+    </w:p>
+    <w:p>
+      <w:pPr>
+        <w:numPr>
+          <w:ilvl w:val="0"/>
+          <w:numId w:val="96"/>
+        </w:numPr>
+        <w:spacing w:after="0"/>
+      </w:pPr>
+      <w:proofErr w:type="spellStart"/>
+      <w:r>
+        <w:t>run_finished</w:t>
+      </w:r>
+      <w:proofErr w:type="spellEnd"/>
+      <w:r>
+        <w:br/>
+        <w:t>So SSE clients always terminate cleanly.</w:t>
+      </w:r>
+    </w:p>
+    <w:p>
+      <w:pPr>
+        <w:spacing w:after="0"/>
+      </w:pPr>
+      <w:r>
+        <w:t xml:space="preserve">If you want, paste your </w:t>
+      </w:r>
+      <w:proofErr w:type="spellStart"/>
+      <w:r>
+        <w:t>RunEventBus</w:t>
+      </w:r>
+      <w:proofErr w:type="spellEnd"/>
+      <w:r>
+        <w:t xml:space="preserve"> implementation next—I’ll sanity-check it against these steps and point out anything that can still cause “connected only.”</w:t>
+      </w:r>
+    </w:p>
+    <w:p>
+      <w:pPr>
+        <w:spacing w:after="0"/>
+      </w:pPr>
+    </w:p>
+    <w:p>
+      <w:pPr>
+        <w:pStyle w:val="ListParagraph"/>
+        <w:numPr>
+          <w:ilvl w:val="0"/>
+          <w:numId w:val="97"/>
+        </w:numPr>
+        <w:spacing w:after="0"/>
+      </w:pPr>
+      <w:r>
+        <w:t>testing /run/artifacts/{</w:t>
+      </w:r>
+      <w:proofErr w:type="spellStart"/>
+      <w:r>
+        <w:t>artifact_id</w:t>
+      </w:r>
+      <w:proofErr w:type="spellEnd"/>
+      <w:r>
+        <w:t>} route. error[[artifact]</w:t>
+      </w:r>
+    </w:p>
+    <w:p>
+      <w:pPr>
+        <w:pStyle w:val="ListParagraph"/>
+        <w:spacing w:after="0"/>
+      </w:pPr>
+      <w:r>
+        <w:t>5c3daadc20d433c3d2e54f18730dfb67a057dc7c502d9345906c5a998153002b</w:t>
+      </w:r>
     </w:p>
     <w:sectPr>
       <w:pgSz w:w="12240" w:h="15840"/>
@@ -8597,6 +12704,304 @@
     </w:lvl>
   </w:abstractNum>
   <w:abstractNum w:abstractNumId="6" w15:restartNumberingAfterBreak="0">
+    <w:nsid w:val="04F84B8C"/>
+    <w:multiLevelType w:val="multilevel"/>
+    <w:tmpl w:val="15C6C7B8"/>
+    <w:lvl w:ilvl="0">
+      <w:start w:val="1"/>
+      <w:numFmt w:val="bullet"/>
+      <w:lvlText w:val=""/>
+      <w:lvlJc w:val="left"/>
+      <w:pPr>
+        <w:tabs>
+          <w:tab w:val="num" w:pos="720"/>
+        </w:tabs>
+        <w:ind w:left="720" w:hanging="360"/>
+      </w:pPr>
+      <w:rPr>
+        <w:rFonts w:ascii="Symbol" w:hAnsi="Symbol" w:hint="default"/>
+        <w:sz w:val="20"/>
+      </w:rPr>
+    </w:lvl>
+    <w:lvl w:ilvl="1" w:tentative="1">
+      <w:start w:val="1"/>
+      <w:numFmt w:val="bullet"/>
+      <w:lvlText w:val="o"/>
+      <w:lvlJc w:val="left"/>
+      <w:pPr>
+        <w:tabs>
+          <w:tab w:val="num" w:pos="1440"/>
+        </w:tabs>
+        <w:ind w:left="1440" w:hanging="360"/>
+      </w:pPr>
+      <w:rPr>
+        <w:rFonts w:ascii="Courier New" w:hAnsi="Courier New" w:hint="default"/>
+        <w:sz w:val="20"/>
+      </w:rPr>
+    </w:lvl>
+    <w:lvl w:ilvl="2" w:tentative="1">
+      <w:start w:val="1"/>
+      <w:numFmt w:val="bullet"/>
+      <w:lvlText w:val=""/>
+      <w:lvlJc w:val="left"/>
+      <w:pPr>
+        <w:tabs>
+          <w:tab w:val="num" w:pos="2160"/>
+        </w:tabs>
+        <w:ind w:left="2160" w:hanging="360"/>
+      </w:pPr>
+      <w:rPr>
+        <w:rFonts w:ascii="Wingdings" w:hAnsi="Wingdings" w:hint="default"/>
+        <w:sz w:val="20"/>
+      </w:rPr>
+    </w:lvl>
+    <w:lvl w:ilvl="3" w:tentative="1">
+      <w:start w:val="1"/>
+      <w:numFmt w:val="bullet"/>
+      <w:lvlText w:val=""/>
+      <w:lvlJc w:val="left"/>
+      <w:pPr>
+        <w:tabs>
+          <w:tab w:val="num" w:pos="2880"/>
+        </w:tabs>
+        <w:ind w:left="2880" w:hanging="360"/>
+      </w:pPr>
+      <w:rPr>
+        <w:rFonts w:ascii="Wingdings" w:hAnsi="Wingdings" w:hint="default"/>
+        <w:sz w:val="20"/>
+      </w:rPr>
+    </w:lvl>
+    <w:lvl w:ilvl="4" w:tentative="1">
+      <w:start w:val="1"/>
+      <w:numFmt w:val="bullet"/>
+      <w:lvlText w:val=""/>
+      <w:lvlJc w:val="left"/>
+      <w:pPr>
+        <w:tabs>
+          <w:tab w:val="num" w:pos="3600"/>
+        </w:tabs>
+        <w:ind w:left="3600" w:hanging="360"/>
+      </w:pPr>
+      <w:rPr>
+        <w:rFonts w:ascii="Wingdings" w:hAnsi="Wingdings" w:hint="default"/>
+        <w:sz w:val="20"/>
+      </w:rPr>
+    </w:lvl>
+    <w:lvl w:ilvl="5" w:tentative="1">
+      <w:start w:val="1"/>
+      <w:numFmt w:val="bullet"/>
+      <w:lvlText w:val=""/>
+      <w:lvlJc w:val="left"/>
+      <w:pPr>
+        <w:tabs>
+          <w:tab w:val="num" w:pos="4320"/>
+        </w:tabs>
+        <w:ind w:left="4320" w:hanging="360"/>
+      </w:pPr>
+      <w:rPr>
+        <w:rFonts w:ascii="Wingdings" w:hAnsi="Wingdings" w:hint="default"/>
+        <w:sz w:val="20"/>
+      </w:rPr>
+    </w:lvl>
+    <w:lvl w:ilvl="6" w:tentative="1">
+      <w:start w:val="1"/>
+      <w:numFmt w:val="bullet"/>
+      <w:lvlText w:val=""/>
+      <w:lvlJc w:val="left"/>
+      <w:pPr>
+        <w:tabs>
+          <w:tab w:val="num" w:pos="5040"/>
+        </w:tabs>
+        <w:ind w:left="5040" w:hanging="360"/>
+      </w:pPr>
+      <w:rPr>
+        <w:rFonts w:ascii="Wingdings" w:hAnsi="Wingdings" w:hint="default"/>
+        <w:sz w:val="20"/>
+      </w:rPr>
+    </w:lvl>
+    <w:lvl w:ilvl="7" w:tentative="1">
+      <w:start w:val="1"/>
+      <w:numFmt w:val="bullet"/>
+      <w:lvlText w:val=""/>
+      <w:lvlJc w:val="left"/>
+      <w:pPr>
+        <w:tabs>
+          <w:tab w:val="num" w:pos="5760"/>
+        </w:tabs>
+        <w:ind w:left="5760" w:hanging="360"/>
+      </w:pPr>
+      <w:rPr>
+        <w:rFonts w:ascii="Wingdings" w:hAnsi="Wingdings" w:hint="default"/>
+        <w:sz w:val="20"/>
+      </w:rPr>
+    </w:lvl>
+    <w:lvl w:ilvl="8" w:tentative="1">
+      <w:start w:val="1"/>
+      <w:numFmt w:val="bullet"/>
+      <w:lvlText w:val=""/>
+      <w:lvlJc w:val="left"/>
+      <w:pPr>
+        <w:tabs>
+          <w:tab w:val="num" w:pos="6480"/>
+        </w:tabs>
+        <w:ind w:left="6480" w:hanging="360"/>
+      </w:pPr>
+      <w:rPr>
+        <w:rFonts w:ascii="Wingdings" w:hAnsi="Wingdings" w:hint="default"/>
+        <w:sz w:val="20"/>
+      </w:rPr>
+    </w:lvl>
+  </w:abstractNum>
+  <w:abstractNum w:abstractNumId="7" w15:restartNumberingAfterBreak="0">
+    <w:nsid w:val="05B10ED1"/>
+    <w:multiLevelType w:val="multilevel"/>
+    <w:tmpl w:val="3E28EC28"/>
+    <w:lvl w:ilvl="0">
+      <w:start w:val="1"/>
+      <w:numFmt w:val="bullet"/>
+      <w:lvlText w:val=""/>
+      <w:lvlJc w:val="left"/>
+      <w:pPr>
+        <w:tabs>
+          <w:tab w:val="num" w:pos="720"/>
+        </w:tabs>
+        <w:ind w:left="720" w:hanging="360"/>
+      </w:pPr>
+      <w:rPr>
+        <w:rFonts w:ascii="Symbol" w:hAnsi="Symbol" w:hint="default"/>
+        <w:sz w:val="20"/>
+      </w:rPr>
+    </w:lvl>
+    <w:lvl w:ilvl="1" w:tentative="1">
+      <w:start w:val="1"/>
+      <w:numFmt w:val="bullet"/>
+      <w:lvlText w:val="o"/>
+      <w:lvlJc w:val="left"/>
+      <w:pPr>
+        <w:tabs>
+          <w:tab w:val="num" w:pos="1440"/>
+        </w:tabs>
+        <w:ind w:left="1440" w:hanging="360"/>
+      </w:pPr>
+      <w:rPr>
+        <w:rFonts w:ascii="Courier New" w:hAnsi="Courier New" w:hint="default"/>
+        <w:sz w:val="20"/>
+      </w:rPr>
+    </w:lvl>
+    <w:lvl w:ilvl="2" w:tentative="1">
+      <w:start w:val="1"/>
+      <w:numFmt w:val="bullet"/>
+      <w:lvlText w:val=""/>
+      <w:lvlJc w:val="left"/>
+      <w:pPr>
+        <w:tabs>
+          <w:tab w:val="num" w:pos="2160"/>
+        </w:tabs>
+        <w:ind w:left="2160" w:hanging="360"/>
+      </w:pPr>
+      <w:rPr>
+        <w:rFonts w:ascii="Wingdings" w:hAnsi="Wingdings" w:hint="default"/>
+        <w:sz w:val="20"/>
+      </w:rPr>
+    </w:lvl>
+    <w:lvl w:ilvl="3" w:tentative="1">
+      <w:start w:val="1"/>
+      <w:numFmt w:val="bullet"/>
+      <w:lvlText w:val=""/>
+      <w:lvlJc w:val="left"/>
+      <w:pPr>
+        <w:tabs>
+          <w:tab w:val="num" w:pos="2880"/>
+        </w:tabs>
+        <w:ind w:left="2880" w:hanging="360"/>
+      </w:pPr>
+      <w:rPr>
+        <w:rFonts w:ascii="Wingdings" w:hAnsi="Wingdings" w:hint="default"/>
+        <w:sz w:val="20"/>
+      </w:rPr>
+    </w:lvl>
+    <w:lvl w:ilvl="4" w:tentative="1">
+      <w:start w:val="1"/>
+      <w:numFmt w:val="bullet"/>
+      <w:lvlText w:val=""/>
+      <w:lvlJc w:val="left"/>
+      <w:pPr>
+        <w:tabs>
+          <w:tab w:val="num" w:pos="3600"/>
+        </w:tabs>
+        <w:ind w:left="3600" w:hanging="360"/>
+      </w:pPr>
+      <w:rPr>
+        <w:rFonts w:ascii="Wingdings" w:hAnsi="Wingdings" w:hint="default"/>
+        <w:sz w:val="20"/>
+      </w:rPr>
+    </w:lvl>
+    <w:lvl w:ilvl="5" w:tentative="1">
+      <w:start w:val="1"/>
+      <w:numFmt w:val="bullet"/>
+      <w:lvlText w:val=""/>
+      <w:lvlJc w:val="left"/>
+      <w:pPr>
+        <w:tabs>
+          <w:tab w:val="num" w:pos="4320"/>
+        </w:tabs>
+        <w:ind w:left="4320" w:hanging="360"/>
+      </w:pPr>
+      <w:rPr>
+        <w:rFonts w:ascii="Wingdings" w:hAnsi="Wingdings" w:hint="default"/>
+        <w:sz w:val="20"/>
+      </w:rPr>
+    </w:lvl>
+    <w:lvl w:ilvl="6" w:tentative="1">
+      <w:start w:val="1"/>
+      <w:numFmt w:val="bullet"/>
+      <w:lvlText w:val=""/>
+      <w:lvlJc w:val="left"/>
+      <w:pPr>
+        <w:tabs>
+          <w:tab w:val="num" w:pos="5040"/>
+        </w:tabs>
+        <w:ind w:left="5040" w:hanging="360"/>
+      </w:pPr>
+      <w:rPr>
+        <w:rFonts w:ascii="Wingdings" w:hAnsi="Wingdings" w:hint="default"/>
+        <w:sz w:val="20"/>
+      </w:rPr>
+    </w:lvl>
+    <w:lvl w:ilvl="7" w:tentative="1">
+      <w:start w:val="1"/>
+      <w:numFmt w:val="bullet"/>
+      <w:lvlText w:val=""/>
+      <w:lvlJc w:val="left"/>
+      <w:pPr>
+        <w:tabs>
+          <w:tab w:val="num" w:pos="5760"/>
+        </w:tabs>
+        <w:ind w:left="5760" w:hanging="360"/>
+      </w:pPr>
+      <w:rPr>
+        <w:rFonts w:ascii="Wingdings" w:hAnsi="Wingdings" w:hint="default"/>
+        <w:sz w:val="20"/>
+      </w:rPr>
+    </w:lvl>
+    <w:lvl w:ilvl="8" w:tentative="1">
+      <w:start w:val="1"/>
+      <w:numFmt w:val="bullet"/>
+      <w:lvlText w:val=""/>
+      <w:lvlJc w:val="left"/>
+      <w:pPr>
+        <w:tabs>
+          <w:tab w:val="num" w:pos="6480"/>
+        </w:tabs>
+        <w:ind w:left="6480" w:hanging="360"/>
+      </w:pPr>
+      <w:rPr>
+        <w:rFonts w:ascii="Wingdings" w:hAnsi="Wingdings" w:hint="default"/>
+        <w:sz w:val="20"/>
+      </w:rPr>
+    </w:lvl>
+  </w:abstractNum>
+  <w:abstractNum w:abstractNumId="8" w15:restartNumberingAfterBreak="0">
     <w:nsid w:val="060D3FEB"/>
     <w:multiLevelType w:val="multilevel"/>
     <w:tmpl w:val="BEBA7754"/>
@@ -8745,7 +13150,7 @@
       </w:rPr>
     </w:lvl>
   </w:abstractNum>
-  <w:abstractNum w:abstractNumId="7" w15:restartNumberingAfterBreak="0">
+  <w:abstractNum w:abstractNumId="9" w15:restartNumberingAfterBreak="0">
     <w:nsid w:val="06F939F9"/>
     <w:multiLevelType w:val="multilevel"/>
     <w:tmpl w:val="89F4CCF2"/>
@@ -8894,7 +13299,7 @@
       </w:rPr>
     </w:lvl>
   </w:abstractNum>
-  <w:abstractNum w:abstractNumId="8" w15:restartNumberingAfterBreak="0">
+  <w:abstractNum w:abstractNumId="10" w15:restartNumberingAfterBreak="0">
     <w:nsid w:val="07E762D2"/>
     <w:multiLevelType w:val="multilevel"/>
     <w:tmpl w:val="98EC3948"/>
@@ -9043,7 +13448,7 @@
       </w:rPr>
     </w:lvl>
   </w:abstractNum>
-  <w:abstractNum w:abstractNumId="9" w15:restartNumberingAfterBreak="0">
+  <w:abstractNum w:abstractNumId="11" w15:restartNumberingAfterBreak="0">
     <w:nsid w:val="080A22C4"/>
     <w:multiLevelType w:val="multilevel"/>
     <w:tmpl w:val="FF2E35C2"/>
@@ -9192,7 +13597,7 @@
       </w:rPr>
     </w:lvl>
   </w:abstractNum>
-  <w:abstractNum w:abstractNumId="10" w15:restartNumberingAfterBreak="0">
+  <w:abstractNum w:abstractNumId="12" w15:restartNumberingAfterBreak="0">
     <w:nsid w:val="081651B1"/>
     <w:multiLevelType w:val="multilevel"/>
     <w:tmpl w:val="6CA8E91C"/>
@@ -9341,7 +13746,156 @@
       </w:rPr>
     </w:lvl>
   </w:abstractNum>
-  <w:abstractNum w:abstractNumId="11" w15:restartNumberingAfterBreak="0">
+  <w:abstractNum w:abstractNumId="13" w15:restartNumberingAfterBreak="0">
+    <w:nsid w:val="0A2B35C2"/>
+    <w:multiLevelType w:val="multilevel"/>
+    <w:tmpl w:val="2E7E039A"/>
+    <w:lvl w:ilvl="0">
+      <w:start w:val="1"/>
+      <w:numFmt w:val="bullet"/>
+      <w:lvlText w:val=""/>
+      <w:lvlJc w:val="left"/>
+      <w:pPr>
+        <w:tabs>
+          <w:tab w:val="num" w:pos="720"/>
+        </w:tabs>
+        <w:ind w:left="720" w:hanging="360"/>
+      </w:pPr>
+      <w:rPr>
+        <w:rFonts w:ascii="Symbol" w:hAnsi="Symbol" w:hint="default"/>
+        <w:sz w:val="20"/>
+      </w:rPr>
+    </w:lvl>
+    <w:lvl w:ilvl="1" w:tentative="1">
+      <w:start w:val="1"/>
+      <w:numFmt w:val="bullet"/>
+      <w:lvlText w:val="o"/>
+      <w:lvlJc w:val="left"/>
+      <w:pPr>
+        <w:tabs>
+          <w:tab w:val="num" w:pos="1440"/>
+        </w:tabs>
+        <w:ind w:left="1440" w:hanging="360"/>
+      </w:pPr>
+      <w:rPr>
+        <w:rFonts w:ascii="Courier New" w:hAnsi="Courier New" w:hint="default"/>
+        <w:sz w:val="20"/>
+      </w:rPr>
+    </w:lvl>
+    <w:lvl w:ilvl="2" w:tentative="1">
+      <w:start w:val="1"/>
+      <w:numFmt w:val="bullet"/>
+      <w:lvlText w:val=""/>
+      <w:lvlJc w:val="left"/>
+      <w:pPr>
+        <w:tabs>
+          <w:tab w:val="num" w:pos="2160"/>
+        </w:tabs>
+        <w:ind w:left="2160" w:hanging="360"/>
+      </w:pPr>
+      <w:rPr>
+        <w:rFonts w:ascii="Wingdings" w:hAnsi="Wingdings" w:hint="default"/>
+        <w:sz w:val="20"/>
+      </w:rPr>
+    </w:lvl>
+    <w:lvl w:ilvl="3" w:tentative="1">
+      <w:start w:val="1"/>
+      <w:numFmt w:val="bullet"/>
+      <w:lvlText w:val=""/>
+      <w:lvlJc w:val="left"/>
+      <w:pPr>
+        <w:tabs>
+          <w:tab w:val="num" w:pos="2880"/>
+        </w:tabs>
+        <w:ind w:left="2880" w:hanging="360"/>
+      </w:pPr>
+      <w:rPr>
+        <w:rFonts w:ascii="Wingdings" w:hAnsi="Wingdings" w:hint="default"/>
+        <w:sz w:val="20"/>
+      </w:rPr>
+    </w:lvl>
+    <w:lvl w:ilvl="4" w:tentative="1">
+      <w:start w:val="1"/>
+      <w:numFmt w:val="bullet"/>
+      <w:lvlText w:val=""/>
+      <w:lvlJc w:val="left"/>
+      <w:pPr>
+        <w:tabs>
+          <w:tab w:val="num" w:pos="3600"/>
+        </w:tabs>
+        <w:ind w:left="3600" w:hanging="360"/>
+      </w:pPr>
+      <w:rPr>
+        <w:rFonts w:ascii="Wingdings" w:hAnsi="Wingdings" w:hint="default"/>
+        <w:sz w:val="20"/>
+      </w:rPr>
+    </w:lvl>
+    <w:lvl w:ilvl="5" w:tentative="1">
+      <w:start w:val="1"/>
+      <w:numFmt w:val="bullet"/>
+      <w:lvlText w:val=""/>
+      <w:lvlJc w:val="left"/>
+      <w:pPr>
+        <w:tabs>
+          <w:tab w:val="num" w:pos="4320"/>
+        </w:tabs>
+        <w:ind w:left="4320" w:hanging="360"/>
+      </w:pPr>
+      <w:rPr>
+        <w:rFonts w:ascii="Wingdings" w:hAnsi="Wingdings" w:hint="default"/>
+        <w:sz w:val="20"/>
+      </w:rPr>
+    </w:lvl>
+    <w:lvl w:ilvl="6" w:tentative="1">
+      <w:start w:val="1"/>
+      <w:numFmt w:val="bullet"/>
+      <w:lvlText w:val=""/>
+      <w:lvlJc w:val="left"/>
+      <w:pPr>
+        <w:tabs>
+          <w:tab w:val="num" w:pos="5040"/>
+        </w:tabs>
+        <w:ind w:left="5040" w:hanging="360"/>
+      </w:pPr>
+      <w:rPr>
+        <w:rFonts w:ascii="Wingdings" w:hAnsi="Wingdings" w:hint="default"/>
+        <w:sz w:val="20"/>
+      </w:rPr>
+    </w:lvl>
+    <w:lvl w:ilvl="7" w:tentative="1">
+      <w:start w:val="1"/>
+      <w:numFmt w:val="bullet"/>
+      <w:lvlText w:val=""/>
+      <w:lvlJc w:val="left"/>
+      <w:pPr>
+        <w:tabs>
+          <w:tab w:val="num" w:pos="5760"/>
+        </w:tabs>
+        <w:ind w:left="5760" w:hanging="360"/>
+      </w:pPr>
+      <w:rPr>
+        <w:rFonts w:ascii="Wingdings" w:hAnsi="Wingdings" w:hint="default"/>
+        <w:sz w:val="20"/>
+      </w:rPr>
+    </w:lvl>
+    <w:lvl w:ilvl="8" w:tentative="1">
+      <w:start w:val="1"/>
+      <w:numFmt w:val="bullet"/>
+      <w:lvlText w:val=""/>
+      <w:lvlJc w:val="left"/>
+      <w:pPr>
+        <w:tabs>
+          <w:tab w:val="num" w:pos="6480"/>
+        </w:tabs>
+        <w:ind w:left="6480" w:hanging="360"/>
+      </w:pPr>
+      <w:rPr>
+        <w:rFonts w:ascii="Wingdings" w:hAnsi="Wingdings" w:hint="default"/>
+        <w:sz w:val="20"/>
+      </w:rPr>
+    </w:lvl>
+  </w:abstractNum>
+  <w:abstractNum w:abstractNumId="14" w15:restartNumberingAfterBreak="0">
     <w:nsid w:val="0A7670CA"/>
     <w:multiLevelType w:val="multilevel"/>
     <w:tmpl w:val="90CED09C"/>
@@ -9490,7 +14044,7 @@
       </w:rPr>
     </w:lvl>
   </w:abstractNum>
-  <w:abstractNum w:abstractNumId="12" w15:restartNumberingAfterBreak="0">
+  <w:abstractNum w:abstractNumId="15" w15:restartNumberingAfterBreak="0">
     <w:nsid w:val="106C2383"/>
     <w:multiLevelType w:val="multilevel"/>
     <w:tmpl w:val="175442EE"/>
@@ -9639,7 +14193,7 @@
       </w:rPr>
     </w:lvl>
   </w:abstractNum>
-  <w:abstractNum w:abstractNumId="13" w15:restartNumberingAfterBreak="0">
+  <w:abstractNum w:abstractNumId="16" w15:restartNumberingAfterBreak="0">
     <w:nsid w:val="12FE5D5D"/>
     <w:multiLevelType w:val="multilevel"/>
     <w:tmpl w:val="1E540846"/>
@@ -9788,7 +14342,7 @@
       </w:rPr>
     </w:lvl>
   </w:abstractNum>
-  <w:abstractNum w:abstractNumId="14" w15:restartNumberingAfterBreak="0">
+  <w:abstractNum w:abstractNumId="17" w15:restartNumberingAfterBreak="0">
     <w:nsid w:val="13670AA5"/>
     <w:multiLevelType w:val="multilevel"/>
     <w:tmpl w:val="26F041A0"/>
@@ -9937,7 +14491,156 @@
       </w:rPr>
     </w:lvl>
   </w:abstractNum>
-  <w:abstractNum w:abstractNumId="15" w15:restartNumberingAfterBreak="0">
+  <w:abstractNum w:abstractNumId="18" w15:restartNumberingAfterBreak="0">
+    <w:nsid w:val="14FF2BD3"/>
+    <w:multiLevelType w:val="multilevel"/>
+    <w:tmpl w:val="0EBE0252"/>
+    <w:lvl w:ilvl="0">
+      <w:start w:val="1"/>
+      <w:numFmt w:val="bullet"/>
+      <w:lvlText w:val=""/>
+      <w:lvlJc w:val="left"/>
+      <w:pPr>
+        <w:tabs>
+          <w:tab w:val="num" w:pos="720"/>
+        </w:tabs>
+        <w:ind w:left="720" w:hanging="360"/>
+      </w:pPr>
+      <w:rPr>
+        <w:rFonts w:ascii="Symbol" w:hAnsi="Symbol" w:hint="default"/>
+        <w:sz w:val="20"/>
+      </w:rPr>
+    </w:lvl>
+    <w:lvl w:ilvl="1" w:tentative="1">
+      <w:start w:val="1"/>
+      <w:numFmt w:val="bullet"/>
+      <w:lvlText w:val="o"/>
+      <w:lvlJc w:val="left"/>
+      <w:pPr>
+        <w:tabs>
+          <w:tab w:val="num" w:pos="1440"/>
+        </w:tabs>
+        <w:ind w:left="1440" w:hanging="360"/>
+      </w:pPr>
+      <w:rPr>
+        <w:rFonts w:ascii="Courier New" w:hAnsi="Courier New" w:hint="default"/>
+        <w:sz w:val="20"/>
+      </w:rPr>
+    </w:lvl>
+    <w:lvl w:ilvl="2" w:tentative="1">
+      <w:start w:val="1"/>
+      <w:numFmt w:val="bullet"/>
+      <w:lvlText w:val=""/>
+      <w:lvlJc w:val="left"/>
+      <w:pPr>
+        <w:tabs>
+          <w:tab w:val="num" w:pos="2160"/>
+        </w:tabs>
+        <w:ind w:left="2160" w:hanging="360"/>
+      </w:pPr>
+      <w:rPr>
+        <w:rFonts w:ascii="Wingdings" w:hAnsi="Wingdings" w:hint="default"/>
+        <w:sz w:val="20"/>
+      </w:rPr>
+    </w:lvl>
+    <w:lvl w:ilvl="3" w:tentative="1">
+      <w:start w:val="1"/>
+      <w:numFmt w:val="bullet"/>
+      <w:lvlText w:val=""/>
+      <w:lvlJc w:val="left"/>
+      <w:pPr>
+        <w:tabs>
+          <w:tab w:val="num" w:pos="2880"/>
+        </w:tabs>
+        <w:ind w:left="2880" w:hanging="360"/>
+      </w:pPr>
+      <w:rPr>
+        <w:rFonts w:ascii="Wingdings" w:hAnsi="Wingdings" w:hint="default"/>
+        <w:sz w:val="20"/>
+      </w:rPr>
+    </w:lvl>
+    <w:lvl w:ilvl="4" w:tentative="1">
+      <w:start w:val="1"/>
+      <w:numFmt w:val="bullet"/>
+      <w:lvlText w:val=""/>
+      <w:lvlJc w:val="left"/>
+      <w:pPr>
+        <w:tabs>
+          <w:tab w:val="num" w:pos="3600"/>
+        </w:tabs>
+        <w:ind w:left="3600" w:hanging="360"/>
+      </w:pPr>
+      <w:rPr>
+        <w:rFonts w:ascii="Wingdings" w:hAnsi="Wingdings" w:hint="default"/>
+        <w:sz w:val="20"/>
+      </w:rPr>
+    </w:lvl>
+    <w:lvl w:ilvl="5" w:tentative="1">
+      <w:start w:val="1"/>
+      <w:numFmt w:val="bullet"/>
+      <w:lvlText w:val=""/>
+      <w:lvlJc w:val="left"/>
+      <w:pPr>
+        <w:tabs>
+          <w:tab w:val="num" w:pos="4320"/>
+        </w:tabs>
+        <w:ind w:left="4320" w:hanging="360"/>
+      </w:pPr>
+      <w:rPr>
+        <w:rFonts w:ascii="Wingdings" w:hAnsi="Wingdings" w:hint="default"/>
+        <w:sz w:val="20"/>
+      </w:rPr>
+    </w:lvl>
+    <w:lvl w:ilvl="6" w:tentative="1">
+      <w:start w:val="1"/>
+      <w:numFmt w:val="bullet"/>
+      <w:lvlText w:val=""/>
+      <w:lvlJc w:val="left"/>
+      <w:pPr>
+        <w:tabs>
+          <w:tab w:val="num" w:pos="5040"/>
+        </w:tabs>
+        <w:ind w:left="5040" w:hanging="360"/>
+      </w:pPr>
+      <w:rPr>
+        <w:rFonts w:ascii="Wingdings" w:hAnsi="Wingdings" w:hint="default"/>
+        <w:sz w:val="20"/>
+      </w:rPr>
+    </w:lvl>
+    <w:lvl w:ilvl="7" w:tentative="1">
+      <w:start w:val="1"/>
+      <w:numFmt w:val="bullet"/>
+      <w:lvlText w:val=""/>
+      <w:lvlJc w:val="left"/>
+      <w:pPr>
+        <w:tabs>
+          <w:tab w:val="num" w:pos="5760"/>
+        </w:tabs>
+        <w:ind w:left="5760" w:hanging="360"/>
+      </w:pPr>
+      <w:rPr>
+        <w:rFonts w:ascii="Wingdings" w:hAnsi="Wingdings" w:hint="default"/>
+        <w:sz w:val="20"/>
+      </w:rPr>
+    </w:lvl>
+    <w:lvl w:ilvl="8" w:tentative="1">
+      <w:start w:val="1"/>
+      <w:numFmt w:val="bullet"/>
+      <w:lvlText w:val=""/>
+      <w:lvlJc w:val="left"/>
+      <w:pPr>
+        <w:tabs>
+          <w:tab w:val="num" w:pos="6480"/>
+        </w:tabs>
+        <w:ind w:left="6480" w:hanging="360"/>
+      </w:pPr>
+      <w:rPr>
+        <w:rFonts w:ascii="Wingdings" w:hAnsi="Wingdings" w:hint="default"/>
+        <w:sz w:val="20"/>
+      </w:rPr>
+    </w:lvl>
+  </w:abstractNum>
+  <w:abstractNum w:abstractNumId="19" w15:restartNumberingAfterBreak="0">
     <w:nsid w:val="154C2BCD"/>
     <w:multiLevelType w:val="multilevel"/>
     <w:tmpl w:val="4510E16A"/>
@@ -10050,7 +14753,156 @@
       </w:pPr>
     </w:lvl>
   </w:abstractNum>
-  <w:abstractNum w:abstractNumId="16" w15:restartNumberingAfterBreak="0">
+  <w:abstractNum w:abstractNumId="20" w15:restartNumberingAfterBreak="0">
+    <w:nsid w:val="157B54C9"/>
+    <w:multiLevelType w:val="multilevel"/>
+    <w:tmpl w:val="B48ABBA6"/>
+    <w:lvl w:ilvl="0">
+      <w:start w:val="1"/>
+      <w:numFmt w:val="bullet"/>
+      <w:lvlText w:val=""/>
+      <w:lvlJc w:val="left"/>
+      <w:pPr>
+        <w:tabs>
+          <w:tab w:val="num" w:pos="720"/>
+        </w:tabs>
+        <w:ind w:left="720" w:hanging="360"/>
+      </w:pPr>
+      <w:rPr>
+        <w:rFonts w:ascii="Symbol" w:hAnsi="Symbol" w:hint="default"/>
+        <w:sz w:val="20"/>
+      </w:rPr>
+    </w:lvl>
+    <w:lvl w:ilvl="1" w:tentative="1">
+      <w:start w:val="1"/>
+      <w:numFmt w:val="bullet"/>
+      <w:lvlText w:val="o"/>
+      <w:lvlJc w:val="left"/>
+      <w:pPr>
+        <w:tabs>
+          <w:tab w:val="num" w:pos="1440"/>
+        </w:tabs>
+        <w:ind w:left="1440" w:hanging="360"/>
+      </w:pPr>
+      <w:rPr>
+        <w:rFonts w:ascii="Courier New" w:hAnsi="Courier New" w:hint="default"/>
+        <w:sz w:val="20"/>
+      </w:rPr>
+    </w:lvl>
+    <w:lvl w:ilvl="2" w:tentative="1">
+      <w:start w:val="1"/>
+      <w:numFmt w:val="bullet"/>
+      <w:lvlText w:val=""/>
+      <w:lvlJc w:val="left"/>
+      <w:pPr>
+        <w:tabs>
+          <w:tab w:val="num" w:pos="2160"/>
+        </w:tabs>
+        <w:ind w:left="2160" w:hanging="360"/>
+      </w:pPr>
+      <w:rPr>
+        <w:rFonts w:ascii="Wingdings" w:hAnsi="Wingdings" w:hint="default"/>
+        <w:sz w:val="20"/>
+      </w:rPr>
+    </w:lvl>
+    <w:lvl w:ilvl="3" w:tentative="1">
+      <w:start w:val="1"/>
+      <w:numFmt w:val="bullet"/>
+      <w:lvlText w:val=""/>
+      <w:lvlJc w:val="left"/>
+      <w:pPr>
+        <w:tabs>
+          <w:tab w:val="num" w:pos="2880"/>
+        </w:tabs>
+        <w:ind w:left="2880" w:hanging="360"/>
+      </w:pPr>
+      <w:rPr>
+        <w:rFonts w:ascii="Wingdings" w:hAnsi="Wingdings" w:hint="default"/>
+        <w:sz w:val="20"/>
+      </w:rPr>
+    </w:lvl>
+    <w:lvl w:ilvl="4" w:tentative="1">
+      <w:start w:val="1"/>
+      <w:numFmt w:val="bullet"/>
+      <w:lvlText w:val=""/>
+      <w:lvlJc w:val="left"/>
+      <w:pPr>
+        <w:tabs>
+          <w:tab w:val="num" w:pos="3600"/>
+        </w:tabs>
+        <w:ind w:left="3600" w:hanging="360"/>
+      </w:pPr>
+      <w:rPr>
+        <w:rFonts w:ascii="Wingdings" w:hAnsi="Wingdings" w:hint="default"/>
+        <w:sz w:val="20"/>
+      </w:rPr>
+    </w:lvl>
+    <w:lvl w:ilvl="5" w:tentative="1">
+      <w:start w:val="1"/>
+      <w:numFmt w:val="bullet"/>
+      <w:lvlText w:val=""/>
+      <w:lvlJc w:val="left"/>
+      <w:pPr>
+        <w:tabs>
+          <w:tab w:val="num" w:pos="4320"/>
+        </w:tabs>
+        <w:ind w:left="4320" w:hanging="360"/>
+      </w:pPr>
+      <w:rPr>
+        <w:rFonts w:ascii="Wingdings" w:hAnsi="Wingdings" w:hint="default"/>
+        <w:sz w:val="20"/>
+      </w:rPr>
+    </w:lvl>
+    <w:lvl w:ilvl="6" w:tentative="1">
+      <w:start w:val="1"/>
+      <w:numFmt w:val="bullet"/>
+      <w:lvlText w:val=""/>
+      <w:lvlJc w:val="left"/>
+      <w:pPr>
+        <w:tabs>
+          <w:tab w:val="num" w:pos="5040"/>
+        </w:tabs>
+        <w:ind w:left="5040" w:hanging="360"/>
+      </w:pPr>
+      <w:rPr>
+        <w:rFonts w:ascii="Wingdings" w:hAnsi="Wingdings" w:hint="default"/>
+        <w:sz w:val="20"/>
+      </w:rPr>
+    </w:lvl>
+    <w:lvl w:ilvl="7" w:tentative="1">
+      <w:start w:val="1"/>
+      <w:numFmt w:val="bullet"/>
+      <w:lvlText w:val=""/>
+      <w:lvlJc w:val="left"/>
+      <w:pPr>
+        <w:tabs>
+          <w:tab w:val="num" w:pos="5760"/>
+        </w:tabs>
+        <w:ind w:left="5760" w:hanging="360"/>
+      </w:pPr>
+      <w:rPr>
+        <w:rFonts w:ascii="Wingdings" w:hAnsi="Wingdings" w:hint="default"/>
+        <w:sz w:val="20"/>
+      </w:rPr>
+    </w:lvl>
+    <w:lvl w:ilvl="8" w:tentative="1">
+      <w:start w:val="1"/>
+      <w:numFmt w:val="bullet"/>
+      <w:lvlText w:val=""/>
+      <w:lvlJc w:val="left"/>
+      <w:pPr>
+        <w:tabs>
+          <w:tab w:val="num" w:pos="6480"/>
+        </w:tabs>
+        <w:ind w:left="6480" w:hanging="360"/>
+      </w:pPr>
+      <w:rPr>
+        <w:rFonts w:ascii="Wingdings" w:hAnsi="Wingdings" w:hint="default"/>
+        <w:sz w:val="20"/>
+      </w:rPr>
+    </w:lvl>
+  </w:abstractNum>
+  <w:abstractNum w:abstractNumId="21" w15:restartNumberingAfterBreak="0">
     <w:nsid w:val="173D4197"/>
     <w:multiLevelType w:val="multilevel"/>
     <w:tmpl w:val="E9A4E946"/>
@@ -10199,7 +15051,7 @@
       </w:rPr>
     </w:lvl>
   </w:abstractNum>
-  <w:abstractNum w:abstractNumId="17" w15:restartNumberingAfterBreak="0">
+  <w:abstractNum w:abstractNumId="22" w15:restartNumberingAfterBreak="0">
     <w:nsid w:val="17C51406"/>
     <w:multiLevelType w:val="multilevel"/>
     <w:tmpl w:val="D46AA0F8"/>
@@ -10348,7 +15200,7 @@
       </w:rPr>
     </w:lvl>
   </w:abstractNum>
-  <w:abstractNum w:abstractNumId="18" w15:restartNumberingAfterBreak="0">
+  <w:abstractNum w:abstractNumId="23" w15:restartNumberingAfterBreak="0">
     <w:nsid w:val="185F29BC"/>
     <w:multiLevelType w:val="multilevel"/>
     <w:tmpl w:val="AE5ED9DA"/>
@@ -10497,7 +15349,156 @@
       </w:rPr>
     </w:lvl>
   </w:abstractNum>
-  <w:abstractNum w:abstractNumId="19" w15:restartNumberingAfterBreak="0">
+  <w:abstractNum w:abstractNumId="24" w15:restartNumberingAfterBreak="0">
+    <w:nsid w:val="1B8F72E0"/>
+    <w:multiLevelType w:val="multilevel"/>
+    <w:tmpl w:val="771E2730"/>
+    <w:lvl w:ilvl="0">
+      <w:start w:val="1"/>
+      <w:numFmt w:val="bullet"/>
+      <w:lvlText w:val=""/>
+      <w:lvlJc w:val="left"/>
+      <w:pPr>
+        <w:tabs>
+          <w:tab w:val="num" w:pos="720"/>
+        </w:tabs>
+        <w:ind w:left="720" w:hanging="360"/>
+      </w:pPr>
+      <w:rPr>
+        <w:rFonts w:ascii="Symbol" w:hAnsi="Symbol" w:hint="default"/>
+        <w:sz w:val="20"/>
+      </w:rPr>
+    </w:lvl>
+    <w:lvl w:ilvl="1" w:tentative="1">
+      <w:start w:val="1"/>
+      <w:numFmt w:val="bullet"/>
+      <w:lvlText w:val="o"/>
+      <w:lvlJc w:val="left"/>
+      <w:pPr>
+        <w:tabs>
+          <w:tab w:val="num" w:pos="1440"/>
+        </w:tabs>
+        <w:ind w:left="1440" w:hanging="360"/>
+      </w:pPr>
+      <w:rPr>
+        <w:rFonts w:ascii="Courier New" w:hAnsi="Courier New" w:hint="default"/>
+        <w:sz w:val="20"/>
+      </w:rPr>
+    </w:lvl>
+    <w:lvl w:ilvl="2" w:tentative="1">
+      <w:start w:val="1"/>
+      <w:numFmt w:val="bullet"/>
+      <w:lvlText w:val=""/>
+      <w:lvlJc w:val="left"/>
+      <w:pPr>
+        <w:tabs>
+          <w:tab w:val="num" w:pos="2160"/>
+        </w:tabs>
+        <w:ind w:left="2160" w:hanging="360"/>
+      </w:pPr>
+      <w:rPr>
+        <w:rFonts w:ascii="Wingdings" w:hAnsi="Wingdings" w:hint="default"/>
+        <w:sz w:val="20"/>
+      </w:rPr>
+    </w:lvl>
+    <w:lvl w:ilvl="3" w:tentative="1">
+      <w:start w:val="1"/>
+      <w:numFmt w:val="bullet"/>
+      <w:lvlText w:val=""/>
+      <w:lvlJc w:val="left"/>
+      <w:pPr>
+        <w:tabs>
+          <w:tab w:val="num" w:pos="2880"/>
+        </w:tabs>
+        <w:ind w:left="2880" w:hanging="360"/>
+      </w:pPr>
+      <w:rPr>
+        <w:rFonts w:ascii="Wingdings" w:hAnsi="Wingdings" w:hint="default"/>
+        <w:sz w:val="20"/>
+      </w:rPr>
+    </w:lvl>
+    <w:lvl w:ilvl="4" w:tentative="1">
+      <w:start w:val="1"/>
+      <w:numFmt w:val="bullet"/>
+      <w:lvlText w:val=""/>
+      <w:lvlJc w:val="left"/>
+      <w:pPr>
+        <w:tabs>
+          <w:tab w:val="num" w:pos="3600"/>
+        </w:tabs>
+        <w:ind w:left="3600" w:hanging="360"/>
+      </w:pPr>
+      <w:rPr>
+        <w:rFonts w:ascii="Wingdings" w:hAnsi="Wingdings" w:hint="default"/>
+        <w:sz w:val="20"/>
+      </w:rPr>
+    </w:lvl>
+    <w:lvl w:ilvl="5" w:tentative="1">
+      <w:start w:val="1"/>
+      <w:numFmt w:val="bullet"/>
+      <w:lvlText w:val=""/>
+      <w:lvlJc w:val="left"/>
+      <w:pPr>
+        <w:tabs>
+          <w:tab w:val="num" w:pos="4320"/>
+        </w:tabs>
+        <w:ind w:left="4320" w:hanging="360"/>
+      </w:pPr>
+      <w:rPr>
+        <w:rFonts w:ascii="Wingdings" w:hAnsi="Wingdings" w:hint="default"/>
+        <w:sz w:val="20"/>
+      </w:rPr>
+    </w:lvl>
+    <w:lvl w:ilvl="6" w:tentative="1">
+      <w:start w:val="1"/>
+      <w:numFmt w:val="bullet"/>
+      <w:lvlText w:val=""/>
+      <w:lvlJc w:val="left"/>
+      <w:pPr>
+        <w:tabs>
+          <w:tab w:val="num" w:pos="5040"/>
+        </w:tabs>
+        <w:ind w:left="5040" w:hanging="360"/>
+      </w:pPr>
+      <w:rPr>
+        <w:rFonts w:ascii="Wingdings" w:hAnsi="Wingdings" w:hint="default"/>
+        <w:sz w:val="20"/>
+      </w:rPr>
+    </w:lvl>
+    <w:lvl w:ilvl="7" w:tentative="1">
+      <w:start w:val="1"/>
+      <w:numFmt w:val="bullet"/>
+      <w:lvlText w:val=""/>
+      <w:lvlJc w:val="left"/>
+      <w:pPr>
+        <w:tabs>
+          <w:tab w:val="num" w:pos="5760"/>
+        </w:tabs>
+        <w:ind w:left="5760" w:hanging="360"/>
+      </w:pPr>
+      <w:rPr>
+        <w:rFonts w:ascii="Wingdings" w:hAnsi="Wingdings" w:hint="default"/>
+        <w:sz w:val="20"/>
+      </w:rPr>
+    </w:lvl>
+    <w:lvl w:ilvl="8" w:tentative="1">
+      <w:start w:val="1"/>
+      <w:numFmt w:val="bullet"/>
+      <w:lvlText w:val=""/>
+      <w:lvlJc w:val="left"/>
+      <w:pPr>
+        <w:tabs>
+          <w:tab w:val="num" w:pos="6480"/>
+        </w:tabs>
+        <w:ind w:left="6480" w:hanging="360"/>
+      </w:pPr>
+      <w:rPr>
+        <w:rFonts w:ascii="Wingdings" w:hAnsi="Wingdings" w:hint="default"/>
+        <w:sz w:val="20"/>
+      </w:rPr>
+    </w:lvl>
+  </w:abstractNum>
+  <w:abstractNum w:abstractNumId="25" w15:restartNumberingAfterBreak="0">
     <w:nsid w:val="1BE01FFC"/>
     <w:multiLevelType w:val="multilevel"/>
     <w:tmpl w:val="73B8D13A"/>
@@ -10646,7 +15647,7 @@
       </w:rPr>
     </w:lvl>
   </w:abstractNum>
-  <w:abstractNum w:abstractNumId="20" w15:restartNumberingAfterBreak="0">
+  <w:abstractNum w:abstractNumId="26" w15:restartNumberingAfterBreak="0">
     <w:nsid w:val="1C342C1A"/>
     <w:multiLevelType w:val="multilevel"/>
     <w:tmpl w:val="344CC3C0"/>
@@ -10795,7 +15796,7 @@
       </w:rPr>
     </w:lvl>
   </w:abstractNum>
-  <w:abstractNum w:abstractNumId="21" w15:restartNumberingAfterBreak="0">
+  <w:abstractNum w:abstractNumId="27" w15:restartNumberingAfterBreak="0">
     <w:nsid w:val="1CE65035"/>
     <w:multiLevelType w:val="multilevel"/>
     <w:tmpl w:val="89E2353C"/>
@@ -10944,7 +15945,7 @@
       </w:rPr>
     </w:lvl>
   </w:abstractNum>
-  <w:abstractNum w:abstractNumId="22" w15:restartNumberingAfterBreak="0">
+  <w:abstractNum w:abstractNumId="28" w15:restartNumberingAfterBreak="0">
     <w:nsid w:val="1FDB5E68"/>
     <w:multiLevelType w:val="multilevel"/>
     <w:tmpl w:val="13F634FA"/>
@@ -11093,7 +16094,7 @@
       </w:rPr>
     </w:lvl>
   </w:abstractNum>
-  <w:abstractNum w:abstractNumId="23" w15:restartNumberingAfterBreak="0">
+  <w:abstractNum w:abstractNumId="29" w15:restartNumberingAfterBreak="0">
     <w:nsid w:val="201B70CB"/>
     <w:multiLevelType w:val="multilevel"/>
     <w:tmpl w:val="D5E44E76"/>
@@ -11242,7 +16243,7 @@
       </w:rPr>
     </w:lvl>
   </w:abstractNum>
-  <w:abstractNum w:abstractNumId="24" w15:restartNumberingAfterBreak="0">
+  <w:abstractNum w:abstractNumId="30" w15:restartNumberingAfterBreak="0">
     <w:nsid w:val="21B850D0"/>
     <w:multiLevelType w:val="multilevel"/>
     <w:tmpl w:val="DEF619F0"/>
@@ -11391,7 +16392,454 @@
       </w:rPr>
     </w:lvl>
   </w:abstractNum>
-  <w:abstractNum w:abstractNumId="25" w15:restartNumberingAfterBreak="0">
+  <w:abstractNum w:abstractNumId="31" w15:restartNumberingAfterBreak="0">
+    <w:nsid w:val="21E45C7A"/>
+    <w:multiLevelType w:val="multilevel"/>
+    <w:tmpl w:val="062AE620"/>
+    <w:lvl w:ilvl="0">
+      <w:start w:val="1"/>
+      <w:numFmt w:val="bullet"/>
+      <w:lvlText w:val=""/>
+      <w:lvlJc w:val="left"/>
+      <w:pPr>
+        <w:tabs>
+          <w:tab w:val="num" w:pos="720"/>
+        </w:tabs>
+        <w:ind w:left="720" w:hanging="360"/>
+      </w:pPr>
+      <w:rPr>
+        <w:rFonts w:ascii="Symbol" w:hAnsi="Symbol" w:hint="default"/>
+        <w:sz w:val="20"/>
+      </w:rPr>
+    </w:lvl>
+    <w:lvl w:ilvl="1">
+      <w:start w:val="1"/>
+      <w:numFmt w:val="bullet"/>
+      <w:lvlText w:val="o"/>
+      <w:lvlJc w:val="left"/>
+      <w:pPr>
+        <w:tabs>
+          <w:tab w:val="num" w:pos="1440"/>
+        </w:tabs>
+        <w:ind w:left="1440" w:hanging="360"/>
+      </w:pPr>
+      <w:rPr>
+        <w:rFonts w:ascii="Courier New" w:hAnsi="Courier New" w:hint="default"/>
+        <w:sz w:val="20"/>
+      </w:rPr>
+    </w:lvl>
+    <w:lvl w:ilvl="2" w:tentative="1">
+      <w:start w:val="1"/>
+      <w:numFmt w:val="bullet"/>
+      <w:lvlText w:val=""/>
+      <w:lvlJc w:val="left"/>
+      <w:pPr>
+        <w:tabs>
+          <w:tab w:val="num" w:pos="2160"/>
+        </w:tabs>
+        <w:ind w:left="2160" w:hanging="360"/>
+      </w:pPr>
+      <w:rPr>
+        <w:rFonts w:ascii="Wingdings" w:hAnsi="Wingdings" w:hint="default"/>
+        <w:sz w:val="20"/>
+      </w:rPr>
+    </w:lvl>
+    <w:lvl w:ilvl="3" w:tentative="1">
+      <w:start w:val="1"/>
+      <w:numFmt w:val="bullet"/>
+      <w:lvlText w:val=""/>
+      <w:lvlJc w:val="left"/>
+      <w:pPr>
+        <w:tabs>
+          <w:tab w:val="num" w:pos="2880"/>
+        </w:tabs>
+        <w:ind w:left="2880" w:hanging="360"/>
+      </w:pPr>
+      <w:rPr>
+        <w:rFonts w:ascii="Wingdings" w:hAnsi="Wingdings" w:hint="default"/>
+        <w:sz w:val="20"/>
+      </w:rPr>
+    </w:lvl>
+    <w:lvl w:ilvl="4" w:tentative="1">
+      <w:start w:val="1"/>
+      <w:numFmt w:val="bullet"/>
+      <w:lvlText w:val=""/>
+      <w:lvlJc w:val="left"/>
+      <w:pPr>
+        <w:tabs>
+          <w:tab w:val="num" w:pos="3600"/>
+        </w:tabs>
+        <w:ind w:left="3600" w:hanging="360"/>
+      </w:pPr>
+      <w:rPr>
+        <w:rFonts w:ascii="Wingdings" w:hAnsi="Wingdings" w:hint="default"/>
+        <w:sz w:val="20"/>
+      </w:rPr>
+    </w:lvl>
+    <w:lvl w:ilvl="5" w:tentative="1">
+      <w:start w:val="1"/>
+      <w:numFmt w:val="bullet"/>
+      <w:lvlText w:val=""/>
+      <w:lvlJc w:val="left"/>
+      <w:pPr>
+        <w:tabs>
+          <w:tab w:val="num" w:pos="4320"/>
+        </w:tabs>
+        <w:ind w:left="4320" w:hanging="360"/>
+      </w:pPr>
+      <w:rPr>
+        <w:rFonts w:ascii="Wingdings" w:hAnsi="Wingdings" w:hint="default"/>
+        <w:sz w:val="20"/>
+      </w:rPr>
+    </w:lvl>
+    <w:lvl w:ilvl="6" w:tentative="1">
+      <w:start w:val="1"/>
+      <w:numFmt w:val="bullet"/>
+      <w:lvlText w:val=""/>
+      <w:lvlJc w:val="left"/>
+      <w:pPr>
+        <w:tabs>
+          <w:tab w:val="num" w:pos="5040"/>
+        </w:tabs>
+        <w:ind w:left="5040" w:hanging="360"/>
+      </w:pPr>
+      <w:rPr>
+        <w:rFonts w:ascii="Wingdings" w:hAnsi="Wingdings" w:hint="default"/>
+        <w:sz w:val="20"/>
+      </w:rPr>
+    </w:lvl>
+    <w:lvl w:ilvl="7" w:tentative="1">
+      <w:start w:val="1"/>
+      <w:numFmt w:val="bullet"/>
+      <w:lvlText w:val=""/>
+      <w:lvlJc w:val="left"/>
+      <w:pPr>
+        <w:tabs>
+          <w:tab w:val="num" w:pos="5760"/>
+        </w:tabs>
+        <w:ind w:left="5760" w:hanging="360"/>
+      </w:pPr>
+      <w:rPr>
+        <w:rFonts w:ascii="Wingdings" w:hAnsi="Wingdings" w:hint="default"/>
+        <w:sz w:val="20"/>
+      </w:rPr>
+    </w:lvl>
+    <w:lvl w:ilvl="8" w:tentative="1">
+      <w:start w:val="1"/>
+      <w:numFmt w:val="bullet"/>
+      <w:lvlText w:val=""/>
+      <w:lvlJc w:val="left"/>
+      <w:pPr>
+        <w:tabs>
+          <w:tab w:val="num" w:pos="6480"/>
+        </w:tabs>
+        <w:ind w:left="6480" w:hanging="360"/>
+      </w:pPr>
+      <w:rPr>
+        <w:rFonts w:ascii="Wingdings" w:hAnsi="Wingdings" w:hint="default"/>
+        <w:sz w:val="20"/>
+      </w:rPr>
+    </w:lvl>
+  </w:abstractNum>
+  <w:abstractNum w:abstractNumId="32" w15:restartNumberingAfterBreak="0">
+    <w:nsid w:val="22BF403B"/>
+    <w:multiLevelType w:val="multilevel"/>
+    <w:tmpl w:val="9E0CD756"/>
+    <w:lvl w:ilvl="0">
+      <w:start w:val="1"/>
+      <w:numFmt w:val="bullet"/>
+      <w:lvlText w:val=""/>
+      <w:lvlJc w:val="left"/>
+      <w:pPr>
+        <w:tabs>
+          <w:tab w:val="num" w:pos="720"/>
+        </w:tabs>
+        <w:ind w:left="720" w:hanging="360"/>
+      </w:pPr>
+      <w:rPr>
+        <w:rFonts w:ascii="Symbol" w:hAnsi="Symbol" w:hint="default"/>
+        <w:sz w:val="20"/>
+      </w:rPr>
+    </w:lvl>
+    <w:lvl w:ilvl="1" w:tentative="1">
+      <w:start w:val="1"/>
+      <w:numFmt w:val="bullet"/>
+      <w:lvlText w:val="o"/>
+      <w:lvlJc w:val="left"/>
+      <w:pPr>
+        <w:tabs>
+          <w:tab w:val="num" w:pos="1440"/>
+        </w:tabs>
+        <w:ind w:left="1440" w:hanging="360"/>
+      </w:pPr>
+      <w:rPr>
+        <w:rFonts w:ascii="Courier New" w:hAnsi="Courier New" w:hint="default"/>
+        <w:sz w:val="20"/>
+      </w:rPr>
+    </w:lvl>
+    <w:lvl w:ilvl="2" w:tentative="1">
+      <w:start w:val="1"/>
+      <w:numFmt w:val="bullet"/>
+      <w:lvlText w:val=""/>
+      <w:lvlJc w:val="left"/>
+      <w:pPr>
+        <w:tabs>
+          <w:tab w:val="num" w:pos="2160"/>
+        </w:tabs>
+        <w:ind w:left="2160" w:hanging="360"/>
+      </w:pPr>
+      <w:rPr>
+        <w:rFonts w:ascii="Wingdings" w:hAnsi="Wingdings" w:hint="default"/>
+        <w:sz w:val="20"/>
+      </w:rPr>
+    </w:lvl>
+    <w:lvl w:ilvl="3" w:tentative="1">
+      <w:start w:val="1"/>
+      <w:numFmt w:val="bullet"/>
+      <w:lvlText w:val=""/>
+      <w:lvlJc w:val="left"/>
+      <w:pPr>
+        <w:tabs>
+          <w:tab w:val="num" w:pos="2880"/>
+        </w:tabs>
+        <w:ind w:left="2880" w:hanging="360"/>
+      </w:pPr>
+      <w:rPr>
+        <w:rFonts w:ascii="Wingdings" w:hAnsi="Wingdings" w:hint="default"/>
+        <w:sz w:val="20"/>
+      </w:rPr>
+    </w:lvl>
+    <w:lvl w:ilvl="4" w:tentative="1">
+      <w:start w:val="1"/>
+      <w:numFmt w:val="bullet"/>
+      <w:lvlText w:val=""/>
+      <w:lvlJc w:val="left"/>
+      <w:pPr>
+        <w:tabs>
+          <w:tab w:val="num" w:pos="3600"/>
+        </w:tabs>
+        <w:ind w:left="3600" w:hanging="360"/>
+      </w:pPr>
+      <w:rPr>
+        <w:rFonts w:ascii="Wingdings" w:hAnsi="Wingdings" w:hint="default"/>
+        <w:sz w:val="20"/>
+      </w:rPr>
+    </w:lvl>
+    <w:lvl w:ilvl="5" w:tentative="1">
+      <w:start w:val="1"/>
+      <w:numFmt w:val="bullet"/>
+      <w:lvlText w:val=""/>
+      <w:lvlJc w:val="left"/>
+      <w:pPr>
+        <w:tabs>
+          <w:tab w:val="num" w:pos="4320"/>
+        </w:tabs>
+        <w:ind w:left="4320" w:hanging="360"/>
+      </w:pPr>
+      <w:rPr>
+        <w:rFonts w:ascii="Wingdings" w:hAnsi="Wingdings" w:hint="default"/>
+        <w:sz w:val="20"/>
+      </w:rPr>
+    </w:lvl>
+    <w:lvl w:ilvl="6" w:tentative="1">
+      <w:start w:val="1"/>
+      <w:numFmt w:val="bullet"/>
+      <w:lvlText w:val=""/>
+      <w:lvlJc w:val="left"/>
+      <w:pPr>
+        <w:tabs>
+          <w:tab w:val="num" w:pos="5040"/>
+        </w:tabs>
+        <w:ind w:left="5040" w:hanging="360"/>
+      </w:pPr>
+      <w:rPr>
+        <w:rFonts w:ascii="Wingdings" w:hAnsi="Wingdings" w:hint="default"/>
+        <w:sz w:val="20"/>
+      </w:rPr>
+    </w:lvl>
+    <w:lvl w:ilvl="7" w:tentative="1">
+      <w:start w:val="1"/>
+      <w:numFmt w:val="bullet"/>
+      <w:lvlText w:val=""/>
+      <w:lvlJc w:val="left"/>
+      <w:pPr>
+        <w:tabs>
+          <w:tab w:val="num" w:pos="5760"/>
+        </w:tabs>
+        <w:ind w:left="5760" w:hanging="360"/>
+      </w:pPr>
+      <w:rPr>
+        <w:rFonts w:ascii="Wingdings" w:hAnsi="Wingdings" w:hint="default"/>
+        <w:sz w:val="20"/>
+      </w:rPr>
+    </w:lvl>
+    <w:lvl w:ilvl="8" w:tentative="1">
+      <w:start w:val="1"/>
+      <w:numFmt w:val="bullet"/>
+      <w:lvlText w:val=""/>
+      <w:lvlJc w:val="left"/>
+      <w:pPr>
+        <w:tabs>
+          <w:tab w:val="num" w:pos="6480"/>
+        </w:tabs>
+        <w:ind w:left="6480" w:hanging="360"/>
+      </w:pPr>
+      <w:rPr>
+        <w:rFonts w:ascii="Wingdings" w:hAnsi="Wingdings" w:hint="default"/>
+        <w:sz w:val="20"/>
+      </w:rPr>
+    </w:lvl>
+  </w:abstractNum>
+  <w:abstractNum w:abstractNumId="33" w15:restartNumberingAfterBreak="0">
+    <w:nsid w:val="23E71A2E"/>
+    <w:multiLevelType w:val="multilevel"/>
+    <w:tmpl w:val="3FBC7036"/>
+    <w:lvl w:ilvl="0">
+      <w:start w:val="1"/>
+      <w:numFmt w:val="bullet"/>
+      <w:lvlText w:val=""/>
+      <w:lvlJc w:val="left"/>
+      <w:pPr>
+        <w:tabs>
+          <w:tab w:val="num" w:pos="720"/>
+        </w:tabs>
+        <w:ind w:left="720" w:hanging="360"/>
+      </w:pPr>
+      <w:rPr>
+        <w:rFonts w:ascii="Symbol" w:hAnsi="Symbol" w:hint="default"/>
+        <w:sz w:val="20"/>
+      </w:rPr>
+    </w:lvl>
+    <w:lvl w:ilvl="1" w:tentative="1">
+      <w:start w:val="1"/>
+      <w:numFmt w:val="bullet"/>
+      <w:lvlText w:val="o"/>
+      <w:lvlJc w:val="left"/>
+      <w:pPr>
+        <w:tabs>
+          <w:tab w:val="num" w:pos="1440"/>
+        </w:tabs>
+        <w:ind w:left="1440" w:hanging="360"/>
+      </w:pPr>
+      <w:rPr>
+        <w:rFonts w:ascii="Courier New" w:hAnsi="Courier New" w:hint="default"/>
+        <w:sz w:val="20"/>
+      </w:rPr>
+    </w:lvl>
+    <w:lvl w:ilvl="2" w:tentative="1">
+      <w:start w:val="1"/>
+      <w:numFmt w:val="bullet"/>
+      <w:lvlText w:val=""/>
+      <w:lvlJc w:val="left"/>
+      <w:pPr>
+        <w:tabs>
+          <w:tab w:val="num" w:pos="2160"/>
+        </w:tabs>
+        <w:ind w:left="2160" w:hanging="360"/>
+      </w:pPr>
+      <w:rPr>
+        <w:rFonts w:ascii="Wingdings" w:hAnsi="Wingdings" w:hint="default"/>
+        <w:sz w:val="20"/>
+      </w:rPr>
+    </w:lvl>
+    <w:lvl w:ilvl="3" w:tentative="1">
+      <w:start w:val="1"/>
+      <w:numFmt w:val="bullet"/>
+      <w:lvlText w:val=""/>
+      <w:lvlJc w:val="left"/>
+      <w:pPr>
+        <w:tabs>
+          <w:tab w:val="num" w:pos="2880"/>
+        </w:tabs>
+        <w:ind w:left="2880" w:hanging="360"/>
+      </w:pPr>
+      <w:rPr>
+        <w:rFonts w:ascii="Wingdings" w:hAnsi="Wingdings" w:hint="default"/>
+        <w:sz w:val="20"/>
+      </w:rPr>
+    </w:lvl>
+    <w:lvl w:ilvl="4" w:tentative="1">
+      <w:start w:val="1"/>
+      <w:numFmt w:val="bullet"/>
+      <w:lvlText w:val=""/>
+      <w:lvlJc w:val="left"/>
+      <w:pPr>
+        <w:tabs>
+          <w:tab w:val="num" w:pos="3600"/>
+        </w:tabs>
+        <w:ind w:left="3600" w:hanging="360"/>
+      </w:pPr>
+      <w:rPr>
+        <w:rFonts w:ascii="Wingdings" w:hAnsi="Wingdings" w:hint="default"/>
+        <w:sz w:val="20"/>
+      </w:rPr>
+    </w:lvl>
+    <w:lvl w:ilvl="5" w:tentative="1">
+      <w:start w:val="1"/>
+      <w:numFmt w:val="bullet"/>
+      <w:lvlText w:val=""/>
+      <w:lvlJc w:val="left"/>
+      <w:pPr>
+        <w:tabs>
+          <w:tab w:val="num" w:pos="4320"/>
+        </w:tabs>
+        <w:ind w:left="4320" w:hanging="360"/>
+      </w:pPr>
+      <w:rPr>
+        <w:rFonts w:ascii="Wingdings" w:hAnsi="Wingdings" w:hint="default"/>
+        <w:sz w:val="20"/>
+      </w:rPr>
+    </w:lvl>
+    <w:lvl w:ilvl="6" w:tentative="1">
+      <w:start w:val="1"/>
+      <w:numFmt w:val="bullet"/>
+      <w:lvlText w:val=""/>
+      <w:lvlJc w:val="left"/>
+      <w:pPr>
+        <w:tabs>
+          <w:tab w:val="num" w:pos="5040"/>
+        </w:tabs>
+        <w:ind w:left="5040" w:hanging="360"/>
+      </w:pPr>
+      <w:rPr>
+        <w:rFonts w:ascii="Wingdings" w:hAnsi="Wingdings" w:hint="default"/>
+        <w:sz w:val="20"/>
+      </w:rPr>
+    </w:lvl>
+    <w:lvl w:ilvl="7" w:tentative="1">
+      <w:start w:val="1"/>
+      <w:numFmt w:val="bullet"/>
+      <w:lvlText w:val=""/>
+      <w:lvlJc w:val="left"/>
+      <w:pPr>
+        <w:tabs>
+          <w:tab w:val="num" w:pos="5760"/>
+        </w:tabs>
+        <w:ind w:left="5760" w:hanging="360"/>
+      </w:pPr>
+      <w:rPr>
+        <w:rFonts w:ascii="Wingdings" w:hAnsi="Wingdings" w:hint="default"/>
+        <w:sz w:val="20"/>
+      </w:rPr>
+    </w:lvl>
+    <w:lvl w:ilvl="8" w:tentative="1">
+      <w:start w:val="1"/>
+      <w:numFmt w:val="bullet"/>
+      <w:lvlText w:val=""/>
+      <w:lvlJc w:val="left"/>
+      <w:pPr>
+        <w:tabs>
+          <w:tab w:val="num" w:pos="6480"/>
+        </w:tabs>
+        <w:ind w:left="6480" w:hanging="360"/>
+      </w:pPr>
+      <w:rPr>
+        <w:rFonts w:ascii="Wingdings" w:hAnsi="Wingdings" w:hint="default"/>
+        <w:sz w:val="20"/>
+      </w:rPr>
+    </w:lvl>
+  </w:abstractNum>
+  <w:abstractNum w:abstractNumId="34" w15:restartNumberingAfterBreak="0">
     <w:nsid w:val="25735982"/>
     <w:multiLevelType w:val="multilevel"/>
     <w:tmpl w:val="18FE0900"/>
@@ -11540,7 +16988,7 @@
       </w:rPr>
     </w:lvl>
   </w:abstractNum>
-  <w:abstractNum w:abstractNumId="26" w15:restartNumberingAfterBreak="0">
+  <w:abstractNum w:abstractNumId="35" w15:restartNumberingAfterBreak="0">
     <w:nsid w:val="25C654CC"/>
     <w:multiLevelType w:val="multilevel"/>
     <w:tmpl w:val="B16C288C"/>
@@ -11657,7 +17105,7 @@
       </w:pPr>
     </w:lvl>
   </w:abstractNum>
-  <w:abstractNum w:abstractNumId="27" w15:restartNumberingAfterBreak="0">
+  <w:abstractNum w:abstractNumId="36" w15:restartNumberingAfterBreak="0">
     <w:nsid w:val="28E04FE0"/>
     <w:multiLevelType w:val="multilevel"/>
     <w:tmpl w:val="F23EF1D8"/>
@@ -11806,7 +17254,7 @@
       </w:rPr>
     </w:lvl>
   </w:abstractNum>
-  <w:abstractNum w:abstractNumId="28" w15:restartNumberingAfterBreak="0">
+  <w:abstractNum w:abstractNumId="37" w15:restartNumberingAfterBreak="0">
     <w:nsid w:val="294334C3"/>
     <w:multiLevelType w:val="multilevel"/>
     <w:tmpl w:val="C998566A"/>
@@ -11955,7 +17403,603 @@
       </w:rPr>
     </w:lvl>
   </w:abstractNum>
-  <w:abstractNum w:abstractNumId="29" w15:restartNumberingAfterBreak="0">
+  <w:abstractNum w:abstractNumId="38" w15:restartNumberingAfterBreak="0">
+    <w:nsid w:val="29A96A6D"/>
+    <w:multiLevelType w:val="multilevel"/>
+    <w:tmpl w:val="705C0BE6"/>
+    <w:lvl w:ilvl="0">
+      <w:start w:val="1"/>
+      <w:numFmt w:val="bullet"/>
+      <w:lvlText w:val=""/>
+      <w:lvlJc w:val="left"/>
+      <w:pPr>
+        <w:tabs>
+          <w:tab w:val="num" w:pos="720"/>
+        </w:tabs>
+        <w:ind w:left="720" w:hanging="360"/>
+      </w:pPr>
+      <w:rPr>
+        <w:rFonts w:ascii="Symbol" w:hAnsi="Symbol" w:hint="default"/>
+        <w:sz w:val="20"/>
+      </w:rPr>
+    </w:lvl>
+    <w:lvl w:ilvl="1" w:tentative="1">
+      <w:start w:val="1"/>
+      <w:numFmt w:val="bullet"/>
+      <w:lvlText w:val="o"/>
+      <w:lvlJc w:val="left"/>
+      <w:pPr>
+        <w:tabs>
+          <w:tab w:val="num" w:pos="1440"/>
+        </w:tabs>
+        <w:ind w:left="1440" w:hanging="360"/>
+      </w:pPr>
+      <w:rPr>
+        <w:rFonts w:ascii="Courier New" w:hAnsi="Courier New" w:hint="default"/>
+        <w:sz w:val="20"/>
+      </w:rPr>
+    </w:lvl>
+    <w:lvl w:ilvl="2" w:tentative="1">
+      <w:start w:val="1"/>
+      <w:numFmt w:val="bullet"/>
+      <w:lvlText w:val=""/>
+      <w:lvlJc w:val="left"/>
+      <w:pPr>
+        <w:tabs>
+          <w:tab w:val="num" w:pos="2160"/>
+        </w:tabs>
+        <w:ind w:left="2160" w:hanging="360"/>
+      </w:pPr>
+      <w:rPr>
+        <w:rFonts w:ascii="Wingdings" w:hAnsi="Wingdings" w:hint="default"/>
+        <w:sz w:val="20"/>
+      </w:rPr>
+    </w:lvl>
+    <w:lvl w:ilvl="3" w:tentative="1">
+      <w:start w:val="1"/>
+      <w:numFmt w:val="bullet"/>
+      <w:lvlText w:val=""/>
+      <w:lvlJc w:val="left"/>
+      <w:pPr>
+        <w:tabs>
+          <w:tab w:val="num" w:pos="2880"/>
+        </w:tabs>
+        <w:ind w:left="2880" w:hanging="360"/>
+      </w:pPr>
+      <w:rPr>
+        <w:rFonts w:ascii="Wingdings" w:hAnsi="Wingdings" w:hint="default"/>
+        <w:sz w:val="20"/>
+      </w:rPr>
+    </w:lvl>
+    <w:lvl w:ilvl="4" w:tentative="1">
+      <w:start w:val="1"/>
+      <w:numFmt w:val="bullet"/>
+      <w:lvlText w:val=""/>
+      <w:lvlJc w:val="left"/>
+      <w:pPr>
+        <w:tabs>
+          <w:tab w:val="num" w:pos="3600"/>
+        </w:tabs>
+        <w:ind w:left="3600" w:hanging="360"/>
+      </w:pPr>
+      <w:rPr>
+        <w:rFonts w:ascii="Wingdings" w:hAnsi="Wingdings" w:hint="default"/>
+        <w:sz w:val="20"/>
+      </w:rPr>
+    </w:lvl>
+    <w:lvl w:ilvl="5" w:tentative="1">
+      <w:start w:val="1"/>
+      <w:numFmt w:val="bullet"/>
+      <w:lvlText w:val=""/>
+      <w:lvlJc w:val="left"/>
+      <w:pPr>
+        <w:tabs>
+          <w:tab w:val="num" w:pos="4320"/>
+        </w:tabs>
+        <w:ind w:left="4320" w:hanging="360"/>
+      </w:pPr>
+      <w:rPr>
+        <w:rFonts w:ascii="Wingdings" w:hAnsi="Wingdings" w:hint="default"/>
+        <w:sz w:val="20"/>
+      </w:rPr>
+    </w:lvl>
+    <w:lvl w:ilvl="6" w:tentative="1">
+      <w:start w:val="1"/>
+      <w:numFmt w:val="bullet"/>
+      <w:lvlText w:val=""/>
+      <w:lvlJc w:val="left"/>
+      <w:pPr>
+        <w:tabs>
+          <w:tab w:val="num" w:pos="5040"/>
+        </w:tabs>
+        <w:ind w:left="5040" w:hanging="360"/>
+      </w:pPr>
+      <w:rPr>
+        <w:rFonts w:ascii="Wingdings" w:hAnsi="Wingdings" w:hint="default"/>
+        <w:sz w:val="20"/>
+      </w:rPr>
+    </w:lvl>
+    <w:lvl w:ilvl="7" w:tentative="1">
+      <w:start w:val="1"/>
+      <w:numFmt w:val="bullet"/>
+      <w:lvlText w:val=""/>
+      <w:lvlJc w:val="left"/>
+      <w:pPr>
+        <w:tabs>
+          <w:tab w:val="num" w:pos="5760"/>
+        </w:tabs>
+        <w:ind w:left="5760" w:hanging="360"/>
+      </w:pPr>
+      <w:rPr>
+        <w:rFonts w:ascii="Wingdings" w:hAnsi="Wingdings" w:hint="default"/>
+        <w:sz w:val="20"/>
+      </w:rPr>
+    </w:lvl>
+    <w:lvl w:ilvl="8" w:tentative="1">
+      <w:start w:val="1"/>
+      <w:numFmt w:val="bullet"/>
+      <w:lvlText w:val=""/>
+      <w:lvlJc w:val="left"/>
+      <w:pPr>
+        <w:tabs>
+          <w:tab w:val="num" w:pos="6480"/>
+        </w:tabs>
+        <w:ind w:left="6480" w:hanging="360"/>
+      </w:pPr>
+      <w:rPr>
+        <w:rFonts w:ascii="Wingdings" w:hAnsi="Wingdings" w:hint="default"/>
+        <w:sz w:val="20"/>
+      </w:rPr>
+    </w:lvl>
+  </w:abstractNum>
+  <w:abstractNum w:abstractNumId="39" w15:restartNumberingAfterBreak="0">
+    <w:nsid w:val="2A845703"/>
+    <w:multiLevelType w:val="multilevel"/>
+    <w:tmpl w:val="A90CBB60"/>
+    <w:lvl w:ilvl="0">
+      <w:start w:val="1"/>
+      <w:numFmt w:val="bullet"/>
+      <w:lvlText w:val=""/>
+      <w:lvlJc w:val="left"/>
+      <w:pPr>
+        <w:tabs>
+          <w:tab w:val="num" w:pos="720"/>
+        </w:tabs>
+        <w:ind w:left="720" w:hanging="360"/>
+      </w:pPr>
+      <w:rPr>
+        <w:rFonts w:ascii="Symbol" w:hAnsi="Symbol" w:hint="default"/>
+        <w:sz w:val="20"/>
+      </w:rPr>
+    </w:lvl>
+    <w:lvl w:ilvl="1" w:tentative="1">
+      <w:start w:val="1"/>
+      <w:numFmt w:val="bullet"/>
+      <w:lvlText w:val="o"/>
+      <w:lvlJc w:val="left"/>
+      <w:pPr>
+        <w:tabs>
+          <w:tab w:val="num" w:pos="1440"/>
+        </w:tabs>
+        <w:ind w:left="1440" w:hanging="360"/>
+      </w:pPr>
+      <w:rPr>
+        <w:rFonts w:ascii="Courier New" w:hAnsi="Courier New" w:hint="default"/>
+        <w:sz w:val="20"/>
+      </w:rPr>
+    </w:lvl>
+    <w:lvl w:ilvl="2" w:tentative="1">
+      <w:start w:val="1"/>
+      <w:numFmt w:val="bullet"/>
+      <w:lvlText w:val=""/>
+      <w:lvlJc w:val="left"/>
+      <w:pPr>
+        <w:tabs>
+          <w:tab w:val="num" w:pos="2160"/>
+        </w:tabs>
+        <w:ind w:left="2160" w:hanging="360"/>
+      </w:pPr>
+      <w:rPr>
+        <w:rFonts w:ascii="Wingdings" w:hAnsi="Wingdings" w:hint="default"/>
+        <w:sz w:val="20"/>
+      </w:rPr>
+    </w:lvl>
+    <w:lvl w:ilvl="3" w:tentative="1">
+      <w:start w:val="1"/>
+      <w:numFmt w:val="bullet"/>
+      <w:lvlText w:val=""/>
+      <w:lvlJc w:val="left"/>
+      <w:pPr>
+        <w:tabs>
+          <w:tab w:val="num" w:pos="2880"/>
+        </w:tabs>
+        <w:ind w:left="2880" w:hanging="360"/>
+      </w:pPr>
+      <w:rPr>
+        <w:rFonts w:ascii="Wingdings" w:hAnsi="Wingdings" w:hint="default"/>
+        <w:sz w:val="20"/>
+      </w:rPr>
+    </w:lvl>
+    <w:lvl w:ilvl="4" w:tentative="1">
+      <w:start w:val="1"/>
+      <w:numFmt w:val="bullet"/>
+      <w:lvlText w:val=""/>
+      <w:lvlJc w:val="left"/>
+      <w:pPr>
+        <w:tabs>
+          <w:tab w:val="num" w:pos="3600"/>
+        </w:tabs>
+        <w:ind w:left="3600" w:hanging="360"/>
+      </w:pPr>
+      <w:rPr>
+        <w:rFonts w:ascii="Wingdings" w:hAnsi="Wingdings" w:hint="default"/>
+        <w:sz w:val="20"/>
+      </w:rPr>
+    </w:lvl>
+    <w:lvl w:ilvl="5" w:tentative="1">
+      <w:start w:val="1"/>
+      <w:numFmt w:val="bullet"/>
+      <w:lvlText w:val=""/>
+      <w:lvlJc w:val="left"/>
+      <w:pPr>
+        <w:tabs>
+          <w:tab w:val="num" w:pos="4320"/>
+        </w:tabs>
+        <w:ind w:left="4320" w:hanging="360"/>
+      </w:pPr>
+      <w:rPr>
+        <w:rFonts w:ascii="Wingdings" w:hAnsi="Wingdings" w:hint="default"/>
+        <w:sz w:val="20"/>
+      </w:rPr>
+    </w:lvl>
+    <w:lvl w:ilvl="6" w:tentative="1">
+      <w:start w:val="1"/>
+      <w:numFmt w:val="bullet"/>
+      <w:lvlText w:val=""/>
+      <w:lvlJc w:val="left"/>
+      <w:pPr>
+        <w:tabs>
+          <w:tab w:val="num" w:pos="5040"/>
+        </w:tabs>
+        <w:ind w:left="5040" w:hanging="360"/>
+      </w:pPr>
+      <w:rPr>
+        <w:rFonts w:ascii="Wingdings" w:hAnsi="Wingdings" w:hint="default"/>
+        <w:sz w:val="20"/>
+      </w:rPr>
+    </w:lvl>
+    <w:lvl w:ilvl="7" w:tentative="1">
+      <w:start w:val="1"/>
+      <w:numFmt w:val="bullet"/>
+      <w:lvlText w:val=""/>
+      <w:lvlJc w:val="left"/>
+      <w:pPr>
+        <w:tabs>
+          <w:tab w:val="num" w:pos="5760"/>
+        </w:tabs>
+        <w:ind w:left="5760" w:hanging="360"/>
+      </w:pPr>
+      <w:rPr>
+        <w:rFonts w:ascii="Wingdings" w:hAnsi="Wingdings" w:hint="default"/>
+        <w:sz w:val="20"/>
+      </w:rPr>
+    </w:lvl>
+    <w:lvl w:ilvl="8" w:tentative="1">
+      <w:start w:val="1"/>
+      <w:numFmt w:val="bullet"/>
+      <w:lvlText w:val=""/>
+      <w:lvlJc w:val="left"/>
+      <w:pPr>
+        <w:tabs>
+          <w:tab w:val="num" w:pos="6480"/>
+        </w:tabs>
+        <w:ind w:left="6480" w:hanging="360"/>
+      </w:pPr>
+      <w:rPr>
+        <w:rFonts w:ascii="Wingdings" w:hAnsi="Wingdings" w:hint="default"/>
+        <w:sz w:val="20"/>
+      </w:rPr>
+    </w:lvl>
+  </w:abstractNum>
+  <w:abstractNum w:abstractNumId="40" w15:restartNumberingAfterBreak="0">
+    <w:nsid w:val="2AAF285E"/>
+    <w:multiLevelType w:val="multilevel"/>
+    <w:tmpl w:val="993860D6"/>
+    <w:lvl w:ilvl="0">
+      <w:start w:val="1"/>
+      <w:numFmt w:val="bullet"/>
+      <w:lvlText w:val=""/>
+      <w:lvlJc w:val="left"/>
+      <w:pPr>
+        <w:tabs>
+          <w:tab w:val="num" w:pos="720"/>
+        </w:tabs>
+        <w:ind w:left="720" w:hanging="360"/>
+      </w:pPr>
+      <w:rPr>
+        <w:rFonts w:ascii="Symbol" w:hAnsi="Symbol" w:hint="default"/>
+        <w:sz w:val="20"/>
+      </w:rPr>
+    </w:lvl>
+    <w:lvl w:ilvl="1">
+      <w:start w:val="1"/>
+      <w:numFmt w:val="bullet"/>
+      <w:lvlText w:val="o"/>
+      <w:lvlJc w:val="left"/>
+      <w:pPr>
+        <w:tabs>
+          <w:tab w:val="num" w:pos="1440"/>
+        </w:tabs>
+        <w:ind w:left="1440" w:hanging="360"/>
+      </w:pPr>
+      <w:rPr>
+        <w:rFonts w:ascii="Courier New" w:hAnsi="Courier New" w:hint="default"/>
+        <w:sz w:val="20"/>
+      </w:rPr>
+    </w:lvl>
+    <w:lvl w:ilvl="2" w:tentative="1">
+      <w:start w:val="1"/>
+      <w:numFmt w:val="bullet"/>
+      <w:lvlText w:val=""/>
+      <w:lvlJc w:val="left"/>
+      <w:pPr>
+        <w:tabs>
+          <w:tab w:val="num" w:pos="2160"/>
+        </w:tabs>
+        <w:ind w:left="2160" w:hanging="360"/>
+      </w:pPr>
+      <w:rPr>
+        <w:rFonts w:ascii="Wingdings" w:hAnsi="Wingdings" w:hint="default"/>
+        <w:sz w:val="20"/>
+      </w:rPr>
+    </w:lvl>
+    <w:lvl w:ilvl="3" w:tentative="1">
+      <w:start w:val="1"/>
+      <w:numFmt w:val="bullet"/>
+      <w:lvlText w:val=""/>
+      <w:lvlJc w:val="left"/>
+      <w:pPr>
+        <w:tabs>
+          <w:tab w:val="num" w:pos="2880"/>
+        </w:tabs>
+        <w:ind w:left="2880" w:hanging="360"/>
+      </w:pPr>
+      <w:rPr>
+        <w:rFonts w:ascii="Wingdings" w:hAnsi="Wingdings" w:hint="default"/>
+        <w:sz w:val="20"/>
+      </w:rPr>
+    </w:lvl>
+    <w:lvl w:ilvl="4" w:tentative="1">
+      <w:start w:val="1"/>
+      <w:numFmt w:val="bullet"/>
+      <w:lvlText w:val=""/>
+      <w:lvlJc w:val="left"/>
+      <w:pPr>
+        <w:tabs>
+          <w:tab w:val="num" w:pos="3600"/>
+        </w:tabs>
+        <w:ind w:left="3600" w:hanging="360"/>
+      </w:pPr>
+      <w:rPr>
+        <w:rFonts w:ascii="Wingdings" w:hAnsi="Wingdings" w:hint="default"/>
+        <w:sz w:val="20"/>
+      </w:rPr>
+    </w:lvl>
+    <w:lvl w:ilvl="5" w:tentative="1">
+      <w:start w:val="1"/>
+      <w:numFmt w:val="bullet"/>
+      <w:lvlText w:val=""/>
+      <w:lvlJc w:val="left"/>
+      <w:pPr>
+        <w:tabs>
+          <w:tab w:val="num" w:pos="4320"/>
+        </w:tabs>
+        <w:ind w:left="4320" w:hanging="360"/>
+      </w:pPr>
+      <w:rPr>
+        <w:rFonts w:ascii="Wingdings" w:hAnsi="Wingdings" w:hint="default"/>
+        <w:sz w:val="20"/>
+      </w:rPr>
+    </w:lvl>
+    <w:lvl w:ilvl="6" w:tentative="1">
+      <w:start w:val="1"/>
+      <w:numFmt w:val="bullet"/>
+      <w:lvlText w:val=""/>
+      <w:lvlJc w:val="left"/>
+      <w:pPr>
+        <w:tabs>
+          <w:tab w:val="num" w:pos="5040"/>
+        </w:tabs>
+        <w:ind w:left="5040" w:hanging="360"/>
+      </w:pPr>
+      <w:rPr>
+        <w:rFonts w:ascii="Wingdings" w:hAnsi="Wingdings" w:hint="default"/>
+        <w:sz w:val="20"/>
+      </w:rPr>
+    </w:lvl>
+    <w:lvl w:ilvl="7" w:tentative="1">
+      <w:start w:val="1"/>
+      <w:numFmt w:val="bullet"/>
+      <w:lvlText w:val=""/>
+      <w:lvlJc w:val="left"/>
+      <w:pPr>
+        <w:tabs>
+          <w:tab w:val="num" w:pos="5760"/>
+        </w:tabs>
+        <w:ind w:left="5760" w:hanging="360"/>
+      </w:pPr>
+      <w:rPr>
+        <w:rFonts w:ascii="Wingdings" w:hAnsi="Wingdings" w:hint="default"/>
+        <w:sz w:val="20"/>
+      </w:rPr>
+    </w:lvl>
+    <w:lvl w:ilvl="8" w:tentative="1">
+      <w:start w:val="1"/>
+      <w:numFmt w:val="bullet"/>
+      <w:lvlText w:val=""/>
+      <w:lvlJc w:val="left"/>
+      <w:pPr>
+        <w:tabs>
+          <w:tab w:val="num" w:pos="6480"/>
+        </w:tabs>
+        <w:ind w:left="6480" w:hanging="360"/>
+      </w:pPr>
+      <w:rPr>
+        <w:rFonts w:ascii="Wingdings" w:hAnsi="Wingdings" w:hint="default"/>
+        <w:sz w:val="20"/>
+      </w:rPr>
+    </w:lvl>
+  </w:abstractNum>
+  <w:abstractNum w:abstractNumId="41" w15:restartNumberingAfterBreak="0">
+    <w:nsid w:val="2F4E0192"/>
+    <w:multiLevelType w:val="multilevel"/>
+    <w:tmpl w:val="D2C41FBE"/>
+    <w:lvl w:ilvl="0">
+      <w:start w:val="1"/>
+      <w:numFmt w:val="bullet"/>
+      <w:lvlText w:val=""/>
+      <w:lvlJc w:val="left"/>
+      <w:pPr>
+        <w:tabs>
+          <w:tab w:val="num" w:pos="720"/>
+        </w:tabs>
+        <w:ind w:left="720" w:hanging="360"/>
+      </w:pPr>
+      <w:rPr>
+        <w:rFonts w:ascii="Symbol" w:hAnsi="Symbol" w:hint="default"/>
+        <w:sz w:val="20"/>
+      </w:rPr>
+    </w:lvl>
+    <w:lvl w:ilvl="1">
+      <w:start w:val="1"/>
+      <w:numFmt w:val="bullet"/>
+      <w:lvlText w:val="o"/>
+      <w:lvlJc w:val="left"/>
+      <w:pPr>
+        <w:tabs>
+          <w:tab w:val="num" w:pos="1440"/>
+        </w:tabs>
+        <w:ind w:left="1440" w:hanging="360"/>
+      </w:pPr>
+      <w:rPr>
+        <w:rFonts w:ascii="Courier New" w:hAnsi="Courier New" w:hint="default"/>
+        <w:sz w:val="20"/>
+      </w:rPr>
+    </w:lvl>
+    <w:lvl w:ilvl="2" w:tentative="1">
+      <w:start w:val="1"/>
+      <w:numFmt w:val="bullet"/>
+      <w:lvlText w:val=""/>
+      <w:lvlJc w:val="left"/>
+      <w:pPr>
+        <w:tabs>
+          <w:tab w:val="num" w:pos="2160"/>
+        </w:tabs>
+        <w:ind w:left="2160" w:hanging="360"/>
+      </w:pPr>
+      <w:rPr>
+        <w:rFonts w:ascii="Wingdings" w:hAnsi="Wingdings" w:hint="default"/>
+        <w:sz w:val="20"/>
+      </w:rPr>
+    </w:lvl>
+    <w:lvl w:ilvl="3" w:tentative="1">
+      <w:start w:val="1"/>
+      <w:numFmt w:val="bullet"/>
+      <w:lvlText w:val=""/>
+      <w:lvlJc w:val="left"/>
+      <w:pPr>
+        <w:tabs>
+          <w:tab w:val="num" w:pos="2880"/>
+        </w:tabs>
+        <w:ind w:left="2880" w:hanging="360"/>
+      </w:pPr>
+      <w:rPr>
+        <w:rFonts w:ascii="Wingdings" w:hAnsi="Wingdings" w:hint="default"/>
+        <w:sz w:val="20"/>
+      </w:rPr>
+    </w:lvl>
+    <w:lvl w:ilvl="4" w:tentative="1">
+      <w:start w:val="1"/>
+      <w:numFmt w:val="bullet"/>
+      <w:lvlText w:val=""/>
+      <w:lvlJc w:val="left"/>
+      <w:pPr>
+        <w:tabs>
+          <w:tab w:val="num" w:pos="3600"/>
+        </w:tabs>
+        <w:ind w:left="3600" w:hanging="360"/>
+      </w:pPr>
+      <w:rPr>
+        <w:rFonts w:ascii="Wingdings" w:hAnsi="Wingdings" w:hint="default"/>
+        <w:sz w:val="20"/>
+      </w:rPr>
+    </w:lvl>
+    <w:lvl w:ilvl="5" w:tentative="1">
+      <w:start w:val="1"/>
+      <w:numFmt w:val="bullet"/>
+      <w:lvlText w:val=""/>
+      <w:lvlJc w:val="left"/>
+      <w:pPr>
+        <w:tabs>
+          <w:tab w:val="num" w:pos="4320"/>
+        </w:tabs>
+        <w:ind w:left="4320" w:hanging="360"/>
+      </w:pPr>
+      <w:rPr>
+        <w:rFonts w:ascii="Wingdings" w:hAnsi="Wingdings" w:hint="default"/>
+        <w:sz w:val="20"/>
+      </w:rPr>
+    </w:lvl>
+    <w:lvl w:ilvl="6" w:tentative="1">
+      <w:start w:val="1"/>
+      <w:numFmt w:val="bullet"/>
+      <w:lvlText w:val=""/>
+      <w:lvlJc w:val="left"/>
+      <w:pPr>
+        <w:tabs>
+          <w:tab w:val="num" w:pos="5040"/>
+        </w:tabs>
+        <w:ind w:left="5040" w:hanging="360"/>
+      </w:pPr>
+      <w:rPr>
+        <w:rFonts w:ascii="Wingdings" w:hAnsi="Wingdings" w:hint="default"/>
+        <w:sz w:val="20"/>
+      </w:rPr>
+    </w:lvl>
+    <w:lvl w:ilvl="7" w:tentative="1">
+      <w:start w:val="1"/>
+      <w:numFmt w:val="bullet"/>
+      <w:lvlText w:val=""/>
+      <w:lvlJc w:val="left"/>
+      <w:pPr>
+        <w:tabs>
+          <w:tab w:val="num" w:pos="5760"/>
+        </w:tabs>
+        <w:ind w:left="5760" w:hanging="360"/>
+      </w:pPr>
+      <w:rPr>
+        <w:rFonts w:ascii="Wingdings" w:hAnsi="Wingdings" w:hint="default"/>
+        <w:sz w:val="20"/>
+      </w:rPr>
+    </w:lvl>
+    <w:lvl w:ilvl="8" w:tentative="1">
+      <w:start w:val="1"/>
+      <w:numFmt w:val="bullet"/>
+      <w:lvlText w:val=""/>
+      <w:lvlJc w:val="left"/>
+      <w:pPr>
+        <w:tabs>
+          <w:tab w:val="num" w:pos="6480"/>
+        </w:tabs>
+        <w:ind w:left="6480" w:hanging="360"/>
+      </w:pPr>
+      <w:rPr>
+        <w:rFonts w:ascii="Wingdings" w:hAnsi="Wingdings" w:hint="default"/>
+        <w:sz w:val="20"/>
+      </w:rPr>
+    </w:lvl>
+  </w:abstractNum>
+  <w:abstractNum w:abstractNumId="42" w15:restartNumberingAfterBreak="0">
     <w:nsid w:val="3219289A"/>
     <w:multiLevelType w:val="multilevel"/>
     <w:tmpl w:val="BE766A56"/>
@@ -12104,7 +18148,7 @@
       </w:rPr>
     </w:lvl>
   </w:abstractNum>
-  <w:abstractNum w:abstractNumId="30" w15:restartNumberingAfterBreak="0">
+  <w:abstractNum w:abstractNumId="43" w15:restartNumberingAfterBreak="0">
     <w:nsid w:val="32437C3E"/>
     <w:multiLevelType w:val="multilevel"/>
     <w:tmpl w:val="41CA3D5A"/>
@@ -12253,7 +18297,7 @@
       </w:rPr>
     </w:lvl>
   </w:abstractNum>
-  <w:abstractNum w:abstractNumId="31" w15:restartNumberingAfterBreak="0">
+  <w:abstractNum w:abstractNumId="44" w15:restartNumberingAfterBreak="0">
     <w:nsid w:val="32F22832"/>
     <w:multiLevelType w:val="multilevel"/>
     <w:tmpl w:val="97148384"/>
@@ -12402,7 +18446,7 @@
       </w:rPr>
     </w:lvl>
   </w:abstractNum>
-  <w:abstractNum w:abstractNumId="32" w15:restartNumberingAfterBreak="0">
+  <w:abstractNum w:abstractNumId="45" w15:restartNumberingAfterBreak="0">
     <w:nsid w:val="34376E3F"/>
     <w:multiLevelType w:val="multilevel"/>
     <w:tmpl w:val="49046E0C"/>
@@ -12551,7 +18595,7 @@
       </w:rPr>
     </w:lvl>
   </w:abstractNum>
-  <w:abstractNum w:abstractNumId="33" w15:restartNumberingAfterBreak="0">
+  <w:abstractNum w:abstractNumId="46" w15:restartNumberingAfterBreak="0">
     <w:nsid w:val="39B51873"/>
     <w:multiLevelType w:val="multilevel"/>
     <w:tmpl w:val="5A165290"/>
@@ -12700,7 +18744,305 @@
       </w:rPr>
     </w:lvl>
   </w:abstractNum>
-  <w:abstractNum w:abstractNumId="34" w15:restartNumberingAfterBreak="0">
+  <w:abstractNum w:abstractNumId="47" w15:restartNumberingAfterBreak="0">
+    <w:nsid w:val="39C463EF"/>
+    <w:multiLevelType w:val="multilevel"/>
+    <w:tmpl w:val="43DE31DE"/>
+    <w:lvl w:ilvl="0">
+      <w:start w:val="1"/>
+      <w:numFmt w:val="bullet"/>
+      <w:lvlText w:val=""/>
+      <w:lvlJc w:val="left"/>
+      <w:pPr>
+        <w:tabs>
+          <w:tab w:val="num" w:pos="720"/>
+        </w:tabs>
+        <w:ind w:left="720" w:hanging="360"/>
+      </w:pPr>
+      <w:rPr>
+        <w:rFonts w:ascii="Symbol" w:hAnsi="Symbol" w:hint="default"/>
+        <w:sz w:val="20"/>
+      </w:rPr>
+    </w:lvl>
+    <w:lvl w:ilvl="1">
+      <w:start w:val="1"/>
+      <w:numFmt w:val="bullet"/>
+      <w:lvlText w:val="o"/>
+      <w:lvlJc w:val="left"/>
+      <w:pPr>
+        <w:tabs>
+          <w:tab w:val="num" w:pos="1440"/>
+        </w:tabs>
+        <w:ind w:left="1440" w:hanging="360"/>
+      </w:pPr>
+      <w:rPr>
+        <w:rFonts w:ascii="Courier New" w:hAnsi="Courier New" w:hint="default"/>
+        <w:sz w:val="20"/>
+      </w:rPr>
+    </w:lvl>
+    <w:lvl w:ilvl="2" w:tentative="1">
+      <w:start w:val="1"/>
+      <w:numFmt w:val="bullet"/>
+      <w:lvlText w:val=""/>
+      <w:lvlJc w:val="left"/>
+      <w:pPr>
+        <w:tabs>
+          <w:tab w:val="num" w:pos="2160"/>
+        </w:tabs>
+        <w:ind w:left="2160" w:hanging="360"/>
+      </w:pPr>
+      <w:rPr>
+        <w:rFonts w:ascii="Wingdings" w:hAnsi="Wingdings" w:hint="default"/>
+        <w:sz w:val="20"/>
+      </w:rPr>
+    </w:lvl>
+    <w:lvl w:ilvl="3" w:tentative="1">
+      <w:start w:val="1"/>
+      <w:numFmt w:val="bullet"/>
+      <w:lvlText w:val=""/>
+      <w:lvlJc w:val="left"/>
+      <w:pPr>
+        <w:tabs>
+          <w:tab w:val="num" w:pos="2880"/>
+        </w:tabs>
+        <w:ind w:left="2880" w:hanging="360"/>
+      </w:pPr>
+      <w:rPr>
+        <w:rFonts w:ascii="Wingdings" w:hAnsi="Wingdings" w:hint="default"/>
+        <w:sz w:val="20"/>
+      </w:rPr>
+    </w:lvl>
+    <w:lvl w:ilvl="4" w:tentative="1">
+      <w:start w:val="1"/>
+      <w:numFmt w:val="bullet"/>
+      <w:lvlText w:val=""/>
+      <w:lvlJc w:val="left"/>
+      <w:pPr>
+        <w:tabs>
+          <w:tab w:val="num" w:pos="3600"/>
+        </w:tabs>
+        <w:ind w:left="3600" w:hanging="360"/>
+      </w:pPr>
+      <w:rPr>
+        <w:rFonts w:ascii="Wingdings" w:hAnsi="Wingdings" w:hint="default"/>
+        <w:sz w:val="20"/>
+      </w:rPr>
+    </w:lvl>
+    <w:lvl w:ilvl="5" w:tentative="1">
+      <w:start w:val="1"/>
+      <w:numFmt w:val="bullet"/>
+      <w:lvlText w:val=""/>
+      <w:lvlJc w:val="left"/>
+      <w:pPr>
+        <w:tabs>
+          <w:tab w:val="num" w:pos="4320"/>
+        </w:tabs>
+        <w:ind w:left="4320" w:hanging="360"/>
+      </w:pPr>
+      <w:rPr>
+        <w:rFonts w:ascii="Wingdings" w:hAnsi="Wingdings" w:hint="default"/>
+        <w:sz w:val="20"/>
+      </w:rPr>
+    </w:lvl>
+    <w:lvl w:ilvl="6" w:tentative="1">
+      <w:start w:val="1"/>
+      <w:numFmt w:val="bullet"/>
+      <w:lvlText w:val=""/>
+      <w:lvlJc w:val="left"/>
+      <w:pPr>
+        <w:tabs>
+          <w:tab w:val="num" w:pos="5040"/>
+        </w:tabs>
+        <w:ind w:left="5040" w:hanging="360"/>
+      </w:pPr>
+      <w:rPr>
+        <w:rFonts w:ascii="Wingdings" w:hAnsi="Wingdings" w:hint="default"/>
+        <w:sz w:val="20"/>
+      </w:rPr>
+    </w:lvl>
+    <w:lvl w:ilvl="7" w:tentative="1">
+      <w:start w:val="1"/>
+      <w:numFmt w:val="bullet"/>
+      <w:lvlText w:val=""/>
+      <w:lvlJc w:val="left"/>
+      <w:pPr>
+        <w:tabs>
+          <w:tab w:val="num" w:pos="5760"/>
+        </w:tabs>
+        <w:ind w:left="5760" w:hanging="360"/>
+      </w:pPr>
+      <w:rPr>
+        <w:rFonts w:ascii="Wingdings" w:hAnsi="Wingdings" w:hint="default"/>
+        <w:sz w:val="20"/>
+      </w:rPr>
+    </w:lvl>
+    <w:lvl w:ilvl="8" w:tentative="1">
+      <w:start w:val="1"/>
+      <w:numFmt w:val="bullet"/>
+      <w:lvlText w:val=""/>
+      <w:lvlJc w:val="left"/>
+      <w:pPr>
+        <w:tabs>
+          <w:tab w:val="num" w:pos="6480"/>
+        </w:tabs>
+        <w:ind w:left="6480" w:hanging="360"/>
+      </w:pPr>
+      <w:rPr>
+        <w:rFonts w:ascii="Wingdings" w:hAnsi="Wingdings" w:hint="default"/>
+        <w:sz w:val="20"/>
+      </w:rPr>
+    </w:lvl>
+  </w:abstractNum>
+  <w:abstractNum w:abstractNumId="48" w15:restartNumberingAfterBreak="0">
+    <w:nsid w:val="3A4F324B"/>
+    <w:multiLevelType w:val="multilevel"/>
+    <w:tmpl w:val="57F0021E"/>
+    <w:lvl w:ilvl="0">
+      <w:start w:val="1"/>
+      <w:numFmt w:val="bullet"/>
+      <w:lvlText w:val=""/>
+      <w:lvlJc w:val="left"/>
+      <w:pPr>
+        <w:tabs>
+          <w:tab w:val="num" w:pos="720"/>
+        </w:tabs>
+        <w:ind w:left="720" w:hanging="360"/>
+      </w:pPr>
+      <w:rPr>
+        <w:rFonts w:ascii="Symbol" w:hAnsi="Symbol" w:hint="default"/>
+        <w:sz w:val="20"/>
+      </w:rPr>
+    </w:lvl>
+    <w:lvl w:ilvl="1" w:tentative="1">
+      <w:start w:val="1"/>
+      <w:numFmt w:val="bullet"/>
+      <w:lvlText w:val="o"/>
+      <w:lvlJc w:val="left"/>
+      <w:pPr>
+        <w:tabs>
+          <w:tab w:val="num" w:pos="1440"/>
+        </w:tabs>
+        <w:ind w:left="1440" w:hanging="360"/>
+      </w:pPr>
+      <w:rPr>
+        <w:rFonts w:ascii="Courier New" w:hAnsi="Courier New" w:hint="default"/>
+        <w:sz w:val="20"/>
+      </w:rPr>
+    </w:lvl>
+    <w:lvl w:ilvl="2" w:tentative="1">
+      <w:start w:val="1"/>
+      <w:numFmt w:val="bullet"/>
+      <w:lvlText w:val=""/>
+      <w:lvlJc w:val="left"/>
+      <w:pPr>
+        <w:tabs>
+          <w:tab w:val="num" w:pos="2160"/>
+        </w:tabs>
+        <w:ind w:left="2160" w:hanging="360"/>
+      </w:pPr>
+      <w:rPr>
+        <w:rFonts w:ascii="Wingdings" w:hAnsi="Wingdings" w:hint="default"/>
+        <w:sz w:val="20"/>
+      </w:rPr>
+    </w:lvl>
+    <w:lvl w:ilvl="3" w:tentative="1">
+      <w:start w:val="1"/>
+      <w:numFmt w:val="bullet"/>
+      <w:lvlText w:val=""/>
+      <w:lvlJc w:val="left"/>
+      <w:pPr>
+        <w:tabs>
+          <w:tab w:val="num" w:pos="2880"/>
+        </w:tabs>
+        <w:ind w:left="2880" w:hanging="360"/>
+      </w:pPr>
+      <w:rPr>
+        <w:rFonts w:ascii="Wingdings" w:hAnsi="Wingdings" w:hint="default"/>
+        <w:sz w:val="20"/>
+      </w:rPr>
+    </w:lvl>
+    <w:lvl w:ilvl="4" w:tentative="1">
+      <w:start w:val="1"/>
+      <w:numFmt w:val="bullet"/>
+      <w:lvlText w:val=""/>
+      <w:lvlJc w:val="left"/>
+      <w:pPr>
+        <w:tabs>
+          <w:tab w:val="num" w:pos="3600"/>
+        </w:tabs>
+        <w:ind w:left="3600" w:hanging="360"/>
+      </w:pPr>
+      <w:rPr>
+        <w:rFonts w:ascii="Wingdings" w:hAnsi="Wingdings" w:hint="default"/>
+        <w:sz w:val="20"/>
+      </w:rPr>
+    </w:lvl>
+    <w:lvl w:ilvl="5" w:tentative="1">
+      <w:start w:val="1"/>
+      <w:numFmt w:val="bullet"/>
+      <w:lvlText w:val=""/>
+      <w:lvlJc w:val="left"/>
+      <w:pPr>
+        <w:tabs>
+          <w:tab w:val="num" w:pos="4320"/>
+        </w:tabs>
+        <w:ind w:left="4320" w:hanging="360"/>
+      </w:pPr>
+      <w:rPr>
+        <w:rFonts w:ascii="Wingdings" w:hAnsi="Wingdings" w:hint="default"/>
+        <w:sz w:val="20"/>
+      </w:rPr>
+    </w:lvl>
+    <w:lvl w:ilvl="6" w:tentative="1">
+      <w:start w:val="1"/>
+      <w:numFmt w:val="bullet"/>
+      <w:lvlText w:val=""/>
+      <w:lvlJc w:val="left"/>
+      <w:pPr>
+        <w:tabs>
+          <w:tab w:val="num" w:pos="5040"/>
+        </w:tabs>
+        <w:ind w:left="5040" w:hanging="360"/>
+      </w:pPr>
+      <w:rPr>
+        <w:rFonts w:ascii="Wingdings" w:hAnsi="Wingdings" w:hint="default"/>
+        <w:sz w:val="20"/>
+      </w:rPr>
+    </w:lvl>
+    <w:lvl w:ilvl="7" w:tentative="1">
+      <w:start w:val="1"/>
+      <w:numFmt w:val="bullet"/>
+      <w:lvlText w:val=""/>
+      <w:lvlJc w:val="left"/>
+      <w:pPr>
+        <w:tabs>
+          <w:tab w:val="num" w:pos="5760"/>
+        </w:tabs>
+        <w:ind w:left="5760" w:hanging="360"/>
+      </w:pPr>
+      <w:rPr>
+        <w:rFonts w:ascii="Wingdings" w:hAnsi="Wingdings" w:hint="default"/>
+        <w:sz w:val="20"/>
+      </w:rPr>
+    </w:lvl>
+    <w:lvl w:ilvl="8" w:tentative="1">
+      <w:start w:val="1"/>
+      <w:numFmt w:val="bullet"/>
+      <w:lvlText w:val=""/>
+      <w:lvlJc w:val="left"/>
+      <w:pPr>
+        <w:tabs>
+          <w:tab w:val="num" w:pos="6480"/>
+        </w:tabs>
+        <w:ind w:left="6480" w:hanging="360"/>
+      </w:pPr>
+      <w:rPr>
+        <w:rFonts w:ascii="Wingdings" w:hAnsi="Wingdings" w:hint="default"/>
+        <w:sz w:val="20"/>
+      </w:rPr>
+    </w:lvl>
+  </w:abstractNum>
+  <w:abstractNum w:abstractNumId="49" w15:restartNumberingAfterBreak="0">
     <w:nsid w:val="3AC021BF"/>
     <w:multiLevelType w:val="multilevel"/>
     <w:tmpl w:val="CE1454F8"/>
@@ -12849,7 +19191,156 @@
       </w:rPr>
     </w:lvl>
   </w:abstractNum>
-  <w:abstractNum w:abstractNumId="35" w15:restartNumberingAfterBreak="0">
+  <w:abstractNum w:abstractNumId="50" w15:restartNumberingAfterBreak="0">
+    <w:nsid w:val="3E70036C"/>
+    <w:multiLevelType w:val="multilevel"/>
+    <w:tmpl w:val="E0CC7F90"/>
+    <w:lvl w:ilvl="0">
+      <w:start w:val="1"/>
+      <w:numFmt w:val="bullet"/>
+      <w:lvlText w:val=""/>
+      <w:lvlJc w:val="left"/>
+      <w:pPr>
+        <w:tabs>
+          <w:tab w:val="num" w:pos="720"/>
+        </w:tabs>
+        <w:ind w:left="720" w:hanging="360"/>
+      </w:pPr>
+      <w:rPr>
+        <w:rFonts w:ascii="Symbol" w:hAnsi="Symbol" w:hint="default"/>
+        <w:sz w:val="20"/>
+      </w:rPr>
+    </w:lvl>
+    <w:lvl w:ilvl="1" w:tentative="1">
+      <w:start w:val="1"/>
+      <w:numFmt w:val="bullet"/>
+      <w:lvlText w:val="o"/>
+      <w:lvlJc w:val="left"/>
+      <w:pPr>
+        <w:tabs>
+          <w:tab w:val="num" w:pos="1440"/>
+        </w:tabs>
+        <w:ind w:left="1440" w:hanging="360"/>
+      </w:pPr>
+      <w:rPr>
+        <w:rFonts w:ascii="Courier New" w:hAnsi="Courier New" w:hint="default"/>
+        <w:sz w:val="20"/>
+      </w:rPr>
+    </w:lvl>
+    <w:lvl w:ilvl="2" w:tentative="1">
+      <w:start w:val="1"/>
+      <w:numFmt w:val="bullet"/>
+      <w:lvlText w:val=""/>
+      <w:lvlJc w:val="left"/>
+      <w:pPr>
+        <w:tabs>
+          <w:tab w:val="num" w:pos="2160"/>
+        </w:tabs>
+        <w:ind w:left="2160" w:hanging="360"/>
+      </w:pPr>
+      <w:rPr>
+        <w:rFonts w:ascii="Wingdings" w:hAnsi="Wingdings" w:hint="default"/>
+        <w:sz w:val="20"/>
+      </w:rPr>
+    </w:lvl>
+    <w:lvl w:ilvl="3" w:tentative="1">
+      <w:start w:val="1"/>
+      <w:numFmt w:val="bullet"/>
+      <w:lvlText w:val=""/>
+      <w:lvlJc w:val="left"/>
+      <w:pPr>
+        <w:tabs>
+          <w:tab w:val="num" w:pos="2880"/>
+        </w:tabs>
+        <w:ind w:left="2880" w:hanging="360"/>
+      </w:pPr>
+      <w:rPr>
+        <w:rFonts w:ascii="Wingdings" w:hAnsi="Wingdings" w:hint="default"/>
+        <w:sz w:val="20"/>
+      </w:rPr>
+    </w:lvl>
+    <w:lvl w:ilvl="4" w:tentative="1">
+      <w:start w:val="1"/>
+      <w:numFmt w:val="bullet"/>
+      <w:lvlText w:val=""/>
+      <w:lvlJc w:val="left"/>
+      <w:pPr>
+        <w:tabs>
+          <w:tab w:val="num" w:pos="3600"/>
+        </w:tabs>
+        <w:ind w:left="3600" w:hanging="360"/>
+      </w:pPr>
+      <w:rPr>
+        <w:rFonts w:ascii="Wingdings" w:hAnsi="Wingdings" w:hint="default"/>
+        <w:sz w:val="20"/>
+      </w:rPr>
+    </w:lvl>
+    <w:lvl w:ilvl="5" w:tentative="1">
+      <w:start w:val="1"/>
+      <w:numFmt w:val="bullet"/>
+      <w:lvlText w:val=""/>
+      <w:lvlJc w:val="left"/>
+      <w:pPr>
+        <w:tabs>
+          <w:tab w:val="num" w:pos="4320"/>
+        </w:tabs>
+        <w:ind w:left="4320" w:hanging="360"/>
+      </w:pPr>
+      <w:rPr>
+        <w:rFonts w:ascii="Wingdings" w:hAnsi="Wingdings" w:hint="default"/>
+        <w:sz w:val="20"/>
+      </w:rPr>
+    </w:lvl>
+    <w:lvl w:ilvl="6" w:tentative="1">
+      <w:start w:val="1"/>
+      <w:numFmt w:val="bullet"/>
+      <w:lvlText w:val=""/>
+      <w:lvlJc w:val="left"/>
+      <w:pPr>
+        <w:tabs>
+          <w:tab w:val="num" w:pos="5040"/>
+        </w:tabs>
+        <w:ind w:left="5040" w:hanging="360"/>
+      </w:pPr>
+      <w:rPr>
+        <w:rFonts w:ascii="Wingdings" w:hAnsi="Wingdings" w:hint="default"/>
+        <w:sz w:val="20"/>
+      </w:rPr>
+    </w:lvl>
+    <w:lvl w:ilvl="7" w:tentative="1">
+      <w:start w:val="1"/>
+      <w:numFmt w:val="bullet"/>
+      <w:lvlText w:val=""/>
+      <w:lvlJc w:val="left"/>
+      <w:pPr>
+        <w:tabs>
+          <w:tab w:val="num" w:pos="5760"/>
+        </w:tabs>
+        <w:ind w:left="5760" w:hanging="360"/>
+      </w:pPr>
+      <w:rPr>
+        <w:rFonts w:ascii="Wingdings" w:hAnsi="Wingdings" w:hint="default"/>
+        <w:sz w:val="20"/>
+      </w:rPr>
+    </w:lvl>
+    <w:lvl w:ilvl="8" w:tentative="1">
+      <w:start w:val="1"/>
+      <w:numFmt w:val="bullet"/>
+      <w:lvlText w:val=""/>
+      <w:lvlJc w:val="left"/>
+      <w:pPr>
+        <w:tabs>
+          <w:tab w:val="num" w:pos="6480"/>
+        </w:tabs>
+        <w:ind w:left="6480" w:hanging="360"/>
+      </w:pPr>
+      <w:rPr>
+        <w:rFonts w:ascii="Wingdings" w:hAnsi="Wingdings" w:hint="default"/>
+        <w:sz w:val="20"/>
+      </w:rPr>
+    </w:lvl>
+  </w:abstractNum>
+  <w:abstractNum w:abstractNumId="51" w15:restartNumberingAfterBreak="0">
     <w:nsid w:val="3FD05253"/>
     <w:multiLevelType w:val="multilevel"/>
     <w:tmpl w:val="1312FA9C"/>
@@ -12998,7 +19489,156 @@
       </w:rPr>
     </w:lvl>
   </w:abstractNum>
-  <w:abstractNum w:abstractNumId="36" w15:restartNumberingAfterBreak="0">
+  <w:abstractNum w:abstractNumId="52" w15:restartNumberingAfterBreak="0">
+    <w:nsid w:val="407C0E3B"/>
+    <w:multiLevelType w:val="multilevel"/>
+    <w:tmpl w:val="1D7C8DF2"/>
+    <w:lvl w:ilvl="0">
+      <w:start w:val="1"/>
+      <w:numFmt w:val="bullet"/>
+      <w:lvlText w:val=""/>
+      <w:lvlJc w:val="left"/>
+      <w:pPr>
+        <w:tabs>
+          <w:tab w:val="num" w:pos="720"/>
+        </w:tabs>
+        <w:ind w:left="720" w:hanging="360"/>
+      </w:pPr>
+      <w:rPr>
+        <w:rFonts w:ascii="Symbol" w:hAnsi="Symbol" w:hint="default"/>
+        <w:sz w:val="20"/>
+      </w:rPr>
+    </w:lvl>
+    <w:lvl w:ilvl="1" w:tentative="1">
+      <w:start w:val="1"/>
+      <w:numFmt w:val="bullet"/>
+      <w:lvlText w:val="o"/>
+      <w:lvlJc w:val="left"/>
+      <w:pPr>
+        <w:tabs>
+          <w:tab w:val="num" w:pos="1440"/>
+        </w:tabs>
+        <w:ind w:left="1440" w:hanging="360"/>
+      </w:pPr>
+      <w:rPr>
+        <w:rFonts w:ascii="Courier New" w:hAnsi="Courier New" w:hint="default"/>
+        <w:sz w:val="20"/>
+      </w:rPr>
+    </w:lvl>
+    <w:lvl w:ilvl="2" w:tentative="1">
+      <w:start w:val="1"/>
+      <w:numFmt w:val="bullet"/>
+      <w:lvlText w:val=""/>
+      <w:lvlJc w:val="left"/>
+      <w:pPr>
+        <w:tabs>
+          <w:tab w:val="num" w:pos="2160"/>
+        </w:tabs>
+        <w:ind w:left="2160" w:hanging="360"/>
+      </w:pPr>
+      <w:rPr>
+        <w:rFonts w:ascii="Wingdings" w:hAnsi="Wingdings" w:hint="default"/>
+        <w:sz w:val="20"/>
+      </w:rPr>
+    </w:lvl>
+    <w:lvl w:ilvl="3" w:tentative="1">
+      <w:start w:val="1"/>
+      <w:numFmt w:val="bullet"/>
+      <w:lvlText w:val=""/>
+      <w:lvlJc w:val="left"/>
+      <w:pPr>
+        <w:tabs>
+          <w:tab w:val="num" w:pos="2880"/>
+        </w:tabs>
+        <w:ind w:left="2880" w:hanging="360"/>
+      </w:pPr>
+      <w:rPr>
+        <w:rFonts w:ascii="Wingdings" w:hAnsi="Wingdings" w:hint="default"/>
+        <w:sz w:val="20"/>
+      </w:rPr>
+    </w:lvl>
+    <w:lvl w:ilvl="4" w:tentative="1">
+      <w:start w:val="1"/>
+      <w:numFmt w:val="bullet"/>
+      <w:lvlText w:val=""/>
+      <w:lvlJc w:val="left"/>
+      <w:pPr>
+        <w:tabs>
+          <w:tab w:val="num" w:pos="3600"/>
+        </w:tabs>
+        <w:ind w:left="3600" w:hanging="360"/>
+      </w:pPr>
+      <w:rPr>
+        <w:rFonts w:ascii="Wingdings" w:hAnsi="Wingdings" w:hint="default"/>
+        <w:sz w:val="20"/>
+      </w:rPr>
+    </w:lvl>
+    <w:lvl w:ilvl="5" w:tentative="1">
+      <w:start w:val="1"/>
+      <w:numFmt w:val="bullet"/>
+      <w:lvlText w:val=""/>
+      <w:lvlJc w:val="left"/>
+      <w:pPr>
+        <w:tabs>
+          <w:tab w:val="num" w:pos="4320"/>
+        </w:tabs>
+        <w:ind w:left="4320" w:hanging="360"/>
+      </w:pPr>
+      <w:rPr>
+        <w:rFonts w:ascii="Wingdings" w:hAnsi="Wingdings" w:hint="default"/>
+        <w:sz w:val="20"/>
+      </w:rPr>
+    </w:lvl>
+    <w:lvl w:ilvl="6" w:tentative="1">
+      <w:start w:val="1"/>
+      <w:numFmt w:val="bullet"/>
+      <w:lvlText w:val=""/>
+      <w:lvlJc w:val="left"/>
+      <w:pPr>
+        <w:tabs>
+          <w:tab w:val="num" w:pos="5040"/>
+        </w:tabs>
+        <w:ind w:left="5040" w:hanging="360"/>
+      </w:pPr>
+      <w:rPr>
+        <w:rFonts w:ascii="Wingdings" w:hAnsi="Wingdings" w:hint="default"/>
+        <w:sz w:val="20"/>
+      </w:rPr>
+    </w:lvl>
+    <w:lvl w:ilvl="7" w:tentative="1">
+      <w:start w:val="1"/>
+      <w:numFmt w:val="bullet"/>
+      <w:lvlText w:val=""/>
+      <w:lvlJc w:val="left"/>
+      <w:pPr>
+        <w:tabs>
+          <w:tab w:val="num" w:pos="5760"/>
+        </w:tabs>
+        <w:ind w:left="5760" w:hanging="360"/>
+      </w:pPr>
+      <w:rPr>
+        <w:rFonts w:ascii="Wingdings" w:hAnsi="Wingdings" w:hint="default"/>
+        <w:sz w:val="20"/>
+      </w:rPr>
+    </w:lvl>
+    <w:lvl w:ilvl="8" w:tentative="1">
+      <w:start w:val="1"/>
+      <w:numFmt w:val="bullet"/>
+      <w:lvlText w:val=""/>
+      <w:lvlJc w:val="left"/>
+      <w:pPr>
+        <w:tabs>
+          <w:tab w:val="num" w:pos="6480"/>
+        </w:tabs>
+        <w:ind w:left="6480" w:hanging="360"/>
+      </w:pPr>
+      <w:rPr>
+        <w:rFonts w:ascii="Wingdings" w:hAnsi="Wingdings" w:hint="default"/>
+        <w:sz w:val="20"/>
+      </w:rPr>
+    </w:lvl>
+  </w:abstractNum>
+  <w:abstractNum w:abstractNumId="53" w15:restartNumberingAfterBreak="0">
     <w:nsid w:val="41076C3A"/>
     <w:multiLevelType w:val="multilevel"/>
     <w:tmpl w:val="645A2EDC"/>
@@ -13147,7 +19787,7 @@
       </w:rPr>
     </w:lvl>
   </w:abstractNum>
-  <w:abstractNum w:abstractNumId="37" w15:restartNumberingAfterBreak="0">
+  <w:abstractNum w:abstractNumId="54" w15:restartNumberingAfterBreak="0">
     <w:nsid w:val="422D7261"/>
     <w:multiLevelType w:val="multilevel"/>
     <w:tmpl w:val="79A4FA2A"/>
@@ -13296,7 +19936,96 @@
       </w:rPr>
     </w:lvl>
   </w:abstractNum>
-  <w:abstractNum w:abstractNumId="38" w15:restartNumberingAfterBreak="0">
+  <w:abstractNum w:abstractNumId="55" w15:restartNumberingAfterBreak="0">
+    <w:nsid w:val="4318325D"/>
+    <w:multiLevelType w:val="hybridMultilevel"/>
+    <w:tmpl w:val="52F4E166"/>
+    <w:lvl w:ilvl="0" w:tplc="0409000F">
+      <w:start w:val="1"/>
+      <w:numFmt w:val="decimal"/>
+      <w:lvlText w:val="%1."/>
+      <w:lvlJc w:val="left"/>
+      <w:pPr>
+        <w:ind w:left="720" w:hanging="360"/>
+      </w:pPr>
+      <w:rPr>
+        <w:rFonts w:hint="default"/>
+      </w:rPr>
+    </w:lvl>
+    <w:lvl w:ilvl="1" w:tplc="04090019" w:tentative="1">
+      <w:start w:val="1"/>
+      <w:numFmt w:val="lowerLetter"/>
+      <w:lvlText w:val="%2."/>
+      <w:lvlJc w:val="left"/>
+      <w:pPr>
+        <w:ind w:left="1440" w:hanging="360"/>
+      </w:pPr>
+    </w:lvl>
+    <w:lvl w:ilvl="2" w:tplc="0409001B" w:tentative="1">
+      <w:start w:val="1"/>
+      <w:numFmt w:val="lowerRoman"/>
+      <w:lvlText w:val="%3."/>
+      <w:lvlJc w:val="right"/>
+      <w:pPr>
+        <w:ind w:left="2160" w:hanging="180"/>
+      </w:pPr>
+    </w:lvl>
+    <w:lvl w:ilvl="3" w:tplc="0409000F" w:tentative="1">
+      <w:start w:val="1"/>
+      <w:numFmt w:val="decimal"/>
+      <w:lvlText w:val="%4."/>
+      <w:lvlJc w:val="left"/>
+      <w:pPr>
+        <w:ind w:left="2880" w:hanging="360"/>
+      </w:pPr>
+    </w:lvl>
+    <w:lvl w:ilvl="4" w:tplc="04090019" w:tentative="1">
+      <w:start w:val="1"/>
+      <w:numFmt w:val="lowerLetter"/>
+      <w:lvlText w:val="%5."/>
+      <w:lvlJc w:val="left"/>
+      <w:pPr>
+        <w:ind w:left="3600" w:hanging="360"/>
+      </w:pPr>
+    </w:lvl>
+    <w:lvl w:ilvl="5" w:tplc="0409001B" w:tentative="1">
+      <w:start w:val="1"/>
+      <w:numFmt w:val="lowerRoman"/>
+      <w:lvlText w:val="%6."/>
+      <w:lvlJc w:val="right"/>
+      <w:pPr>
+        <w:ind w:left="4320" w:hanging="180"/>
+      </w:pPr>
+    </w:lvl>
+    <w:lvl w:ilvl="6" w:tplc="0409000F" w:tentative="1">
+      <w:start w:val="1"/>
+      <w:numFmt w:val="decimal"/>
+      <w:lvlText w:val="%7."/>
+      <w:lvlJc w:val="left"/>
+      <w:pPr>
+        <w:ind w:left="5040" w:hanging="360"/>
+      </w:pPr>
+    </w:lvl>
+    <w:lvl w:ilvl="7" w:tplc="04090019" w:tentative="1">
+      <w:start w:val="1"/>
+      <w:numFmt w:val="lowerLetter"/>
+      <w:lvlText w:val="%8."/>
+      <w:lvlJc w:val="left"/>
+      <w:pPr>
+        <w:ind w:left="5760" w:hanging="360"/>
+      </w:pPr>
+    </w:lvl>
+    <w:lvl w:ilvl="8" w:tplc="0409001B" w:tentative="1">
+      <w:start w:val="1"/>
+      <w:numFmt w:val="lowerRoman"/>
+      <w:lvlText w:val="%9."/>
+      <w:lvlJc w:val="right"/>
+      <w:pPr>
+        <w:ind w:left="6480" w:hanging="180"/>
+      </w:pPr>
+    </w:lvl>
+  </w:abstractNum>
+  <w:abstractNum w:abstractNumId="56" w15:restartNumberingAfterBreak="0">
     <w:nsid w:val="434F675E"/>
     <w:multiLevelType w:val="multilevel"/>
     <w:tmpl w:val="77E65882"/>
@@ -13445,7 +20174,7 @@
       </w:rPr>
     </w:lvl>
   </w:abstractNum>
-  <w:abstractNum w:abstractNumId="39" w15:restartNumberingAfterBreak="0">
+  <w:abstractNum w:abstractNumId="57" w15:restartNumberingAfterBreak="0">
     <w:nsid w:val="453B1DB9"/>
     <w:multiLevelType w:val="multilevel"/>
     <w:tmpl w:val="130ACB98"/>
@@ -13594,7 +20323,7 @@
       </w:rPr>
     </w:lvl>
   </w:abstractNum>
-  <w:abstractNum w:abstractNumId="40" w15:restartNumberingAfterBreak="0">
+  <w:abstractNum w:abstractNumId="58" w15:restartNumberingAfterBreak="0">
     <w:nsid w:val="477C1DDB"/>
     <w:multiLevelType w:val="multilevel"/>
     <w:tmpl w:val="0C3836D2"/>
@@ -13743,7 +20472,7 @@
       </w:rPr>
     </w:lvl>
   </w:abstractNum>
-  <w:abstractNum w:abstractNumId="41" w15:restartNumberingAfterBreak="0">
+  <w:abstractNum w:abstractNumId="59" w15:restartNumberingAfterBreak="0">
     <w:nsid w:val="49057979"/>
     <w:multiLevelType w:val="multilevel"/>
     <w:tmpl w:val="BA34FE5C"/>
@@ -13892,7 +20621,7 @@
       </w:rPr>
     </w:lvl>
   </w:abstractNum>
-  <w:abstractNum w:abstractNumId="42" w15:restartNumberingAfterBreak="0">
+  <w:abstractNum w:abstractNumId="60" w15:restartNumberingAfterBreak="0">
     <w:nsid w:val="49C95831"/>
     <w:multiLevelType w:val="multilevel"/>
     <w:tmpl w:val="3EF83C08"/>
@@ -14041,7 +20770,7 @@
       </w:rPr>
     </w:lvl>
   </w:abstractNum>
-  <w:abstractNum w:abstractNumId="43" w15:restartNumberingAfterBreak="0">
+  <w:abstractNum w:abstractNumId="61" w15:restartNumberingAfterBreak="0">
     <w:nsid w:val="4A51405B"/>
     <w:multiLevelType w:val="multilevel"/>
     <w:tmpl w:val="5ADACDB0"/>
@@ -14190,7 +20919,156 @@
       </w:rPr>
     </w:lvl>
   </w:abstractNum>
-  <w:abstractNum w:abstractNumId="44" w15:restartNumberingAfterBreak="0">
+  <w:abstractNum w:abstractNumId="62" w15:restartNumberingAfterBreak="0">
+    <w:nsid w:val="4A887509"/>
+    <w:multiLevelType w:val="multilevel"/>
+    <w:tmpl w:val="6EF67396"/>
+    <w:lvl w:ilvl="0">
+      <w:start w:val="1"/>
+      <w:numFmt w:val="bullet"/>
+      <w:lvlText w:val=""/>
+      <w:lvlJc w:val="left"/>
+      <w:pPr>
+        <w:tabs>
+          <w:tab w:val="num" w:pos="720"/>
+        </w:tabs>
+        <w:ind w:left="720" w:hanging="360"/>
+      </w:pPr>
+      <w:rPr>
+        <w:rFonts w:ascii="Symbol" w:hAnsi="Symbol" w:hint="default"/>
+        <w:sz w:val="20"/>
+      </w:rPr>
+    </w:lvl>
+    <w:lvl w:ilvl="1" w:tentative="1">
+      <w:start w:val="1"/>
+      <w:numFmt w:val="bullet"/>
+      <w:lvlText w:val="o"/>
+      <w:lvlJc w:val="left"/>
+      <w:pPr>
+        <w:tabs>
+          <w:tab w:val="num" w:pos="1440"/>
+        </w:tabs>
+        <w:ind w:left="1440" w:hanging="360"/>
+      </w:pPr>
+      <w:rPr>
+        <w:rFonts w:ascii="Courier New" w:hAnsi="Courier New" w:hint="default"/>
+        <w:sz w:val="20"/>
+      </w:rPr>
+    </w:lvl>
+    <w:lvl w:ilvl="2" w:tentative="1">
+      <w:start w:val="1"/>
+      <w:numFmt w:val="bullet"/>
+      <w:lvlText w:val=""/>
+      <w:lvlJc w:val="left"/>
+      <w:pPr>
+        <w:tabs>
+          <w:tab w:val="num" w:pos="2160"/>
+        </w:tabs>
+        <w:ind w:left="2160" w:hanging="360"/>
+      </w:pPr>
+      <w:rPr>
+        <w:rFonts w:ascii="Wingdings" w:hAnsi="Wingdings" w:hint="default"/>
+        <w:sz w:val="20"/>
+      </w:rPr>
+    </w:lvl>
+    <w:lvl w:ilvl="3" w:tentative="1">
+      <w:start w:val="1"/>
+      <w:numFmt w:val="bullet"/>
+      <w:lvlText w:val=""/>
+      <w:lvlJc w:val="left"/>
+      <w:pPr>
+        <w:tabs>
+          <w:tab w:val="num" w:pos="2880"/>
+        </w:tabs>
+        <w:ind w:left="2880" w:hanging="360"/>
+      </w:pPr>
+      <w:rPr>
+        <w:rFonts w:ascii="Wingdings" w:hAnsi="Wingdings" w:hint="default"/>
+        <w:sz w:val="20"/>
+      </w:rPr>
+    </w:lvl>
+    <w:lvl w:ilvl="4" w:tentative="1">
+      <w:start w:val="1"/>
+      <w:numFmt w:val="bullet"/>
+      <w:lvlText w:val=""/>
+      <w:lvlJc w:val="left"/>
+      <w:pPr>
+        <w:tabs>
+          <w:tab w:val="num" w:pos="3600"/>
+        </w:tabs>
+        <w:ind w:left="3600" w:hanging="360"/>
+      </w:pPr>
+      <w:rPr>
+        <w:rFonts w:ascii="Wingdings" w:hAnsi="Wingdings" w:hint="default"/>
+        <w:sz w:val="20"/>
+      </w:rPr>
+    </w:lvl>
+    <w:lvl w:ilvl="5" w:tentative="1">
+      <w:start w:val="1"/>
+      <w:numFmt w:val="bullet"/>
+      <w:lvlText w:val=""/>
+      <w:lvlJc w:val="left"/>
+      <w:pPr>
+        <w:tabs>
+          <w:tab w:val="num" w:pos="4320"/>
+        </w:tabs>
+        <w:ind w:left="4320" w:hanging="360"/>
+      </w:pPr>
+      <w:rPr>
+        <w:rFonts w:ascii="Wingdings" w:hAnsi="Wingdings" w:hint="default"/>
+        <w:sz w:val="20"/>
+      </w:rPr>
+    </w:lvl>
+    <w:lvl w:ilvl="6" w:tentative="1">
+      <w:start w:val="1"/>
+      <w:numFmt w:val="bullet"/>
+      <w:lvlText w:val=""/>
+      <w:lvlJc w:val="left"/>
+      <w:pPr>
+        <w:tabs>
+          <w:tab w:val="num" w:pos="5040"/>
+        </w:tabs>
+        <w:ind w:left="5040" w:hanging="360"/>
+      </w:pPr>
+      <w:rPr>
+        <w:rFonts w:ascii="Wingdings" w:hAnsi="Wingdings" w:hint="default"/>
+        <w:sz w:val="20"/>
+      </w:rPr>
+    </w:lvl>
+    <w:lvl w:ilvl="7" w:tentative="1">
+      <w:start w:val="1"/>
+      <w:numFmt w:val="bullet"/>
+      <w:lvlText w:val=""/>
+      <w:lvlJc w:val="left"/>
+      <w:pPr>
+        <w:tabs>
+          <w:tab w:val="num" w:pos="5760"/>
+        </w:tabs>
+        <w:ind w:left="5760" w:hanging="360"/>
+      </w:pPr>
+      <w:rPr>
+        <w:rFonts w:ascii="Wingdings" w:hAnsi="Wingdings" w:hint="default"/>
+        <w:sz w:val="20"/>
+      </w:rPr>
+    </w:lvl>
+    <w:lvl w:ilvl="8" w:tentative="1">
+      <w:start w:val="1"/>
+      <w:numFmt w:val="bullet"/>
+      <w:lvlText w:val=""/>
+      <w:lvlJc w:val="left"/>
+      <w:pPr>
+        <w:tabs>
+          <w:tab w:val="num" w:pos="6480"/>
+        </w:tabs>
+        <w:ind w:left="6480" w:hanging="360"/>
+      </w:pPr>
+      <w:rPr>
+        <w:rFonts w:ascii="Wingdings" w:hAnsi="Wingdings" w:hint="default"/>
+        <w:sz w:val="20"/>
+      </w:rPr>
+    </w:lvl>
+  </w:abstractNum>
+  <w:abstractNum w:abstractNumId="63" w15:restartNumberingAfterBreak="0">
     <w:nsid w:val="4B053646"/>
     <w:multiLevelType w:val="multilevel"/>
     <w:tmpl w:val="C0E0C3DC"/>
@@ -14339,7 +21217,7 @@
       </w:rPr>
     </w:lvl>
   </w:abstractNum>
-  <w:abstractNum w:abstractNumId="45" w15:restartNumberingAfterBreak="0">
+  <w:abstractNum w:abstractNumId="64" w15:restartNumberingAfterBreak="0">
     <w:nsid w:val="4D882A99"/>
     <w:multiLevelType w:val="multilevel"/>
     <w:tmpl w:val="CC94ED6E"/>
@@ -14488,7 +21366,7 @@
       </w:rPr>
     </w:lvl>
   </w:abstractNum>
-  <w:abstractNum w:abstractNumId="46" w15:restartNumberingAfterBreak="0">
+  <w:abstractNum w:abstractNumId="65" w15:restartNumberingAfterBreak="0">
     <w:nsid w:val="4EDE6108"/>
     <w:multiLevelType w:val="multilevel"/>
     <w:tmpl w:val="63C4D0FE"/>
@@ -14605,7 +21483,7 @@
       </w:pPr>
     </w:lvl>
   </w:abstractNum>
-  <w:abstractNum w:abstractNumId="47" w15:restartNumberingAfterBreak="0">
+  <w:abstractNum w:abstractNumId="66" w15:restartNumberingAfterBreak="0">
     <w:nsid w:val="51B01BF5"/>
     <w:multiLevelType w:val="multilevel"/>
     <w:tmpl w:val="8594F46A"/>
@@ -14754,7 +21632,7 @@
       </w:rPr>
     </w:lvl>
   </w:abstractNum>
-  <w:abstractNum w:abstractNumId="48" w15:restartNumberingAfterBreak="0">
+  <w:abstractNum w:abstractNumId="67" w15:restartNumberingAfterBreak="0">
     <w:nsid w:val="53EC5A03"/>
     <w:multiLevelType w:val="multilevel"/>
     <w:tmpl w:val="E2069E10"/>
@@ -14903,7 +21781,7 @@
       </w:rPr>
     </w:lvl>
   </w:abstractNum>
-  <w:abstractNum w:abstractNumId="49" w15:restartNumberingAfterBreak="0">
+  <w:abstractNum w:abstractNumId="68" w15:restartNumberingAfterBreak="0">
     <w:nsid w:val="566F2CAD"/>
     <w:multiLevelType w:val="multilevel"/>
     <w:tmpl w:val="25C42EB8"/>
@@ -15052,7 +21930,7 @@
       </w:rPr>
     </w:lvl>
   </w:abstractNum>
-  <w:abstractNum w:abstractNumId="50" w15:restartNumberingAfterBreak="0">
+  <w:abstractNum w:abstractNumId="69" w15:restartNumberingAfterBreak="0">
     <w:nsid w:val="57797EAD"/>
     <w:multiLevelType w:val="multilevel"/>
     <w:tmpl w:val="29A05230"/>
@@ -15201,7 +22079,305 @@
       </w:rPr>
     </w:lvl>
   </w:abstractNum>
-  <w:abstractNum w:abstractNumId="51" w15:restartNumberingAfterBreak="0">
+  <w:abstractNum w:abstractNumId="70" w15:restartNumberingAfterBreak="0">
+    <w:nsid w:val="58DD60C0"/>
+    <w:multiLevelType w:val="multilevel"/>
+    <w:tmpl w:val="BD3054E8"/>
+    <w:lvl w:ilvl="0">
+      <w:start w:val="1"/>
+      <w:numFmt w:val="bullet"/>
+      <w:lvlText w:val=""/>
+      <w:lvlJc w:val="left"/>
+      <w:pPr>
+        <w:tabs>
+          <w:tab w:val="num" w:pos="720"/>
+        </w:tabs>
+        <w:ind w:left="720" w:hanging="360"/>
+      </w:pPr>
+      <w:rPr>
+        <w:rFonts w:ascii="Symbol" w:hAnsi="Symbol" w:hint="default"/>
+        <w:sz w:val="20"/>
+      </w:rPr>
+    </w:lvl>
+    <w:lvl w:ilvl="1" w:tentative="1">
+      <w:start w:val="1"/>
+      <w:numFmt w:val="bullet"/>
+      <w:lvlText w:val="o"/>
+      <w:lvlJc w:val="left"/>
+      <w:pPr>
+        <w:tabs>
+          <w:tab w:val="num" w:pos="1440"/>
+        </w:tabs>
+        <w:ind w:left="1440" w:hanging="360"/>
+      </w:pPr>
+      <w:rPr>
+        <w:rFonts w:ascii="Courier New" w:hAnsi="Courier New" w:hint="default"/>
+        <w:sz w:val="20"/>
+      </w:rPr>
+    </w:lvl>
+    <w:lvl w:ilvl="2" w:tentative="1">
+      <w:start w:val="1"/>
+      <w:numFmt w:val="bullet"/>
+      <w:lvlText w:val=""/>
+      <w:lvlJc w:val="left"/>
+      <w:pPr>
+        <w:tabs>
+          <w:tab w:val="num" w:pos="2160"/>
+        </w:tabs>
+        <w:ind w:left="2160" w:hanging="360"/>
+      </w:pPr>
+      <w:rPr>
+        <w:rFonts w:ascii="Wingdings" w:hAnsi="Wingdings" w:hint="default"/>
+        <w:sz w:val="20"/>
+      </w:rPr>
+    </w:lvl>
+    <w:lvl w:ilvl="3" w:tentative="1">
+      <w:start w:val="1"/>
+      <w:numFmt w:val="bullet"/>
+      <w:lvlText w:val=""/>
+      <w:lvlJc w:val="left"/>
+      <w:pPr>
+        <w:tabs>
+          <w:tab w:val="num" w:pos="2880"/>
+        </w:tabs>
+        <w:ind w:left="2880" w:hanging="360"/>
+      </w:pPr>
+      <w:rPr>
+        <w:rFonts w:ascii="Wingdings" w:hAnsi="Wingdings" w:hint="default"/>
+        <w:sz w:val="20"/>
+      </w:rPr>
+    </w:lvl>
+    <w:lvl w:ilvl="4" w:tentative="1">
+      <w:start w:val="1"/>
+      <w:numFmt w:val="bullet"/>
+      <w:lvlText w:val=""/>
+      <w:lvlJc w:val="left"/>
+      <w:pPr>
+        <w:tabs>
+          <w:tab w:val="num" w:pos="3600"/>
+        </w:tabs>
+        <w:ind w:left="3600" w:hanging="360"/>
+      </w:pPr>
+      <w:rPr>
+        <w:rFonts w:ascii="Wingdings" w:hAnsi="Wingdings" w:hint="default"/>
+        <w:sz w:val="20"/>
+      </w:rPr>
+    </w:lvl>
+    <w:lvl w:ilvl="5" w:tentative="1">
+      <w:start w:val="1"/>
+      <w:numFmt w:val="bullet"/>
+      <w:lvlText w:val=""/>
+      <w:lvlJc w:val="left"/>
+      <w:pPr>
+        <w:tabs>
+          <w:tab w:val="num" w:pos="4320"/>
+        </w:tabs>
+        <w:ind w:left="4320" w:hanging="360"/>
+      </w:pPr>
+      <w:rPr>
+        <w:rFonts w:ascii="Wingdings" w:hAnsi="Wingdings" w:hint="default"/>
+        <w:sz w:val="20"/>
+      </w:rPr>
+    </w:lvl>
+    <w:lvl w:ilvl="6" w:tentative="1">
+      <w:start w:val="1"/>
+      <w:numFmt w:val="bullet"/>
+      <w:lvlText w:val=""/>
+      <w:lvlJc w:val="left"/>
+      <w:pPr>
+        <w:tabs>
+          <w:tab w:val="num" w:pos="5040"/>
+        </w:tabs>
+        <w:ind w:left="5040" w:hanging="360"/>
+      </w:pPr>
+      <w:rPr>
+        <w:rFonts w:ascii="Wingdings" w:hAnsi="Wingdings" w:hint="default"/>
+        <w:sz w:val="20"/>
+      </w:rPr>
+    </w:lvl>
+    <w:lvl w:ilvl="7" w:tentative="1">
+      <w:start w:val="1"/>
+      <w:numFmt w:val="bullet"/>
+      <w:lvlText w:val=""/>
+      <w:lvlJc w:val="left"/>
+      <w:pPr>
+        <w:tabs>
+          <w:tab w:val="num" w:pos="5760"/>
+        </w:tabs>
+        <w:ind w:left="5760" w:hanging="360"/>
+      </w:pPr>
+      <w:rPr>
+        <w:rFonts w:ascii="Wingdings" w:hAnsi="Wingdings" w:hint="default"/>
+        <w:sz w:val="20"/>
+      </w:rPr>
+    </w:lvl>
+    <w:lvl w:ilvl="8" w:tentative="1">
+      <w:start w:val="1"/>
+      <w:numFmt w:val="bullet"/>
+      <w:lvlText w:val=""/>
+      <w:lvlJc w:val="left"/>
+      <w:pPr>
+        <w:tabs>
+          <w:tab w:val="num" w:pos="6480"/>
+        </w:tabs>
+        <w:ind w:left="6480" w:hanging="360"/>
+      </w:pPr>
+      <w:rPr>
+        <w:rFonts w:ascii="Wingdings" w:hAnsi="Wingdings" w:hint="default"/>
+        <w:sz w:val="20"/>
+      </w:rPr>
+    </w:lvl>
+  </w:abstractNum>
+  <w:abstractNum w:abstractNumId="71" w15:restartNumberingAfterBreak="0">
+    <w:nsid w:val="5B9073E5"/>
+    <w:multiLevelType w:val="multilevel"/>
+    <w:tmpl w:val="DDBCF94A"/>
+    <w:lvl w:ilvl="0">
+      <w:start w:val="1"/>
+      <w:numFmt w:val="bullet"/>
+      <w:lvlText w:val=""/>
+      <w:lvlJc w:val="left"/>
+      <w:pPr>
+        <w:tabs>
+          <w:tab w:val="num" w:pos="720"/>
+        </w:tabs>
+        <w:ind w:left="720" w:hanging="360"/>
+      </w:pPr>
+      <w:rPr>
+        <w:rFonts w:ascii="Symbol" w:hAnsi="Symbol" w:hint="default"/>
+        <w:sz w:val="20"/>
+      </w:rPr>
+    </w:lvl>
+    <w:lvl w:ilvl="1" w:tentative="1">
+      <w:start w:val="1"/>
+      <w:numFmt w:val="bullet"/>
+      <w:lvlText w:val="o"/>
+      <w:lvlJc w:val="left"/>
+      <w:pPr>
+        <w:tabs>
+          <w:tab w:val="num" w:pos="1440"/>
+        </w:tabs>
+        <w:ind w:left="1440" w:hanging="360"/>
+      </w:pPr>
+      <w:rPr>
+        <w:rFonts w:ascii="Courier New" w:hAnsi="Courier New" w:hint="default"/>
+        <w:sz w:val="20"/>
+      </w:rPr>
+    </w:lvl>
+    <w:lvl w:ilvl="2" w:tentative="1">
+      <w:start w:val="1"/>
+      <w:numFmt w:val="bullet"/>
+      <w:lvlText w:val=""/>
+      <w:lvlJc w:val="left"/>
+      <w:pPr>
+        <w:tabs>
+          <w:tab w:val="num" w:pos="2160"/>
+        </w:tabs>
+        <w:ind w:left="2160" w:hanging="360"/>
+      </w:pPr>
+      <w:rPr>
+        <w:rFonts w:ascii="Wingdings" w:hAnsi="Wingdings" w:hint="default"/>
+        <w:sz w:val="20"/>
+      </w:rPr>
+    </w:lvl>
+    <w:lvl w:ilvl="3" w:tentative="1">
+      <w:start w:val="1"/>
+      <w:numFmt w:val="bullet"/>
+      <w:lvlText w:val=""/>
+      <w:lvlJc w:val="left"/>
+      <w:pPr>
+        <w:tabs>
+          <w:tab w:val="num" w:pos="2880"/>
+        </w:tabs>
+        <w:ind w:left="2880" w:hanging="360"/>
+      </w:pPr>
+      <w:rPr>
+        <w:rFonts w:ascii="Wingdings" w:hAnsi="Wingdings" w:hint="default"/>
+        <w:sz w:val="20"/>
+      </w:rPr>
+    </w:lvl>
+    <w:lvl w:ilvl="4" w:tentative="1">
+      <w:start w:val="1"/>
+      <w:numFmt w:val="bullet"/>
+      <w:lvlText w:val=""/>
+      <w:lvlJc w:val="left"/>
+      <w:pPr>
+        <w:tabs>
+          <w:tab w:val="num" w:pos="3600"/>
+        </w:tabs>
+        <w:ind w:left="3600" w:hanging="360"/>
+      </w:pPr>
+      <w:rPr>
+        <w:rFonts w:ascii="Wingdings" w:hAnsi="Wingdings" w:hint="default"/>
+        <w:sz w:val="20"/>
+      </w:rPr>
+    </w:lvl>
+    <w:lvl w:ilvl="5" w:tentative="1">
+      <w:start w:val="1"/>
+      <w:numFmt w:val="bullet"/>
+      <w:lvlText w:val=""/>
+      <w:lvlJc w:val="left"/>
+      <w:pPr>
+        <w:tabs>
+          <w:tab w:val="num" w:pos="4320"/>
+        </w:tabs>
+        <w:ind w:left="4320" w:hanging="360"/>
+      </w:pPr>
+      <w:rPr>
+        <w:rFonts w:ascii="Wingdings" w:hAnsi="Wingdings" w:hint="default"/>
+        <w:sz w:val="20"/>
+      </w:rPr>
+    </w:lvl>
+    <w:lvl w:ilvl="6" w:tentative="1">
+      <w:start w:val="1"/>
+      <w:numFmt w:val="bullet"/>
+      <w:lvlText w:val=""/>
+      <w:lvlJc w:val="left"/>
+      <w:pPr>
+        <w:tabs>
+          <w:tab w:val="num" w:pos="5040"/>
+        </w:tabs>
+        <w:ind w:left="5040" w:hanging="360"/>
+      </w:pPr>
+      <w:rPr>
+        <w:rFonts w:ascii="Wingdings" w:hAnsi="Wingdings" w:hint="default"/>
+        <w:sz w:val="20"/>
+      </w:rPr>
+    </w:lvl>
+    <w:lvl w:ilvl="7" w:tentative="1">
+      <w:start w:val="1"/>
+      <w:numFmt w:val="bullet"/>
+      <w:lvlText w:val=""/>
+      <w:lvlJc w:val="left"/>
+      <w:pPr>
+        <w:tabs>
+          <w:tab w:val="num" w:pos="5760"/>
+        </w:tabs>
+        <w:ind w:left="5760" w:hanging="360"/>
+      </w:pPr>
+      <w:rPr>
+        <w:rFonts w:ascii="Wingdings" w:hAnsi="Wingdings" w:hint="default"/>
+        <w:sz w:val="20"/>
+      </w:rPr>
+    </w:lvl>
+    <w:lvl w:ilvl="8" w:tentative="1">
+      <w:start w:val="1"/>
+      <w:numFmt w:val="bullet"/>
+      <w:lvlText w:val=""/>
+      <w:lvlJc w:val="left"/>
+      <w:pPr>
+        <w:tabs>
+          <w:tab w:val="num" w:pos="6480"/>
+        </w:tabs>
+        <w:ind w:left="6480" w:hanging="360"/>
+      </w:pPr>
+      <w:rPr>
+        <w:rFonts w:ascii="Wingdings" w:hAnsi="Wingdings" w:hint="default"/>
+        <w:sz w:val="20"/>
+      </w:rPr>
+    </w:lvl>
+  </w:abstractNum>
+  <w:abstractNum w:abstractNumId="72" w15:restartNumberingAfterBreak="0">
     <w:nsid w:val="5CC7048C"/>
     <w:multiLevelType w:val="multilevel"/>
     <w:tmpl w:val="3984ED18"/>
@@ -15350,7 +22526,7 @@
       </w:rPr>
     </w:lvl>
   </w:abstractNum>
-  <w:abstractNum w:abstractNumId="52" w15:restartNumberingAfterBreak="0">
+  <w:abstractNum w:abstractNumId="73" w15:restartNumberingAfterBreak="0">
     <w:nsid w:val="5DAF44DB"/>
     <w:multiLevelType w:val="multilevel"/>
     <w:tmpl w:val="B6EAC864"/>
@@ -15467,7 +22643,7 @@
       </w:pPr>
     </w:lvl>
   </w:abstractNum>
-  <w:abstractNum w:abstractNumId="53" w15:restartNumberingAfterBreak="0">
+  <w:abstractNum w:abstractNumId="74" w15:restartNumberingAfterBreak="0">
     <w:nsid w:val="623B4930"/>
     <w:multiLevelType w:val="multilevel"/>
     <w:tmpl w:val="19A40CCE"/>
@@ -15616,7 +22792,7 @@
       </w:rPr>
     </w:lvl>
   </w:abstractNum>
-  <w:abstractNum w:abstractNumId="54" w15:restartNumberingAfterBreak="0">
+  <w:abstractNum w:abstractNumId="75" w15:restartNumberingAfterBreak="0">
     <w:nsid w:val="63A04FD1"/>
     <w:multiLevelType w:val="multilevel"/>
     <w:tmpl w:val="AAAAAB94"/>
@@ -15765,7 +22941,156 @@
       </w:rPr>
     </w:lvl>
   </w:abstractNum>
-  <w:abstractNum w:abstractNumId="55" w15:restartNumberingAfterBreak="0">
+  <w:abstractNum w:abstractNumId="76" w15:restartNumberingAfterBreak="0">
+    <w:nsid w:val="682D5C1F"/>
+    <w:multiLevelType w:val="multilevel"/>
+    <w:tmpl w:val="91F62E96"/>
+    <w:lvl w:ilvl="0">
+      <w:start w:val="1"/>
+      <w:numFmt w:val="bullet"/>
+      <w:lvlText w:val=""/>
+      <w:lvlJc w:val="left"/>
+      <w:pPr>
+        <w:tabs>
+          <w:tab w:val="num" w:pos="720"/>
+        </w:tabs>
+        <w:ind w:left="720" w:hanging="360"/>
+      </w:pPr>
+      <w:rPr>
+        <w:rFonts w:ascii="Symbol" w:hAnsi="Symbol" w:hint="default"/>
+        <w:sz w:val="20"/>
+      </w:rPr>
+    </w:lvl>
+    <w:lvl w:ilvl="1" w:tentative="1">
+      <w:start w:val="1"/>
+      <w:numFmt w:val="bullet"/>
+      <w:lvlText w:val="o"/>
+      <w:lvlJc w:val="left"/>
+      <w:pPr>
+        <w:tabs>
+          <w:tab w:val="num" w:pos="1440"/>
+        </w:tabs>
+        <w:ind w:left="1440" w:hanging="360"/>
+      </w:pPr>
+      <w:rPr>
+        <w:rFonts w:ascii="Courier New" w:hAnsi="Courier New" w:hint="default"/>
+        <w:sz w:val="20"/>
+      </w:rPr>
+    </w:lvl>
+    <w:lvl w:ilvl="2" w:tentative="1">
+      <w:start w:val="1"/>
+      <w:numFmt w:val="bullet"/>
+      <w:lvlText w:val=""/>
+      <w:lvlJc w:val="left"/>
+      <w:pPr>
+        <w:tabs>
+          <w:tab w:val="num" w:pos="2160"/>
+        </w:tabs>
+        <w:ind w:left="2160" w:hanging="360"/>
+      </w:pPr>
+      <w:rPr>
+        <w:rFonts w:ascii="Wingdings" w:hAnsi="Wingdings" w:hint="default"/>
+        <w:sz w:val="20"/>
+      </w:rPr>
+    </w:lvl>
+    <w:lvl w:ilvl="3" w:tentative="1">
+      <w:start w:val="1"/>
+      <w:numFmt w:val="bullet"/>
+      <w:lvlText w:val=""/>
+      <w:lvlJc w:val="left"/>
+      <w:pPr>
+        <w:tabs>
+          <w:tab w:val="num" w:pos="2880"/>
+        </w:tabs>
+        <w:ind w:left="2880" w:hanging="360"/>
+      </w:pPr>
+      <w:rPr>
+        <w:rFonts w:ascii="Wingdings" w:hAnsi="Wingdings" w:hint="default"/>
+        <w:sz w:val="20"/>
+      </w:rPr>
+    </w:lvl>
+    <w:lvl w:ilvl="4" w:tentative="1">
+      <w:start w:val="1"/>
+      <w:numFmt w:val="bullet"/>
+      <w:lvlText w:val=""/>
+      <w:lvlJc w:val="left"/>
+      <w:pPr>
+        <w:tabs>
+          <w:tab w:val="num" w:pos="3600"/>
+        </w:tabs>
+        <w:ind w:left="3600" w:hanging="360"/>
+      </w:pPr>
+      <w:rPr>
+        <w:rFonts w:ascii="Wingdings" w:hAnsi="Wingdings" w:hint="default"/>
+        <w:sz w:val="20"/>
+      </w:rPr>
+    </w:lvl>
+    <w:lvl w:ilvl="5" w:tentative="1">
+      <w:start w:val="1"/>
+      <w:numFmt w:val="bullet"/>
+      <w:lvlText w:val=""/>
+      <w:lvlJc w:val="left"/>
+      <w:pPr>
+        <w:tabs>
+          <w:tab w:val="num" w:pos="4320"/>
+        </w:tabs>
+        <w:ind w:left="4320" w:hanging="360"/>
+      </w:pPr>
+      <w:rPr>
+        <w:rFonts w:ascii="Wingdings" w:hAnsi="Wingdings" w:hint="default"/>
+        <w:sz w:val="20"/>
+      </w:rPr>
+    </w:lvl>
+    <w:lvl w:ilvl="6" w:tentative="1">
+      <w:start w:val="1"/>
+      <w:numFmt w:val="bullet"/>
+      <w:lvlText w:val=""/>
+      <w:lvlJc w:val="left"/>
+      <w:pPr>
+        <w:tabs>
+          <w:tab w:val="num" w:pos="5040"/>
+        </w:tabs>
+        <w:ind w:left="5040" w:hanging="360"/>
+      </w:pPr>
+      <w:rPr>
+        <w:rFonts w:ascii="Wingdings" w:hAnsi="Wingdings" w:hint="default"/>
+        <w:sz w:val="20"/>
+      </w:rPr>
+    </w:lvl>
+    <w:lvl w:ilvl="7" w:tentative="1">
+      <w:start w:val="1"/>
+      <w:numFmt w:val="bullet"/>
+      <w:lvlText w:val=""/>
+      <w:lvlJc w:val="left"/>
+      <w:pPr>
+        <w:tabs>
+          <w:tab w:val="num" w:pos="5760"/>
+        </w:tabs>
+        <w:ind w:left="5760" w:hanging="360"/>
+      </w:pPr>
+      <w:rPr>
+        <w:rFonts w:ascii="Wingdings" w:hAnsi="Wingdings" w:hint="default"/>
+        <w:sz w:val="20"/>
+      </w:rPr>
+    </w:lvl>
+    <w:lvl w:ilvl="8" w:tentative="1">
+      <w:start w:val="1"/>
+      <w:numFmt w:val="bullet"/>
+      <w:lvlText w:val=""/>
+      <w:lvlJc w:val="left"/>
+      <w:pPr>
+        <w:tabs>
+          <w:tab w:val="num" w:pos="6480"/>
+        </w:tabs>
+        <w:ind w:left="6480" w:hanging="360"/>
+      </w:pPr>
+      <w:rPr>
+        <w:rFonts w:ascii="Wingdings" w:hAnsi="Wingdings" w:hint="default"/>
+        <w:sz w:val="20"/>
+      </w:rPr>
+    </w:lvl>
+  </w:abstractNum>
+  <w:abstractNum w:abstractNumId="77" w15:restartNumberingAfterBreak="0">
     <w:nsid w:val="685024FB"/>
     <w:multiLevelType w:val="multilevel"/>
     <w:tmpl w:val="CE98278A"/>
@@ -15914,7 +23239,7 @@
       </w:rPr>
     </w:lvl>
   </w:abstractNum>
-  <w:abstractNum w:abstractNumId="56" w15:restartNumberingAfterBreak="0">
+  <w:abstractNum w:abstractNumId="78" w15:restartNumberingAfterBreak="0">
     <w:nsid w:val="68C51CFD"/>
     <w:multiLevelType w:val="multilevel"/>
     <w:tmpl w:val="7C125308"/>
@@ -16063,7 +23388,7 @@
       </w:rPr>
     </w:lvl>
   </w:abstractNum>
-  <w:abstractNum w:abstractNumId="57" w15:restartNumberingAfterBreak="0">
+  <w:abstractNum w:abstractNumId="79" w15:restartNumberingAfterBreak="0">
     <w:nsid w:val="692D24E4"/>
     <w:multiLevelType w:val="multilevel"/>
     <w:tmpl w:val="FA8C8E02"/>
@@ -16212,7 +23537,7 @@
       </w:rPr>
     </w:lvl>
   </w:abstractNum>
-  <w:abstractNum w:abstractNumId="58" w15:restartNumberingAfterBreak="0">
+  <w:abstractNum w:abstractNumId="80" w15:restartNumberingAfterBreak="0">
     <w:nsid w:val="69AC2CD0"/>
     <w:multiLevelType w:val="multilevel"/>
     <w:tmpl w:val="DFA0970A"/>
@@ -16361,7 +23686,7 @@
       </w:rPr>
     </w:lvl>
   </w:abstractNum>
-  <w:abstractNum w:abstractNumId="59" w15:restartNumberingAfterBreak="0">
+  <w:abstractNum w:abstractNumId="81" w15:restartNumberingAfterBreak="0">
     <w:nsid w:val="69C87439"/>
     <w:multiLevelType w:val="multilevel"/>
     <w:tmpl w:val="DBB2FFA4"/>
@@ -16510,7 +23835,7 @@
       </w:rPr>
     </w:lvl>
   </w:abstractNum>
-  <w:abstractNum w:abstractNumId="60" w15:restartNumberingAfterBreak="0">
+  <w:abstractNum w:abstractNumId="82" w15:restartNumberingAfterBreak="0">
     <w:nsid w:val="6A173474"/>
     <w:multiLevelType w:val="multilevel"/>
     <w:tmpl w:val="05E21584"/>
@@ -16659,7 +23984,7 @@
       </w:rPr>
     </w:lvl>
   </w:abstractNum>
-  <w:abstractNum w:abstractNumId="61" w15:restartNumberingAfterBreak="0">
+  <w:abstractNum w:abstractNumId="83" w15:restartNumberingAfterBreak="0">
     <w:nsid w:val="6CD8648B"/>
     <w:multiLevelType w:val="multilevel"/>
     <w:tmpl w:val="0088B254"/>
@@ -16772,7 +24097,156 @@
       </w:pPr>
     </w:lvl>
   </w:abstractNum>
-  <w:abstractNum w:abstractNumId="62" w15:restartNumberingAfterBreak="0">
+  <w:abstractNum w:abstractNumId="84" w15:restartNumberingAfterBreak="0">
+    <w:nsid w:val="6FD1760D"/>
+    <w:multiLevelType w:val="multilevel"/>
+    <w:tmpl w:val="687A9E9E"/>
+    <w:lvl w:ilvl="0">
+      <w:start w:val="1"/>
+      <w:numFmt w:val="bullet"/>
+      <w:lvlText w:val=""/>
+      <w:lvlJc w:val="left"/>
+      <w:pPr>
+        <w:tabs>
+          <w:tab w:val="num" w:pos="720"/>
+        </w:tabs>
+        <w:ind w:left="720" w:hanging="360"/>
+      </w:pPr>
+      <w:rPr>
+        <w:rFonts w:ascii="Symbol" w:hAnsi="Symbol" w:hint="default"/>
+        <w:sz w:val="20"/>
+      </w:rPr>
+    </w:lvl>
+    <w:lvl w:ilvl="1" w:tentative="1">
+      <w:start w:val="1"/>
+      <w:numFmt w:val="bullet"/>
+      <w:lvlText w:val="o"/>
+      <w:lvlJc w:val="left"/>
+      <w:pPr>
+        <w:tabs>
+          <w:tab w:val="num" w:pos="1440"/>
+        </w:tabs>
+        <w:ind w:left="1440" w:hanging="360"/>
+      </w:pPr>
+      <w:rPr>
+        <w:rFonts w:ascii="Courier New" w:hAnsi="Courier New" w:hint="default"/>
+        <w:sz w:val="20"/>
+      </w:rPr>
+    </w:lvl>
+    <w:lvl w:ilvl="2" w:tentative="1">
+      <w:start w:val="1"/>
+      <w:numFmt w:val="bullet"/>
+      <w:lvlText w:val=""/>
+      <w:lvlJc w:val="left"/>
+      <w:pPr>
+        <w:tabs>
+          <w:tab w:val="num" w:pos="2160"/>
+        </w:tabs>
+        <w:ind w:left="2160" w:hanging="360"/>
+      </w:pPr>
+      <w:rPr>
+        <w:rFonts w:ascii="Wingdings" w:hAnsi="Wingdings" w:hint="default"/>
+        <w:sz w:val="20"/>
+      </w:rPr>
+    </w:lvl>
+    <w:lvl w:ilvl="3" w:tentative="1">
+      <w:start w:val="1"/>
+      <w:numFmt w:val="bullet"/>
+      <w:lvlText w:val=""/>
+      <w:lvlJc w:val="left"/>
+      <w:pPr>
+        <w:tabs>
+          <w:tab w:val="num" w:pos="2880"/>
+        </w:tabs>
+        <w:ind w:left="2880" w:hanging="360"/>
+      </w:pPr>
+      <w:rPr>
+        <w:rFonts w:ascii="Wingdings" w:hAnsi="Wingdings" w:hint="default"/>
+        <w:sz w:val="20"/>
+      </w:rPr>
+    </w:lvl>
+    <w:lvl w:ilvl="4" w:tentative="1">
+      <w:start w:val="1"/>
+      <w:numFmt w:val="bullet"/>
+      <w:lvlText w:val=""/>
+      <w:lvlJc w:val="left"/>
+      <w:pPr>
+        <w:tabs>
+          <w:tab w:val="num" w:pos="3600"/>
+        </w:tabs>
+        <w:ind w:left="3600" w:hanging="360"/>
+      </w:pPr>
+      <w:rPr>
+        <w:rFonts w:ascii="Wingdings" w:hAnsi="Wingdings" w:hint="default"/>
+        <w:sz w:val="20"/>
+      </w:rPr>
+    </w:lvl>
+    <w:lvl w:ilvl="5" w:tentative="1">
+      <w:start w:val="1"/>
+      <w:numFmt w:val="bullet"/>
+      <w:lvlText w:val=""/>
+      <w:lvlJc w:val="left"/>
+      <w:pPr>
+        <w:tabs>
+          <w:tab w:val="num" w:pos="4320"/>
+        </w:tabs>
+        <w:ind w:left="4320" w:hanging="360"/>
+      </w:pPr>
+      <w:rPr>
+        <w:rFonts w:ascii="Wingdings" w:hAnsi="Wingdings" w:hint="default"/>
+        <w:sz w:val="20"/>
+      </w:rPr>
+    </w:lvl>
+    <w:lvl w:ilvl="6" w:tentative="1">
+      <w:start w:val="1"/>
+      <w:numFmt w:val="bullet"/>
+      <w:lvlText w:val=""/>
+      <w:lvlJc w:val="left"/>
+      <w:pPr>
+        <w:tabs>
+          <w:tab w:val="num" w:pos="5040"/>
+        </w:tabs>
+        <w:ind w:left="5040" w:hanging="360"/>
+      </w:pPr>
+      <w:rPr>
+        <w:rFonts w:ascii="Wingdings" w:hAnsi="Wingdings" w:hint="default"/>
+        <w:sz w:val="20"/>
+      </w:rPr>
+    </w:lvl>
+    <w:lvl w:ilvl="7" w:tentative="1">
+      <w:start w:val="1"/>
+      <w:numFmt w:val="bullet"/>
+      <w:lvlText w:val=""/>
+      <w:lvlJc w:val="left"/>
+      <w:pPr>
+        <w:tabs>
+          <w:tab w:val="num" w:pos="5760"/>
+        </w:tabs>
+        <w:ind w:left="5760" w:hanging="360"/>
+      </w:pPr>
+      <w:rPr>
+        <w:rFonts w:ascii="Wingdings" w:hAnsi="Wingdings" w:hint="default"/>
+        <w:sz w:val="20"/>
+      </w:rPr>
+    </w:lvl>
+    <w:lvl w:ilvl="8" w:tentative="1">
+      <w:start w:val="1"/>
+      <w:numFmt w:val="bullet"/>
+      <w:lvlText w:val=""/>
+      <w:lvlJc w:val="left"/>
+      <w:pPr>
+        <w:tabs>
+          <w:tab w:val="num" w:pos="6480"/>
+        </w:tabs>
+        <w:ind w:left="6480" w:hanging="360"/>
+      </w:pPr>
+      <w:rPr>
+        <w:rFonts w:ascii="Wingdings" w:hAnsi="Wingdings" w:hint="default"/>
+        <w:sz w:val="20"/>
+      </w:rPr>
+    </w:lvl>
+  </w:abstractNum>
+  <w:abstractNum w:abstractNumId="85" w15:restartNumberingAfterBreak="0">
     <w:nsid w:val="71255C14"/>
     <w:multiLevelType w:val="multilevel"/>
     <w:tmpl w:val="65166F14"/>
@@ -16921,7 +24395,7 @@
       </w:rPr>
     </w:lvl>
   </w:abstractNum>
-  <w:abstractNum w:abstractNumId="63" w15:restartNumberingAfterBreak="0">
+  <w:abstractNum w:abstractNumId="86" w15:restartNumberingAfterBreak="0">
     <w:nsid w:val="71767BA9"/>
     <w:multiLevelType w:val="multilevel"/>
     <w:tmpl w:val="88C208C4"/>
@@ -17070,7 +24544,7 @@
       </w:rPr>
     </w:lvl>
   </w:abstractNum>
-  <w:abstractNum w:abstractNumId="64" w15:restartNumberingAfterBreak="0">
+  <w:abstractNum w:abstractNumId="87" w15:restartNumberingAfterBreak="0">
     <w:nsid w:val="74356643"/>
     <w:multiLevelType w:val="multilevel"/>
     <w:tmpl w:val="C7E6628C"/>
@@ -17219,7 +24693,7 @@
       </w:rPr>
     </w:lvl>
   </w:abstractNum>
-  <w:abstractNum w:abstractNumId="65" w15:restartNumberingAfterBreak="0">
+  <w:abstractNum w:abstractNumId="88" w15:restartNumberingAfterBreak="0">
     <w:nsid w:val="74BF2669"/>
     <w:multiLevelType w:val="multilevel"/>
     <w:tmpl w:val="6ADC1346"/>
@@ -17368,7 +24842,7 @@
       </w:rPr>
     </w:lvl>
   </w:abstractNum>
-  <w:abstractNum w:abstractNumId="66" w15:restartNumberingAfterBreak="0">
+  <w:abstractNum w:abstractNumId="89" w15:restartNumberingAfterBreak="0">
     <w:nsid w:val="760A2A6E"/>
     <w:multiLevelType w:val="multilevel"/>
     <w:tmpl w:val="D21C1926"/>
@@ -17517,7 +24991,7 @@
       </w:rPr>
     </w:lvl>
   </w:abstractNum>
-  <w:abstractNum w:abstractNumId="67" w15:restartNumberingAfterBreak="0">
+  <w:abstractNum w:abstractNumId="90" w15:restartNumberingAfterBreak="0">
     <w:nsid w:val="764742B7"/>
     <w:multiLevelType w:val="multilevel"/>
     <w:tmpl w:val="5F280F40"/>
@@ -17666,7 +25140,233 @@
       </w:rPr>
     </w:lvl>
   </w:abstractNum>
-  <w:abstractNum w:abstractNumId="68" w15:restartNumberingAfterBreak="0">
+  <w:abstractNum w:abstractNumId="91" w15:restartNumberingAfterBreak="0">
+    <w:nsid w:val="765E4941"/>
+    <w:multiLevelType w:val="multilevel"/>
+    <w:tmpl w:val="314C9418"/>
+    <w:lvl w:ilvl="0">
+      <w:start w:val="1"/>
+      <w:numFmt w:val="decimal"/>
+      <w:lvlText w:val="%1."/>
+      <w:lvlJc w:val="left"/>
+      <w:pPr>
+        <w:tabs>
+          <w:tab w:val="num" w:pos="720"/>
+        </w:tabs>
+        <w:ind w:left="720" w:hanging="360"/>
+      </w:pPr>
+    </w:lvl>
+    <w:lvl w:ilvl="1" w:tentative="1">
+      <w:start w:val="1"/>
+      <w:numFmt w:val="decimal"/>
+      <w:lvlText w:val="%2."/>
+      <w:lvlJc w:val="left"/>
+      <w:pPr>
+        <w:tabs>
+          <w:tab w:val="num" w:pos="1440"/>
+        </w:tabs>
+        <w:ind w:left="1440" w:hanging="360"/>
+      </w:pPr>
+    </w:lvl>
+    <w:lvl w:ilvl="2" w:tentative="1">
+      <w:start w:val="1"/>
+      <w:numFmt w:val="decimal"/>
+      <w:lvlText w:val="%3."/>
+      <w:lvlJc w:val="left"/>
+      <w:pPr>
+        <w:tabs>
+          <w:tab w:val="num" w:pos="2160"/>
+        </w:tabs>
+        <w:ind w:left="2160" w:hanging="360"/>
+      </w:pPr>
+    </w:lvl>
+    <w:lvl w:ilvl="3" w:tentative="1">
+      <w:start w:val="1"/>
+      <w:numFmt w:val="decimal"/>
+      <w:lvlText w:val="%4."/>
+      <w:lvlJc w:val="left"/>
+      <w:pPr>
+        <w:tabs>
+          <w:tab w:val="num" w:pos="2880"/>
+        </w:tabs>
+        <w:ind w:left="2880" w:hanging="360"/>
+      </w:pPr>
+    </w:lvl>
+    <w:lvl w:ilvl="4" w:tentative="1">
+      <w:start w:val="1"/>
+      <w:numFmt w:val="decimal"/>
+      <w:lvlText w:val="%5."/>
+      <w:lvlJc w:val="left"/>
+      <w:pPr>
+        <w:tabs>
+          <w:tab w:val="num" w:pos="3600"/>
+        </w:tabs>
+        <w:ind w:left="3600" w:hanging="360"/>
+      </w:pPr>
+    </w:lvl>
+    <w:lvl w:ilvl="5" w:tentative="1">
+      <w:start w:val="1"/>
+      <w:numFmt w:val="decimal"/>
+      <w:lvlText w:val="%6."/>
+      <w:lvlJc w:val="left"/>
+      <w:pPr>
+        <w:tabs>
+          <w:tab w:val="num" w:pos="4320"/>
+        </w:tabs>
+        <w:ind w:left="4320" w:hanging="360"/>
+      </w:pPr>
+    </w:lvl>
+    <w:lvl w:ilvl="6" w:tentative="1">
+      <w:start w:val="1"/>
+      <w:numFmt w:val="decimal"/>
+      <w:lvlText w:val="%7."/>
+      <w:lvlJc w:val="left"/>
+      <w:pPr>
+        <w:tabs>
+          <w:tab w:val="num" w:pos="5040"/>
+        </w:tabs>
+        <w:ind w:left="5040" w:hanging="360"/>
+      </w:pPr>
+    </w:lvl>
+    <w:lvl w:ilvl="7" w:tentative="1">
+      <w:start w:val="1"/>
+      <w:numFmt w:val="decimal"/>
+      <w:lvlText w:val="%8."/>
+      <w:lvlJc w:val="left"/>
+      <w:pPr>
+        <w:tabs>
+          <w:tab w:val="num" w:pos="5760"/>
+        </w:tabs>
+        <w:ind w:left="5760" w:hanging="360"/>
+      </w:pPr>
+    </w:lvl>
+    <w:lvl w:ilvl="8" w:tentative="1">
+      <w:start w:val="1"/>
+      <w:numFmt w:val="decimal"/>
+      <w:lvlText w:val="%9."/>
+      <w:lvlJc w:val="left"/>
+      <w:pPr>
+        <w:tabs>
+          <w:tab w:val="num" w:pos="6480"/>
+        </w:tabs>
+        <w:ind w:left="6480" w:hanging="360"/>
+      </w:pPr>
+    </w:lvl>
+  </w:abstractNum>
+  <w:abstractNum w:abstractNumId="92" w15:restartNumberingAfterBreak="0">
+    <w:nsid w:val="778F09E6"/>
+    <w:multiLevelType w:val="multilevel"/>
+    <w:tmpl w:val="F982B4BA"/>
+    <w:lvl w:ilvl="0">
+      <w:start w:val="1"/>
+      <w:numFmt w:val="decimal"/>
+      <w:lvlText w:val="%1."/>
+      <w:lvlJc w:val="left"/>
+      <w:pPr>
+        <w:tabs>
+          <w:tab w:val="num" w:pos="720"/>
+        </w:tabs>
+        <w:ind w:left="720" w:hanging="360"/>
+      </w:pPr>
+    </w:lvl>
+    <w:lvl w:ilvl="1" w:tentative="1">
+      <w:start w:val="1"/>
+      <w:numFmt w:val="decimal"/>
+      <w:lvlText w:val="%2."/>
+      <w:lvlJc w:val="left"/>
+      <w:pPr>
+        <w:tabs>
+          <w:tab w:val="num" w:pos="1440"/>
+        </w:tabs>
+        <w:ind w:left="1440" w:hanging="360"/>
+      </w:pPr>
+    </w:lvl>
+    <w:lvl w:ilvl="2" w:tentative="1">
+      <w:start w:val="1"/>
+      <w:numFmt w:val="decimal"/>
+      <w:lvlText w:val="%3."/>
+      <w:lvlJc w:val="left"/>
+      <w:pPr>
+        <w:tabs>
+          <w:tab w:val="num" w:pos="2160"/>
+        </w:tabs>
+        <w:ind w:left="2160" w:hanging="360"/>
+      </w:pPr>
+    </w:lvl>
+    <w:lvl w:ilvl="3" w:tentative="1">
+      <w:start w:val="1"/>
+      <w:numFmt w:val="decimal"/>
+      <w:lvlText w:val="%4."/>
+      <w:lvlJc w:val="left"/>
+      <w:pPr>
+        <w:tabs>
+          <w:tab w:val="num" w:pos="2880"/>
+        </w:tabs>
+        <w:ind w:left="2880" w:hanging="360"/>
+      </w:pPr>
+    </w:lvl>
+    <w:lvl w:ilvl="4" w:tentative="1">
+      <w:start w:val="1"/>
+      <w:numFmt w:val="decimal"/>
+      <w:lvlText w:val="%5."/>
+      <w:lvlJc w:val="left"/>
+      <w:pPr>
+        <w:tabs>
+          <w:tab w:val="num" w:pos="3600"/>
+        </w:tabs>
+        <w:ind w:left="3600" w:hanging="360"/>
+      </w:pPr>
+    </w:lvl>
+    <w:lvl w:ilvl="5" w:tentative="1">
+      <w:start w:val="1"/>
+      <w:numFmt w:val="decimal"/>
+      <w:lvlText w:val="%6."/>
+      <w:lvlJc w:val="left"/>
+      <w:pPr>
+        <w:tabs>
+          <w:tab w:val="num" w:pos="4320"/>
+        </w:tabs>
+        <w:ind w:left="4320" w:hanging="360"/>
+      </w:pPr>
+    </w:lvl>
+    <w:lvl w:ilvl="6" w:tentative="1">
+      <w:start w:val="1"/>
+      <w:numFmt w:val="decimal"/>
+      <w:lvlText w:val="%7."/>
+      <w:lvlJc w:val="left"/>
+      <w:pPr>
+        <w:tabs>
+          <w:tab w:val="num" w:pos="5040"/>
+        </w:tabs>
+        <w:ind w:left="5040" w:hanging="360"/>
+      </w:pPr>
+    </w:lvl>
+    <w:lvl w:ilvl="7" w:tentative="1">
+      <w:start w:val="1"/>
+      <w:numFmt w:val="decimal"/>
+      <w:lvlText w:val="%8."/>
+      <w:lvlJc w:val="left"/>
+      <w:pPr>
+        <w:tabs>
+          <w:tab w:val="num" w:pos="5760"/>
+        </w:tabs>
+        <w:ind w:left="5760" w:hanging="360"/>
+      </w:pPr>
+    </w:lvl>
+    <w:lvl w:ilvl="8" w:tentative="1">
+      <w:start w:val="1"/>
+      <w:numFmt w:val="decimal"/>
+      <w:lvlText w:val="%9."/>
+      <w:lvlJc w:val="left"/>
+      <w:pPr>
+        <w:tabs>
+          <w:tab w:val="num" w:pos="6480"/>
+        </w:tabs>
+        <w:ind w:left="6480" w:hanging="360"/>
+      </w:pPr>
+    </w:lvl>
+  </w:abstractNum>
+  <w:abstractNum w:abstractNumId="93" w15:restartNumberingAfterBreak="0">
     <w:nsid w:val="77AB2351"/>
     <w:multiLevelType w:val="multilevel"/>
     <w:tmpl w:val="1F60FABE"/>
@@ -17815,7 +25515,7 @@
       </w:rPr>
     </w:lvl>
   </w:abstractNum>
-  <w:abstractNum w:abstractNumId="69" w15:restartNumberingAfterBreak="0">
+  <w:abstractNum w:abstractNumId="94" w15:restartNumberingAfterBreak="0">
     <w:nsid w:val="78790349"/>
     <w:multiLevelType w:val="multilevel"/>
     <w:tmpl w:val="8DF20814"/>
@@ -17964,7 +25664,7 @@
       </w:rPr>
     </w:lvl>
   </w:abstractNum>
-  <w:abstractNum w:abstractNumId="70" w15:restartNumberingAfterBreak="0">
+  <w:abstractNum w:abstractNumId="95" w15:restartNumberingAfterBreak="0">
     <w:nsid w:val="78C628D9"/>
     <w:multiLevelType w:val="multilevel"/>
     <w:tmpl w:val="AD5C3386"/>
@@ -18114,31 +25814,31 @@
     </w:lvl>
   </w:abstractNum>
   <w:num w:numId="1" w16cid:durableId="1248727745">
-    <w:abstractNumId w:val="49"/>
+    <w:abstractNumId w:val="68"/>
   </w:num>
   <w:num w:numId="2" w16cid:durableId="751850051">
-    <w:abstractNumId w:val="20"/>
+    <w:abstractNumId w:val="26"/>
   </w:num>
   <w:num w:numId="3" w16cid:durableId="1932543681">
-    <w:abstractNumId w:val="22"/>
+    <w:abstractNumId w:val="28"/>
   </w:num>
   <w:num w:numId="4" w16cid:durableId="922182562">
-    <w:abstractNumId w:val="23"/>
+    <w:abstractNumId w:val="29"/>
   </w:num>
   <w:num w:numId="5" w16cid:durableId="250505890">
-    <w:abstractNumId w:val="12"/>
+    <w:abstractNumId w:val="15"/>
   </w:num>
   <w:num w:numId="6" w16cid:durableId="1360620971">
-    <w:abstractNumId w:val="25"/>
+    <w:abstractNumId w:val="34"/>
   </w:num>
   <w:num w:numId="7" w16cid:durableId="1719163735">
-    <w:abstractNumId w:val="16"/>
+    <w:abstractNumId w:val="21"/>
   </w:num>
   <w:num w:numId="8" w16cid:durableId="765539589">
-    <w:abstractNumId w:val="51"/>
+    <w:abstractNumId w:val="72"/>
   </w:num>
   <w:num w:numId="9" w16cid:durableId="2118672229">
-    <w:abstractNumId w:val="51"/>
+    <w:abstractNumId w:val="72"/>
     <w:lvlOverride w:ilvl="1">
       <w:lvl w:ilvl="1">
         <w:numFmt w:val="decimal"/>
@@ -18148,193 +25848,268 @@
     </w:lvlOverride>
   </w:num>
   <w:num w:numId="10" w16cid:durableId="70321422">
-    <w:abstractNumId w:val="47"/>
+    <w:abstractNumId w:val="66"/>
   </w:num>
   <w:num w:numId="11" w16cid:durableId="1699503481">
-    <w:abstractNumId w:val="9"/>
+    <w:abstractNumId w:val="11"/>
   </w:num>
   <w:num w:numId="12" w16cid:durableId="1644460208">
-    <w:abstractNumId w:val="37"/>
+    <w:abstractNumId w:val="54"/>
   </w:num>
   <w:num w:numId="13" w16cid:durableId="1154374537">
-    <w:abstractNumId w:val="50"/>
+    <w:abstractNumId w:val="69"/>
   </w:num>
   <w:num w:numId="14" w16cid:durableId="2049258667">
-    <w:abstractNumId w:val="61"/>
+    <w:abstractNumId w:val="83"/>
   </w:num>
   <w:num w:numId="15" w16cid:durableId="1674911525">
-    <w:abstractNumId w:val="35"/>
+    <w:abstractNumId w:val="51"/>
   </w:num>
   <w:num w:numId="16" w16cid:durableId="187644927">
     <w:abstractNumId w:val="3"/>
   </w:num>
   <w:num w:numId="17" w16cid:durableId="389109942">
-    <w:abstractNumId w:val="30"/>
+    <w:abstractNumId w:val="43"/>
   </w:num>
   <w:num w:numId="18" w16cid:durableId="61489845">
-    <w:abstractNumId w:val="66"/>
+    <w:abstractNumId w:val="89"/>
   </w:num>
   <w:num w:numId="19" w16cid:durableId="1422408619">
-    <w:abstractNumId w:val="56"/>
+    <w:abstractNumId w:val="78"/>
   </w:num>
   <w:num w:numId="20" w16cid:durableId="1001470301">
-    <w:abstractNumId w:val="40"/>
+    <w:abstractNumId w:val="58"/>
   </w:num>
   <w:num w:numId="21" w16cid:durableId="445080410">
-    <w:abstractNumId w:val="64"/>
+    <w:abstractNumId w:val="87"/>
   </w:num>
   <w:num w:numId="22" w16cid:durableId="1633438285">
-    <w:abstractNumId w:val="33"/>
+    <w:abstractNumId w:val="46"/>
   </w:num>
   <w:num w:numId="23" w16cid:durableId="2034841223">
-    <w:abstractNumId w:val="26"/>
+    <w:abstractNumId w:val="35"/>
   </w:num>
   <w:num w:numId="24" w16cid:durableId="107357085">
-    <w:abstractNumId w:val="18"/>
+    <w:abstractNumId w:val="23"/>
   </w:num>
   <w:num w:numId="25" w16cid:durableId="908271440">
-    <w:abstractNumId w:val="27"/>
+    <w:abstractNumId w:val="36"/>
   </w:num>
   <w:num w:numId="26" w16cid:durableId="604923453">
-    <w:abstractNumId w:val="57"/>
+    <w:abstractNumId w:val="79"/>
   </w:num>
   <w:num w:numId="27" w16cid:durableId="1149060148">
-    <w:abstractNumId w:val="10"/>
+    <w:abstractNumId w:val="12"/>
   </w:num>
   <w:num w:numId="28" w16cid:durableId="476723009">
-    <w:abstractNumId w:val="34"/>
+    <w:abstractNumId w:val="49"/>
   </w:num>
   <w:num w:numId="29" w16cid:durableId="556401401">
     <w:abstractNumId w:val="1"/>
   </w:num>
   <w:num w:numId="30" w16cid:durableId="728967243">
-    <w:abstractNumId w:val="32"/>
+    <w:abstractNumId w:val="45"/>
   </w:num>
   <w:num w:numId="31" w16cid:durableId="1011764737">
     <w:abstractNumId w:val="2"/>
   </w:num>
   <w:num w:numId="32" w16cid:durableId="1135216227">
-    <w:abstractNumId w:val="43"/>
+    <w:abstractNumId w:val="61"/>
   </w:num>
   <w:num w:numId="33" w16cid:durableId="1485197704">
-    <w:abstractNumId w:val="28"/>
+    <w:abstractNumId w:val="37"/>
   </w:num>
   <w:num w:numId="34" w16cid:durableId="891617650">
-    <w:abstractNumId w:val="11"/>
+    <w:abstractNumId w:val="14"/>
   </w:num>
   <w:num w:numId="35" w16cid:durableId="1751777529">
-    <w:abstractNumId w:val="17"/>
+    <w:abstractNumId w:val="22"/>
   </w:num>
   <w:num w:numId="36" w16cid:durableId="1721663221">
-    <w:abstractNumId w:val="68"/>
+    <w:abstractNumId w:val="93"/>
   </w:num>
   <w:num w:numId="37" w16cid:durableId="345132794">
-    <w:abstractNumId w:val="45"/>
+    <w:abstractNumId w:val="64"/>
   </w:num>
   <w:num w:numId="38" w16cid:durableId="1230461024">
-    <w:abstractNumId w:val="21"/>
+    <w:abstractNumId w:val="27"/>
   </w:num>
   <w:num w:numId="39" w16cid:durableId="801581849">
-    <w:abstractNumId w:val="24"/>
+    <w:abstractNumId w:val="30"/>
   </w:num>
   <w:num w:numId="40" w16cid:durableId="1904364908">
-    <w:abstractNumId w:val="7"/>
+    <w:abstractNumId w:val="9"/>
   </w:num>
   <w:num w:numId="41" w16cid:durableId="1064723071">
+    <w:abstractNumId w:val="74"/>
+  </w:num>
+  <w:num w:numId="42" w16cid:durableId="1930457457">
+    <w:abstractNumId w:val="82"/>
+  </w:num>
+  <w:num w:numId="43" w16cid:durableId="353000755">
+    <w:abstractNumId w:val="57"/>
+  </w:num>
+  <w:num w:numId="44" w16cid:durableId="422412169">
     <w:abstractNumId w:val="53"/>
   </w:num>
-  <w:num w:numId="42" w16cid:durableId="1930457457">
-    <w:abstractNumId w:val="60"/>
-  </w:num>
-  <w:num w:numId="43" w16cid:durableId="353000755">
-    <w:abstractNumId w:val="39"/>
-  </w:num>
-  <w:num w:numId="44" w16cid:durableId="422412169">
-    <w:abstractNumId w:val="36"/>
-  </w:num>
   <w:num w:numId="45" w16cid:durableId="1137339157">
-    <w:abstractNumId w:val="63"/>
+    <w:abstractNumId w:val="86"/>
   </w:num>
   <w:num w:numId="46" w16cid:durableId="712196533">
-    <w:abstractNumId w:val="46"/>
+    <w:abstractNumId w:val="65"/>
   </w:num>
   <w:num w:numId="47" w16cid:durableId="1681471313">
     <w:abstractNumId w:val="4"/>
   </w:num>
   <w:num w:numId="48" w16cid:durableId="544608479">
-    <w:abstractNumId w:val="55"/>
+    <w:abstractNumId w:val="77"/>
   </w:num>
   <w:num w:numId="49" w16cid:durableId="186188189">
-    <w:abstractNumId w:val="70"/>
+    <w:abstractNumId w:val="95"/>
   </w:num>
   <w:num w:numId="50" w16cid:durableId="468862596">
-    <w:abstractNumId w:val="19"/>
+    <w:abstractNumId w:val="25"/>
   </w:num>
   <w:num w:numId="51" w16cid:durableId="663975558">
-    <w:abstractNumId w:val="69"/>
+    <w:abstractNumId w:val="94"/>
   </w:num>
   <w:num w:numId="52" w16cid:durableId="984089857">
-    <w:abstractNumId w:val="44"/>
+    <w:abstractNumId w:val="63"/>
   </w:num>
   <w:num w:numId="53" w16cid:durableId="37827352">
-    <w:abstractNumId w:val="29"/>
+    <w:abstractNumId w:val="42"/>
   </w:num>
   <w:num w:numId="54" w16cid:durableId="724452308">
-    <w:abstractNumId w:val="48"/>
+    <w:abstractNumId w:val="67"/>
   </w:num>
   <w:num w:numId="55" w16cid:durableId="1705516468">
-    <w:abstractNumId w:val="54"/>
+    <w:abstractNumId w:val="75"/>
   </w:num>
   <w:num w:numId="56" w16cid:durableId="1966766117">
-    <w:abstractNumId w:val="31"/>
+    <w:abstractNumId w:val="44"/>
   </w:num>
   <w:num w:numId="57" w16cid:durableId="1864131531">
     <w:abstractNumId w:val="5"/>
   </w:num>
   <w:num w:numId="58" w16cid:durableId="1388721471">
-    <w:abstractNumId w:val="65"/>
+    <w:abstractNumId w:val="88"/>
   </w:num>
   <w:num w:numId="59" w16cid:durableId="931744232">
-    <w:abstractNumId w:val="67"/>
+    <w:abstractNumId w:val="90"/>
   </w:num>
   <w:num w:numId="60" w16cid:durableId="1775397781">
-    <w:abstractNumId w:val="8"/>
+    <w:abstractNumId w:val="10"/>
   </w:num>
   <w:num w:numId="61" w16cid:durableId="1976910680">
-    <w:abstractNumId w:val="62"/>
+    <w:abstractNumId w:val="85"/>
   </w:num>
   <w:num w:numId="62" w16cid:durableId="1720592539">
-    <w:abstractNumId w:val="41"/>
+    <w:abstractNumId w:val="59"/>
   </w:num>
   <w:num w:numId="63" w16cid:durableId="2018923814">
-    <w:abstractNumId w:val="58"/>
+    <w:abstractNumId w:val="80"/>
   </w:num>
   <w:num w:numId="64" w16cid:durableId="1684432574">
-    <w:abstractNumId w:val="59"/>
+    <w:abstractNumId w:val="81"/>
   </w:num>
   <w:num w:numId="65" w16cid:durableId="576131779">
-    <w:abstractNumId w:val="52"/>
+    <w:abstractNumId w:val="73"/>
   </w:num>
   <w:num w:numId="66" w16cid:durableId="652224217">
-    <w:abstractNumId w:val="6"/>
+    <w:abstractNumId w:val="8"/>
   </w:num>
   <w:num w:numId="67" w16cid:durableId="469252933">
     <w:abstractNumId w:val="0"/>
   </w:num>
   <w:num w:numId="68" w16cid:durableId="1898319542">
-    <w:abstractNumId w:val="14"/>
+    <w:abstractNumId w:val="17"/>
   </w:num>
   <w:num w:numId="69" w16cid:durableId="1960452246">
+    <w:abstractNumId w:val="16"/>
+  </w:num>
+  <w:num w:numId="70" w16cid:durableId="2036074976">
+    <w:abstractNumId w:val="56"/>
+  </w:num>
+  <w:num w:numId="71" w16cid:durableId="738013702">
+    <w:abstractNumId w:val="19"/>
+  </w:num>
+  <w:num w:numId="72" w16cid:durableId="1085611185">
+    <w:abstractNumId w:val="60"/>
+  </w:num>
+  <w:num w:numId="73" w16cid:durableId="1433471087">
+    <w:abstractNumId w:val="62"/>
+  </w:num>
+  <w:num w:numId="74" w16cid:durableId="309553830">
+    <w:abstractNumId w:val="41"/>
+  </w:num>
+  <w:num w:numId="75" w16cid:durableId="4286080">
+    <w:abstractNumId w:val="39"/>
+  </w:num>
+  <w:num w:numId="76" w16cid:durableId="1789008884">
+    <w:abstractNumId w:val="92"/>
+  </w:num>
+  <w:num w:numId="77" w16cid:durableId="123155864">
+    <w:abstractNumId w:val="31"/>
+  </w:num>
+  <w:num w:numId="78" w16cid:durableId="1915579697">
+    <w:abstractNumId w:val="52"/>
+  </w:num>
+  <w:num w:numId="79" w16cid:durableId="977221695">
+    <w:abstractNumId w:val="47"/>
+  </w:num>
+  <w:num w:numId="80" w16cid:durableId="1061707544">
+    <w:abstractNumId w:val="18"/>
+  </w:num>
+  <w:num w:numId="81" w16cid:durableId="456949168">
+    <w:abstractNumId w:val="71"/>
+  </w:num>
+  <w:num w:numId="82" w16cid:durableId="805584685">
+    <w:abstractNumId w:val="20"/>
+  </w:num>
+  <w:num w:numId="83" w16cid:durableId="1886141436">
+    <w:abstractNumId w:val="70"/>
+  </w:num>
+  <w:num w:numId="84" w16cid:durableId="89742989">
+    <w:abstractNumId w:val="91"/>
+  </w:num>
+  <w:num w:numId="85" w16cid:durableId="796794874">
+    <w:abstractNumId w:val="7"/>
+  </w:num>
+  <w:num w:numId="86" w16cid:durableId="1221478261">
+    <w:abstractNumId w:val="84"/>
+  </w:num>
+  <w:num w:numId="87" w16cid:durableId="1000156956">
+    <w:abstractNumId w:val="32"/>
+  </w:num>
+  <w:num w:numId="88" w16cid:durableId="179976385">
+    <w:abstractNumId w:val="50"/>
+  </w:num>
+  <w:num w:numId="89" w16cid:durableId="1218862137">
     <w:abstractNumId w:val="13"/>
   </w:num>
-  <w:num w:numId="70" w16cid:durableId="2036074976">
+  <w:num w:numId="90" w16cid:durableId="1104156336">
+    <w:abstractNumId w:val="48"/>
+  </w:num>
+  <w:num w:numId="91" w16cid:durableId="980964104">
+    <w:abstractNumId w:val="6"/>
+  </w:num>
+  <w:num w:numId="92" w16cid:durableId="609623966">
+    <w:abstractNumId w:val="33"/>
+  </w:num>
+  <w:num w:numId="93" w16cid:durableId="675963730">
+    <w:abstractNumId w:val="40"/>
+  </w:num>
+  <w:num w:numId="94" w16cid:durableId="1750612652">
+    <w:abstractNumId w:val="24"/>
+  </w:num>
+  <w:num w:numId="95" w16cid:durableId="1572621859">
     <w:abstractNumId w:val="38"/>
   </w:num>
-  <w:num w:numId="71" w16cid:durableId="738013702">
-    <w:abstractNumId w:val="15"/>
+  <w:num w:numId="96" w16cid:durableId="1298877992">
+    <w:abstractNumId w:val="76"/>
   </w:num>
-  <w:num w:numId="72" w16cid:durableId="1085611185">
-    <w:abstractNumId w:val="42"/>
+  <w:num w:numId="97" w16cid:durableId="2128771858">
+    <w:abstractNumId w:val="55"/>
   </w:num>
 </w:numbering>
 </file>

--- a/proj.docx
+++ b/proj.docx
@@ -11864,6 +11864,2469 @@
       <w:r>
         <w:t>5c3daadc20d433c3d2e54f18730dfb67a057dc7c502d9345906c5a998153002b</w:t>
       </w:r>
+    </w:p>
+    <w:p>
+      <w:pPr>
+        <w:pStyle w:val="ListParagraph"/>
+        <w:spacing w:after="0"/>
+      </w:pPr>
+    </w:p>
+    <w:p>
+      <w:pPr>
+        <w:pBdr>
+          <w:bottom w:val="double" w:sz="6" w:space="1" w:color="auto"/>
+        </w:pBdr>
+      </w:pPr>
+      <w:r>
+        <w:br w:type="page"/>
+      </w:r>
+    </w:p>
+    <w:p>
+      <w:pPr>
+        <w:pStyle w:val="ListParagraph"/>
+        <w:pBdr>
+          <w:bottom w:val="single" w:sz="6" w:space="1" w:color="auto"/>
+        </w:pBdr>
+        <w:spacing w:after="0"/>
+      </w:pPr>
+    </w:p>
+    <w:p>
+      <w:pPr>
+        <w:pStyle w:val="ListParagraph"/>
+        <w:spacing w:after="0"/>
+      </w:pPr>
+      <w:r>
+        <w:t>260212</w:t>
+      </w:r>
+    </w:p>
+    <w:p>
+      <w:pPr>
+        <w:pStyle w:val="ListParagraph"/>
+        <w:spacing w:after="0"/>
+      </w:pPr>
+      <w:r>
+        <w:t>Issues to be resolved</w:t>
+      </w:r>
+    </w:p>
+    <w:p>
+      <w:pPr>
+        <w:pStyle w:val="ListParagraph"/>
+        <w:spacing w:after="0"/>
+      </w:pPr>
+    </w:p>
+    <w:p>
+      <w:pPr>
+        <w:pStyle w:val="ListParagraph"/>
+        <w:spacing w:after="0"/>
+      </w:pPr>
+      <w:r>
+        <w:t>Here is the clean, engineering-level summary of the issue you’ve been debugging:</w:t>
+      </w:r>
+    </w:p>
+    <w:p>
+      <w:pPr>
+        <w:pStyle w:val="ListParagraph"/>
+      </w:pPr>
+      <w:r>
+        <w:pict w14:anchorId="191BC52F">
+          <v:rect id="_x0000_i1229" style="width:0;height:1.5pt" o:hralign="center" o:hrstd="t" o:hr="t" fillcolor="#a0a0a0" stroked="f"/>
+        </w:pict>
+      </w:r>
+    </w:p>
+    <w:p>
+      <w:pPr>
+        <w:pStyle w:val="ListParagraph"/>
+        <w:spacing w:after="0"/>
+        <w:rPr>
+          <w:b/>
+          <w:bCs/>
+        </w:rPr>
+      </w:pPr>
+      <w:r>
+        <w:rPr>
+          <w:rFonts w:ascii="Segoe UI Emoji" w:hAnsi="Segoe UI Emoji" w:cs="Segoe UI Emoji"/>
+          <w:b/>
+          <w:bCs/>
+        </w:rPr>
+        <w:t>🔎</w:t>
+      </w:r>
+      <w:r>
+        <w:rPr>
+          <w:b/>
+          <w:bCs/>
+        </w:rPr>
+        <w:t xml:space="preserve"> Core Issue</w:t>
+      </w:r>
+    </w:p>
+    <w:p>
+      <w:pPr>
+        <w:pStyle w:val="ListParagraph"/>
+        <w:spacing w:after="0"/>
+      </w:pPr>
+      <w:r>
+        <w:t xml:space="preserve">Your LLM node was </w:t>
+      </w:r>
+      <w:r>
+        <w:rPr>
+          <w:b/>
+          <w:bCs/>
+        </w:rPr>
+        <w:t>not storing the actual model output as the artifact</w:t>
+      </w:r>
+      <w:r>
+        <w:t>.</w:t>
+      </w:r>
+    </w:p>
+    <w:p>
+      <w:pPr>
+        <w:pStyle w:val="ListParagraph"/>
+        <w:spacing w:after="0"/>
+      </w:pPr>
+      <w:r>
+        <w:t xml:space="preserve">Instead, the system was storing the </w:t>
+      </w:r>
+      <w:r>
+        <w:rPr>
+          <w:b/>
+          <w:bCs/>
+        </w:rPr>
+        <w:t xml:space="preserve">serialized </w:t>
+      </w:r>
+      <w:proofErr w:type="spellStart"/>
+      <w:r>
+        <w:rPr>
+          <w:b/>
+          <w:bCs/>
+        </w:rPr>
+        <w:t>NodeOutput</w:t>
+      </w:r>
+      <w:proofErr w:type="spellEnd"/>
+      <w:r>
+        <w:rPr>
+          <w:b/>
+          <w:bCs/>
+        </w:rPr>
+        <w:t xml:space="preserve"> wrapper JSON</w:t>
+      </w:r>
+      <w:r>
+        <w:t xml:space="preserve"> (status, metadata, </w:t>
+      </w:r>
+      <w:proofErr w:type="spellStart"/>
+      <w:r>
+        <w:t>execution_time_ms</w:t>
+      </w:r>
+      <w:proofErr w:type="spellEnd"/>
+      <w:r>
+        <w:t>, etc.) as the artifact payload.</w:t>
+      </w:r>
+    </w:p>
+    <w:p>
+      <w:pPr>
+        <w:pStyle w:val="ListParagraph"/>
+        <w:spacing w:after="0"/>
+      </w:pPr>
+      <w:r>
+        <w:t>As a result:</w:t>
+      </w:r>
+    </w:p>
+    <w:p>
+      <w:pPr>
+        <w:pStyle w:val="ListParagraph"/>
+        <w:numPr>
+          <w:ilvl w:val="0"/>
+          <w:numId w:val="98"/>
+        </w:numPr>
+        <w:spacing w:after="0"/>
+      </w:pPr>
+      <w:r>
+        <w:t>/</w:t>
+      </w:r>
+      <w:proofErr w:type="gramStart"/>
+      <w:r>
+        <w:t>runs</w:t>
+      </w:r>
+      <w:proofErr w:type="gramEnd"/>
+      <w:r>
+        <w:t>/artifacts/{</w:t>
+      </w:r>
+      <w:proofErr w:type="spellStart"/>
+      <w:r>
+        <w:t>artifact_id</w:t>
+      </w:r>
+      <w:proofErr w:type="spellEnd"/>
+      <w:r>
+        <w:t>} returned JSON metadata</w:t>
+      </w:r>
+    </w:p>
+    <w:p>
+      <w:pPr>
+        <w:pStyle w:val="ListParagraph"/>
+        <w:numPr>
+          <w:ilvl w:val="0"/>
+          <w:numId w:val="98"/>
+        </w:numPr>
+        <w:spacing w:after="0"/>
+      </w:pPr>
+      <w:r>
+        <w:t>The UI displayed that metadata</w:t>
+      </w:r>
+    </w:p>
+    <w:p>
+      <w:pPr>
+        <w:pStyle w:val="ListParagraph"/>
+        <w:numPr>
+          <w:ilvl w:val="0"/>
+          <w:numId w:val="98"/>
+        </w:numPr>
+        <w:spacing w:after="0"/>
+      </w:pPr>
+      <w:r>
+        <w:t>The actual LLM text output was never retrievable as an artifact</w:t>
+      </w:r>
+    </w:p>
+    <w:p>
+      <w:pPr>
+        <w:pStyle w:val="ListParagraph"/>
+        <w:numPr>
+          <w:ilvl w:val="0"/>
+          <w:numId w:val="98"/>
+        </w:numPr>
+        <w:spacing w:after="0"/>
+      </w:pPr>
+      <w:proofErr w:type="spellStart"/>
+      <w:r>
+        <w:t>artifact_id</w:t>
+      </w:r>
+      <w:proofErr w:type="spellEnd"/>
+      <w:r>
+        <w:t xml:space="preserve"> did not represent the model output bytes</w:t>
+      </w:r>
+    </w:p>
+    <w:p>
+      <w:pPr>
+        <w:pStyle w:val="ListParagraph"/>
+      </w:pPr>
+      <w:r>
+        <w:pict w14:anchorId="59685DEF">
+          <v:rect id="_x0000_i1230" style="width:0;height:1.5pt" o:hralign="center" o:hrstd="t" o:hr="t" fillcolor="#a0a0a0" stroked="f"/>
+        </w:pict>
+      </w:r>
+    </w:p>
+    <w:p>
+      <w:pPr>
+        <w:pStyle w:val="ListParagraph"/>
+        <w:spacing w:after="0"/>
+        <w:rPr>
+          <w:b/>
+          <w:bCs/>
+        </w:rPr>
+      </w:pPr>
+      <w:r>
+        <w:rPr>
+          <w:rFonts w:ascii="Segoe UI Emoji" w:hAnsi="Segoe UI Emoji" w:cs="Segoe UI Emoji"/>
+          <w:b/>
+          <w:bCs/>
+        </w:rPr>
+        <w:t>🧠</w:t>
+      </w:r>
+      <w:r>
+        <w:rPr>
+          <w:b/>
+          <w:bCs/>
+        </w:rPr>
+        <w:t xml:space="preserve"> Why It Happened</w:t>
+      </w:r>
+    </w:p>
+    <w:p>
+      <w:pPr>
+        <w:pStyle w:val="ListParagraph"/>
+        <w:spacing w:after="0"/>
+        <w:rPr>
+          <w:b/>
+          <w:bCs/>
+        </w:rPr>
+      </w:pPr>
+      <w:r>
+        <w:rPr>
+          <w:b/>
+          <w:bCs/>
+        </w:rPr>
+        <w:t>1️</w:t>
+      </w:r>
+      <w:r>
+        <w:rPr>
+          <w:rFonts w:ascii="Segoe UI Symbol" w:hAnsi="Segoe UI Symbol" w:cs="Segoe UI Symbol"/>
+          <w:b/>
+          <w:bCs/>
+        </w:rPr>
+        <w:t>⃣</w:t>
+      </w:r>
+      <w:r>
+        <w:rPr>
+          <w:b/>
+          <w:bCs/>
+        </w:rPr>
+        <w:t xml:space="preserve"> </w:t>
+      </w:r>
+      <w:proofErr w:type="spellStart"/>
+      <w:r>
+        <w:rPr>
+          <w:b/>
+          <w:bCs/>
+        </w:rPr>
+        <w:t>NodeOutput</w:t>
+      </w:r>
+      <w:proofErr w:type="spellEnd"/>
+      <w:r>
+        <w:rPr>
+          <w:b/>
+          <w:bCs/>
+        </w:rPr>
+        <w:t xml:space="preserve"> Schema Mismatch</w:t>
+      </w:r>
+    </w:p>
+    <w:p>
+      <w:pPr>
+        <w:pStyle w:val="ListParagraph"/>
+        <w:spacing w:after="0"/>
+      </w:pPr>
+      <w:r>
+        <w:t xml:space="preserve">Your </w:t>
+      </w:r>
+      <w:proofErr w:type="spellStart"/>
+      <w:r>
+        <w:t>NodeOutput</w:t>
+      </w:r>
+      <w:proofErr w:type="spellEnd"/>
+      <w:r>
+        <w:t xml:space="preserve"> model:</w:t>
+      </w:r>
+    </w:p>
+    <w:p>
+      <w:pPr>
+        <w:pStyle w:val="ListParagraph"/>
+      </w:pPr>
+      <w:r>
+        <w:t xml:space="preserve">class </w:t>
+      </w:r>
+      <w:proofErr w:type="spellStart"/>
+      <w:r>
+        <w:t>NodeOutput</w:t>
+      </w:r>
+      <w:proofErr w:type="spellEnd"/>
+      <w:r>
+        <w:t>(</w:t>
+      </w:r>
+      <w:proofErr w:type="spellStart"/>
+      <w:r>
+        <w:t>BaseModel</w:t>
+      </w:r>
+      <w:proofErr w:type="spellEnd"/>
+      <w:r>
+        <w:t>):</w:t>
+      </w:r>
+    </w:p>
+    <w:p>
+      <w:pPr>
+        <w:pStyle w:val="ListParagraph"/>
+      </w:pPr>
+      <w:r>
+        <w:t xml:space="preserve">    data: Optional[str]</w:t>
+      </w:r>
+    </w:p>
+    <w:p>
+      <w:pPr>
+        <w:pStyle w:val="ListParagraph"/>
+        <w:spacing w:after="0"/>
+      </w:pPr>
+      <w:r>
+        <w:t>But your artifact writer logic was looking for:</w:t>
+      </w:r>
+    </w:p>
+    <w:p>
+      <w:pPr>
+        <w:pStyle w:val="ListParagraph"/>
+      </w:pPr>
+      <w:proofErr w:type="spellStart"/>
+      <w:r>
+        <w:t>output.value</w:t>
+      </w:r>
+      <w:proofErr w:type="spellEnd"/>
+    </w:p>
+    <w:p>
+      <w:pPr>
+        <w:pStyle w:val="ListParagraph"/>
+        <w:spacing w:after="0"/>
+      </w:pPr>
+      <w:r>
+        <w:t>Since value didn’t exist:</w:t>
+      </w:r>
+    </w:p>
+    <w:p>
+      <w:pPr>
+        <w:pStyle w:val="ListParagraph"/>
+      </w:pPr>
+      <w:r>
+        <w:t xml:space="preserve">v = </w:t>
+      </w:r>
+      <w:proofErr w:type="spellStart"/>
+      <w:r>
+        <w:t>getattr</w:t>
+      </w:r>
+      <w:proofErr w:type="spellEnd"/>
+      <w:r>
+        <w:t>(output, "value", None)</w:t>
+      </w:r>
+    </w:p>
+    <w:p>
+      <w:pPr>
+        <w:pStyle w:val="ListParagraph"/>
+        <w:spacing w:after="0"/>
+      </w:pPr>
+      <w:r>
+        <w:t>v was always None, so it fell back to:</w:t>
+      </w:r>
+    </w:p>
+    <w:p>
+      <w:pPr>
+        <w:pStyle w:val="ListParagraph"/>
+      </w:pPr>
+      <w:proofErr w:type="spellStart"/>
+      <w:r>
+        <w:t>payload_bytes</w:t>
+      </w:r>
+      <w:proofErr w:type="spellEnd"/>
+      <w:r>
+        <w:t xml:space="preserve"> = </w:t>
+      </w:r>
+      <w:proofErr w:type="spellStart"/>
+      <w:r>
+        <w:t>output.model_dump_json</w:t>
+      </w:r>
+      <w:proofErr w:type="spellEnd"/>
+      <w:r>
+        <w:t>().encode("utf-8")</w:t>
+      </w:r>
+    </w:p>
+    <w:p>
+      <w:pPr>
+        <w:pStyle w:val="ListParagraph"/>
+        <w:spacing w:after="0"/>
+      </w:pPr>
+      <w:r>
+        <w:t xml:space="preserve">That stored the </w:t>
+      </w:r>
+      <w:r>
+        <w:rPr>
+          <w:b/>
+          <w:bCs/>
+        </w:rPr>
+        <w:t xml:space="preserve">entire </w:t>
+      </w:r>
+      <w:proofErr w:type="spellStart"/>
+      <w:r>
+        <w:rPr>
+          <w:b/>
+          <w:bCs/>
+        </w:rPr>
+        <w:t>NodeOutput</w:t>
+      </w:r>
+      <w:proofErr w:type="spellEnd"/>
+      <w:r>
+        <w:rPr>
+          <w:b/>
+          <w:bCs/>
+        </w:rPr>
+        <w:t xml:space="preserve"> JSON</w:t>
+      </w:r>
+      <w:r>
+        <w:t xml:space="preserve"> as the artifact.</w:t>
+      </w:r>
+    </w:p>
+    <w:p>
+      <w:pPr>
+        <w:pStyle w:val="ListParagraph"/>
+      </w:pPr>
+      <w:r>
+        <w:pict w14:anchorId="13E88D11">
+          <v:rect id="_x0000_i1231" style="width:0;height:1.5pt" o:hralign="center" o:hrstd="t" o:hr="t" fillcolor="#a0a0a0" stroked="f"/>
+        </w:pict>
+      </w:r>
+    </w:p>
+    <w:p>
+      <w:pPr>
+        <w:pStyle w:val="ListParagraph"/>
+        <w:spacing w:after="0"/>
+        <w:rPr>
+          <w:b/>
+          <w:bCs/>
+        </w:rPr>
+      </w:pPr>
+      <w:r>
+        <w:rPr>
+          <w:b/>
+          <w:bCs/>
+        </w:rPr>
+        <w:t>2️</w:t>
+      </w:r>
+      <w:r>
+        <w:rPr>
+          <w:rFonts w:ascii="Segoe UI Symbol" w:hAnsi="Segoe UI Symbol" w:cs="Segoe UI Symbol"/>
+          <w:b/>
+          <w:bCs/>
+        </w:rPr>
+        <w:t>⃣</w:t>
+      </w:r>
+      <w:r>
+        <w:rPr>
+          <w:b/>
+          <w:bCs/>
+        </w:rPr>
+        <w:t xml:space="preserve"> Artifact Writer Was Correct — For </w:t>
+      </w:r>
+      <w:proofErr w:type="gramStart"/>
+      <w:r>
+        <w:rPr>
+          <w:b/>
+          <w:bCs/>
+        </w:rPr>
+        <w:t>The</w:t>
+      </w:r>
+      <w:proofErr w:type="gramEnd"/>
+      <w:r>
+        <w:rPr>
+          <w:b/>
+          <w:bCs/>
+        </w:rPr>
+        <w:t xml:space="preserve"> Wrong Field</w:t>
+      </w:r>
+    </w:p>
+    <w:p>
+      <w:pPr>
+        <w:pStyle w:val="ListParagraph"/>
+        <w:spacing w:after="0"/>
+      </w:pPr>
+      <w:r>
+        <w:t>Your LLM node correctly produced:</w:t>
+      </w:r>
+    </w:p>
+    <w:p>
+      <w:pPr>
+        <w:pStyle w:val="ListParagraph"/>
+      </w:pPr>
+      <w:proofErr w:type="spellStart"/>
+      <w:r>
+        <w:t>NodeOutput</w:t>
+      </w:r>
+      <w:proofErr w:type="spellEnd"/>
+      <w:r>
+        <w:t>(</w:t>
+      </w:r>
+    </w:p>
+    <w:p>
+      <w:pPr>
+        <w:pStyle w:val="ListParagraph"/>
+      </w:pPr>
+      <w:r>
+        <w:t xml:space="preserve">    status="succeeded",</w:t>
+      </w:r>
+    </w:p>
+    <w:p>
+      <w:pPr>
+        <w:pStyle w:val="ListParagraph"/>
+      </w:pPr>
+      <w:r>
+        <w:t xml:space="preserve">    data=&lt;LLM text&gt;,</w:t>
+      </w:r>
+    </w:p>
+    <w:p>
+      <w:pPr>
+        <w:pStyle w:val="ListParagraph"/>
+      </w:pPr>
+      <w:r>
+        <w:t xml:space="preserve">    metadata=&lt;</w:t>
+      </w:r>
+      <w:proofErr w:type="spellStart"/>
+      <w:r>
+        <w:t>FileMetadata</w:t>
+      </w:r>
+      <w:proofErr w:type="spellEnd"/>
+      <w:r>
+        <w:t>&gt;,</w:t>
+      </w:r>
+    </w:p>
+    <w:p>
+      <w:pPr>
+        <w:pStyle w:val="ListParagraph"/>
+      </w:pPr>
+      <w:r>
+        <w:t>)</w:t>
+      </w:r>
+    </w:p>
+    <w:p>
+      <w:pPr>
+        <w:pStyle w:val="ListParagraph"/>
+        <w:spacing w:after="0"/>
+      </w:pPr>
+      <w:r>
+        <w:t>But the artifact layer ignored .data and serialized the wrapper object instead.</w:t>
+      </w:r>
+    </w:p>
+    <w:p>
+      <w:pPr>
+        <w:pStyle w:val="ListParagraph"/>
+        <w:spacing w:after="0"/>
+      </w:pPr>
+      <w:proofErr w:type="gramStart"/>
+      <w:r>
+        <w:lastRenderedPageBreak/>
+        <w:t>So</w:t>
+      </w:r>
+      <w:proofErr w:type="gramEnd"/>
+      <w:r>
+        <w:t xml:space="preserve"> the system was functioning correctly — just storing the wrong thing.</w:t>
+      </w:r>
+    </w:p>
+    <w:p>
+      <w:pPr>
+        <w:pStyle w:val="ListParagraph"/>
+      </w:pPr>
+      <w:r>
+        <w:pict w14:anchorId="5B788696">
+          <v:rect id="_x0000_i1232" style="width:0;height:1.5pt" o:hralign="center" o:hrstd="t" o:hr="t" fillcolor="#a0a0a0" stroked="f"/>
+        </w:pict>
+      </w:r>
+    </w:p>
+    <w:p>
+      <w:pPr>
+        <w:pStyle w:val="ListParagraph"/>
+        <w:spacing w:after="0"/>
+        <w:rPr>
+          <w:b/>
+          <w:bCs/>
+        </w:rPr>
+      </w:pPr>
+      <w:r>
+        <w:rPr>
+          <w:rFonts w:ascii="Segoe UI Emoji" w:hAnsi="Segoe UI Emoji" w:cs="Segoe UI Emoji"/>
+          <w:b/>
+          <w:bCs/>
+        </w:rPr>
+        <w:t>🎯</w:t>
+      </w:r>
+      <w:r>
+        <w:rPr>
+          <w:b/>
+          <w:bCs/>
+        </w:rPr>
+        <w:t xml:space="preserve"> What You Fixed</w:t>
+      </w:r>
+    </w:p>
+    <w:p>
+      <w:pPr>
+        <w:pStyle w:val="ListParagraph"/>
+        <w:spacing w:after="0"/>
+      </w:pPr>
+      <w:r>
+        <w:t>You changed:</w:t>
+      </w:r>
+    </w:p>
+    <w:p>
+      <w:pPr>
+        <w:pStyle w:val="ListParagraph"/>
+      </w:pPr>
+      <w:r>
+        <w:t xml:space="preserve">v = </w:t>
+      </w:r>
+      <w:proofErr w:type="spellStart"/>
+      <w:r>
+        <w:t>getattr</w:t>
+      </w:r>
+      <w:proofErr w:type="spellEnd"/>
+      <w:r>
+        <w:t>(output, "value", None)</w:t>
+      </w:r>
+    </w:p>
+    <w:p>
+      <w:pPr>
+        <w:pStyle w:val="ListParagraph"/>
+        <w:spacing w:after="0"/>
+      </w:pPr>
+      <w:r>
+        <w:t>to:</w:t>
+      </w:r>
+    </w:p>
+    <w:p>
+      <w:pPr>
+        <w:pStyle w:val="ListParagraph"/>
+      </w:pPr>
+      <w:r>
+        <w:t xml:space="preserve">v = </w:t>
+      </w:r>
+      <w:proofErr w:type="spellStart"/>
+      <w:r>
+        <w:t>getattr</w:t>
+      </w:r>
+      <w:proofErr w:type="spellEnd"/>
+      <w:r>
+        <w:t>(output, "data", None)</w:t>
+      </w:r>
+    </w:p>
+    <w:p>
+      <w:pPr>
+        <w:pStyle w:val="ListParagraph"/>
+        <w:spacing w:after="0"/>
+      </w:pPr>
+      <w:r>
+        <w:t>Now:</w:t>
+      </w:r>
+    </w:p>
+    <w:p>
+      <w:pPr>
+        <w:pStyle w:val="ListParagraph"/>
+        <w:numPr>
+          <w:ilvl w:val="0"/>
+          <w:numId w:val="99"/>
+        </w:numPr>
+        <w:spacing w:after="0"/>
+      </w:pPr>
+      <w:proofErr w:type="spellStart"/>
+      <w:r>
+        <w:t>payload_bytes</w:t>
+      </w:r>
+      <w:proofErr w:type="spellEnd"/>
+      <w:r>
+        <w:t xml:space="preserve"> = str(v).encode("utf-8")</w:t>
+      </w:r>
+    </w:p>
+    <w:p>
+      <w:pPr>
+        <w:pStyle w:val="ListParagraph"/>
+        <w:numPr>
+          <w:ilvl w:val="0"/>
+          <w:numId w:val="99"/>
+        </w:numPr>
+        <w:spacing w:after="0"/>
+      </w:pPr>
+      <w:r>
+        <w:t>Artifact store writes the actual LLM output</w:t>
+      </w:r>
+    </w:p>
+    <w:p>
+      <w:pPr>
+        <w:pStyle w:val="ListParagraph"/>
+        <w:numPr>
+          <w:ilvl w:val="0"/>
+          <w:numId w:val="99"/>
+        </w:numPr>
+        <w:spacing w:after="0"/>
+      </w:pPr>
+      <w:r>
+        <w:t>/</w:t>
+      </w:r>
+      <w:proofErr w:type="gramStart"/>
+      <w:r>
+        <w:t>runs</w:t>
+      </w:r>
+      <w:proofErr w:type="gramEnd"/>
+      <w:r>
+        <w:t>/artifacts/{</w:t>
+      </w:r>
+      <w:proofErr w:type="spellStart"/>
+      <w:r>
+        <w:t>artifact_id</w:t>
+      </w:r>
+      <w:proofErr w:type="spellEnd"/>
+      <w:r>
+        <w:t>} returns real model output</w:t>
+      </w:r>
+    </w:p>
+    <w:p>
+      <w:pPr>
+        <w:pStyle w:val="ListParagraph"/>
+        <w:numPr>
+          <w:ilvl w:val="0"/>
+          <w:numId w:val="99"/>
+        </w:numPr>
+        <w:spacing w:after="0"/>
+      </w:pPr>
+      <w:r>
+        <w:t>The UI can fetch and render it correctly</w:t>
+      </w:r>
+    </w:p>
+    <w:p>
+      <w:pPr>
+        <w:pStyle w:val="ListParagraph"/>
+      </w:pPr>
+      <w:r>
+        <w:pict w14:anchorId="39D01849">
+          <v:rect id="_x0000_i1233" style="width:0;height:1.5pt" o:hralign="center" o:hrstd="t" o:hr="t" fillcolor="#a0a0a0" stroked="f"/>
+        </w:pict>
+      </w:r>
+    </w:p>
+    <w:p>
+      <w:pPr>
+        <w:pStyle w:val="ListParagraph"/>
+        <w:spacing w:after="0"/>
+        <w:rPr>
+          <w:b/>
+          <w:bCs/>
+        </w:rPr>
+      </w:pPr>
+      <w:r>
+        <w:rPr>
+          <w:rFonts w:ascii="Segoe UI Emoji" w:hAnsi="Segoe UI Emoji" w:cs="Segoe UI Emoji"/>
+          <w:b/>
+          <w:bCs/>
+        </w:rPr>
+        <w:t>📦</w:t>
+      </w:r>
+      <w:r>
+        <w:rPr>
+          <w:b/>
+          <w:bCs/>
+        </w:rPr>
+        <w:t xml:space="preserve"> Architectural Clarification</w:t>
+      </w:r>
+    </w:p>
+    <w:p>
+      <w:pPr>
+        <w:pStyle w:val="ListParagraph"/>
+        <w:spacing w:after="0"/>
+      </w:pPr>
+      <w:r>
+        <w:t xml:space="preserve">There are </w:t>
+      </w:r>
+      <w:r>
+        <w:rPr>
+          <w:b/>
+          <w:bCs/>
+        </w:rPr>
+        <w:t>two distinct objects</w:t>
+      </w:r>
+      <w:r>
+        <w:t>:</w:t>
+      </w:r>
+    </w:p>
+    <w:p>
+      <w:pPr>
+        <w:pStyle w:val="ListParagraph"/>
+        <w:spacing w:after="0"/>
+        <w:rPr>
+          <w:b/>
+          <w:bCs/>
+        </w:rPr>
+      </w:pPr>
+      <w:r>
+        <w:rPr>
+          <w:b/>
+          <w:bCs/>
+        </w:rPr>
+        <w:t>A) Artifact (stored bytes)</w:t>
+      </w:r>
+    </w:p>
+    <w:p>
+      <w:pPr>
+        <w:pStyle w:val="ListParagraph"/>
+        <w:numPr>
+          <w:ilvl w:val="0"/>
+          <w:numId w:val="100"/>
+        </w:numPr>
+        <w:spacing w:after="0"/>
+      </w:pPr>
+      <w:r>
+        <w:t>The actual output content</w:t>
+      </w:r>
+    </w:p>
+    <w:p>
+      <w:pPr>
+        <w:pStyle w:val="ListParagraph"/>
+        <w:numPr>
+          <w:ilvl w:val="0"/>
+          <w:numId w:val="100"/>
+        </w:numPr>
+        <w:spacing w:after="0"/>
+      </w:pPr>
+      <w:r>
+        <w:t>Text for LLM</w:t>
+      </w:r>
+    </w:p>
+    <w:p>
+      <w:pPr>
+        <w:pStyle w:val="ListParagraph"/>
+        <w:numPr>
+          <w:ilvl w:val="0"/>
+          <w:numId w:val="100"/>
+        </w:numPr>
+        <w:spacing w:after="0"/>
+      </w:pPr>
+      <w:r>
+        <w:t>JSON for JSON mode</w:t>
+      </w:r>
+    </w:p>
+    <w:p>
+      <w:pPr>
+        <w:pStyle w:val="ListParagraph"/>
+        <w:numPr>
+          <w:ilvl w:val="0"/>
+          <w:numId w:val="100"/>
+        </w:numPr>
+        <w:spacing w:after="0"/>
+      </w:pPr>
+      <w:r>
+        <w:t>CSV/parquet for transforms</w:t>
+      </w:r>
+    </w:p>
+    <w:p>
+      <w:pPr>
+        <w:pStyle w:val="ListParagraph"/>
+        <w:numPr>
+          <w:ilvl w:val="0"/>
+          <w:numId w:val="100"/>
+        </w:numPr>
+        <w:spacing w:after="0"/>
+      </w:pPr>
+      <w:r>
+        <w:t>Retrieved via /runs/artifacts/{</w:t>
+      </w:r>
+      <w:proofErr w:type="spellStart"/>
+      <w:r>
+        <w:t>artifact_id</w:t>
+      </w:r>
+      <w:proofErr w:type="spellEnd"/>
+      <w:r>
+        <w:t>}</w:t>
+      </w:r>
+    </w:p>
+    <w:p>
+      <w:pPr>
+        <w:pStyle w:val="ListParagraph"/>
+        <w:spacing w:after="0"/>
+        <w:rPr>
+          <w:b/>
+          <w:bCs/>
+        </w:rPr>
+      </w:pPr>
+      <w:r>
+        <w:rPr>
+          <w:b/>
+          <w:bCs/>
+        </w:rPr>
+        <w:t xml:space="preserve">B) </w:t>
+      </w:r>
+      <w:proofErr w:type="spellStart"/>
+      <w:r>
+        <w:rPr>
+          <w:b/>
+          <w:bCs/>
+        </w:rPr>
+        <w:t>NodeOutput</w:t>
+      </w:r>
+      <w:proofErr w:type="spellEnd"/>
+      <w:r>
+        <w:rPr>
+          <w:b/>
+          <w:bCs/>
+        </w:rPr>
+        <w:t xml:space="preserve"> (execution summary)</w:t>
+      </w:r>
+    </w:p>
+    <w:p>
+      <w:pPr>
+        <w:pStyle w:val="ListParagraph"/>
+        <w:numPr>
+          <w:ilvl w:val="0"/>
+          <w:numId w:val="101"/>
+        </w:numPr>
+        <w:spacing w:after="0"/>
+      </w:pPr>
+      <w:r>
+        <w:t>status</w:t>
+      </w:r>
+    </w:p>
+    <w:p>
+      <w:pPr>
+        <w:pStyle w:val="ListParagraph"/>
+        <w:numPr>
+          <w:ilvl w:val="0"/>
+          <w:numId w:val="101"/>
+        </w:numPr>
+        <w:spacing w:after="0"/>
+      </w:pPr>
+      <w:r>
+        <w:t>metadata</w:t>
+      </w:r>
+    </w:p>
+    <w:p>
+      <w:pPr>
+        <w:pStyle w:val="ListParagraph"/>
+        <w:numPr>
+          <w:ilvl w:val="0"/>
+          <w:numId w:val="101"/>
+        </w:numPr>
+        <w:spacing w:after="0"/>
+      </w:pPr>
+      <w:proofErr w:type="spellStart"/>
+      <w:r>
+        <w:t>execution_time</w:t>
+      </w:r>
+      <w:proofErr w:type="spellEnd"/>
+    </w:p>
+    <w:p>
+      <w:pPr>
+        <w:pStyle w:val="ListParagraph"/>
+        <w:numPr>
+          <w:ilvl w:val="0"/>
+          <w:numId w:val="101"/>
+        </w:numPr>
+        <w:spacing w:after="0"/>
+      </w:pPr>
+      <w:r>
+        <w:t>staleness flags</w:t>
+      </w:r>
+    </w:p>
+    <w:p>
+      <w:pPr>
+        <w:pStyle w:val="ListParagraph"/>
+        <w:spacing w:after="0"/>
+      </w:pPr>
+      <w:r>
+        <w:t>You were accidentally treating (B) as (A).</w:t>
+      </w:r>
+    </w:p>
+    <w:p>
+      <w:pPr>
+        <w:pStyle w:val="ListParagraph"/>
+      </w:pPr>
+      <w:r>
+        <w:pict w14:anchorId="7F4082A8">
+          <v:rect id="_x0000_i1234" style="width:0;height:1.5pt" o:hralign="center" o:hrstd="t" o:hr="t" fillcolor="#a0a0a0" stroked="f"/>
+        </w:pict>
+      </w:r>
+    </w:p>
+    <w:p>
+      <w:pPr>
+        <w:pStyle w:val="ListParagraph"/>
+        <w:spacing w:after="0"/>
+        <w:rPr>
+          <w:b/>
+          <w:bCs/>
+        </w:rPr>
+      </w:pPr>
+      <w:r>
+        <w:rPr>
+          <w:rFonts w:ascii="Segoe UI Emoji" w:hAnsi="Segoe UI Emoji" w:cs="Segoe UI Emoji"/>
+          <w:b/>
+          <w:bCs/>
+        </w:rPr>
+        <w:t>🧱</w:t>
+      </w:r>
+      <w:r>
+        <w:rPr>
+          <w:b/>
+          <w:bCs/>
+        </w:rPr>
+        <w:t xml:space="preserve"> What This Means Architecturally</w:t>
+      </w:r>
+    </w:p>
+    <w:p>
+      <w:pPr>
+        <w:pStyle w:val="ListParagraph"/>
+        <w:spacing w:after="0"/>
+      </w:pPr>
+      <w:r>
+        <w:t>Now your system correctly implements:</w:t>
+      </w:r>
+    </w:p>
+    <w:p>
+      <w:pPr>
+        <w:pStyle w:val="ListParagraph"/>
+        <w:spacing w:after="0"/>
+      </w:pPr>
+      <w:r>
+        <w:t>Artifact ID = hash of actual node output bytes</w:t>
+      </w:r>
+      <w:r>
+        <w:br/>
+        <w:t>Artifact endpoint returns the real output</w:t>
+      </w:r>
+      <w:r>
+        <w:br/>
+      </w:r>
+      <w:proofErr w:type="spellStart"/>
+      <w:r>
+        <w:t>NodeOutput</w:t>
+      </w:r>
+      <w:proofErr w:type="spellEnd"/>
+      <w:r>
+        <w:t xml:space="preserve"> is execution metadata, not the artifact</w:t>
+      </w:r>
+    </w:p>
+    <w:p>
+      <w:pPr>
+        <w:pStyle w:val="ListParagraph"/>
+        <w:spacing w:after="0"/>
+      </w:pPr>
+      <w:r>
+        <w:t>That aligns perfectly with your intended content-addressed architecture.</w:t>
+      </w:r>
+    </w:p>
+    <w:p>
+      <w:pPr>
+        <w:pStyle w:val="ListParagraph"/>
+      </w:pPr>
+      <w:r>
+        <w:pict w14:anchorId="68E15493">
+          <v:rect id="_x0000_i1235" style="width:0;height:1.5pt" o:hralign="center" o:hrstd="t" o:hr="t" fillcolor="#a0a0a0" stroked="f"/>
+        </w:pict>
+      </w:r>
+    </w:p>
+    <w:p>
+      <w:pPr>
+        <w:pStyle w:val="ListParagraph"/>
+        <w:spacing w:after="0"/>
+        <w:rPr>
+          <w:b/>
+          <w:bCs/>
+        </w:rPr>
+      </w:pPr>
+      <w:r>
+        <w:rPr>
+          <w:rFonts w:ascii="Segoe UI Emoji" w:hAnsi="Segoe UI Emoji" w:cs="Segoe UI Emoji"/>
+          <w:b/>
+          <w:bCs/>
+        </w:rPr>
+        <w:t>🚀</w:t>
+      </w:r>
+      <w:r>
+        <w:rPr>
+          <w:b/>
+          <w:bCs/>
+        </w:rPr>
+        <w:t xml:space="preserve"> Where You Stand Now</w:t>
+      </w:r>
+    </w:p>
+    <w:p>
+      <w:pPr>
+        <w:pStyle w:val="ListParagraph"/>
+        <w:spacing w:after="0"/>
+      </w:pPr>
+      <w:r>
+        <w:t>You have:</w:t>
+      </w:r>
+    </w:p>
+    <w:p>
+      <w:pPr>
+        <w:pStyle w:val="ListParagraph"/>
+        <w:spacing w:after="0"/>
+      </w:pPr>
+      <w:r>
+        <w:rPr>
+          <w:rFonts w:ascii="Segoe UI Symbol" w:hAnsi="Segoe UI Symbol" w:cs="Segoe UI Symbol"/>
+        </w:rPr>
+        <w:lastRenderedPageBreak/>
+        <w:t>✔</w:t>
+      </w:r>
+      <w:r>
+        <w:t xml:space="preserve"> Deterministic artifact storage</w:t>
+      </w:r>
+      <w:r>
+        <w:br/>
+      </w:r>
+      <w:r>
+        <w:rPr>
+          <w:rFonts w:ascii="Segoe UI Symbol" w:hAnsi="Segoe UI Symbol" w:cs="Segoe UI Symbol"/>
+        </w:rPr>
+        <w:t>✔</w:t>
+      </w:r>
+      <w:r>
+        <w:t xml:space="preserve"> Proper LLM output persistence</w:t>
+      </w:r>
+      <w:r>
+        <w:br/>
+      </w:r>
+      <w:r>
+        <w:rPr>
+          <w:rFonts w:ascii="Segoe UI Symbol" w:hAnsi="Segoe UI Symbol" w:cs="Segoe UI Symbol"/>
+        </w:rPr>
+        <w:t>✔</w:t>
+      </w:r>
+      <w:r>
+        <w:t xml:space="preserve"> Correct artifact retrieval</w:t>
+      </w:r>
+      <w:r>
+        <w:br/>
+      </w:r>
+      <w:r>
+        <w:rPr>
+          <w:rFonts w:ascii="Segoe UI Symbol" w:hAnsi="Segoe UI Symbol" w:cs="Segoe UI Symbol"/>
+        </w:rPr>
+        <w:t>✔</w:t>
+      </w:r>
+      <w:r>
+        <w:t xml:space="preserve"> Clean separation of metadata vs content</w:t>
+      </w:r>
+      <w:r>
+        <w:br/>
+      </w:r>
+      <w:r>
+        <w:rPr>
+          <w:rFonts w:ascii="Segoe UI Symbol" w:hAnsi="Segoe UI Symbol" w:cs="Segoe UI Symbol"/>
+        </w:rPr>
+        <w:t>✔</w:t>
+      </w:r>
+      <w:r>
+        <w:t xml:space="preserve"> Proper event sequencing (</w:t>
+      </w:r>
+      <w:proofErr w:type="spellStart"/>
+      <w:r>
+        <w:t>node_output</w:t>
+      </w:r>
+      <w:proofErr w:type="spellEnd"/>
+      <w:r>
+        <w:t xml:space="preserve"> → </w:t>
+      </w:r>
+      <w:proofErr w:type="spellStart"/>
+      <w:r>
+        <w:t>node_finished</w:t>
+      </w:r>
+      <w:proofErr w:type="spellEnd"/>
+      <w:r>
+        <w:t>)</w:t>
+      </w:r>
+    </w:p>
+    <w:p>
+      <w:pPr>
+        <w:pStyle w:val="ListParagraph"/>
+      </w:pPr>
+      <w:r>
+        <w:pict w14:anchorId="27767AD3">
+          <v:rect id="_x0000_i1236" style="width:0;height:1.5pt" o:hralign="center" o:hrstd="t" o:hr="t" fillcolor="#a0a0a0" stroked="f"/>
+        </w:pict>
+      </w:r>
+    </w:p>
+    <w:p>
+      <w:pPr>
+        <w:pStyle w:val="ListParagraph"/>
+        <w:spacing w:after="0"/>
+        <w:rPr>
+          <w:b/>
+          <w:bCs/>
+        </w:rPr>
+      </w:pPr>
+      <w:r>
+        <w:rPr>
+          <w:rFonts w:ascii="Segoe UI Emoji" w:hAnsi="Segoe UI Emoji" w:cs="Segoe UI Emoji"/>
+          <w:b/>
+          <w:bCs/>
+        </w:rPr>
+        <w:t>🏁</w:t>
+      </w:r>
+      <w:r>
+        <w:rPr>
+          <w:b/>
+          <w:bCs/>
+        </w:rPr>
+        <w:t xml:space="preserve"> Bottom Line</w:t>
+      </w:r>
+    </w:p>
+    <w:p>
+      <w:pPr>
+        <w:pStyle w:val="ListParagraph"/>
+        <w:spacing w:after="0"/>
+      </w:pPr>
+      <w:r>
+        <w:t xml:space="preserve">The issue was a </w:t>
+      </w:r>
+      <w:r>
+        <w:rPr>
+          <w:b/>
+          <w:bCs/>
+        </w:rPr>
+        <w:t>field mismatch (value vs data) that caused the artifact layer to store metadata instead of content</w:t>
+      </w:r>
+      <w:r>
+        <w:t>.</w:t>
+      </w:r>
+    </w:p>
+    <w:p>
+      <w:pPr>
+        <w:pStyle w:val="ListParagraph"/>
+        <w:spacing w:after="0"/>
+      </w:pPr>
+      <w:r>
+        <w:t>Now the artifact system behaves the way you originally designed it to.</w:t>
+      </w:r>
+    </w:p>
+    <w:p>
+      <w:pPr>
+        <w:pStyle w:val="ListParagraph"/>
+      </w:pPr>
+      <w:r>
+        <w:pict w14:anchorId="0752A7F4">
+          <v:rect id="_x0000_i1237" style="width:0;height:1.5pt" o:hralign="center" o:hrstd="t" o:hr="t" fillcolor="#a0a0a0" stroked="f"/>
+        </w:pict>
+      </w:r>
+    </w:p>
+    <w:p>
+      <w:pPr>
+        <w:pStyle w:val="ListParagraph"/>
+        <w:spacing w:after="0"/>
+      </w:pPr>
+      <w:r>
+        <w:t>If you’d like, I can next summarize the full artifact lifecycle as it now exists in your system (node → artifact → cache → UI).</w:t>
+      </w:r>
+    </w:p>
+    <w:p>
+      <w:r>
+        <w:br w:type="page"/>
+      </w:r>
+    </w:p>
+    <w:p>
+      <w:pPr>
+        <w:pStyle w:val="ListParagraph"/>
+        <w:spacing w:after="0" w:line="240" w:lineRule="auto"/>
+      </w:pPr>
+      <w:r>
+        <w:lastRenderedPageBreak/>
+        <w:t>@router.get("/artifacts/{artifact_id}")</w:t>
+      </w:r>
+    </w:p>
+    <w:p>
+      <w:pPr>
+        <w:pStyle w:val="ListParagraph"/>
+        <w:spacing w:after="0" w:line="240" w:lineRule="auto"/>
+      </w:pPr>
+      <w:r>
+        <w:t xml:space="preserve">async def </w:t>
+      </w:r>
+      <w:proofErr w:type="spellStart"/>
+      <w:r>
+        <w:t>get_artifact</w:t>
+      </w:r>
+      <w:proofErr w:type="spellEnd"/>
+      <w:r>
+        <w:t>(</w:t>
+      </w:r>
+      <w:proofErr w:type="spellStart"/>
+      <w:r>
+        <w:t>artifact_id</w:t>
+      </w:r>
+      <w:proofErr w:type="spellEnd"/>
+      <w:r>
+        <w:t>: str, request: Request):</w:t>
+      </w:r>
+    </w:p>
+    <w:p>
+      <w:pPr>
+        <w:pStyle w:val="ListParagraph"/>
+        <w:spacing w:after="0" w:line="240" w:lineRule="auto"/>
+      </w:pPr>
+      <w:r>
+        <w:t xml:space="preserve">    rt = </w:t>
+      </w:r>
+      <w:proofErr w:type="spellStart"/>
+      <w:r>
+        <w:t>request.app.state.runtime</w:t>
+      </w:r>
+      <w:proofErr w:type="spellEnd"/>
+    </w:p>
+    <w:p>
+      <w:pPr>
+        <w:pStyle w:val="ListParagraph"/>
+        <w:spacing w:after="0" w:line="240" w:lineRule="auto"/>
+      </w:pPr>
+    </w:p>
+    <w:p>
+      <w:pPr>
+        <w:pStyle w:val="ListParagraph"/>
+        <w:spacing w:after="0" w:line="240" w:lineRule="auto"/>
+      </w:pPr>
+      <w:r>
+        <w:t xml:space="preserve">    </w:t>
+      </w:r>
+      <w:proofErr w:type="spellStart"/>
+      <w:r>
+        <w:t>run_id</w:t>
+      </w:r>
+      <w:proofErr w:type="spellEnd"/>
+      <w:r>
+        <w:t xml:space="preserve"> = await </w:t>
+      </w:r>
+      <w:proofErr w:type="spellStart"/>
+      <w:r>
+        <w:t>rt.resolve_artifact_owner</w:t>
+      </w:r>
+      <w:proofErr w:type="spellEnd"/>
+      <w:r>
+        <w:t>(</w:t>
+      </w:r>
+      <w:proofErr w:type="spellStart"/>
+      <w:r>
+        <w:t>artifact_id</w:t>
+      </w:r>
+      <w:proofErr w:type="spellEnd"/>
+      <w:r>
+        <w:t>)</w:t>
+      </w:r>
+    </w:p>
+    <w:p>
+      <w:pPr>
+        <w:pStyle w:val="ListParagraph"/>
+        <w:spacing w:after="0" w:line="240" w:lineRule="auto"/>
+      </w:pPr>
+      <w:r>
+        <w:t xml:space="preserve">    if not </w:t>
+      </w:r>
+      <w:proofErr w:type="spellStart"/>
+      <w:r>
+        <w:t>run_id</w:t>
+      </w:r>
+      <w:proofErr w:type="spellEnd"/>
+      <w:r>
+        <w:t>:</w:t>
+      </w:r>
+    </w:p>
+    <w:p>
+      <w:pPr>
+        <w:pStyle w:val="ListParagraph"/>
+        <w:spacing w:after="0" w:line="240" w:lineRule="auto"/>
+      </w:pPr>
+      <w:r>
+        <w:t xml:space="preserve">        raise </w:t>
+      </w:r>
+      <w:proofErr w:type="spellStart"/>
+      <w:r>
+        <w:t>HTTPException</w:t>
+      </w:r>
+      <w:proofErr w:type="spellEnd"/>
+      <w:r>
+        <w:t>(404, "Artifact not found")</w:t>
+      </w:r>
+    </w:p>
+    <w:p>
+      <w:pPr>
+        <w:pStyle w:val="ListParagraph"/>
+        <w:spacing w:after="0" w:line="240" w:lineRule="auto"/>
+      </w:pPr>
+    </w:p>
+    <w:p>
+      <w:pPr>
+        <w:pStyle w:val="ListParagraph"/>
+        <w:spacing w:after="0" w:line="240" w:lineRule="auto"/>
+      </w:pPr>
+      <w:r>
+        <w:t xml:space="preserve">    handle = </w:t>
+      </w:r>
+      <w:proofErr w:type="spellStart"/>
+      <w:r>
+        <w:t>rt.get_run</w:t>
+      </w:r>
+      <w:proofErr w:type="spellEnd"/>
+      <w:r>
+        <w:t>(</w:t>
+      </w:r>
+      <w:proofErr w:type="spellStart"/>
+      <w:r>
+        <w:t>run_id</w:t>
+      </w:r>
+      <w:proofErr w:type="spellEnd"/>
+      <w:r>
+        <w:t>)</w:t>
+      </w:r>
+    </w:p>
+    <w:p>
+      <w:pPr>
+        <w:pStyle w:val="ListParagraph"/>
+        <w:spacing w:after="0" w:line="240" w:lineRule="auto"/>
+      </w:pPr>
+      <w:r>
+        <w:t>    if not handle:</w:t>
+      </w:r>
+    </w:p>
+    <w:p>
+      <w:pPr>
+        <w:pStyle w:val="ListParagraph"/>
+        <w:spacing w:after="0" w:line="240" w:lineRule="auto"/>
+      </w:pPr>
+      <w:r>
+        <w:t xml:space="preserve">        raise </w:t>
+      </w:r>
+      <w:proofErr w:type="spellStart"/>
+      <w:r>
+        <w:t>HTTPException</w:t>
+      </w:r>
+      <w:proofErr w:type="spellEnd"/>
+      <w:r>
+        <w:t>(404, "Artifact owner run not found")</w:t>
+      </w:r>
+    </w:p>
+    <w:p>
+      <w:pPr>
+        <w:pStyle w:val="ListParagraph"/>
+        <w:spacing w:after="0" w:line="240" w:lineRule="auto"/>
+      </w:pPr>
+    </w:p>
+    <w:p>
+      <w:pPr>
+        <w:pStyle w:val="ListParagraph"/>
+        <w:spacing w:after="0" w:line="240" w:lineRule="auto"/>
+      </w:pPr>
+      <w:r>
+        <w:t xml:space="preserve">    store = </w:t>
+      </w:r>
+      <w:proofErr w:type="spellStart"/>
+      <w:r>
+        <w:t>handle.artifact_store</w:t>
+      </w:r>
+      <w:proofErr w:type="spellEnd"/>
+    </w:p>
+    <w:p>
+      <w:pPr>
+        <w:pStyle w:val="ListParagraph"/>
+        <w:spacing w:after="0" w:line="240" w:lineRule="auto"/>
+      </w:pPr>
+      <w:r>
+        <w:t xml:space="preserve">    if not await </w:t>
+      </w:r>
+      <w:proofErr w:type="spellStart"/>
+      <w:r>
+        <w:t>store.exists</w:t>
+      </w:r>
+      <w:proofErr w:type="spellEnd"/>
+      <w:r>
+        <w:t>(</w:t>
+      </w:r>
+      <w:proofErr w:type="spellStart"/>
+      <w:r>
+        <w:t>artifact_id</w:t>
+      </w:r>
+      <w:proofErr w:type="spellEnd"/>
+      <w:r>
+        <w:t>):</w:t>
+      </w:r>
+    </w:p>
+    <w:p>
+      <w:pPr>
+        <w:pStyle w:val="ListParagraph"/>
+        <w:spacing w:after="0" w:line="240" w:lineRule="auto"/>
+      </w:pPr>
+      <w:r>
+        <w:t xml:space="preserve">        raise </w:t>
+      </w:r>
+      <w:proofErr w:type="spellStart"/>
+      <w:r>
+        <w:t>HTTPException</w:t>
+      </w:r>
+      <w:proofErr w:type="spellEnd"/>
+      <w:r>
+        <w:t>(404, "Artifact not found")</w:t>
+      </w:r>
+    </w:p>
+    <w:p>
+      <w:pPr>
+        <w:pStyle w:val="ListParagraph"/>
+        <w:spacing w:after="0" w:line="240" w:lineRule="auto"/>
+      </w:pPr>
+    </w:p>
+    <w:p>
+      <w:pPr>
+        <w:pStyle w:val="ListParagraph"/>
+        <w:spacing w:after="0" w:line="240" w:lineRule="auto"/>
+      </w:pPr>
+      <w:r>
+        <w:t xml:space="preserve">    art = await </w:t>
+      </w:r>
+      <w:proofErr w:type="spellStart"/>
+      <w:r>
+        <w:t>store.get</w:t>
+      </w:r>
+      <w:proofErr w:type="spellEnd"/>
+      <w:r>
+        <w:t>(</w:t>
+      </w:r>
+      <w:proofErr w:type="spellStart"/>
+      <w:r>
+        <w:t>artifact_id</w:t>
+      </w:r>
+      <w:proofErr w:type="spellEnd"/>
+      <w:r>
+        <w:t>)          # metadata object</w:t>
+      </w:r>
+    </w:p>
+    <w:p>
+      <w:pPr>
+        <w:pStyle w:val="ListParagraph"/>
+        <w:spacing w:after="0" w:line="240" w:lineRule="auto"/>
+      </w:pPr>
+      <w:r>
+        <w:t xml:space="preserve">    data = await </w:t>
+      </w:r>
+      <w:proofErr w:type="spellStart"/>
+      <w:r>
+        <w:t>store.read</w:t>
+      </w:r>
+      <w:proofErr w:type="spellEnd"/>
+      <w:r>
+        <w:t>(</w:t>
+      </w:r>
+      <w:proofErr w:type="spellStart"/>
+      <w:r>
+        <w:t>artifact_id</w:t>
+      </w:r>
+      <w:proofErr w:type="spellEnd"/>
+      <w:r>
+        <w:t>)        # bytes</w:t>
+      </w:r>
+    </w:p>
+    <w:p>
+      <w:pPr>
+        <w:pStyle w:val="ListParagraph"/>
+        <w:spacing w:after="0" w:line="240" w:lineRule="auto"/>
+      </w:pPr>
+      <w:r>
+        <w:t xml:space="preserve">    mime = </w:t>
+      </w:r>
+      <w:proofErr w:type="spellStart"/>
+      <w:r>
+        <w:t>getattr</w:t>
+      </w:r>
+      <w:proofErr w:type="spellEnd"/>
+      <w:r>
+        <w:t>(art, "</w:t>
+      </w:r>
+      <w:proofErr w:type="spellStart"/>
+      <w:r>
+        <w:t>mime_type</w:t>
+      </w:r>
+      <w:proofErr w:type="spellEnd"/>
+      <w:r>
+        <w:t>", None) or "application/octet-stream"</w:t>
+      </w:r>
+    </w:p>
+    <w:p>
+      <w:pPr>
+        <w:pStyle w:val="ListParagraph"/>
+        <w:pBdr>
+          <w:bottom w:val="single" w:sz="6" w:space="1" w:color="auto"/>
+        </w:pBdr>
+        <w:spacing w:after="0" w:line="240" w:lineRule="auto"/>
+      </w:pPr>
+      <w:r>
+        <w:t xml:space="preserve">    </w:t>
+      </w:r>
+      <w:proofErr w:type="gramStart"/>
+      <w:r>
+        <w:t>return</w:t>
+      </w:r>
+      <w:proofErr w:type="gramEnd"/>
+      <w:r>
+        <w:t xml:space="preserve"> Response(content=data, </w:t>
+      </w:r>
+      <w:proofErr w:type="spellStart"/>
+      <w:r>
+        <w:t>media_type</w:t>
+      </w:r>
+      <w:proofErr w:type="spellEnd"/>
+      <w:r>
+        <w:t>=mime)</w:t>
+      </w:r>
+    </w:p>
+    <w:p>
+      <w:pPr>
+        <w:pStyle w:val="ListParagraph"/>
+        <w:spacing w:after="0"/>
+      </w:pPr>
+      <w:r>
+        <w:t>Here are the next steps in the shortest path to “artifact-first, cacheable runs” working end-to-end.</w:t>
+      </w:r>
+    </w:p>
+    <w:p>
+      <w:pPr>
+        <w:pStyle w:val="ListParagraph"/>
+        <w:spacing w:after="0"/>
+        <w:rPr>
+          <w:b/>
+          <w:bCs/>
+        </w:rPr>
+      </w:pPr>
+      <w:r>
+        <w:rPr>
+          <w:b/>
+          <w:bCs/>
+        </w:rPr>
+        <w:t>1) Make /runs/artifacts/{</w:t>
+      </w:r>
+      <w:proofErr w:type="spellStart"/>
+      <w:r>
+        <w:rPr>
+          <w:b/>
+          <w:bCs/>
+        </w:rPr>
+        <w:t>artifact_id</w:t>
+      </w:r>
+      <w:proofErr w:type="spellEnd"/>
+      <w:r>
+        <w:rPr>
+          <w:b/>
+          <w:bCs/>
+        </w:rPr>
+        <w:t>} correct + stable</w:t>
+      </w:r>
+    </w:p>
+    <w:p>
+      <w:pPr>
+        <w:pStyle w:val="ListParagraph"/>
+        <w:numPr>
+          <w:ilvl w:val="0"/>
+          <w:numId w:val="102"/>
+        </w:numPr>
+        <w:spacing w:after="0"/>
+      </w:pPr>
+      <w:r>
+        <w:t xml:space="preserve">Stop calling </w:t>
+      </w:r>
+      <w:proofErr w:type="spellStart"/>
+      <w:r>
+        <w:t>get_meta</w:t>
+      </w:r>
+      <w:proofErr w:type="spellEnd"/>
+      <w:r>
+        <w:t xml:space="preserve">() (it doesn’t exist). Use await </w:t>
+      </w:r>
+      <w:proofErr w:type="spellStart"/>
+      <w:r>
+        <w:t>store.get</w:t>
+      </w:r>
+      <w:proofErr w:type="spellEnd"/>
+      <w:r>
+        <w:t>(</w:t>
+      </w:r>
+      <w:proofErr w:type="spellStart"/>
+      <w:r>
+        <w:t>artifact_id</w:t>
+      </w:r>
+      <w:proofErr w:type="spellEnd"/>
+      <w:r>
+        <w:t xml:space="preserve">) to fetch the Artifact object and await </w:t>
+      </w:r>
+      <w:proofErr w:type="spellStart"/>
+      <w:r>
+        <w:t>store.read</w:t>
+      </w:r>
+      <w:proofErr w:type="spellEnd"/>
+      <w:r>
+        <w:t>(</w:t>
+      </w:r>
+      <w:proofErr w:type="spellStart"/>
+      <w:r>
+        <w:t>artifact_id</w:t>
+      </w:r>
+      <w:proofErr w:type="spellEnd"/>
+      <w:r>
+        <w:t>) for bytes.</w:t>
+      </w:r>
+    </w:p>
+    <w:p>
+      <w:pPr>
+        <w:pStyle w:val="ListParagraph"/>
+        <w:numPr>
+          <w:ilvl w:val="0"/>
+          <w:numId w:val="102"/>
+        </w:numPr>
+        <w:spacing w:after="0"/>
+      </w:pPr>
+      <w:r>
+        <w:t xml:space="preserve">Return bytes with </w:t>
+      </w:r>
+      <w:proofErr w:type="spellStart"/>
+      <w:r>
+        <w:t>media_type</w:t>
+      </w:r>
+      <w:proofErr w:type="spellEnd"/>
+      <w:r>
+        <w:t>=</w:t>
+      </w:r>
+      <w:proofErr w:type="spellStart"/>
+      <w:r>
+        <w:t>artifact.mime_type</w:t>
+      </w:r>
+      <w:proofErr w:type="spellEnd"/>
+      <w:r>
+        <w:t xml:space="preserve"> (fallback application/octet-stream).</w:t>
+      </w:r>
+    </w:p>
+    <w:p>
+      <w:pPr>
+        <w:pStyle w:val="ListParagraph"/>
+        <w:numPr>
+          <w:ilvl w:val="0"/>
+          <w:numId w:val="102"/>
+        </w:numPr>
+        <w:spacing w:after="0"/>
+      </w:pPr>
+      <w:r>
+        <w:t>Optional but useful: add /runs/artifacts/{</w:t>
+      </w:r>
+      <w:proofErr w:type="spellStart"/>
+      <w:r>
+        <w:t>artifact_id</w:t>
+      </w:r>
+      <w:proofErr w:type="spellEnd"/>
+      <w:r>
+        <w:t>}/meta to return the Artifact JSON separately.</w:t>
+      </w:r>
+    </w:p>
+    <w:p>
+      <w:pPr>
+        <w:pStyle w:val="ListParagraph"/>
+        <w:spacing w:after="0"/>
+        <w:rPr>
+          <w:b/>
+          <w:bCs/>
+        </w:rPr>
+      </w:pPr>
+      <w:r>
+        <w:rPr>
+          <w:b/>
+          <w:bCs/>
+        </w:rPr>
+        <w:t>2) Ensure LLM artifact payload = actual output</w:t>
+      </w:r>
+    </w:p>
+    <w:p>
+      <w:pPr>
+        <w:pStyle w:val="ListParagraph"/>
+        <w:numPr>
+          <w:ilvl w:val="0"/>
+          <w:numId w:val="103"/>
+        </w:numPr>
+        <w:spacing w:after="0"/>
+      </w:pPr>
+      <w:r>
+        <w:t xml:space="preserve">In </w:t>
+      </w:r>
+      <w:proofErr w:type="spellStart"/>
+      <w:r>
+        <w:t>run_graph</w:t>
+      </w:r>
+      <w:proofErr w:type="spellEnd"/>
+      <w:r>
+        <w:t xml:space="preserve"> artifact-write block, for kind=="</w:t>
+      </w:r>
+      <w:proofErr w:type="spellStart"/>
+      <w:r>
+        <w:t>llm</w:t>
+      </w:r>
+      <w:proofErr w:type="spellEnd"/>
+      <w:r>
+        <w:t xml:space="preserve">" always write </w:t>
+      </w:r>
+      <w:proofErr w:type="spellStart"/>
+      <w:r>
+        <w:t>output.data</w:t>
+      </w:r>
+      <w:proofErr w:type="spellEnd"/>
+      <w:r>
+        <w:t xml:space="preserve"> (string) as bytes (or canonical JSON string if </w:t>
+      </w:r>
+      <w:proofErr w:type="spellStart"/>
+      <w:r>
+        <w:t>output_mode</w:t>
+      </w:r>
+      <w:proofErr w:type="spellEnd"/>
+      <w:r>
+        <w:t>=</w:t>
+      </w:r>
+      <w:proofErr w:type="spellStart"/>
+      <w:r>
+        <w:t>json</w:t>
+      </w:r>
+      <w:proofErr w:type="spellEnd"/>
+      <w:r>
+        <w:t>).</w:t>
+      </w:r>
+    </w:p>
+    <w:p>
+      <w:pPr>
+        <w:pStyle w:val="ListParagraph"/>
+        <w:numPr>
+          <w:ilvl w:val="0"/>
+          <w:numId w:val="103"/>
+        </w:numPr>
+        <w:spacing w:after="0"/>
+      </w:pPr>
+      <w:r>
+        <w:t xml:space="preserve">Keep </w:t>
+      </w:r>
+      <w:proofErr w:type="spellStart"/>
+      <w:r>
+        <w:t>NodeOutput.metadata</w:t>
+      </w:r>
+      <w:proofErr w:type="spellEnd"/>
+      <w:r>
+        <w:t xml:space="preserve"> as “display/lineage metadata” only; do not store </w:t>
+      </w:r>
+      <w:proofErr w:type="spellStart"/>
+      <w:r>
+        <w:t>NodeOutput</w:t>
+      </w:r>
+      <w:proofErr w:type="spellEnd"/>
+      <w:r>
+        <w:t xml:space="preserve"> JSON as the artifact payload for LLM.</w:t>
+      </w:r>
+    </w:p>
+    <w:p>
+      <w:pPr>
+        <w:pStyle w:val="ListParagraph"/>
+        <w:spacing w:after="0"/>
+        <w:rPr>
+          <w:b/>
+          <w:bCs/>
+        </w:rPr>
+      </w:pPr>
+      <w:r>
+        <w:rPr>
+          <w:b/>
+          <w:bCs/>
+        </w:rPr>
+        <w:t>3) Decide and enforce “canonical bytes” rules</w:t>
+      </w:r>
+    </w:p>
+    <w:p>
+      <w:pPr>
+        <w:pStyle w:val="ListParagraph"/>
+        <w:spacing w:after="0"/>
+      </w:pPr>
+      <w:r>
+        <w:t xml:space="preserve">You need one canonical </w:t>
+      </w:r>
+      <w:proofErr w:type="gramStart"/>
+      <w:r>
+        <w:t>representation</w:t>
+      </w:r>
+      <w:proofErr w:type="gramEnd"/>
+      <w:r>
+        <w:t xml:space="preserve"> so hashes are stable:</w:t>
+      </w:r>
+    </w:p>
+    <w:p>
+      <w:pPr>
+        <w:pStyle w:val="ListParagraph"/>
+        <w:numPr>
+          <w:ilvl w:val="0"/>
+          <w:numId w:val="104"/>
+        </w:numPr>
+        <w:spacing w:after="0"/>
+      </w:pPr>
+      <w:r>
+        <w:t>text: UTF-8 bytes of the string</w:t>
+      </w:r>
+    </w:p>
+    <w:p>
+      <w:pPr>
+        <w:pStyle w:val="ListParagraph"/>
+        <w:numPr>
+          <w:ilvl w:val="0"/>
+          <w:numId w:val="104"/>
+        </w:numPr>
+        <w:spacing w:after="0"/>
+      </w:pPr>
+      <w:proofErr w:type="spellStart"/>
+      <w:r>
+        <w:t>json</w:t>
+      </w:r>
+      <w:proofErr w:type="spellEnd"/>
+      <w:r>
+        <w:t xml:space="preserve">: </w:t>
+      </w:r>
+      <w:proofErr w:type="spellStart"/>
+      <w:r>
+        <w:t>json.dumps</w:t>
+      </w:r>
+      <w:proofErr w:type="spellEnd"/>
+      <w:r>
+        <w:t xml:space="preserve">(obj, separators=(",", ":"), </w:t>
+      </w:r>
+      <w:proofErr w:type="spellStart"/>
+      <w:r>
+        <w:t>sort_keys</w:t>
+      </w:r>
+      <w:proofErr w:type="spellEnd"/>
+      <w:r>
+        <w:t>=True) then UTF-8 bytes</w:t>
+      </w:r>
+      <w:r>
+        <w:br/>
+        <w:t>This ensures content hash / artifact id are deterministic.</w:t>
+      </w:r>
+    </w:p>
+    <w:p>
+      <w:pPr>
+        <w:pStyle w:val="ListParagraph"/>
+        <w:spacing w:after="0"/>
+        <w:rPr>
+          <w:b/>
+          <w:bCs/>
+        </w:rPr>
+      </w:pPr>
+      <w:r>
+        <w:rPr>
+          <w:b/>
+          <w:bCs/>
+        </w:rPr>
+        <w:t>4) Align what the UI uses to fetch artifacts</w:t>
+      </w:r>
+    </w:p>
+    <w:p>
+      <w:pPr>
+        <w:pStyle w:val="ListParagraph"/>
+        <w:numPr>
+          <w:ilvl w:val="0"/>
+          <w:numId w:val="105"/>
+        </w:numPr>
+        <w:spacing w:after="0"/>
+      </w:pPr>
+      <w:r>
+        <w:lastRenderedPageBreak/>
+        <w:t xml:space="preserve">UI should fetch by </w:t>
+      </w:r>
+      <w:proofErr w:type="spellStart"/>
+      <w:r>
+        <w:rPr>
+          <w:b/>
+          <w:bCs/>
+        </w:rPr>
+        <w:t>artifactId</w:t>
+      </w:r>
+      <w:proofErr w:type="spellEnd"/>
+      <w:r>
+        <w:t xml:space="preserve"> from the </w:t>
+      </w:r>
+      <w:proofErr w:type="spellStart"/>
+      <w:r>
+        <w:t>node_output</w:t>
+      </w:r>
+      <w:proofErr w:type="spellEnd"/>
+      <w:r>
+        <w:t xml:space="preserve"> event (not </w:t>
+      </w:r>
+      <w:proofErr w:type="spellStart"/>
+      <w:r>
+        <w:t>content_hash</w:t>
+      </w:r>
+      <w:proofErr w:type="spellEnd"/>
+      <w:r>
+        <w:t>).</w:t>
+      </w:r>
+    </w:p>
+    <w:p>
+      <w:pPr>
+        <w:pStyle w:val="ListParagraph"/>
+        <w:numPr>
+          <w:ilvl w:val="0"/>
+          <w:numId w:val="105"/>
+        </w:numPr>
+        <w:spacing w:after="0"/>
+      </w:pPr>
+      <w:r>
+        <w:t xml:space="preserve">Treat </w:t>
+      </w:r>
+      <w:proofErr w:type="spellStart"/>
+      <w:r>
+        <w:t>content_hash</w:t>
+      </w:r>
+      <w:proofErr w:type="spellEnd"/>
+      <w:r>
+        <w:t xml:space="preserve"> as informational/lineage; if you ever want “content-addressed fetch”, then make </w:t>
+      </w:r>
+      <w:proofErr w:type="spellStart"/>
+      <w:r>
+        <w:t>artifact_id</w:t>
+      </w:r>
+      <w:proofErr w:type="spellEnd"/>
+      <w:r>
+        <w:t xml:space="preserve"> == </w:t>
+      </w:r>
+      <w:proofErr w:type="spellStart"/>
+      <w:r>
+        <w:t>content_hash</w:t>
+      </w:r>
+      <w:proofErr w:type="spellEnd"/>
+      <w:r>
+        <w:t xml:space="preserve"> by design (or provide a lookup endpoint).</w:t>
+      </w:r>
+    </w:p>
+    <w:p>
+      <w:pPr>
+        <w:pStyle w:val="ListParagraph"/>
+        <w:spacing w:after="0"/>
+        <w:rPr>
+          <w:b/>
+          <w:bCs/>
+        </w:rPr>
+      </w:pPr>
+      <w:r>
+        <w:rPr>
+          <w:b/>
+          <w:bCs/>
+        </w:rPr>
+        <w:t>5) Fix state updates so UI is always consistent</w:t>
+      </w:r>
+    </w:p>
+    <w:p>
+      <w:pPr>
+        <w:pStyle w:val="ListParagraph"/>
+        <w:numPr>
+          <w:ilvl w:val="0"/>
+          <w:numId w:val="106"/>
+        </w:numPr>
+        <w:spacing w:after="0"/>
+      </w:pPr>
+      <w:r>
+        <w:t xml:space="preserve">Your bus </w:t>
+      </w:r>
+      <w:proofErr w:type="spellStart"/>
+      <w:r>
+        <w:t>on_emit</w:t>
+      </w:r>
+      <w:proofErr w:type="spellEnd"/>
+      <w:r>
+        <w:t xml:space="preserve"> must not throw. Right </w:t>
+      </w:r>
+      <w:proofErr w:type="gramStart"/>
+      <w:r>
+        <w:t>now</w:t>
+      </w:r>
+      <w:proofErr w:type="gramEnd"/>
+      <w:r>
+        <w:t xml:space="preserve"> you saw _</w:t>
+      </w:r>
+      <w:proofErr w:type="spellStart"/>
+      <w:r>
+        <w:t>apply_event_to_state</w:t>
+      </w:r>
+      <w:proofErr w:type="spellEnd"/>
+      <w:r>
+        <w:t xml:space="preserve"> missing earlier—make sure </w:t>
+      </w:r>
+      <w:proofErr w:type="spellStart"/>
+      <w:r>
+        <w:t>RuntimeManager</w:t>
+      </w:r>
+      <w:proofErr w:type="spellEnd"/>
+      <w:r>
+        <w:t xml:space="preserve"> defines it (it now does) and that </w:t>
+      </w:r>
+      <w:proofErr w:type="spellStart"/>
+      <w:r>
+        <w:t>RunEventBus</w:t>
+      </w:r>
+      <w:proofErr w:type="spellEnd"/>
+      <w:r>
+        <w:t xml:space="preserve"> calls it safely.</w:t>
+      </w:r>
+    </w:p>
+    <w:p>
+      <w:pPr>
+        <w:pStyle w:val="ListParagraph"/>
+        <w:numPr>
+          <w:ilvl w:val="0"/>
+          <w:numId w:val="106"/>
+        </w:numPr>
+        <w:spacing w:after="0"/>
+      </w:pPr>
+      <w:r>
+        <w:t>Update node statuses to match UI expectations (you currently set "running" / "succeeded" but your UI earlier used "</w:t>
+      </w:r>
+      <w:proofErr w:type="spellStart"/>
+      <w:r>
+        <w:t>idle|active|done</w:t>
+      </w:r>
+      <w:proofErr w:type="spellEnd"/>
+      <w:r>
+        <w:t>"—pick one vocabulary and map consistently).</w:t>
+      </w:r>
+    </w:p>
+    <w:p>
+      <w:pPr>
+        <w:pStyle w:val="ListParagraph"/>
+        <w:spacing w:after="0"/>
+        <w:rPr>
+          <w:b/>
+          <w:bCs/>
+        </w:rPr>
+      </w:pPr>
+      <w:r>
+        <w:rPr>
+          <w:b/>
+          <w:bCs/>
+        </w:rPr>
+        <w:t>6) Finish the caching contract (</w:t>
+      </w:r>
+      <w:proofErr w:type="spellStart"/>
+      <w:r>
+        <w:rPr>
+          <w:b/>
+          <w:bCs/>
+        </w:rPr>
+        <w:t>exec_key</w:t>
+      </w:r>
+      <w:proofErr w:type="spellEnd"/>
+      <w:r>
+        <w:rPr>
+          <w:b/>
+          <w:bCs/>
+        </w:rPr>
+        <w:t xml:space="preserve"> → </w:t>
+      </w:r>
+      <w:proofErr w:type="spellStart"/>
+      <w:r>
+        <w:rPr>
+          <w:b/>
+          <w:bCs/>
+        </w:rPr>
+        <w:t>artifact_id</w:t>
+      </w:r>
+      <w:proofErr w:type="spellEnd"/>
+      <w:r>
+        <w:rPr>
+          <w:b/>
+          <w:bCs/>
+        </w:rPr>
+        <w:t>)</w:t>
+      </w:r>
+    </w:p>
+    <w:p>
+      <w:pPr>
+        <w:pStyle w:val="ListParagraph"/>
+        <w:numPr>
+          <w:ilvl w:val="0"/>
+          <w:numId w:val="107"/>
+        </w:numPr>
+        <w:spacing w:after="0"/>
+      </w:pPr>
+      <w:r>
+        <w:t xml:space="preserve">Confirm </w:t>
+      </w:r>
+      <w:proofErr w:type="spellStart"/>
+      <w:r>
+        <w:t>exec_key</w:t>
+      </w:r>
+      <w:proofErr w:type="spellEnd"/>
+      <w:r>
+        <w:t xml:space="preserve"> is built from:</w:t>
+      </w:r>
+    </w:p>
+    <w:p>
+      <w:pPr>
+        <w:pStyle w:val="ListParagraph"/>
+        <w:numPr>
+          <w:ilvl w:val="1"/>
+          <w:numId w:val="107"/>
+        </w:numPr>
+        <w:spacing w:after="0"/>
+      </w:pPr>
+      <w:r>
+        <w:t xml:space="preserve">upstream </w:t>
+      </w:r>
+      <w:proofErr w:type="spellStart"/>
+      <w:r>
+        <w:t>artifact_ids</w:t>
+      </w:r>
+      <w:proofErr w:type="spellEnd"/>
+      <w:r>
+        <w:t xml:space="preserve"> (ordered)</w:t>
+      </w:r>
+    </w:p>
+    <w:p>
+      <w:pPr>
+        <w:pStyle w:val="ListParagraph"/>
+        <w:numPr>
+          <w:ilvl w:val="1"/>
+          <w:numId w:val="107"/>
+        </w:numPr>
+        <w:spacing w:after="0"/>
+      </w:pPr>
+      <w:r>
+        <w:t>normalized node params</w:t>
+      </w:r>
+    </w:p>
+    <w:p>
+      <w:pPr>
+        <w:pStyle w:val="ListParagraph"/>
+        <w:numPr>
+          <w:ilvl w:val="1"/>
+          <w:numId w:val="107"/>
+        </w:numPr>
+        <w:spacing w:after="0"/>
+      </w:pPr>
+      <w:proofErr w:type="spellStart"/>
+      <w:r>
+        <w:t>execution_version</w:t>
+      </w:r>
+      <w:proofErr w:type="spellEnd"/>
+      <w:r>
+        <w:t xml:space="preserve"> (git build/version)</w:t>
+      </w:r>
+    </w:p>
+    <w:p>
+      <w:pPr>
+        <w:pStyle w:val="ListParagraph"/>
+        <w:numPr>
+          <w:ilvl w:val="0"/>
+          <w:numId w:val="107"/>
+        </w:numPr>
+        <w:spacing w:after="0"/>
+      </w:pPr>
+      <w:r>
+        <w:t>If cache hit:</w:t>
+      </w:r>
+    </w:p>
+    <w:p>
+      <w:pPr>
+        <w:pStyle w:val="ListParagraph"/>
+        <w:numPr>
+          <w:ilvl w:val="1"/>
+          <w:numId w:val="107"/>
+        </w:numPr>
+        <w:spacing w:after="0"/>
+      </w:pPr>
+      <w:r>
+        <w:t xml:space="preserve">emit </w:t>
+      </w:r>
+      <w:proofErr w:type="spellStart"/>
+      <w:r>
+        <w:t>node_output</w:t>
+      </w:r>
+      <w:proofErr w:type="spellEnd"/>
+      <w:r>
+        <w:t xml:space="preserve"> with the cached </w:t>
+      </w:r>
+      <w:proofErr w:type="spellStart"/>
+      <w:r>
+        <w:t>artifactId</w:t>
+      </w:r>
+      <w:proofErr w:type="spellEnd"/>
+    </w:p>
+    <w:p>
+      <w:pPr>
+        <w:pStyle w:val="ListParagraph"/>
+        <w:numPr>
+          <w:ilvl w:val="1"/>
+          <w:numId w:val="107"/>
+        </w:numPr>
+        <w:spacing w:after="0"/>
+      </w:pPr>
+      <w:r>
+        <w:t xml:space="preserve">emit </w:t>
+      </w:r>
+      <w:proofErr w:type="spellStart"/>
+      <w:r>
+        <w:t>node_finished</w:t>
+      </w:r>
+      <w:proofErr w:type="spellEnd"/>
+      <w:r>
+        <w:t xml:space="preserve"> with status "skipped" or "succeeded" + a flag like "cached": true (your choice)</w:t>
+      </w:r>
+    </w:p>
+    <w:p>
+      <w:pPr>
+        <w:pStyle w:val="ListParagraph"/>
+        <w:spacing w:after="0"/>
+        <w:rPr>
+          <w:b/>
+          <w:bCs/>
+        </w:rPr>
+      </w:pPr>
+      <w:r>
+        <w:rPr>
+          <w:b/>
+          <w:bCs/>
+        </w:rPr>
+        <w:t>7) Add 2 minimal smoke tests (manual is fine)</w:t>
+      </w:r>
+    </w:p>
+    <w:p>
+      <w:pPr>
+        <w:pStyle w:val="ListParagraph"/>
+        <w:numPr>
+          <w:ilvl w:val="0"/>
+          <w:numId w:val="108"/>
+        </w:numPr>
+        <w:spacing w:after="0"/>
+      </w:pPr>
+      <w:r>
+        <w:t xml:space="preserve">Run a graph once, copy </w:t>
+      </w:r>
+      <w:proofErr w:type="spellStart"/>
+      <w:r>
+        <w:t>artifactId</w:t>
+      </w:r>
+      <w:proofErr w:type="spellEnd"/>
+      <w:r>
+        <w:t xml:space="preserve"> from </w:t>
+      </w:r>
+      <w:proofErr w:type="spellStart"/>
+      <w:r>
+        <w:t>node_output</w:t>
+      </w:r>
+      <w:proofErr w:type="spellEnd"/>
+      <w:r>
+        <w:t>, GET it, verify bytes match LLM output.</w:t>
+      </w:r>
+    </w:p>
+    <w:p>
+      <w:pPr>
+        <w:pStyle w:val="ListParagraph"/>
+        <w:numPr>
+          <w:ilvl w:val="0"/>
+          <w:numId w:val="108"/>
+        </w:numPr>
+        <w:spacing w:after="0"/>
+      </w:pPr>
+      <w:r>
+        <w:t xml:space="preserve">Run again unchanged, verify cache hit and same </w:t>
+      </w:r>
+      <w:proofErr w:type="spellStart"/>
+      <w:r>
+        <w:t>artifactId</w:t>
+      </w:r>
+      <w:proofErr w:type="spellEnd"/>
+      <w:r>
+        <w:t>.</w:t>
+      </w:r>
+    </w:p>
+    <w:p>
+      <w:pPr>
+        <w:pStyle w:val="ListParagraph"/>
+        <w:spacing w:after="0"/>
+      </w:pPr>
+      <w:r>
+        <w:t>If you want, paste your current /runs/artifacts/{</w:t>
+      </w:r>
+      <w:proofErr w:type="spellStart"/>
+      <w:r>
+        <w:t>artifact_id</w:t>
+      </w:r>
+      <w:proofErr w:type="spellEnd"/>
+      <w:r>
+        <w:t xml:space="preserve">} route and </w:t>
+      </w:r>
+      <w:proofErr w:type="spellStart"/>
+      <w:r>
+        <w:t>MemoryArtifactStore</w:t>
+      </w:r>
+      <w:proofErr w:type="spellEnd"/>
+      <w:r>
+        <w:t xml:space="preserve"> get()/read() signatures and I’ll point out the exact adjustments (no refactors, just correctness).</w:t>
+      </w:r>
+    </w:p>
+    <w:p>
+      <w:pPr>
+        <w:pStyle w:val="ListParagraph"/>
+        <w:spacing w:after="0"/>
+      </w:pPr>
     </w:p>
     <w:sectPr>
       <w:pgSz w:w="12240" w:h="15840"/>
@@ -14194,6 +16657,155 @@
     </w:lvl>
   </w:abstractNum>
   <w:abstractNum w:abstractNumId="16" w15:restartNumberingAfterBreak="0">
+    <w:nsid w:val="121F7282"/>
+    <w:multiLevelType w:val="multilevel"/>
+    <w:tmpl w:val="78F031AE"/>
+    <w:lvl w:ilvl="0">
+      <w:start w:val="1"/>
+      <w:numFmt w:val="bullet"/>
+      <w:lvlText w:val=""/>
+      <w:lvlJc w:val="left"/>
+      <w:pPr>
+        <w:tabs>
+          <w:tab w:val="num" w:pos="720"/>
+        </w:tabs>
+        <w:ind w:left="720" w:hanging="360"/>
+      </w:pPr>
+      <w:rPr>
+        <w:rFonts w:ascii="Symbol" w:hAnsi="Symbol" w:hint="default"/>
+        <w:sz w:val="20"/>
+      </w:rPr>
+    </w:lvl>
+    <w:lvl w:ilvl="1" w:tentative="1">
+      <w:start w:val="1"/>
+      <w:numFmt w:val="bullet"/>
+      <w:lvlText w:val="o"/>
+      <w:lvlJc w:val="left"/>
+      <w:pPr>
+        <w:tabs>
+          <w:tab w:val="num" w:pos="1440"/>
+        </w:tabs>
+        <w:ind w:left="1440" w:hanging="360"/>
+      </w:pPr>
+      <w:rPr>
+        <w:rFonts w:ascii="Courier New" w:hAnsi="Courier New" w:hint="default"/>
+        <w:sz w:val="20"/>
+      </w:rPr>
+    </w:lvl>
+    <w:lvl w:ilvl="2" w:tentative="1">
+      <w:start w:val="1"/>
+      <w:numFmt w:val="bullet"/>
+      <w:lvlText w:val=""/>
+      <w:lvlJc w:val="left"/>
+      <w:pPr>
+        <w:tabs>
+          <w:tab w:val="num" w:pos="2160"/>
+        </w:tabs>
+        <w:ind w:left="2160" w:hanging="360"/>
+      </w:pPr>
+      <w:rPr>
+        <w:rFonts w:ascii="Wingdings" w:hAnsi="Wingdings" w:hint="default"/>
+        <w:sz w:val="20"/>
+      </w:rPr>
+    </w:lvl>
+    <w:lvl w:ilvl="3" w:tentative="1">
+      <w:start w:val="1"/>
+      <w:numFmt w:val="bullet"/>
+      <w:lvlText w:val=""/>
+      <w:lvlJc w:val="left"/>
+      <w:pPr>
+        <w:tabs>
+          <w:tab w:val="num" w:pos="2880"/>
+        </w:tabs>
+        <w:ind w:left="2880" w:hanging="360"/>
+      </w:pPr>
+      <w:rPr>
+        <w:rFonts w:ascii="Wingdings" w:hAnsi="Wingdings" w:hint="default"/>
+        <w:sz w:val="20"/>
+      </w:rPr>
+    </w:lvl>
+    <w:lvl w:ilvl="4" w:tentative="1">
+      <w:start w:val="1"/>
+      <w:numFmt w:val="bullet"/>
+      <w:lvlText w:val=""/>
+      <w:lvlJc w:val="left"/>
+      <w:pPr>
+        <w:tabs>
+          <w:tab w:val="num" w:pos="3600"/>
+        </w:tabs>
+        <w:ind w:left="3600" w:hanging="360"/>
+      </w:pPr>
+      <w:rPr>
+        <w:rFonts w:ascii="Wingdings" w:hAnsi="Wingdings" w:hint="default"/>
+        <w:sz w:val="20"/>
+      </w:rPr>
+    </w:lvl>
+    <w:lvl w:ilvl="5" w:tentative="1">
+      <w:start w:val="1"/>
+      <w:numFmt w:val="bullet"/>
+      <w:lvlText w:val=""/>
+      <w:lvlJc w:val="left"/>
+      <w:pPr>
+        <w:tabs>
+          <w:tab w:val="num" w:pos="4320"/>
+        </w:tabs>
+        <w:ind w:left="4320" w:hanging="360"/>
+      </w:pPr>
+      <w:rPr>
+        <w:rFonts w:ascii="Wingdings" w:hAnsi="Wingdings" w:hint="default"/>
+        <w:sz w:val="20"/>
+      </w:rPr>
+    </w:lvl>
+    <w:lvl w:ilvl="6" w:tentative="1">
+      <w:start w:val="1"/>
+      <w:numFmt w:val="bullet"/>
+      <w:lvlText w:val=""/>
+      <w:lvlJc w:val="left"/>
+      <w:pPr>
+        <w:tabs>
+          <w:tab w:val="num" w:pos="5040"/>
+        </w:tabs>
+        <w:ind w:left="5040" w:hanging="360"/>
+      </w:pPr>
+      <w:rPr>
+        <w:rFonts w:ascii="Wingdings" w:hAnsi="Wingdings" w:hint="default"/>
+        <w:sz w:val="20"/>
+      </w:rPr>
+    </w:lvl>
+    <w:lvl w:ilvl="7" w:tentative="1">
+      <w:start w:val="1"/>
+      <w:numFmt w:val="bullet"/>
+      <w:lvlText w:val=""/>
+      <w:lvlJc w:val="left"/>
+      <w:pPr>
+        <w:tabs>
+          <w:tab w:val="num" w:pos="5760"/>
+        </w:tabs>
+        <w:ind w:left="5760" w:hanging="360"/>
+      </w:pPr>
+      <w:rPr>
+        <w:rFonts w:ascii="Wingdings" w:hAnsi="Wingdings" w:hint="default"/>
+        <w:sz w:val="20"/>
+      </w:rPr>
+    </w:lvl>
+    <w:lvl w:ilvl="8" w:tentative="1">
+      <w:start w:val="1"/>
+      <w:numFmt w:val="bullet"/>
+      <w:lvlText w:val=""/>
+      <w:lvlJc w:val="left"/>
+      <w:pPr>
+        <w:tabs>
+          <w:tab w:val="num" w:pos="6480"/>
+        </w:tabs>
+        <w:ind w:left="6480" w:hanging="360"/>
+      </w:pPr>
+      <w:rPr>
+        <w:rFonts w:ascii="Wingdings" w:hAnsi="Wingdings" w:hint="default"/>
+        <w:sz w:val="20"/>
+      </w:rPr>
+    </w:lvl>
+  </w:abstractNum>
+  <w:abstractNum w:abstractNumId="17" w15:restartNumberingAfterBreak="0">
     <w:nsid w:val="12FE5D5D"/>
     <w:multiLevelType w:val="multilevel"/>
     <w:tmpl w:val="1E540846"/>
@@ -14342,7 +16954,7 @@
       </w:rPr>
     </w:lvl>
   </w:abstractNum>
-  <w:abstractNum w:abstractNumId="17" w15:restartNumberingAfterBreak="0">
+  <w:abstractNum w:abstractNumId="18" w15:restartNumberingAfterBreak="0">
     <w:nsid w:val="13670AA5"/>
     <w:multiLevelType w:val="multilevel"/>
     <w:tmpl w:val="26F041A0"/>
@@ -14491,7 +17103,156 @@
       </w:rPr>
     </w:lvl>
   </w:abstractNum>
-  <w:abstractNum w:abstractNumId="18" w15:restartNumberingAfterBreak="0">
+  <w:abstractNum w:abstractNumId="19" w15:restartNumberingAfterBreak="0">
+    <w:nsid w:val="141178C8"/>
+    <w:multiLevelType w:val="multilevel"/>
+    <w:tmpl w:val="CF50C322"/>
+    <w:lvl w:ilvl="0">
+      <w:start w:val="1"/>
+      <w:numFmt w:val="bullet"/>
+      <w:lvlText w:val=""/>
+      <w:lvlJc w:val="left"/>
+      <w:pPr>
+        <w:tabs>
+          <w:tab w:val="num" w:pos="720"/>
+        </w:tabs>
+        <w:ind w:left="720" w:hanging="360"/>
+      </w:pPr>
+      <w:rPr>
+        <w:rFonts w:ascii="Symbol" w:hAnsi="Symbol" w:hint="default"/>
+        <w:sz w:val="20"/>
+      </w:rPr>
+    </w:lvl>
+    <w:lvl w:ilvl="1" w:tentative="1">
+      <w:start w:val="1"/>
+      <w:numFmt w:val="bullet"/>
+      <w:lvlText w:val="o"/>
+      <w:lvlJc w:val="left"/>
+      <w:pPr>
+        <w:tabs>
+          <w:tab w:val="num" w:pos="1440"/>
+        </w:tabs>
+        <w:ind w:left="1440" w:hanging="360"/>
+      </w:pPr>
+      <w:rPr>
+        <w:rFonts w:ascii="Courier New" w:hAnsi="Courier New" w:hint="default"/>
+        <w:sz w:val="20"/>
+      </w:rPr>
+    </w:lvl>
+    <w:lvl w:ilvl="2" w:tentative="1">
+      <w:start w:val="1"/>
+      <w:numFmt w:val="bullet"/>
+      <w:lvlText w:val=""/>
+      <w:lvlJc w:val="left"/>
+      <w:pPr>
+        <w:tabs>
+          <w:tab w:val="num" w:pos="2160"/>
+        </w:tabs>
+        <w:ind w:left="2160" w:hanging="360"/>
+      </w:pPr>
+      <w:rPr>
+        <w:rFonts w:ascii="Wingdings" w:hAnsi="Wingdings" w:hint="default"/>
+        <w:sz w:val="20"/>
+      </w:rPr>
+    </w:lvl>
+    <w:lvl w:ilvl="3" w:tentative="1">
+      <w:start w:val="1"/>
+      <w:numFmt w:val="bullet"/>
+      <w:lvlText w:val=""/>
+      <w:lvlJc w:val="left"/>
+      <w:pPr>
+        <w:tabs>
+          <w:tab w:val="num" w:pos="2880"/>
+        </w:tabs>
+        <w:ind w:left="2880" w:hanging="360"/>
+      </w:pPr>
+      <w:rPr>
+        <w:rFonts w:ascii="Wingdings" w:hAnsi="Wingdings" w:hint="default"/>
+        <w:sz w:val="20"/>
+      </w:rPr>
+    </w:lvl>
+    <w:lvl w:ilvl="4" w:tentative="1">
+      <w:start w:val="1"/>
+      <w:numFmt w:val="bullet"/>
+      <w:lvlText w:val=""/>
+      <w:lvlJc w:val="left"/>
+      <w:pPr>
+        <w:tabs>
+          <w:tab w:val="num" w:pos="3600"/>
+        </w:tabs>
+        <w:ind w:left="3600" w:hanging="360"/>
+      </w:pPr>
+      <w:rPr>
+        <w:rFonts w:ascii="Wingdings" w:hAnsi="Wingdings" w:hint="default"/>
+        <w:sz w:val="20"/>
+      </w:rPr>
+    </w:lvl>
+    <w:lvl w:ilvl="5" w:tentative="1">
+      <w:start w:val="1"/>
+      <w:numFmt w:val="bullet"/>
+      <w:lvlText w:val=""/>
+      <w:lvlJc w:val="left"/>
+      <w:pPr>
+        <w:tabs>
+          <w:tab w:val="num" w:pos="4320"/>
+        </w:tabs>
+        <w:ind w:left="4320" w:hanging="360"/>
+      </w:pPr>
+      <w:rPr>
+        <w:rFonts w:ascii="Wingdings" w:hAnsi="Wingdings" w:hint="default"/>
+        <w:sz w:val="20"/>
+      </w:rPr>
+    </w:lvl>
+    <w:lvl w:ilvl="6" w:tentative="1">
+      <w:start w:val="1"/>
+      <w:numFmt w:val="bullet"/>
+      <w:lvlText w:val=""/>
+      <w:lvlJc w:val="left"/>
+      <w:pPr>
+        <w:tabs>
+          <w:tab w:val="num" w:pos="5040"/>
+        </w:tabs>
+        <w:ind w:left="5040" w:hanging="360"/>
+      </w:pPr>
+      <w:rPr>
+        <w:rFonts w:ascii="Wingdings" w:hAnsi="Wingdings" w:hint="default"/>
+        <w:sz w:val="20"/>
+      </w:rPr>
+    </w:lvl>
+    <w:lvl w:ilvl="7" w:tentative="1">
+      <w:start w:val="1"/>
+      <w:numFmt w:val="bullet"/>
+      <w:lvlText w:val=""/>
+      <w:lvlJc w:val="left"/>
+      <w:pPr>
+        <w:tabs>
+          <w:tab w:val="num" w:pos="5760"/>
+        </w:tabs>
+        <w:ind w:left="5760" w:hanging="360"/>
+      </w:pPr>
+      <w:rPr>
+        <w:rFonts w:ascii="Wingdings" w:hAnsi="Wingdings" w:hint="default"/>
+        <w:sz w:val="20"/>
+      </w:rPr>
+    </w:lvl>
+    <w:lvl w:ilvl="8" w:tentative="1">
+      <w:start w:val="1"/>
+      <w:numFmt w:val="bullet"/>
+      <w:lvlText w:val=""/>
+      <w:lvlJc w:val="left"/>
+      <w:pPr>
+        <w:tabs>
+          <w:tab w:val="num" w:pos="6480"/>
+        </w:tabs>
+        <w:ind w:left="6480" w:hanging="360"/>
+      </w:pPr>
+      <w:rPr>
+        <w:rFonts w:ascii="Wingdings" w:hAnsi="Wingdings" w:hint="default"/>
+        <w:sz w:val="20"/>
+      </w:rPr>
+    </w:lvl>
+  </w:abstractNum>
+  <w:abstractNum w:abstractNumId="20" w15:restartNumberingAfterBreak="0">
     <w:nsid w:val="14FF2BD3"/>
     <w:multiLevelType w:val="multilevel"/>
     <w:tmpl w:val="0EBE0252"/>
@@ -14640,7 +17401,7 @@
       </w:rPr>
     </w:lvl>
   </w:abstractNum>
-  <w:abstractNum w:abstractNumId="19" w15:restartNumberingAfterBreak="0">
+  <w:abstractNum w:abstractNumId="21" w15:restartNumberingAfterBreak="0">
     <w:nsid w:val="154C2BCD"/>
     <w:multiLevelType w:val="multilevel"/>
     <w:tmpl w:val="4510E16A"/>
@@ -14753,7 +17514,7 @@
       </w:pPr>
     </w:lvl>
   </w:abstractNum>
-  <w:abstractNum w:abstractNumId="20" w15:restartNumberingAfterBreak="0">
+  <w:abstractNum w:abstractNumId="22" w15:restartNumberingAfterBreak="0">
     <w:nsid w:val="157B54C9"/>
     <w:multiLevelType w:val="multilevel"/>
     <w:tmpl w:val="B48ABBA6"/>
@@ -14902,7 +17663,7 @@
       </w:rPr>
     </w:lvl>
   </w:abstractNum>
-  <w:abstractNum w:abstractNumId="21" w15:restartNumberingAfterBreak="0">
+  <w:abstractNum w:abstractNumId="23" w15:restartNumberingAfterBreak="0">
     <w:nsid w:val="173D4197"/>
     <w:multiLevelType w:val="multilevel"/>
     <w:tmpl w:val="E9A4E946"/>
@@ -15051,7 +17812,7 @@
       </w:rPr>
     </w:lvl>
   </w:abstractNum>
-  <w:abstractNum w:abstractNumId="22" w15:restartNumberingAfterBreak="0">
+  <w:abstractNum w:abstractNumId="24" w15:restartNumberingAfterBreak="0">
     <w:nsid w:val="17C51406"/>
     <w:multiLevelType w:val="multilevel"/>
     <w:tmpl w:val="D46AA0F8"/>
@@ -15200,7 +17961,7 @@
       </w:rPr>
     </w:lvl>
   </w:abstractNum>
-  <w:abstractNum w:abstractNumId="23" w15:restartNumberingAfterBreak="0">
+  <w:abstractNum w:abstractNumId="25" w15:restartNumberingAfterBreak="0">
     <w:nsid w:val="185F29BC"/>
     <w:multiLevelType w:val="multilevel"/>
     <w:tmpl w:val="AE5ED9DA"/>
@@ -15349,7 +18110,156 @@
       </w:rPr>
     </w:lvl>
   </w:abstractNum>
-  <w:abstractNum w:abstractNumId="24" w15:restartNumberingAfterBreak="0">
+  <w:abstractNum w:abstractNumId="26" w15:restartNumberingAfterBreak="0">
+    <w:nsid w:val="186465A9"/>
+    <w:multiLevelType w:val="multilevel"/>
+    <w:tmpl w:val="9F8069C0"/>
+    <w:lvl w:ilvl="0">
+      <w:start w:val="1"/>
+      <w:numFmt w:val="bullet"/>
+      <w:lvlText w:val=""/>
+      <w:lvlJc w:val="left"/>
+      <w:pPr>
+        <w:tabs>
+          <w:tab w:val="num" w:pos="720"/>
+        </w:tabs>
+        <w:ind w:left="720" w:hanging="360"/>
+      </w:pPr>
+      <w:rPr>
+        <w:rFonts w:ascii="Symbol" w:hAnsi="Symbol" w:hint="default"/>
+        <w:sz w:val="20"/>
+      </w:rPr>
+    </w:lvl>
+    <w:lvl w:ilvl="1">
+      <w:start w:val="1"/>
+      <w:numFmt w:val="bullet"/>
+      <w:lvlText w:val="o"/>
+      <w:lvlJc w:val="left"/>
+      <w:pPr>
+        <w:tabs>
+          <w:tab w:val="num" w:pos="1440"/>
+        </w:tabs>
+        <w:ind w:left="1440" w:hanging="360"/>
+      </w:pPr>
+      <w:rPr>
+        <w:rFonts w:ascii="Courier New" w:hAnsi="Courier New" w:hint="default"/>
+        <w:sz w:val="20"/>
+      </w:rPr>
+    </w:lvl>
+    <w:lvl w:ilvl="2" w:tentative="1">
+      <w:start w:val="1"/>
+      <w:numFmt w:val="bullet"/>
+      <w:lvlText w:val=""/>
+      <w:lvlJc w:val="left"/>
+      <w:pPr>
+        <w:tabs>
+          <w:tab w:val="num" w:pos="2160"/>
+        </w:tabs>
+        <w:ind w:left="2160" w:hanging="360"/>
+      </w:pPr>
+      <w:rPr>
+        <w:rFonts w:ascii="Wingdings" w:hAnsi="Wingdings" w:hint="default"/>
+        <w:sz w:val="20"/>
+      </w:rPr>
+    </w:lvl>
+    <w:lvl w:ilvl="3" w:tentative="1">
+      <w:start w:val="1"/>
+      <w:numFmt w:val="bullet"/>
+      <w:lvlText w:val=""/>
+      <w:lvlJc w:val="left"/>
+      <w:pPr>
+        <w:tabs>
+          <w:tab w:val="num" w:pos="2880"/>
+        </w:tabs>
+        <w:ind w:left="2880" w:hanging="360"/>
+      </w:pPr>
+      <w:rPr>
+        <w:rFonts w:ascii="Wingdings" w:hAnsi="Wingdings" w:hint="default"/>
+        <w:sz w:val="20"/>
+      </w:rPr>
+    </w:lvl>
+    <w:lvl w:ilvl="4" w:tentative="1">
+      <w:start w:val="1"/>
+      <w:numFmt w:val="bullet"/>
+      <w:lvlText w:val=""/>
+      <w:lvlJc w:val="left"/>
+      <w:pPr>
+        <w:tabs>
+          <w:tab w:val="num" w:pos="3600"/>
+        </w:tabs>
+        <w:ind w:left="3600" w:hanging="360"/>
+      </w:pPr>
+      <w:rPr>
+        <w:rFonts w:ascii="Wingdings" w:hAnsi="Wingdings" w:hint="default"/>
+        <w:sz w:val="20"/>
+      </w:rPr>
+    </w:lvl>
+    <w:lvl w:ilvl="5" w:tentative="1">
+      <w:start w:val="1"/>
+      <w:numFmt w:val="bullet"/>
+      <w:lvlText w:val=""/>
+      <w:lvlJc w:val="left"/>
+      <w:pPr>
+        <w:tabs>
+          <w:tab w:val="num" w:pos="4320"/>
+        </w:tabs>
+        <w:ind w:left="4320" w:hanging="360"/>
+      </w:pPr>
+      <w:rPr>
+        <w:rFonts w:ascii="Wingdings" w:hAnsi="Wingdings" w:hint="default"/>
+        <w:sz w:val="20"/>
+      </w:rPr>
+    </w:lvl>
+    <w:lvl w:ilvl="6" w:tentative="1">
+      <w:start w:val="1"/>
+      <w:numFmt w:val="bullet"/>
+      <w:lvlText w:val=""/>
+      <w:lvlJc w:val="left"/>
+      <w:pPr>
+        <w:tabs>
+          <w:tab w:val="num" w:pos="5040"/>
+        </w:tabs>
+        <w:ind w:left="5040" w:hanging="360"/>
+      </w:pPr>
+      <w:rPr>
+        <w:rFonts w:ascii="Wingdings" w:hAnsi="Wingdings" w:hint="default"/>
+        <w:sz w:val="20"/>
+      </w:rPr>
+    </w:lvl>
+    <w:lvl w:ilvl="7" w:tentative="1">
+      <w:start w:val="1"/>
+      <w:numFmt w:val="bullet"/>
+      <w:lvlText w:val=""/>
+      <w:lvlJc w:val="left"/>
+      <w:pPr>
+        <w:tabs>
+          <w:tab w:val="num" w:pos="5760"/>
+        </w:tabs>
+        <w:ind w:left="5760" w:hanging="360"/>
+      </w:pPr>
+      <w:rPr>
+        <w:rFonts w:ascii="Wingdings" w:hAnsi="Wingdings" w:hint="default"/>
+        <w:sz w:val="20"/>
+      </w:rPr>
+    </w:lvl>
+    <w:lvl w:ilvl="8" w:tentative="1">
+      <w:start w:val="1"/>
+      <w:numFmt w:val="bullet"/>
+      <w:lvlText w:val=""/>
+      <w:lvlJc w:val="left"/>
+      <w:pPr>
+        <w:tabs>
+          <w:tab w:val="num" w:pos="6480"/>
+        </w:tabs>
+        <w:ind w:left="6480" w:hanging="360"/>
+      </w:pPr>
+      <w:rPr>
+        <w:rFonts w:ascii="Wingdings" w:hAnsi="Wingdings" w:hint="default"/>
+        <w:sz w:val="20"/>
+      </w:rPr>
+    </w:lvl>
+  </w:abstractNum>
+  <w:abstractNum w:abstractNumId="27" w15:restartNumberingAfterBreak="0">
     <w:nsid w:val="1B8F72E0"/>
     <w:multiLevelType w:val="multilevel"/>
     <w:tmpl w:val="771E2730"/>
@@ -15498,7 +18408,7 @@
       </w:rPr>
     </w:lvl>
   </w:abstractNum>
-  <w:abstractNum w:abstractNumId="25" w15:restartNumberingAfterBreak="0">
+  <w:abstractNum w:abstractNumId="28" w15:restartNumberingAfterBreak="0">
     <w:nsid w:val="1BE01FFC"/>
     <w:multiLevelType w:val="multilevel"/>
     <w:tmpl w:val="73B8D13A"/>
@@ -15647,7 +18557,7 @@
       </w:rPr>
     </w:lvl>
   </w:abstractNum>
-  <w:abstractNum w:abstractNumId="26" w15:restartNumberingAfterBreak="0">
+  <w:abstractNum w:abstractNumId="29" w15:restartNumberingAfterBreak="0">
     <w:nsid w:val="1C342C1A"/>
     <w:multiLevelType w:val="multilevel"/>
     <w:tmpl w:val="344CC3C0"/>
@@ -15796,7 +18706,7 @@
       </w:rPr>
     </w:lvl>
   </w:abstractNum>
-  <w:abstractNum w:abstractNumId="27" w15:restartNumberingAfterBreak="0">
+  <w:abstractNum w:abstractNumId="30" w15:restartNumberingAfterBreak="0">
     <w:nsid w:val="1CE65035"/>
     <w:multiLevelType w:val="multilevel"/>
     <w:tmpl w:val="89E2353C"/>
@@ -15945,7 +18855,7 @@
       </w:rPr>
     </w:lvl>
   </w:abstractNum>
-  <w:abstractNum w:abstractNumId="28" w15:restartNumberingAfterBreak="0">
+  <w:abstractNum w:abstractNumId="31" w15:restartNumberingAfterBreak="0">
     <w:nsid w:val="1FDB5E68"/>
     <w:multiLevelType w:val="multilevel"/>
     <w:tmpl w:val="13F634FA"/>
@@ -16094,7 +19004,7 @@
       </w:rPr>
     </w:lvl>
   </w:abstractNum>
-  <w:abstractNum w:abstractNumId="29" w15:restartNumberingAfterBreak="0">
+  <w:abstractNum w:abstractNumId="32" w15:restartNumberingAfterBreak="0">
     <w:nsid w:val="201B70CB"/>
     <w:multiLevelType w:val="multilevel"/>
     <w:tmpl w:val="D5E44E76"/>
@@ -16243,7 +19153,7 @@
       </w:rPr>
     </w:lvl>
   </w:abstractNum>
-  <w:abstractNum w:abstractNumId="30" w15:restartNumberingAfterBreak="0">
+  <w:abstractNum w:abstractNumId="33" w15:restartNumberingAfterBreak="0">
     <w:nsid w:val="21B850D0"/>
     <w:multiLevelType w:val="multilevel"/>
     <w:tmpl w:val="DEF619F0"/>
@@ -16392,7 +19302,7 @@
       </w:rPr>
     </w:lvl>
   </w:abstractNum>
-  <w:abstractNum w:abstractNumId="31" w15:restartNumberingAfterBreak="0">
+  <w:abstractNum w:abstractNumId="34" w15:restartNumberingAfterBreak="0">
     <w:nsid w:val="21E45C7A"/>
     <w:multiLevelType w:val="multilevel"/>
     <w:tmpl w:val="062AE620"/>
@@ -16541,7 +19451,7 @@
       </w:rPr>
     </w:lvl>
   </w:abstractNum>
-  <w:abstractNum w:abstractNumId="32" w15:restartNumberingAfterBreak="0">
+  <w:abstractNum w:abstractNumId="35" w15:restartNumberingAfterBreak="0">
     <w:nsid w:val="22BF403B"/>
     <w:multiLevelType w:val="multilevel"/>
     <w:tmpl w:val="9E0CD756"/>
@@ -16690,7 +19600,7 @@
       </w:rPr>
     </w:lvl>
   </w:abstractNum>
-  <w:abstractNum w:abstractNumId="33" w15:restartNumberingAfterBreak="0">
+  <w:abstractNum w:abstractNumId="36" w15:restartNumberingAfterBreak="0">
     <w:nsid w:val="23E71A2E"/>
     <w:multiLevelType w:val="multilevel"/>
     <w:tmpl w:val="3FBC7036"/>
@@ -16839,7 +19749,7 @@
       </w:rPr>
     </w:lvl>
   </w:abstractNum>
-  <w:abstractNum w:abstractNumId="34" w15:restartNumberingAfterBreak="0">
+  <w:abstractNum w:abstractNumId="37" w15:restartNumberingAfterBreak="0">
     <w:nsid w:val="25735982"/>
     <w:multiLevelType w:val="multilevel"/>
     <w:tmpl w:val="18FE0900"/>
@@ -16988,7 +19898,7 @@
       </w:rPr>
     </w:lvl>
   </w:abstractNum>
-  <w:abstractNum w:abstractNumId="35" w15:restartNumberingAfterBreak="0">
+  <w:abstractNum w:abstractNumId="38" w15:restartNumberingAfterBreak="0">
     <w:nsid w:val="25C654CC"/>
     <w:multiLevelType w:val="multilevel"/>
     <w:tmpl w:val="B16C288C"/>
@@ -17105,7 +20015,7 @@
       </w:pPr>
     </w:lvl>
   </w:abstractNum>
-  <w:abstractNum w:abstractNumId="36" w15:restartNumberingAfterBreak="0">
+  <w:abstractNum w:abstractNumId="39" w15:restartNumberingAfterBreak="0">
     <w:nsid w:val="28E04FE0"/>
     <w:multiLevelType w:val="multilevel"/>
     <w:tmpl w:val="F23EF1D8"/>
@@ -17254,7 +20164,7 @@
       </w:rPr>
     </w:lvl>
   </w:abstractNum>
-  <w:abstractNum w:abstractNumId="37" w15:restartNumberingAfterBreak="0">
+  <w:abstractNum w:abstractNumId="40" w15:restartNumberingAfterBreak="0">
     <w:nsid w:val="294334C3"/>
     <w:multiLevelType w:val="multilevel"/>
     <w:tmpl w:val="C998566A"/>
@@ -17403,7 +20313,7 @@
       </w:rPr>
     </w:lvl>
   </w:abstractNum>
-  <w:abstractNum w:abstractNumId="38" w15:restartNumberingAfterBreak="0">
+  <w:abstractNum w:abstractNumId="41" w15:restartNumberingAfterBreak="0">
     <w:nsid w:val="29A96A6D"/>
     <w:multiLevelType w:val="multilevel"/>
     <w:tmpl w:val="705C0BE6"/>
@@ -17552,7 +20462,7 @@
       </w:rPr>
     </w:lvl>
   </w:abstractNum>
-  <w:abstractNum w:abstractNumId="39" w15:restartNumberingAfterBreak="0">
+  <w:abstractNum w:abstractNumId="42" w15:restartNumberingAfterBreak="0">
     <w:nsid w:val="2A845703"/>
     <w:multiLevelType w:val="multilevel"/>
     <w:tmpl w:val="A90CBB60"/>
@@ -17701,7 +20611,7 @@
       </w:rPr>
     </w:lvl>
   </w:abstractNum>
-  <w:abstractNum w:abstractNumId="40" w15:restartNumberingAfterBreak="0">
+  <w:abstractNum w:abstractNumId="43" w15:restartNumberingAfterBreak="0">
     <w:nsid w:val="2AAF285E"/>
     <w:multiLevelType w:val="multilevel"/>
     <w:tmpl w:val="993860D6"/>
@@ -17850,7 +20760,7 @@
       </w:rPr>
     </w:lvl>
   </w:abstractNum>
-  <w:abstractNum w:abstractNumId="41" w15:restartNumberingAfterBreak="0">
+  <w:abstractNum w:abstractNumId="44" w15:restartNumberingAfterBreak="0">
     <w:nsid w:val="2F4E0192"/>
     <w:multiLevelType w:val="multilevel"/>
     <w:tmpl w:val="D2C41FBE"/>
@@ -17999,7 +20909,7 @@
       </w:rPr>
     </w:lvl>
   </w:abstractNum>
-  <w:abstractNum w:abstractNumId="42" w15:restartNumberingAfterBreak="0">
+  <w:abstractNum w:abstractNumId="45" w15:restartNumberingAfterBreak="0">
     <w:nsid w:val="3219289A"/>
     <w:multiLevelType w:val="multilevel"/>
     <w:tmpl w:val="BE766A56"/>
@@ -18148,7 +21058,7 @@
       </w:rPr>
     </w:lvl>
   </w:abstractNum>
-  <w:abstractNum w:abstractNumId="43" w15:restartNumberingAfterBreak="0">
+  <w:abstractNum w:abstractNumId="46" w15:restartNumberingAfterBreak="0">
     <w:nsid w:val="32437C3E"/>
     <w:multiLevelType w:val="multilevel"/>
     <w:tmpl w:val="41CA3D5A"/>
@@ -18297,7 +21207,7 @@
       </w:rPr>
     </w:lvl>
   </w:abstractNum>
-  <w:abstractNum w:abstractNumId="44" w15:restartNumberingAfterBreak="0">
+  <w:abstractNum w:abstractNumId="47" w15:restartNumberingAfterBreak="0">
     <w:nsid w:val="32F22832"/>
     <w:multiLevelType w:val="multilevel"/>
     <w:tmpl w:val="97148384"/>
@@ -18446,7 +21356,7 @@
       </w:rPr>
     </w:lvl>
   </w:abstractNum>
-  <w:abstractNum w:abstractNumId="45" w15:restartNumberingAfterBreak="0">
+  <w:abstractNum w:abstractNumId="48" w15:restartNumberingAfterBreak="0">
     <w:nsid w:val="34376E3F"/>
     <w:multiLevelType w:val="multilevel"/>
     <w:tmpl w:val="49046E0C"/>
@@ -18595,7 +21505,7 @@
       </w:rPr>
     </w:lvl>
   </w:abstractNum>
-  <w:abstractNum w:abstractNumId="46" w15:restartNumberingAfterBreak="0">
+  <w:abstractNum w:abstractNumId="49" w15:restartNumberingAfterBreak="0">
     <w:nsid w:val="39B51873"/>
     <w:multiLevelType w:val="multilevel"/>
     <w:tmpl w:val="5A165290"/>
@@ -18744,7 +21654,7 @@
       </w:rPr>
     </w:lvl>
   </w:abstractNum>
-  <w:abstractNum w:abstractNumId="47" w15:restartNumberingAfterBreak="0">
+  <w:abstractNum w:abstractNumId="50" w15:restartNumberingAfterBreak="0">
     <w:nsid w:val="39C463EF"/>
     <w:multiLevelType w:val="multilevel"/>
     <w:tmpl w:val="43DE31DE"/>
@@ -18893,7 +21803,7 @@
       </w:rPr>
     </w:lvl>
   </w:abstractNum>
-  <w:abstractNum w:abstractNumId="48" w15:restartNumberingAfterBreak="0">
+  <w:abstractNum w:abstractNumId="51" w15:restartNumberingAfterBreak="0">
     <w:nsid w:val="3A4F324B"/>
     <w:multiLevelType w:val="multilevel"/>
     <w:tmpl w:val="57F0021E"/>
@@ -19042,7 +21952,7 @@
       </w:rPr>
     </w:lvl>
   </w:abstractNum>
-  <w:abstractNum w:abstractNumId="49" w15:restartNumberingAfterBreak="0">
+  <w:abstractNum w:abstractNumId="52" w15:restartNumberingAfterBreak="0">
     <w:nsid w:val="3AC021BF"/>
     <w:multiLevelType w:val="multilevel"/>
     <w:tmpl w:val="CE1454F8"/>
@@ -19191,7 +22101,156 @@
       </w:rPr>
     </w:lvl>
   </w:abstractNum>
-  <w:abstractNum w:abstractNumId="50" w15:restartNumberingAfterBreak="0">
+  <w:abstractNum w:abstractNumId="53" w15:restartNumberingAfterBreak="0">
+    <w:nsid w:val="3BE2170B"/>
+    <w:multiLevelType w:val="multilevel"/>
+    <w:tmpl w:val="8DBE1542"/>
+    <w:lvl w:ilvl="0">
+      <w:start w:val="1"/>
+      <w:numFmt w:val="bullet"/>
+      <w:lvlText w:val=""/>
+      <w:lvlJc w:val="left"/>
+      <w:pPr>
+        <w:tabs>
+          <w:tab w:val="num" w:pos="720"/>
+        </w:tabs>
+        <w:ind w:left="720" w:hanging="360"/>
+      </w:pPr>
+      <w:rPr>
+        <w:rFonts w:ascii="Symbol" w:hAnsi="Symbol" w:hint="default"/>
+        <w:sz w:val="20"/>
+      </w:rPr>
+    </w:lvl>
+    <w:lvl w:ilvl="1" w:tentative="1">
+      <w:start w:val="1"/>
+      <w:numFmt w:val="bullet"/>
+      <w:lvlText w:val="o"/>
+      <w:lvlJc w:val="left"/>
+      <w:pPr>
+        <w:tabs>
+          <w:tab w:val="num" w:pos="1440"/>
+        </w:tabs>
+        <w:ind w:left="1440" w:hanging="360"/>
+      </w:pPr>
+      <w:rPr>
+        <w:rFonts w:ascii="Courier New" w:hAnsi="Courier New" w:hint="default"/>
+        <w:sz w:val="20"/>
+      </w:rPr>
+    </w:lvl>
+    <w:lvl w:ilvl="2" w:tentative="1">
+      <w:start w:val="1"/>
+      <w:numFmt w:val="bullet"/>
+      <w:lvlText w:val=""/>
+      <w:lvlJc w:val="left"/>
+      <w:pPr>
+        <w:tabs>
+          <w:tab w:val="num" w:pos="2160"/>
+        </w:tabs>
+        <w:ind w:left="2160" w:hanging="360"/>
+      </w:pPr>
+      <w:rPr>
+        <w:rFonts w:ascii="Wingdings" w:hAnsi="Wingdings" w:hint="default"/>
+        <w:sz w:val="20"/>
+      </w:rPr>
+    </w:lvl>
+    <w:lvl w:ilvl="3" w:tentative="1">
+      <w:start w:val="1"/>
+      <w:numFmt w:val="bullet"/>
+      <w:lvlText w:val=""/>
+      <w:lvlJc w:val="left"/>
+      <w:pPr>
+        <w:tabs>
+          <w:tab w:val="num" w:pos="2880"/>
+        </w:tabs>
+        <w:ind w:left="2880" w:hanging="360"/>
+      </w:pPr>
+      <w:rPr>
+        <w:rFonts w:ascii="Wingdings" w:hAnsi="Wingdings" w:hint="default"/>
+        <w:sz w:val="20"/>
+      </w:rPr>
+    </w:lvl>
+    <w:lvl w:ilvl="4" w:tentative="1">
+      <w:start w:val="1"/>
+      <w:numFmt w:val="bullet"/>
+      <w:lvlText w:val=""/>
+      <w:lvlJc w:val="left"/>
+      <w:pPr>
+        <w:tabs>
+          <w:tab w:val="num" w:pos="3600"/>
+        </w:tabs>
+        <w:ind w:left="3600" w:hanging="360"/>
+      </w:pPr>
+      <w:rPr>
+        <w:rFonts w:ascii="Wingdings" w:hAnsi="Wingdings" w:hint="default"/>
+        <w:sz w:val="20"/>
+      </w:rPr>
+    </w:lvl>
+    <w:lvl w:ilvl="5" w:tentative="1">
+      <w:start w:val="1"/>
+      <w:numFmt w:val="bullet"/>
+      <w:lvlText w:val=""/>
+      <w:lvlJc w:val="left"/>
+      <w:pPr>
+        <w:tabs>
+          <w:tab w:val="num" w:pos="4320"/>
+        </w:tabs>
+        <w:ind w:left="4320" w:hanging="360"/>
+      </w:pPr>
+      <w:rPr>
+        <w:rFonts w:ascii="Wingdings" w:hAnsi="Wingdings" w:hint="default"/>
+        <w:sz w:val="20"/>
+      </w:rPr>
+    </w:lvl>
+    <w:lvl w:ilvl="6" w:tentative="1">
+      <w:start w:val="1"/>
+      <w:numFmt w:val="bullet"/>
+      <w:lvlText w:val=""/>
+      <w:lvlJc w:val="left"/>
+      <w:pPr>
+        <w:tabs>
+          <w:tab w:val="num" w:pos="5040"/>
+        </w:tabs>
+        <w:ind w:left="5040" w:hanging="360"/>
+      </w:pPr>
+      <w:rPr>
+        <w:rFonts w:ascii="Wingdings" w:hAnsi="Wingdings" w:hint="default"/>
+        <w:sz w:val="20"/>
+      </w:rPr>
+    </w:lvl>
+    <w:lvl w:ilvl="7" w:tentative="1">
+      <w:start w:val="1"/>
+      <w:numFmt w:val="bullet"/>
+      <w:lvlText w:val=""/>
+      <w:lvlJc w:val="left"/>
+      <w:pPr>
+        <w:tabs>
+          <w:tab w:val="num" w:pos="5760"/>
+        </w:tabs>
+        <w:ind w:left="5760" w:hanging="360"/>
+      </w:pPr>
+      <w:rPr>
+        <w:rFonts w:ascii="Wingdings" w:hAnsi="Wingdings" w:hint="default"/>
+        <w:sz w:val="20"/>
+      </w:rPr>
+    </w:lvl>
+    <w:lvl w:ilvl="8" w:tentative="1">
+      <w:start w:val="1"/>
+      <w:numFmt w:val="bullet"/>
+      <w:lvlText w:val=""/>
+      <w:lvlJc w:val="left"/>
+      <w:pPr>
+        <w:tabs>
+          <w:tab w:val="num" w:pos="6480"/>
+        </w:tabs>
+        <w:ind w:left="6480" w:hanging="360"/>
+      </w:pPr>
+      <w:rPr>
+        <w:rFonts w:ascii="Wingdings" w:hAnsi="Wingdings" w:hint="default"/>
+        <w:sz w:val="20"/>
+      </w:rPr>
+    </w:lvl>
+  </w:abstractNum>
+  <w:abstractNum w:abstractNumId="54" w15:restartNumberingAfterBreak="0">
     <w:nsid w:val="3E70036C"/>
     <w:multiLevelType w:val="multilevel"/>
     <w:tmpl w:val="E0CC7F90"/>
@@ -19340,7 +22399,7 @@
       </w:rPr>
     </w:lvl>
   </w:abstractNum>
-  <w:abstractNum w:abstractNumId="51" w15:restartNumberingAfterBreak="0">
+  <w:abstractNum w:abstractNumId="55" w15:restartNumberingAfterBreak="0">
     <w:nsid w:val="3FD05253"/>
     <w:multiLevelType w:val="multilevel"/>
     <w:tmpl w:val="1312FA9C"/>
@@ -19489,7 +22548,7 @@
       </w:rPr>
     </w:lvl>
   </w:abstractNum>
-  <w:abstractNum w:abstractNumId="52" w15:restartNumberingAfterBreak="0">
+  <w:abstractNum w:abstractNumId="56" w15:restartNumberingAfterBreak="0">
     <w:nsid w:val="407C0E3B"/>
     <w:multiLevelType w:val="multilevel"/>
     <w:tmpl w:val="1D7C8DF2"/>
@@ -19638,7 +22697,7 @@
       </w:rPr>
     </w:lvl>
   </w:abstractNum>
-  <w:abstractNum w:abstractNumId="53" w15:restartNumberingAfterBreak="0">
+  <w:abstractNum w:abstractNumId="57" w15:restartNumberingAfterBreak="0">
     <w:nsid w:val="41076C3A"/>
     <w:multiLevelType w:val="multilevel"/>
     <w:tmpl w:val="645A2EDC"/>
@@ -19787,7 +22846,7 @@
       </w:rPr>
     </w:lvl>
   </w:abstractNum>
-  <w:abstractNum w:abstractNumId="54" w15:restartNumberingAfterBreak="0">
+  <w:abstractNum w:abstractNumId="58" w15:restartNumberingAfterBreak="0">
     <w:nsid w:val="422D7261"/>
     <w:multiLevelType w:val="multilevel"/>
     <w:tmpl w:val="79A4FA2A"/>
@@ -19936,7 +22995,7 @@
       </w:rPr>
     </w:lvl>
   </w:abstractNum>
-  <w:abstractNum w:abstractNumId="55" w15:restartNumberingAfterBreak="0">
+  <w:abstractNum w:abstractNumId="59" w15:restartNumberingAfterBreak="0">
     <w:nsid w:val="4318325D"/>
     <w:multiLevelType w:val="hybridMultilevel"/>
     <w:tmpl w:val="52F4E166"/>
@@ -20025,7 +23084,7 @@
       </w:pPr>
     </w:lvl>
   </w:abstractNum>
-  <w:abstractNum w:abstractNumId="56" w15:restartNumberingAfterBreak="0">
+  <w:abstractNum w:abstractNumId="60" w15:restartNumberingAfterBreak="0">
     <w:nsid w:val="434F675E"/>
     <w:multiLevelType w:val="multilevel"/>
     <w:tmpl w:val="77E65882"/>
@@ -20174,7 +23233,7 @@
       </w:rPr>
     </w:lvl>
   </w:abstractNum>
-  <w:abstractNum w:abstractNumId="57" w15:restartNumberingAfterBreak="0">
+  <w:abstractNum w:abstractNumId="61" w15:restartNumberingAfterBreak="0">
     <w:nsid w:val="453B1DB9"/>
     <w:multiLevelType w:val="multilevel"/>
     <w:tmpl w:val="130ACB98"/>
@@ -20323,7 +23382,7 @@
       </w:rPr>
     </w:lvl>
   </w:abstractNum>
-  <w:abstractNum w:abstractNumId="58" w15:restartNumberingAfterBreak="0">
+  <w:abstractNum w:abstractNumId="62" w15:restartNumberingAfterBreak="0">
     <w:nsid w:val="477C1DDB"/>
     <w:multiLevelType w:val="multilevel"/>
     <w:tmpl w:val="0C3836D2"/>
@@ -20472,7 +23531,7 @@
       </w:rPr>
     </w:lvl>
   </w:abstractNum>
-  <w:abstractNum w:abstractNumId="59" w15:restartNumberingAfterBreak="0">
+  <w:abstractNum w:abstractNumId="63" w15:restartNumberingAfterBreak="0">
     <w:nsid w:val="49057979"/>
     <w:multiLevelType w:val="multilevel"/>
     <w:tmpl w:val="BA34FE5C"/>
@@ -20621,7 +23680,7 @@
       </w:rPr>
     </w:lvl>
   </w:abstractNum>
-  <w:abstractNum w:abstractNumId="60" w15:restartNumberingAfterBreak="0">
+  <w:abstractNum w:abstractNumId="64" w15:restartNumberingAfterBreak="0">
     <w:nsid w:val="49C95831"/>
     <w:multiLevelType w:val="multilevel"/>
     <w:tmpl w:val="3EF83C08"/>
@@ -20770,7 +23829,7 @@
       </w:rPr>
     </w:lvl>
   </w:abstractNum>
-  <w:abstractNum w:abstractNumId="61" w15:restartNumberingAfterBreak="0">
+  <w:abstractNum w:abstractNumId="65" w15:restartNumberingAfterBreak="0">
     <w:nsid w:val="4A51405B"/>
     <w:multiLevelType w:val="multilevel"/>
     <w:tmpl w:val="5ADACDB0"/>
@@ -20919,7 +23978,156 @@
       </w:rPr>
     </w:lvl>
   </w:abstractNum>
-  <w:abstractNum w:abstractNumId="62" w15:restartNumberingAfterBreak="0">
+  <w:abstractNum w:abstractNumId="66" w15:restartNumberingAfterBreak="0">
+    <w:nsid w:val="4A782421"/>
+    <w:multiLevelType w:val="multilevel"/>
+    <w:tmpl w:val="8FDA2768"/>
+    <w:lvl w:ilvl="0">
+      <w:start w:val="1"/>
+      <w:numFmt w:val="bullet"/>
+      <w:lvlText w:val=""/>
+      <w:lvlJc w:val="left"/>
+      <w:pPr>
+        <w:tabs>
+          <w:tab w:val="num" w:pos="720"/>
+        </w:tabs>
+        <w:ind w:left="720" w:hanging="360"/>
+      </w:pPr>
+      <w:rPr>
+        <w:rFonts w:ascii="Symbol" w:hAnsi="Symbol" w:hint="default"/>
+        <w:sz w:val="20"/>
+      </w:rPr>
+    </w:lvl>
+    <w:lvl w:ilvl="1" w:tentative="1">
+      <w:start w:val="1"/>
+      <w:numFmt w:val="bullet"/>
+      <w:lvlText w:val="o"/>
+      <w:lvlJc w:val="left"/>
+      <w:pPr>
+        <w:tabs>
+          <w:tab w:val="num" w:pos="1440"/>
+        </w:tabs>
+        <w:ind w:left="1440" w:hanging="360"/>
+      </w:pPr>
+      <w:rPr>
+        <w:rFonts w:ascii="Courier New" w:hAnsi="Courier New" w:hint="default"/>
+        <w:sz w:val="20"/>
+      </w:rPr>
+    </w:lvl>
+    <w:lvl w:ilvl="2" w:tentative="1">
+      <w:start w:val="1"/>
+      <w:numFmt w:val="bullet"/>
+      <w:lvlText w:val=""/>
+      <w:lvlJc w:val="left"/>
+      <w:pPr>
+        <w:tabs>
+          <w:tab w:val="num" w:pos="2160"/>
+        </w:tabs>
+        <w:ind w:left="2160" w:hanging="360"/>
+      </w:pPr>
+      <w:rPr>
+        <w:rFonts w:ascii="Wingdings" w:hAnsi="Wingdings" w:hint="default"/>
+        <w:sz w:val="20"/>
+      </w:rPr>
+    </w:lvl>
+    <w:lvl w:ilvl="3" w:tentative="1">
+      <w:start w:val="1"/>
+      <w:numFmt w:val="bullet"/>
+      <w:lvlText w:val=""/>
+      <w:lvlJc w:val="left"/>
+      <w:pPr>
+        <w:tabs>
+          <w:tab w:val="num" w:pos="2880"/>
+        </w:tabs>
+        <w:ind w:left="2880" w:hanging="360"/>
+      </w:pPr>
+      <w:rPr>
+        <w:rFonts w:ascii="Wingdings" w:hAnsi="Wingdings" w:hint="default"/>
+        <w:sz w:val="20"/>
+      </w:rPr>
+    </w:lvl>
+    <w:lvl w:ilvl="4" w:tentative="1">
+      <w:start w:val="1"/>
+      <w:numFmt w:val="bullet"/>
+      <w:lvlText w:val=""/>
+      <w:lvlJc w:val="left"/>
+      <w:pPr>
+        <w:tabs>
+          <w:tab w:val="num" w:pos="3600"/>
+        </w:tabs>
+        <w:ind w:left="3600" w:hanging="360"/>
+      </w:pPr>
+      <w:rPr>
+        <w:rFonts w:ascii="Wingdings" w:hAnsi="Wingdings" w:hint="default"/>
+        <w:sz w:val="20"/>
+      </w:rPr>
+    </w:lvl>
+    <w:lvl w:ilvl="5" w:tentative="1">
+      <w:start w:val="1"/>
+      <w:numFmt w:val="bullet"/>
+      <w:lvlText w:val=""/>
+      <w:lvlJc w:val="left"/>
+      <w:pPr>
+        <w:tabs>
+          <w:tab w:val="num" w:pos="4320"/>
+        </w:tabs>
+        <w:ind w:left="4320" w:hanging="360"/>
+      </w:pPr>
+      <w:rPr>
+        <w:rFonts w:ascii="Wingdings" w:hAnsi="Wingdings" w:hint="default"/>
+        <w:sz w:val="20"/>
+      </w:rPr>
+    </w:lvl>
+    <w:lvl w:ilvl="6" w:tentative="1">
+      <w:start w:val="1"/>
+      <w:numFmt w:val="bullet"/>
+      <w:lvlText w:val=""/>
+      <w:lvlJc w:val="left"/>
+      <w:pPr>
+        <w:tabs>
+          <w:tab w:val="num" w:pos="5040"/>
+        </w:tabs>
+        <w:ind w:left="5040" w:hanging="360"/>
+      </w:pPr>
+      <w:rPr>
+        <w:rFonts w:ascii="Wingdings" w:hAnsi="Wingdings" w:hint="default"/>
+        <w:sz w:val="20"/>
+      </w:rPr>
+    </w:lvl>
+    <w:lvl w:ilvl="7" w:tentative="1">
+      <w:start w:val="1"/>
+      <w:numFmt w:val="bullet"/>
+      <w:lvlText w:val=""/>
+      <w:lvlJc w:val="left"/>
+      <w:pPr>
+        <w:tabs>
+          <w:tab w:val="num" w:pos="5760"/>
+        </w:tabs>
+        <w:ind w:left="5760" w:hanging="360"/>
+      </w:pPr>
+      <w:rPr>
+        <w:rFonts w:ascii="Wingdings" w:hAnsi="Wingdings" w:hint="default"/>
+        <w:sz w:val="20"/>
+      </w:rPr>
+    </w:lvl>
+    <w:lvl w:ilvl="8" w:tentative="1">
+      <w:start w:val="1"/>
+      <w:numFmt w:val="bullet"/>
+      <w:lvlText w:val=""/>
+      <w:lvlJc w:val="left"/>
+      <w:pPr>
+        <w:tabs>
+          <w:tab w:val="num" w:pos="6480"/>
+        </w:tabs>
+        <w:ind w:left="6480" w:hanging="360"/>
+      </w:pPr>
+      <w:rPr>
+        <w:rFonts w:ascii="Wingdings" w:hAnsi="Wingdings" w:hint="default"/>
+        <w:sz w:val="20"/>
+      </w:rPr>
+    </w:lvl>
+  </w:abstractNum>
+  <w:abstractNum w:abstractNumId="67" w15:restartNumberingAfterBreak="0">
     <w:nsid w:val="4A887509"/>
     <w:multiLevelType w:val="multilevel"/>
     <w:tmpl w:val="6EF67396"/>
@@ -21068,7 +24276,7 @@
       </w:rPr>
     </w:lvl>
   </w:abstractNum>
-  <w:abstractNum w:abstractNumId="63" w15:restartNumberingAfterBreak="0">
+  <w:abstractNum w:abstractNumId="68" w15:restartNumberingAfterBreak="0">
     <w:nsid w:val="4B053646"/>
     <w:multiLevelType w:val="multilevel"/>
     <w:tmpl w:val="C0E0C3DC"/>
@@ -21217,7 +24425,156 @@
       </w:rPr>
     </w:lvl>
   </w:abstractNum>
-  <w:abstractNum w:abstractNumId="64" w15:restartNumberingAfterBreak="0">
+  <w:abstractNum w:abstractNumId="69" w15:restartNumberingAfterBreak="0">
+    <w:nsid w:val="4D870717"/>
+    <w:multiLevelType w:val="multilevel"/>
+    <w:tmpl w:val="51B88AB0"/>
+    <w:lvl w:ilvl="0">
+      <w:start w:val="1"/>
+      <w:numFmt w:val="bullet"/>
+      <w:lvlText w:val=""/>
+      <w:lvlJc w:val="left"/>
+      <w:pPr>
+        <w:tabs>
+          <w:tab w:val="num" w:pos="720"/>
+        </w:tabs>
+        <w:ind w:left="720" w:hanging="360"/>
+      </w:pPr>
+      <w:rPr>
+        <w:rFonts w:ascii="Symbol" w:hAnsi="Symbol" w:hint="default"/>
+        <w:sz w:val="20"/>
+      </w:rPr>
+    </w:lvl>
+    <w:lvl w:ilvl="1" w:tentative="1">
+      <w:start w:val="1"/>
+      <w:numFmt w:val="bullet"/>
+      <w:lvlText w:val="o"/>
+      <w:lvlJc w:val="left"/>
+      <w:pPr>
+        <w:tabs>
+          <w:tab w:val="num" w:pos="1440"/>
+        </w:tabs>
+        <w:ind w:left="1440" w:hanging="360"/>
+      </w:pPr>
+      <w:rPr>
+        <w:rFonts w:ascii="Courier New" w:hAnsi="Courier New" w:hint="default"/>
+        <w:sz w:val="20"/>
+      </w:rPr>
+    </w:lvl>
+    <w:lvl w:ilvl="2" w:tentative="1">
+      <w:start w:val="1"/>
+      <w:numFmt w:val="bullet"/>
+      <w:lvlText w:val=""/>
+      <w:lvlJc w:val="left"/>
+      <w:pPr>
+        <w:tabs>
+          <w:tab w:val="num" w:pos="2160"/>
+        </w:tabs>
+        <w:ind w:left="2160" w:hanging="360"/>
+      </w:pPr>
+      <w:rPr>
+        <w:rFonts w:ascii="Wingdings" w:hAnsi="Wingdings" w:hint="default"/>
+        <w:sz w:val="20"/>
+      </w:rPr>
+    </w:lvl>
+    <w:lvl w:ilvl="3" w:tentative="1">
+      <w:start w:val="1"/>
+      <w:numFmt w:val="bullet"/>
+      <w:lvlText w:val=""/>
+      <w:lvlJc w:val="left"/>
+      <w:pPr>
+        <w:tabs>
+          <w:tab w:val="num" w:pos="2880"/>
+        </w:tabs>
+        <w:ind w:left="2880" w:hanging="360"/>
+      </w:pPr>
+      <w:rPr>
+        <w:rFonts w:ascii="Wingdings" w:hAnsi="Wingdings" w:hint="default"/>
+        <w:sz w:val="20"/>
+      </w:rPr>
+    </w:lvl>
+    <w:lvl w:ilvl="4" w:tentative="1">
+      <w:start w:val="1"/>
+      <w:numFmt w:val="bullet"/>
+      <w:lvlText w:val=""/>
+      <w:lvlJc w:val="left"/>
+      <w:pPr>
+        <w:tabs>
+          <w:tab w:val="num" w:pos="3600"/>
+        </w:tabs>
+        <w:ind w:left="3600" w:hanging="360"/>
+      </w:pPr>
+      <w:rPr>
+        <w:rFonts w:ascii="Wingdings" w:hAnsi="Wingdings" w:hint="default"/>
+        <w:sz w:val="20"/>
+      </w:rPr>
+    </w:lvl>
+    <w:lvl w:ilvl="5" w:tentative="1">
+      <w:start w:val="1"/>
+      <w:numFmt w:val="bullet"/>
+      <w:lvlText w:val=""/>
+      <w:lvlJc w:val="left"/>
+      <w:pPr>
+        <w:tabs>
+          <w:tab w:val="num" w:pos="4320"/>
+        </w:tabs>
+        <w:ind w:left="4320" w:hanging="360"/>
+      </w:pPr>
+      <w:rPr>
+        <w:rFonts w:ascii="Wingdings" w:hAnsi="Wingdings" w:hint="default"/>
+        <w:sz w:val="20"/>
+      </w:rPr>
+    </w:lvl>
+    <w:lvl w:ilvl="6" w:tentative="1">
+      <w:start w:val="1"/>
+      <w:numFmt w:val="bullet"/>
+      <w:lvlText w:val=""/>
+      <w:lvlJc w:val="left"/>
+      <w:pPr>
+        <w:tabs>
+          <w:tab w:val="num" w:pos="5040"/>
+        </w:tabs>
+        <w:ind w:left="5040" w:hanging="360"/>
+      </w:pPr>
+      <w:rPr>
+        <w:rFonts w:ascii="Wingdings" w:hAnsi="Wingdings" w:hint="default"/>
+        <w:sz w:val="20"/>
+      </w:rPr>
+    </w:lvl>
+    <w:lvl w:ilvl="7" w:tentative="1">
+      <w:start w:val="1"/>
+      <w:numFmt w:val="bullet"/>
+      <w:lvlText w:val=""/>
+      <w:lvlJc w:val="left"/>
+      <w:pPr>
+        <w:tabs>
+          <w:tab w:val="num" w:pos="5760"/>
+        </w:tabs>
+        <w:ind w:left="5760" w:hanging="360"/>
+      </w:pPr>
+      <w:rPr>
+        <w:rFonts w:ascii="Wingdings" w:hAnsi="Wingdings" w:hint="default"/>
+        <w:sz w:val="20"/>
+      </w:rPr>
+    </w:lvl>
+    <w:lvl w:ilvl="8" w:tentative="1">
+      <w:start w:val="1"/>
+      <w:numFmt w:val="bullet"/>
+      <w:lvlText w:val=""/>
+      <w:lvlJc w:val="left"/>
+      <w:pPr>
+        <w:tabs>
+          <w:tab w:val="num" w:pos="6480"/>
+        </w:tabs>
+        <w:ind w:left="6480" w:hanging="360"/>
+      </w:pPr>
+      <w:rPr>
+        <w:rFonts w:ascii="Wingdings" w:hAnsi="Wingdings" w:hint="default"/>
+        <w:sz w:val="20"/>
+      </w:rPr>
+    </w:lvl>
+  </w:abstractNum>
+  <w:abstractNum w:abstractNumId="70" w15:restartNumberingAfterBreak="0">
     <w:nsid w:val="4D882A99"/>
     <w:multiLevelType w:val="multilevel"/>
     <w:tmpl w:val="CC94ED6E"/>
@@ -21366,7 +24723,7 @@
       </w:rPr>
     </w:lvl>
   </w:abstractNum>
-  <w:abstractNum w:abstractNumId="65" w15:restartNumberingAfterBreak="0">
+  <w:abstractNum w:abstractNumId="71" w15:restartNumberingAfterBreak="0">
     <w:nsid w:val="4EDE6108"/>
     <w:multiLevelType w:val="multilevel"/>
     <w:tmpl w:val="63C4D0FE"/>
@@ -21483,7 +24840,7 @@
       </w:pPr>
     </w:lvl>
   </w:abstractNum>
-  <w:abstractNum w:abstractNumId="66" w15:restartNumberingAfterBreak="0">
+  <w:abstractNum w:abstractNumId="72" w15:restartNumberingAfterBreak="0">
     <w:nsid w:val="51B01BF5"/>
     <w:multiLevelType w:val="multilevel"/>
     <w:tmpl w:val="8594F46A"/>
@@ -21632,7 +24989,156 @@
       </w:rPr>
     </w:lvl>
   </w:abstractNum>
-  <w:abstractNum w:abstractNumId="67" w15:restartNumberingAfterBreak="0">
+  <w:abstractNum w:abstractNumId="73" w15:restartNumberingAfterBreak="0">
+    <w:nsid w:val="51ED48E5"/>
+    <w:multiLevelType w:val="multilevel"/>
+    <w:tmpl w:val="753AB95A"/>
+    <w:lvl w:ilvl="0">
+      <w:start w:val="1"/>
+      <w:numFmt w:val="bullet"/>
+      <w:lvlText w:val=""/>
+      <w:lvlJc w:val="left"/>
+      <w:pPr>
+        <w:tabs>
+          <w:tab w:val="num" w:pos="720"/>
+        </w:tabs>
+        <w:ind w:left="720" w:hanging="360"/>
+      </w:pPr>
+      <w:rPr>
+        <w:rFonts w:ascii="Symbol" w:hAnsi="Symbol" w:hint="default"/>
+        <w:sz w:val="20"/>
+      </w:rPr>
+    </w:lvl>
+    <w:lvl w:ilvl="1" w:tentative="1">
+      <w:start w:val="1"/>
+      <w:numFmt w:val="bullet"/>
+      <w:lvlText w:val="o"/>
+      <w:lvlJc w:val="left"/>
+      <w:pPr>
+        <w:tabs>
+          <w:tab w:val="num" w:pos="1440"/>
+        </w:tabs>
+        <w:ind w:left="1440" w:hanging="360"/>
+      </w:pPr>
+      <w:rPr>
+        <w:rFonts w:ascii="Courier New" w:hAnsi="Courier New" w:hint="default"/>
+        <w:sz w:val="20"/>
+      </w:rPr>
+    </w:lvl>
+    <w:lvl w:ilvl="2" w:tentative="1">
+      <w:start w:val="1"/>
+      <w:numFmt w:val="bullet"/>
+      <w:lvlText w:val=""/>
+      <w:lvlJc w:val="left"/>
+      <w:pPr>
+        <w:tabs>
+          <w:tab w:val="num" w:pos="2160"/>
+        </w:tabs>
+        <w:ind w:left="2160" w:hanging="360"/>
+      </w:pPr>
+      <w:rPr>
+        <w:rFonts w:ascii="Wingdings" w:hAnsi="Wingdings" w:hint="default"/>
+        <w:sz w:val="20"/>
+      </w:rPr>
+    </w:lvl>
+    <w:lvl w:ilvl="3" w:tentative="1">
+      <w:start w:val="1"/>
+      <w:numFmt w:val="bullet"/>
+      <w:lvlText w:val=""/>
+      <w:lvlJc w:val="left"/>
+      <w:pPr>
+        <w:tabs>
+          <w:tab w:val="num" w:pos="2880"/>
+        </w:tabs>
+        <w:ind w:left="2880" w:hanging="360"/>
+      </w:pPr>
+      <w:rPr>
+        <w:rFonts w:ascii="Wingdings" w:hAnsi="Wingdings" w:hint="default"/>
+        <w:sz w:val="20"/>
+      </w:rPr>
+    </w:lvl>
+    <w:lvl w:ilvl="4" w:tentative="1">
+      <w:start w:val="1"/>
+      <w:numFmt w:val="bullet"/>
+      <w:lvlText w:val=""/>
+      <w:lvlJc w:val="left"/>
+      <w:pPr>
+        <w:tabs>
+          <w:tab w:val="num" w:pos="3600"/>
+        </w:tabs>
+        <w:ind w:left="3600" w:hanging="360"/>
+      </w:pPr>
+      <w:rPr>
+        <w:rFonts w:ascii="Wingdings" w:hAnsi="Wingdings" w:hint="default"/>
+        <w:sz w:val="20"/>
+      </w:rPr>
+    </w:lvl>
+    <w:lvl w:ilvl="5" w:tentative="1">
+      <w:start w:val="1"/>
+      <w:numFmt w:val="bullet"/>
+      <w:lvlText w:val=""/>
+      <w:lvlJc w:val="left"/>
+      <w:pPr>
+        <w:tabs>
+          <w:tab w:val="num" w:pos="4320"/>
+        </w:tabs>
+        <w:ind w:left="4320" w:hanging="360"/>
+      </w:pPr>
+      <w:rPr>
+        <w:rFonts w:ascii="Wingdings" w:hAnsi="Wingdings" w:hint="default"/>
+        <w:sz w:val="20"/>
+      </w:rPr>
+    </w:lvl>
+    <w:lvl w:ilvl="6" w:tentative="1">
+      <w:start w:val="1"/>
+      <w:numFmt w:val="bullet"/>
+      <w:lvlText w:val=""/>
+      <w:lvlJc w:val="left"/>
+      <w:pPr>
+        <w:tabs>
+          <w:tab w:val="num" w:pos="5040"/>
+        </w:tabs>
+        <w:ind w:left="5040" w:hanging="360"/>
+      </w:pPr>
+      <w:rPr>
+        <w:rFonts w:ascii="Wingdings" w:hAnsi="Wingdings" w:hint="default"/>
+        <w:sz w:val="20"/>
+      </w:rPr>
+    </w:lvl>
+    <w:lvl w:ilvl="7" w:tentative="1">
+      <w:start w:val="1"/>
+      <w:numFmt w:val="bullet"/>
+      <w:lvlText w:val=""/>
+      <w:lvlJc w:val="left"/>
+      <w:pPr>
+        <w:tabs>
+          <w:tab w:val="num" w:pos="5760"/>
+        </w:tabs>
+        <w:ind w:left="5760" w:hanging="360"/>
+      </w:pPr>
+      <w:rPr>
+        <w:rFonts w:ascii="Wingdings" w:hAnsi="Wingdings" w:hint="default"/>
+        <w:sz w:val="20"/>
+      </w:rPr>
+    </w:lvl>
+    <w:lvl w:ilvl="8" w:tentative="1">
+      <w:start w:val="1"/>
+      <w:numFmt w:val="bullet"/>
+      <w:lvlText w:val=""/>
+      <w:lvlJc w:val="left"/>
+      <w:pPr>
+        <w:tabs>
+          <w:tab w:val="num" w:pos="6480"/>
+        </w:tabs>
+        <w:ind w:left="6480" w:hanging="360"/>
+      </w:pPr>
+      <w:rPr>
+        <w:rFonts w:ascii="Wingdings" w:hAnsi="Wingdings" w:hint="default"/>
+        <w:sz w:val="20"/>
+      </w:rPr>
+    </w:lvl>
+  </w:abstractNum>
+  <w:abstractNum w:abstractNumId="74" w15:restartNumberingAfterBreak="0">
     <w:nsid w:val="53EC5A03"/>
     <w:multiLevelType w:val="multilevel"/>
     <w:tmpl w:val="E2069E10"/>
@@ -21781,7 +25287,7 @@
       </w:rPr>
     </w:lvl>
   </w:abstractNum>
-  <w:abstractNum w:abstractNumId="68" w15:restartNumberingAfterBreak="0">
+  <w:abstractNum w:abstractNumId="75" w15:restartNumberingAfterBreak="0">
     <w:nsid w:val="566F2CAD"/>
     <w:multiLevelType w:val="multilevel"/>
     <w:tmpl w:val="25C42EB8"/>
@@ -21930,7 +25436,7 @@
       </w:rPr>
     </w:lvl>
   </w:abstractNum>
-  <w:abstractNum w:abstractNumId="69" w15:restartNumberingAfterBreak="0">
+  <w:abstractNum w:abstractNumId="76" w15:restartNumberingAfterBreak="0">
     <w:nsid w:val="57797EAD"/>
     <w:multiLevelType w:val="multilevel"/>
     <w:tmpl w:val="29A05230"/>
@@ -22079,7 +25585,7 @@
       </w:rPr>
     </w:lvl>
   </w:abstractNum>
-  <w:abstractNum w:abstractNumId="70" w15:restartNumberingAfterBreak="0">
+  <w:abstractNum w:abstractNumId="77" w15:restartNumberingAfterBreak="0">
     <w:nsid w:val="58DD60C0"/>
     <w:multiLevelType w:val="multilevel"/>
     <w:tmpl w:val="BD3054E8"/>
@@ -22228,7 +25734,7 @@
       </w:rPr>
     </w:lvl>
   </w:abstractNum>
-  <w:abstractNum w:abstractNumId="71" w15:restartNumberingAfterBreak="0">
+  <w:abstractNum w:abstractNumId="78" w15:restartNumberingAfterBreak="0">
     <w:nsid w:val="5B9073E5"/>
     <w:multiLevelType w:val="multilevel"/>
     <w:tmpl w:val="DDBCF94A"/>
@@ -22377,7 +25883,7 @@
       </w:rPr>
     </w:lvl>
   </w:abstractNum>
-  <w:abstractNum w:abstractNumId="72" w15:restartNumberingAfterBreak="0">
+  <w:abstractNum w:abstractNumId="79" w15:restartNumberingAfterBreak="0">
     <w:nsid w:val="5CC7048C"/>
     <w:multiLevelType w:val="multilevel"/>
     <w:tmpl w:val="3984ED18"/>
@@ -22526,7 +26032,7 @@
       </w:rPr>
     </w:lvl>
   </w:abstractNum>
-  <w:abstractNum w:abstractNumId="73" w15:restartNumberingAfterBreak="0">
+  <w:abstractNum w:abstractNumId="80" w15:restartNumberingAfterBreak="0">
     <w:nsid w:val="5DAF44DB"/>
     <w:multiLevelType w:val="multilevel"/>
     <w:tmpl w:val="B6EAC864"/>
@@ -22643,7 +26149,7 @@
       </w:pPr>
     </w:lvl>
   </w:abstractNum>
-  <w:abstractNum w:abstractNumId="74" w15:restartNumberingAfterBreak="0">
+  <w:abstractNum w:abstractNumId="81" w15:restartNumberingAfterBreak="0">
     <w:nsid w:val="623B4930"/>
     <w:multiLevelType w:val="multilevel"/>
     <w:tmpl w:val="19A40CCE"/>
@@ -22792,7 +26298,156 @@
       </w:rPr>
     </w:lvl>
   </w:abstractNum>
-  <w:abstractNum w:abstractNumId="75" w15:restartNumberingAfterBreak="0">
+  <w:abstractNum w:abstractNumId="82" w15:restartNumberingAfterBreak="0">
+    <w:nsid w:val="63807E09"/>
+    <w:multiLevelType w:val="multilevel"/>
+    <w:tmpl w:val="C8446A1E"/>
+    <w:lvl w:ilvl="0">
+      <w:start w:val="1"/>
+      <w:numFmt w:val="bullet"/>
+      <w:lvlText w:val=""/>
+      <w:lvlJc w:val="left"/>
+      <w:pPr>
+        <w:tabs>
+          <w:tab w:val="num" w:pos="720"/>
+        </w:tabs>
+        <w:ind w:left="720" w:hanging="360"/>
+      </w:pPr>
+      <w:rPr>
+        <w:rFonts w:ascii="Symbol" w:hAnsi="Symbol" w:hint="default"/>
+        <w:sz w:val="20"/>
+      </w:rPr>
+    </w:lvl>
+    <w:lvl w:ilvl="1" w:tentative="1">
+      <w:start w:val="1"/>
+      <w:numFmt w:val="bullet"/>
+      <w:lvlText w:val="o"/>
+      <w:lvlJc w:val="left"/>
+      <w:pPr>
+        <w:tabs>
+          <w:tab w:val="num" w:pos="1440"/>
+        </w:tabs>
+        <w:ind w:left="1440" w:hanging="360"/>
+      </w:pPr>
+      <w:rPr>
+        <w:rFonts w:ascii="Courier New" w:hAnsi="Courier New" w:hint="default"/>
+        <w:sz w:val="20"/>
+      </w:rPr>
+    </w:lvl>
+    <w:lvl w:ilvl="2" w:tentative="1">
+      <w:start w:val="1"/>
+      <w:numFmt w:val="bullet"/>
+      <w:lvlText w:val=""/>
+      <w:lvlJc w:val="left"/>
+      <w:pPr>
+        <w:tabs>
+          <w:tab w:val="num" w:pos="2160"/>
+        </w:tabs>
+        <w:ind w:left="2160" w:hanging="360"/>
+      </w:pPr>
+      <w:rPr>
+        <w:rFonts w:ascii="Wingdings" w:hAnsi="Wingdings" w:hint="default"/>
+        <w:sz w:val="20"/>
+      </w:rPr>
+    </w:lvl>
+    <w:lvl w:ilvl="3" w:tentative="1">
+      <w:start w:val="1"/>
+      <w:numFmt w:val="bullet"/>
+      <w:lvlText w:val=""/>
+      <w:lvlJc w:val="left"/>
+      <w:pPr>
+        <w:tabs>
+          <w:tab w:val="num" w:pos="2880"/>
+        </w:tabs>
+        <w:ind w:left="2880" w:hanging="360"/>
+      </w:pPr>
+      <w:rPr>
+        <w:rFonts w:ascii="Wingdings" w:hAnsi="Wingdings" w:hint="default"/>
+        <w:sz w:val="20"/>
+      </w:rPr>
+    </w:lvl>
+    <w:lvl w:ilvl="4" w:tentative="1">
+      <w:start w:val="1"/>
+      <w:numFmt w:val="bullet"/>
+      <w:lvlText w:val=""/>
+      <w:lvlJc w:val="left"/>
+      <w:pPr>
+        <w:tabs>
+          <w:tab w:val="num" w:pos="3600"/>
+        </w:tabs>
+        <w:ind w:left="3600" w:hanging="360"/>
+      </w:pPr>
+      <w:rPr>
+        <w:rFonts w:ascii="Wingdings" w:hAnsi="Wingdings" w:hint="default"/>
+        <w:sz w:val="20"/>
+      </w:rPr>
+    </w:lvl>
+    <w:lvl w:ilvl="5" w:tentative="1">
+      <w:start w:val="1"/>
+      <w:numFmt w:val="bullet"/>
+      <w:lvlText w:val=""/>
+      <w:lvlJc w:val="left"/>
+      <w:pPr>
+        <w:tabs>
+          <w:tab w:val="num" w:pos="4320"/>
+        </w:tabs>
+        <w:ind w:left="4320" w:hanging="360"/>
+      </w:pPr>
+      <w:rPr>
+        <w:rFonts w:ascii="Wingdings" w:hAnsi="Wingdings" w:hint="default"/>
+        <w:sz w:val="20"/>
+      </w:rPr>
+    </w:lvl>
+    <w:lvl w:ilvl="6" w:tentative="1">
+      <w:start w:val="1"/>
+      <w:numFmt w:val="bullet"/>
+      <w:lvlText w:val=""/>
+      <w:lvlJc w:val="left"/>
+      <w:pPr>
+        <w:tabs>
+          <w:tab w:val="num" w:pos="5040"/>
+        </w:tabs>
+        <w:ind w:left="5040" w:hanging="360"/>
+      </w:pPr>
+      <w:rPr>
+        <w:rFonts w:ascii="Wingdings" w:hAnsi="Wingdings" w:hint="default"/>
+        <w:sz w:val="20"/>
+      </w:rPr>
+    </w:lvl>
+    <w:lvl w:ilvl="7" w:tentative="1">
+      <w:start w:val="1"/>
+      <w:numFmt w:val="bullet"/>
+      <w:lvlText w:val=""/>
+      <w:lvlJc w:val="left"/>
+      <w:pPr>
+        <w:tabs>
+          <w:tab w:val="num" w:pos="5760"/>
+        </w:tabs>
+        <w:ind w:left="5760" w:hanging="360"/>
+      </w:pPr>
+      <w:rPr>
+        <w:rFonts w:ascii="Wingdings" w:hAnsi="Wingdings" w:hint="default"/>
+        <w:sz w:val="20"/>
+      </w:rPr>
+    </w:lvl>
+    <w:lvl w:ilvl="8" w:tentative="1">
+      <w:start w:val="1"/>
+      <w:numFmt w:val="bullet"/>
+      <w:lvlText w:val=""/>
+      <w:lvlJc w:val="left"/>
+      <w:pPr>
+        <w:tabs>
+          <w:tab w:val="num" w:pos="6480"/>
+        </w:tabs>
+        <w:ind w:left="6480" w:hanging="360"/>
+      </w:pPr>
+      <w:rPr>
+        <w:rFonts w:ascii="Wingdings" w:hAnsi="Wingdings" w:hint="default"/>
+        <w:sz w:val="20"/>
+      </w:rPr>
+    </w:lvl>
+  </w:abstractNum>
+  <w:abstractNum w:abstractNumId="83" w15:restartNumberingAfterBreak="0">
     <w:nsid w:val="63A04FD1"/>
     <w:multiLevelType w:val="multilevel"/>
     <w:tmpl w:val="AAAAAB94"/>
@@ -22941,7 +26596,7 @@
       </w:rPr>
     </w:lvl>
   </w:abstractNum>
-  <w:abstractNum w:abstractNumId="76" w15:restartNumberingAfterBreak="0">
+  <w:abstractNum w:abstractNumId="84" w15:restartNumberingAfterBreak="0">
     <w:nsid w:val="682D5C1F"/>
     <w:multiLevelType w:val="multilevel"/>
     <w:tmpl w:val="91F62E96"/>
@@ -23090,7 +26745,7 @@
       </w:rPr>
     </w:lvl>
   </w:abstractNum>
-  <w:abstractNum w:abstractNumId="77" w15:restartNumberingAfterBreak="0">
+  <w:abstractNum w:abstractNumId="85" w15:restartNumberingAfterBreak="0">
     <w:nsid w:val="685024FB"/>
     <w:multiLevelType w:val="multilevel"/>
     <w:tmpl w:val="CE98278A"/>
@@ -23239,7 +26894,7 @@
       </w:rPr>
     </w:lvl>
   </w:abstractNum>
-  <w:abstractNum w:abstractNumId="78" w15:restartNumberingAfterBreak="0">
+  <w:abstractNum w:abstractNumId="86" w15:restartNumberingAfterBreak="0">
     <w:nsid w:val="68C51CFD"/>
     <w:multiLevelType w:val="multilevel"/>
     <w:tmpl w:val="7C125308"/>
@@ -23388,7 +27043,7 @@
       </w:rPr>
     </w:lvl>
   </w:abstractNum>
-  <w:abstractNum w:abstractNumId="79" w15:restartNumberingAfterBreak="0">
+  <w:abstractNum w:abstractNumId="87" w15:restartNumberingAfterBreak="0">
     <w:nsid w:val="692D24E4"/>
     <w:multiLevelType w:val="multilevel"/>
     <w:tmpl w:val="FA8C8E02"/>
@@ -23537,7 +27192,7 @@
       </w:rPr>
     </w:lvl>
   </w:abstractNum>
-  <w:abstractNum w:abstractNumId="80" w15:restartNumberingAfterBreak="0">
+  <w:abstractNum w:abstractNumId="88" w15:restartNumberingAfterBreak="0">
     <w:nsid w:val="69AC2CD0"/>
     <w:multiLevelType w:val="multilevel"/>
     <w:tmpl w:val="DFA0970A"/>
@@ -23686,7 +27341,7 @@
       </w:rPr>
     </w:lvl>
   </w:abstractNum>
-  <w:abstractNum w:abstractNumId="81" w15:restartNumberingAfterBreak="0">
+  <w:abstractNum w:abstractNumId="89" w15:restartNumberingAfterBreak="0">
     <w:nsid w:val="69C87439"/>
     <w:multiLevelType w:val="multilevel"/>
     <w:tmpl w:val="DBB2FFA4"/>
@@ -23835,7 +27490,7 @@
       </w:rPr>
     </w:lvl>
   </w:abstractNum>
-  <w:abstractNum w:abstractNumId="82" w15:restartNumberingAfterBreak="0">
+  <w:abstractNum w:abstractNumId="90" w15:restartNumberingAfterBreak="0">
     <w:nsid w:val="6A173474"/>
     <w:multiLevelType w:val="multilevel"/>
     <w:tmpl w:val="05E21584"/>
@@ -23984,7 +27639,156 @@
       </w:rPr>
     </w:lvl>
   </w:abstractNum>
-  <w:abstractNum w:abstractNumId="83" w15:restartNumberingAfterBreak="0">
+  <w:abstractNum w:abstractNumId="91" w15:restartNumberingAfterBreak="0">
+    <w:nsid w:val="6BE45E31"/>
+    <w:multiLevelType w:val="multilevel"/>
+    <w:tmpl w:val="8300052E"/>
+    <w:lvl w:ilvl="0">
+      <w:start w:val="1"/>
+      <w:numFmt w:val="bullet"/>
+      <w:lvlText w:val=""/>
+      <w:lvlJc w:val="left"/>
+      <w:pPr>
+        <w:tabs>
+          <w:tab w:val="num" w:pos="720"/>
+        </w:tabs>
+        <w:ind w:left="720" w:hanging="360"/>
+      </w:pPr>
+      <w:rPr>
+        <w:rFonts w:ascii="Symbol" w:hAnsi="Symbol" w:hint="default"/>
+        <w:sz w:val="20"/>
+      </w:rPr>
+    </w:lvl>
+    <w:lvl w:ilvl="1" w:tentative="1">
+      <w:start w:val="1"/>
+      <w:numFmt w:val="bullet"/>
+      <w:lvlText w:val="o"/>
+      <w:lvlJc w:val="left"/>
+      <w:pPr>
+        <w:tabs>
+          <w:tab w:val="num" w:pos="1440"/>
+        </w:tabs>
+        <w:ind w:left="1440" w:hanging="360"/>
+      </w:pPr>
+      <w:rPr>
+        <w:rFonts w:ascii="Courier New" w:hAnsi="Courier New" w:hint="default"/>
+        <w:sz w:val="20"/>
+      </w:rPr>
+    </w:lvl>
+    <w:lvl w:ilvl="2" w:tentative="1">
+      <w:start w:val="1"/>
+      <w:numFmt w:val="bullet"/>
+      <w:lvlText w:val=""/>
+      <w:lvlJc w:val="left"/>
+      <w:pPr>
+        <w:tabs>
+          <w:tab w:val="num" w:pos="2160"/>
+        </w:tabs>
+        <w:ind w:left="2160" w:hanging="360"/>
+      </w:pPr>
+      <w:rPr>
+        <w:rFonts w:ascii="Wingdings" w:hAnsi="Wingdings" w:hint="default"/>
+        <w:sz w:val="20"/>
+      </w:rPr>
+    </w:lvl>
+    <w:lvl w:ilvl="3" w:tentative="1">
+      <w:start w:val="1"/>
+      <w:numFmt w:val="bullet"/>
+      <w:lvlText w:val=""/>
+      <w:lvlJc w:val="left"/>
+      <w:pPr>
+        <w:tabs>
+          <w:tab w:val="num" w:pos="2880"/>
+        </w:tabs>
+        <w:ind w:left="2880" w:hanging="360"/>
+      </w:pPr>
+      <w:rPr>
+        <w:rFonts w:ascii="Wingdings" w:hAnsi="Wingdings" w:hint="default"/>
+        <w:sz w:val="20"/>
+      </w:rPr>
+    </w:lvl>
+    <w:lvl w:ilvl="4" w:tentative="1">
+      <w:start w:val="1"/>
+      <w:numFmt w:val="bullet"/>
+      <w:lvlText w:val=""/>
+      <w:lvlJc w:val="left"/>
+      <w:pPr>
+        <w:tabs>
+          <w:tab w:val="num" w:pos="3600"/>
+        </w:tabs>
+        <w:ind w:left="3600" w:hanging="360"/>
+      </w:pPr>
+      <w:rPr>
+        <w:rFonts w:ascii="Wingdings" w:hAnsi="Wingdings" w:hint="default"/>
+        <w:sz w:val="20"/>
+      </w:rPr>
+    </w:lvl>
+    <w:lvl w:ilvl="5" w:tentative="1">
+      <w:start w:val="1"/>
+      <w:numFmt w:val="bullet"/>
+      <w:lvlText w:val=""/>
+      <w:lvlJc w:val="left"/>
+      <w:pPr>
+        <w:tabs>
+          <w:tab w:val="num" w:pos="4320"/>
+        </w:tabs>
+        <w:ind w:left="4320" w:hanging="360"/>
+      </w:pPr>
+      <w:rPr>
+        <w:rFonts w:ascii="Wingdings" w:hAnsi="Wingdings" w:hint="default"/>
+        <w:sz w:val="20"/>
+      </w:rPr>
+    </w:lvl>
+    <w:lvl w:ilvl="6" w:tentative="1">
+      <w:start w:val="1"/>
+      <w:numFmt w:val="bullet"/>
+      <w:lvlText w:val=""/>
+      <w:lvlJc w:val="left"/>
+      <w:pPr>
+        <w:tabs>
+          <w:tab w:val="num" w:pos="5040"/>
+        </w:tabs>
+        <w:ind w:left="5040" w:hanging="360"/>
+      </w:pPr>
+      <w:rPr>
+        <w:rFonts w:ascii="Wingdings" w:hAnsi="Wingdings" w:hint="default"/>
+        <w:sz w:val="20"/>
+      </w:rPr>
+    </w:lvl>
+    <w:lvl w:ilvl="7" w:tentative="1">
+      <w:start w:val="1"/>
+      <w:numFmt w:val="bullet"/>
+      <w:lvlText w:val=""/>
+      <w:lvlJc w:val="left"/>
+      <w:pPr>
+        <w:tabs>
+          <w:tab w:val="num" w:pos="5760"/>
+        </w:tabs>
+        <w:ind w:left="5760" w:hanging="360"/>
+      </w:pPr>
+      <w:rPr>
+        <w:rFonts w:ascii="Wingdings" w:hAnsi="Wingdings" w:hint="default"/>
+        <w:sz w:val="20"/>
+      </w:rPr>
+    </w:lvl>
+    <w:lvl w:ilvl="8" w:tentative="1">
+      <w:start w:val="1"/>
+      <w:numFmt w:val="bullet"/>
+      <w:lvlText w:val=""/>
+      <w:lvlJc w:val="left"/>
+      <w:pPr>
+        <w:tabs>
+          <w:tab w:val="num" w:pos="6480"/>
+        </w:tabs>
+        <w:ind w:left="6480" w:hanging="360"/>
+      </w:pPr>
+      <w:rPr>
+        <w:rFonts w:ascii="Wingdings" w:hAnsi="Wingdings" w:hint="default"/>
+        <w:sz w:val="20"/>
+      </w:rPr>
+    </w:lvl>
+  </w:abstractNum>
+  <w:abstractNum w:abstractNumId="92" w15:restartNumberingAfterBreak="0">
     <w:nsid w:val="6CD8648B"/>
     <w:multiLevelType w:val="multilevel"/>
     <w:tmpl w:val="0088B254"/>
@@ -24097,7 +27901,7 @@
       </w:pPr>
     </w:lvl>
   </w:abstractNum>
-  <w:abstractNum w:abstractNumId="84" w15:restartNumberingAfterBreak="0">
+  <w:abstractNum w:abstractNumId="93" w15:restartNumberingAfterBreak="0">
     <w:nsid w:val="6FD1760D"/>
     <w:multiLevelType w:val="multilevel"/>
     <w:tmpl w:val="687A9E9E"/>
@@ -24246,7 +28050,7 @@
       </w:rPr>
     </w:lvl>
   </w:abstractNum>
-  <w:abstractNum w:abstractNumId="85" w15:restartNumberingAfterBreak="0">
+  <w:abstractNum w:abstractNumId="94" w15:restartNumberingAfterBreak="0">
     <w:nsid w:val="71255C14"/>
     <w:multiLevelType w:val="multilevel"/>
     <w:tmpl w:val="65166F14"/>
@@ -24395,7 +28199,7 @@
       </w:rPr>
     </w:lvl>
   </w:abstractNum>
-  <w:abstractNum w:abstractNumId="86" w15:restartNumberingAfterBreak="0">
+  <w:abstractNum w:abstractNumId="95" w15:restartNumberingAfterBreak="0">
     <w:nsid w:val="71767BA9"/>
     <w:multiLevelType w:val="multilevel"/>
     <w:tmpl w:val="88C208C4"/>
@@ -24544,7 +28348,7 @@
       </w:rPr>
     </w:lvl>
   </w:abstractNum>
-  <w:abstractNum w:abstractNumId="87" w15:restartNumberingAfterBreak="0">
+  <w:abstractNum w:abstractNumId="96" w15:restartNumberingAfterBreak="0">
     <w:nsid w:val="74356643"/>
     <w:multiLevelType w:val="multilevel"/>
     <w:tmpl w:val="C7E6628C"/>
@@ -24693,7 +28497,7 @@
       </w:rPr>
     </w:lvl>
   </w:abstractNum>
-  <w:abstractNum w:abstractNumId="88" w15:restartNumberingAfterBreak="0">
+  <w:abstractNum w:abstractNumId="97" w15:restartNumberingAfterBreak="0">
     <w:nsid w:val="74BF2669"/>
     <w:multiLevelType w:val="multilevel"/>
     <w:tmpl w:val="6ADC1346"/>
@@ -24842,7 +28646,7 @@
       </w:rPr>
     </w:lvl>
   </w:abstractNum>
-  <w:abstractNum w:abstractNumId="89" w15:restartNumberingAfterBreak="0">
+  <w:abstractNum w:abstractNumId="98" w15:restartNumberingAfterBreak="0">
     <w:nsid w:val="760A2A6E"/>
     <w:multiLevelType w:val="multilevel"/>
     <w:tmpl w:val="D21C1926"/>
@@ -24991,7 +28795,7 @@
       </w:rPr>
     </w:lvl>
   </w:abstractNum>
-  <w:abstractNum w:abstractNumId="90" w15:restartNumberingAfterBreak="0">
+  <w:abstractNum w:abstractNumId="99" w15:restartNumberingAfterBreak="0">
     <w:nsid w:val="764742B7"/>
     <w:multiLevelType w:val="multilevel"/>
     <w:tmpl w:val="5F280F40"/>
@@ -25140,7 +28944,7 @@
       </w:rPr>
     </w:lvl>
   </w:abstractNum>
-  <w:abstractNum w:abstractNumId="91" w15:restartNumberingAfterBreak="0">
+  <w:abstractNum w:abstractNumId="100" w15:restartNumberingAfterBreak="0">
     <w:nsid w:val="765E4941"/>
     <w:multiLevelType w:val="multilevel"/>
     <w:tmpl w:val="314C9418"/>
@@ -25253,7 +29057,7 @@
       </w:pPr>
     </w:lvl>
   </w:abstractNum>
-  <w:abstractNum w:abstractNumId="92" w15:restartNumberingAfterBreak="0">
+  <w:abstractNum w:abstractNumId="101" w15:restartNumberingAfterBreak="0">
     <w:nsid w:val="778F09E6"/>
     <w:multiLevelType w:val="multilevel"/>
     <w:tmpl w:val="F982B4BA"/>
@@ -25366,7 +29170,7 @@
       </w:pPr>
     </w:lvl>
   </w:abstractNum>
-  <w:abstractNum w:abstractNumId="93" w15:restartNumberingAfterBreak="0">
+  <w:abstractNum w:abstractNumId="102" w15:restartNumberingAfterBreak="0">
     <w:nsid w:val="77AB2351"/>
     <w:multiLevelType w:val="multilevel"/>
     <w:tmpl w:val="1F60FABE"/>
@@ -25515,7 +29319,7 @@
       </w:rPr>
     </w:lvl>
   </w:abstractNum>
-  <w:abstractNum w:abstractNumId="94" w15:restartNumberingAfterBreak="0">
+  <w:abstractNum w:abstractNumId="103" w15:restartNumberingAfterBreak="0">
     <w:nsid w:val="78790349"/>
     <w:multiLevelType w:val="multilevel"/>
     <w:tmpl w:val="8DF20814"/>
@@ -25664,7 +29468,7 @@
       </w:rPr>
     </w:lvl>
   </w:abstractNum>
-  <w:abstractNum w:abstractNumId="95" w15:restartNumberingAfterBreak="0">
+  <w:abstractNum w:abstractNumId="104" w15:restartNumberingAfterBreak="0">
     <w:nsid w:val="78C628D9"/>
     <w:multiLevelType w:val="multilevel"/>
     <w:tmpl w:val="AD5C3386"/>
@@ -25813,32 +29617,330 @@
       </w:rPr>
     </w:lvl>
   </w:abstractNum>
+  <w:abstractNum w:abstractNumId="105" w15:restartNumberingAfterBreak="0">
+    <w:nsid w:val="7F8F7272"/>
+    <w:multiLevelType w:val="multilevel"/>
+    <w:tmpl w:val="C5804330"/>
+    <w:lvl w:ilvl="0">
+      <w:start w:val="1"/>
+      <w:numFmt w:val="bullet"/>
+      <w:lvlText w:val=""/>
+      <w:lvlJc w:val="left"/>
+      <w:pPr>
+        <w:tabs>
+          <w:tab w:val="num" w:pos="720"/>
+        </w:tabs>
+        <w:ind w:left="720" w:hanging="360"/>
+      </w:pPr>
+      <w:rPr>
+        <w:rFonts w:ascii="Symbol" w:hAnsi="Symbol" w:hint="default"/>
+        <w:sz w:val="20"/>
+      </w:rPr>
+    </w:lvl>
+    <w:lvl w:ilvl="1" w:tentative="1">
+      <w:start w:val="1"/>
+      <w:numFmt w:val="bullet"/>
+      <w:lvlText w:val="o"/>
+      <w:lvlJc w:val="left"/>
+      <w:pPr>
+        <w:tabs>
+          <w:tab w:val="num" w:pos="1440"/>
+        </w:tabs>
+        <w:ind w:left="1440" w:hanging="360"/>
+      </w:pPr>
+      <w:rPr>
+        <w:rFonts w:ascii="Courier New" w:hAnsi="Courier New" w:hint="default"/>
+        <w:sz w:val="20"/>
+      </w:rPr>
+    </w:lvl>
+    <w:lvl w:ilvl="2" w:tentative="1">
+      <w:start w:val="1"/>
+      <w:numFmt w:val="bullet"/>
+      <w:lvlText w:val=""/>
+      <w:lvlJc w:val="left"/>
+      <w:pPr>
+        <w:tabs>
+          <w:tab w:val="num" w:pos="2160"/>
+        </w:tabs>
+        <w:ind w:left="2160" w:hanging="360"/>
+      </w:pPr>
+      <w:rPr>
+        <w:rFonts w:ascii="Wingdings" w:hAnsi="Wingdings" w:hint="default"/>
+        <w:sz w:val="20"/>
+      </w:rPr>
+    </w:lvl>
+    <w:lvl w:ilvl="3" w:tentative="1">
+      <w:start w:val="1"/>
+      <w:numFmt w:val="bullet"/>
+      <w:lvlText w:val=""/>
+      <w:lvlJc w:val="left"/>
+      <w:pPr>
+        <w:tabs>
+          <w:tab w:val="num" w:pos="2880"/>
+        </w:tabs>
+        <w:ind w:left="2880" w:hanging="360"/>
+      </w:pPr>
+      <w:rPr>
+        <w:rFonts w:ascii="Wingdings" w:hAnsi="Wingdings" w:hint="default"/>
+        <w:sz w:val="20"/>
+      </w:rPr>
+    </w:lvl>
+    <w:lvl w:ilvl="4" w:tentative="1">
+      <w:start w:val="1"/>
+      <w:numFmt w:val="bullet"/>
+      <w:lvlText w:val=""/>
+      <w:lvlJc w:val="left"/>
+      <w:pPr>
+        <w:tabs>
+          <w:tab w:val="num" w:pos="3600"/>
+        </w:tabs>
+        <w:ind w:left="3600" w:hanging="360"/>
+      </w:pPr>
+      <w:rPr>
+        <w:rFonts w:ascii="Wingdings" w:hAnsi="Wingdings" w:hint="default"/>
+        <w:sz w:val="20"/>
+      </w:rPr>
+    </w:lvl>
+    <w:lvl w:ilvl="5" w:tentative="1">
+      <w:start w:val="1"/>
+      <w:numFmt w:val="bullet"/>
+      <w:lvlText w:val=""/>
+      <w:lvlJc w:val="left"/>
+      <w:pPr>
+        <w:tabs>
+          <w:tab w:val="num" w:pos="4320"/>
+        </w:tabs>
+        <w:ind w:left="4320" w:hanging="360"/>
+      </w:pPr>
+      <w:rPr>
+        <w:rFonts w:ascii="Wingdings" w:hAnsi="Wingdings" w:hint="default"/>
+        <w:sz w:val="20"/>
+      </w:rPr>
+    </w:lvl>
+    <w:lvl w:ilvl="6" w:tentative="1">
+      <w:start w:val="1"/>
+      <w:numFmt w:val="bullet"/>
+      <w:lvlText w:val=""/>
+      <w:lvlJc w:val="left"/>
+      <w:pPr>
+        <w:tabs>
+          <w:tab w:val="num" w:pos="5040"/>
+        </w:tabs>
+        <w:ind w:left="5040" w:hanging="360"/>
+      </w:pPr>
+      <w:rPr>
+        <w:rFonts w:ascii="Wingdings" w:hAnsi="Wingdings" w:hint="default"/>
+        <w:sz w:val="20"/>
+      </w:rPr>
+    </w:lvl>
+    <w:lvl w:ilvl="7" w:tentative="1">
+      <w:start w:val="1"/>
+      <w:numFmt w:val="bullet"/>
+      <w:lvlText w:val=""/>
+      <w:lvlJc w:val="left"/>
+      <w:pPr>
+        <w:tabs>
+          <w:tab w:val="num" w:pos="5760"/>
+        </w:tabs>
+        <w:ind w:left="5760" w:hanging="360"/>
+      </w:pPr>
+      <w:rPr>
+        <w:rFonts w:ascii="Wingdings" w:hAnsi="Wingdings" w:hint="default"/>
+        <w:sz w:val="20"/>
+      </w:rPr>
+    </w:lvl>
+    <w:lvl w:ilvl="8" w:tentative="1">
+      <w:start w:val="1"/>
+      <w:numFmt w:val="bullet"/>
+      <w:lvlText w:val=""/>
+      <w:lvlJc w:val="left"/>
+      <w:pPr>
+        <w:tabs>
+          <w:tab w:val="num" w:pos="6480"/>
+        </w:tabs>
+        <w:ind w:left="6480" w:hanging="360"/>
+      </w:pPr>
+      <w:rPr>
+        <w:rFonts w:ascii="Wingdings" w:hAnsi="Wingdings" w:hint="default"/>
+        <w:sz w:val="20"/>
+      </w:rPr>
+    </w:lvl>
+  </w:abstractNum>
+  <w:abstractNum w:abstractNumId="106" w15:restartNumberingAfterBreak="0">
+    <w:nsid w:val="7FB75D11"/>
+    <w:multiLevelType w:val="multilevel"/>
+    <w:tmpl w:val="319C7D8E"/>
+    <w:lvl w:ilvl="0">
+      <w:start w:val="1"/>
+      <w:numFmt w:val="bullet"/>
+      <w:lvlText w:val=""/>
+      <w:lvlJc w:val="left"/>
+      <w:pPr>
+        <w:tabs>
+          <w:tab w:val="num" w:pos="720"/>
+        </w:tabs>
+        <w:ind w:left="720" w:hanging="360"/>
+      </w:pPr>
+      <w:rPr>
+        <w:rFonts w:ascii="Symbol" w:hAnsi="Symbol" w:hint="default"/>
+        <w:sz w:val="20"/>
+      </w:rPr>
+    </w:lvl>
+    <w:lvl w:ilvl="1" w:tentative="1">
+      <w:start w:val="1"/>
+      <w:numFmt w:val="bullet"/>
+      <w:lvlText w:val="o"/>
+      <w:lvlJc w:val="left"/>
+      <w:pPr>
+        <w:tabs>
+          <w:tab w:val="num" w:pos="1440"/>
+        </w:tabs>
+        <w:ind w:left="1440" w:hanging="360"/>
+      </w:pPr>
+      <w:rPr>
+        <w:rFonts w:ascii="Courier New" w:hAnsi="Courier New" w:hint="default"/>
+        <w:sz w:val="20"/>
+      </w:rPr>
+    </w:lvl>
+    <w:lvl w:ilvl="2" w:tentative="1">
+      <w:start w:val="1"/>
+      <w:numFmt w:val="bullet"/>
+      <w:lvlText w:val=""/>
+      <w:lvlJc w:val="left"/>
+      <w:pPr>
+        <w:tabs>
+          <w:tab w:val="num" w:pos="2160"/>
+        </w:tabs>
+        <w:ind w:left="2160" w:hanging="360"/>
+      </w:pPr>
+      <w:rPr>
+        <w:rFonts w:ascii="Wingdings" w:hAnsi="Wingdings" w:hint="default"/>
+        <w:sz w:val="20"/>
+      </w:rPr>
+    </w:lvl>
+    <w:lvl w:ilvl="3" w:tentative="1">
+      <w:start w:val="1"/>
+      <w:numFmt w:val="bullet"/>
+      <w:lvlText w:val=""/>
+      <w:lvlJc w:val="left"/>
+      <w:pPr>
+        <w:tabs>
+          <w:tab w:val="num" w:pos="2880"/>
+        </w:tabs>
+        <w:ind w:left="2880" w:hanging="360"/>
+      </w:pPr>
+      <w:rPr>
+        <w:rFonts w:ascii="Wingdings" w:hAnsi="Wingdings" w:hint="default"/>
+        <w:sz w:val="20"/>
+      </w:rPr>
+    </w:lvl>
+    <w:lvl w:ilvl="4" w:tentative="1">
+      <w:start w:val="1"/>
+      <w:numFmt w:val="bullet"/>
+      <w:lvlText w:val=""/>
+      <w:lvlJc w:val="left"/>
+      <w:pPr>
+        <w:tabs>
+          <w:tab w:val="num" w:pos="3600"/>
+        </w:tabs>
+        <w:ind w:left="3600" w:hanging="360"/>
+      </w:pPr>
+      <w:rPr>
+        <w:rFonts w:ascii="Wingdings" w:hAnsi="Wingdings" w:hint="default"/>
+        <w:sz w:val="20"/>
+      </w:rPr>
+    </w:lvl>
+    <w:lvl w:ilvl="5" w:tentative="1">
+      <w:start w:val="1"/>
+      <w:numFmt w:val="bullet"/>
+      <w:lvlText w:val=""/>
+      <w:lvlJc w:val="left"/>
+      <w:pPr>
+        <w:tabs>
+          <w:tab w:val="num" w:pos="4320"/>
+        </w:tabs>
+        <w:ind w:left="4320" w:hanging="360"/>
+      </w:pPr>
+      <w:rPr>
+        <w:rFonts w:ascii="Wingdings" w:hAnsi="Wingdings" w:hint="default"/>
+        <w:sz w:val="20"/>
+      </w:rPr>
+    </w:lvl>
+    <w:lvl w:ilvl="6" w:tentative="1">
+      <w:start w:val="1"/>
+      <w:numFmt w:val="bullet"/>
+      <w:lvlText w:val=""/>
+      <w:lvlJc w:val="left"/>
+      <w:pPr>
+        <w:tabs>
+          <w:tab w:val="num" w:pos="5040"/>
+        </w:tabs>
+        <w:ind w:left="5040" w:hanging="360"/>
+      </w:pPr>
+      <w:rPr>
+        <w:rFonts w:ascii="Wingdings" w:hAnsi="Wingdings" w:hint="default"/>
+        <w:sz w:val="20"/>
+      </w:rPr>
+    </w:lvl>
+    <w:lvl w:ilvl="7" w:tentative="1">
+      <w:start w:val="1"/>
+      <w:numFmt w:val="bullet"/>
+      <w:lvlText w:val=""/>
+      <w:lvlJc w:val="left"/>
+      <w:pPr>
+        <w:tabs>
+          <w:tab w:val="num" w:pos="5760"/>
+        </w:tabs>
+        <w:ind w:left="5760" w:hanging="360"/>
+      </w:pPr>
+      <w:rPr>
+        <w:rFonts w:ascii="Wingdings" w:hAnsi="Wingdings" w:hint="default"/>
+        <w:sz w:val="20"/>
+      </w:rPr>
+    </w:lvl>
+    <w:lvl w:ilvl="8" w:tentative="1">
+      <w:start w:val="1"/>
+      <w:numFmt w:val="bullet"/>
+      <w:lvlText w:val=""/>
+      <w:lvlJc w:val="left"/>
+      <w:pPr>
+        <w:tabs>
+          <w:tab w:val="num" w:pos="6480"/>
+        </w:tabs>
+        <w:ind w:left="6480" w:hanging="360"/>
+      </w:pPr>
+      <w:rPr>
+        <w:rFonts w:ascii="Wingdings" w:hAnsi="Wingdings" w:hint="default"/>
+        <w:sz w:val="20"/>
+      </w:rPr>
+    </w:lvl>
+  </w:abstractNum>
   <w:num w:numId="1" w16cid:durableId="1248727745">
-    <w:abstractNumId w:val="68"/>
+    <w:abstractNumId w:val="75"/>
   </w:num>
   <w:num w:numId="2" w16cid:durableId="751850051">
-    <w:abstractNumId w:val="26"/>
+    <w:abstractNumId w:val="29"/>
   </w:num>
   <w:num w:numId="3" w16cid:durableId="1932543681">
-    <w:abstractNumId w:val="28"/>
+    <w:abstractNumId w:val="31"/>
   </w:num>
   <w:num w:numId="4" w16cid:durableId="922182562">
-    <w:abstractNumId w:val="29"/>
+    <w:abstractNumId w:val="32"/>
   </w:num>
   <w:num w:numId="5" w16cid:durableId="250505890">
     <w:abstractNumId w:val="15"/>
   </w:num>
   <w:num w:numId="6" w16cid:durableId="1360620971">
-    <w:abstractNumId w:val="34"/>
+    <w:abstractNumId w:val="37"/>
   </w:num>
   <w:num w:numId="7" w16cid:durableId="1719163735">
-    <w:abstractNumId w:val="21"/>
+    <w:abstractNumId w:val="23"/>
   </w:num>
   <w:num w:numId="8" w16cid:durableId="765539589">
-    <w:abstractNumId w:val="72"/>
+    <w:abstractNumId w:val="79"/>
   </w:num>
   <w:num w:numId="9" w16cid:durableId="2118672229">
-    <w:abstractNumId w:val="72"/>
+    <w:abstractNumId w:val="79"/>
     <w:lvlOverride w:ilvl="1">
       <w:lvl w:ilvl="1">
         <w:numFmt w:val="decimal"/>
@@ -25848,172 +29950,172 @@
     </w:lvlOverride>
   </w:num>
   <w:num w:numId="10" w16cid:durableId="70321422">
-    <w:abstractNumId w:val="66"/>
+    <w:abstractNumId w:val="72"/>
   </w:num>
   <w:num w:numId="11" w16cid:durableId="1699503481">
     <w:abstractNumId w:val="11"/>
   </w:num>
   <w:num w:numId="12" w16cid:durableId="1644460208">
-    <w:abstractNumId w:val="54"/>
+    <w:abstractNumId w:val="58"/>
   </w:num>
   <w:num w:numId="13" w16cid:durableId="1154374537">
-    <w:abstractNumId w:val="69"/>
+    <w:abstractNumId w:val="76"/>
   </w:num>
   <w:num w:numId="14" w16cid:durableId="2049258667">
-    <w:abstractNumId w:val="83"/>
+    <w:abstractNumId w:val="92"/>
   </w:num>
   <w:num w:numId="15" w16cid:durableId="1674911525">
-    <w:abstractNumId w:val="51"/>
+    <w:abstractNumId w:val="55"/>
   </w:num>
   <w:num w:numId="16" w16cid:durableId="187644927">
     <w:abstractNumId w:val="3"/>
   </w:num>
   <w:num w:numId="17" w16cid:durableId="389109942">
-    <w:abstractNumId w:val="43"/>
+    <w:abstractNumId w:val="46"/>
   </w:num>
   <w:num w:numId="18" w16cid:durableId="61489845">
-    <w:abstractNumId w:val="89"/>
+    <w:abstractNumId w:val="98"/>
   </w:num>
   <w:num w:numId="19" w16cid:durableId="1422408619">
-    <w:abstractNumId w:val="78"/>
+    <w:abstractNumId w:val="86"/>
   </w:num>
   <w:num w:numId="20" w16cid:durableId="1001470301">
-    <w:abstractNumId w:val="58"/>
+    <w:abstractNumId w:val="62"/>
   </w:num>
   <w:num w:numId="21" w16cid:durableId="445080410">
-    <w:abstractNumId w:val="87"/>
+    <w:abstractNumId w:val="96"/>
   </w:num>
   <w:num w:numId="22" w16cid:durableId="1633438285">
-    <w:abstractNumId w:val="46"/>
+    <w:abstractNumId w:val="49"/>
   </w:num>
   <w:num w:numId="23" w16cid:durableId="2034841223">
-    <w:abstractNumId w:val="35"/>
+    <w:abstractNumId w:val="38"/>
   </w:num>
   <w:num w:numId="24" w16cid:durableId="107357085">
-    <w:abstractNumId w:val="23"/>
+    <w:abstractNumId w:val="25"/>
   </w:num>
   <w:num w:numId="25" w16cid:durableId="908271440">
-    <w:abstractNumId w:val="36"/>
+    <w:abstractNumId w:val="39"/>
   </w:num>
   <w:num w:numId="26" w16cid:durableId="604923453">
-    <w:abstractNumId w:val="79"/>
+    <w:abstractNumId w:val="87"/>
   </w:num>
   <w:num w:numId="27" w16cid:durableId="1149060148">
     <w:abstractNumId w:val="12"/>
   </w:num>
   <w:num w:numId="28" w16cid:durableId="476723009">
-    <w:abstractNumId w:val="49"/>
+    <w:abstractNumId w:val="52"/>
   </w:num>
   <w:num w:numId="29" w16cid:durableId="556401401">
     <w:abstractNumId w:val="1"/>
   </w:num>
   <w:num w:numId="30" w16cid:durableId="728967243">
-    <w:abstractNumId w:val="45"/>
+    <w:abstractNumId w:val="48"/>
   </w:num>
   <w:num w:numId="31" w16cid:durableId="1011764737">
     <w:abstractNumId w:val="2"/>
   </w:num>
   <w:num w:numId="32" w16cid:durableId="1135216227">
-    <w:abstractNumId w:val="61"/>
+    <w:abstractNumId w:val="65"/>
   </w:num>
   <w:num w:numId="33" w16cid:durableId="1485197704">
-    <w:abstractNumId w:val="37"/>
+    <w:abstractNumId w:val="40"/>
   </w:num>
   <w:num w:numId="34" w16cid:durableId="891617650">
     <w:abstractNumId w:val="14"/>
   </w:num>
   <w:num w:numId="35" w16cid:durableId="1751777529">
-    <w:abstractNumId w:val="22"/>
+    <w:abstractNumId w:val="24"/>
   </w:num>
   <w:num w:numId="36" w16cid:durableId="1721663221">
-    <w:abstractNumId w:val="93"/>
+    <w:abstractNumId w:val="102"/>
   </w:num>
   <w:num w:numId="37" w16cid:durableId="345132794">
-    <w:abstractNumId w:val="64"/>
+    <w:abstractNumId w:val="70"/>
   </w:num>
   <w:num w:numId="38" w16cid:durableId="1230461024">
-    <w:abstractNumId w:val="27"/>
+    <w:abstractNumId w:val="30"/>
   </w:num>
   <w:num w:numId="39" w16cid:durableId="801581849">
-    <w:abstractNumId w:val="30"/>
+    <w:abstractNumId w:val="33"/>
   </w:num>
   <w:num w:numId="40" w16cid:durableId="1904364908">
     <w:abstractNumId w:val="9"/>
   </w:num>
   <w:num w:numId="41" w16cid:durableId="1064723071">
-    <w:abstractNumId w:val="74"/>
+    <w:abstractNumId w:val="81"/>
   </w:num>
   <w:num w:numId="42" w16cid:durableId="1930457457">
-    <w:abstractNumId w:val="82"/>
+    <w:abstractNumId w:val="90"/>
   </w:num>
   <w:num w:numId="43" w16cid:durableId="353000755">
+    <w:abstractNumId w:val="61"/>
+  </w:num>
+  <w:num w:numId="44" w16cid:durableId="422412169">
     <w:abstractNumId w:val="57"/>
   </w:num>
-  <w:num w:numId="44" w16cid:durableId="422412169">
-    <w:abstractNumId w:val="53"/>
-  </w:num>
   <w:num w:numId="45" w16cid:durableId="1137339157">
-    <w:abstractNumId w:val="86"/>
+    <w:abstractNumId w:val="95"/>
   </w:num>
   <w:num w:numId="46" w16cid:durableId="712196533">
-    <w:abstractNumId w:val="65"/>
+    <w:abstractNumId w:val="71"/>
   </w:num>
   <w:num w:numId="47" w16cid:durableId="1681471313">
     <w:abstractNumId w:val="4"/>
   </w:num>
   <w:num w:numId="48" w16cid:durableId="544608479">
-    <w:abstractNumId w:val="77"/>
+    <w:abstractNumId w:val="85"/>
   </w:num>
   <w:num w:numId="49" w16cid:durableId="186188189">
-    <w:abstractNumId w:val="95"/>
+    <w:abstractNumId w:val="104"/>
   </w:num>
   <w:num w:numId="50" w16cid:durableId="468862596">
-    <w:abstractNumId w:val="25"/>
+    <w:abstractNumId w:val="28"/>
   </w:num>
   <w:num w:numId="51" w16cid:durableId="663975558">
-    <w:abstractNumId w:val="94"/>
+    <w:abstractNumId w:val="103"/>
   </w:num>
   <w:num w:numId="52" w16cid:durableId="984089857">
-    <w:abstractNumId w:val="63"/>
+    <w:abstractNumId w:val="68"/>
   </w:num>
   <w:num w:numId="53" w16cid:durableId="37827352">
-    <w:abstractNumId w:val="42"/>
+    <w:abstractNumId w:val="45"/>
   </w:num>
   <w:num w:numId="54" w16cid:durableId="724452308">
-    <w:abstractNumId w:val="67"/>
+    <w:abstractNumId w:val="74"/>
   </w:num>
   <w:num w:numId="55" w16cid:durableId="1705516468">
-    <w:abstractNumId w:val="75"/>
+    <w:abstractNumId w:val="83"/>
   </w:num>
   <w:num w:numId="56" w16cid:durableId="1966766117">
-    <w:abstractNumId w:val="44"/>
+    <w:abstractNumId w:val="47"/>
   </w:num>
   <w:num w:numId="57" w16cid:durableId="1864131531">
     <w:abstractNumId w:val="5"/>
   </w:num>
   <w:num w:numId="58" w16cid:durableId="1388721471">
-    <w:abstractNumId w:val="88"/>
+    <w:abstractNumId w:val="97"/>
   </w:num>
   <w:num w:numId="59" w16cid:durableId="931744232">
-    <w:abstractNumId w:val="90"/>
+    <w:abstractNumId w:val="99"/>
   </w:num>
   <w:num w:numId="60" w16cid:durableId="1775397781">
     <w:abstractNumId w:val="10"/>
   </w:num>
   <w:num w:numId="61" w16cid:durableId="1976910680">
-    <w:abstractNumId w:val="85"/>
+    <w:abstractNumId w:val="94"/>
   </w:num>
   <w:num w:numId="62" w16cid:durableId="1720592539">
-    <w:abstractNumId w:val="59"/>
+    <w:abstractNumId w:val="63"/>
   </w:num>
   <w:num w:numId="63" w16cid:durableId="2018923814">
-    <w:abstractNumId w:val="80"/>
+    <w:abstractNumId w:val="88"/>
   </w:num>
   <w:num w:numId="64" w16cid:durableId="1684432574">
-    <w:abstractNumId w:val="81"/>
+    <w:abstractNumId w:val="89"/>
   </w:num>
   <w:num w:numId="65" w16cid:durableId="576131779">
-    <w:abstractNumId w:val="73"/>
+    <w:abstractNumId w:val="80"/>
   </w:num>
   <w:num w:numId="66" w16cid:durableId="652224217">
     <w:abstractNumId w:val="8"/>
@@ -26022,94 +30124,127 @@
     <w:abstractNumId w:val="0"/>
   </w:num>
   <w:num w:numId="68" w16cid:durableId="1898319542">
+    <w:abstractNumId w:val="18"/>
+  </w:num>
+  <w:num w:numId="69" w16cid:durableId="1960452246">
     <w:abstractNumId w:val="17"/>
   </w:num>
-  <w:num w:numId="69" w16cid:durableId="1960452246">
-    <w:abstractNumId w:val="16"/>
+  <w:num w:numId="70" w16cid:durableId="2036074976">
+    <w:abstractNumId w:val="60"/>
   </w:num>
-  <w:num w:numId="70" w16cid:durableId="2036074976">
+  <w:num w:numId="71" w16cid:durableId="738013702">
+    <w:abstractNumId w:val="21"/>
+  </w:num>
+  <w:num w:numId="72" w16cid:durableId="1085611185">
+    <w:abstractNumId w:val="64"/>
+  </w:num>
+  <w:num w:numId="73" w16cid:durableId="1433471087">
+    <w:abstractNumId w:val="67"/>
+  </w:num>
+  <w:num w:numId="74" w16cid:durableId="309553830">
+    <w:abstractNumId w:val="44"/>
+  </w:num>
+  <w:num w:numId="75" w16cid:durableId="4286080">
+    <w:abstractNumId w:val="42"/>
+  </w:num>
+  <w:num w:numId="76" w16cid:durableId="1789008884">
+    <w:abstractNumId w:val="101"/>
+  </w:num>
+  <w:num w:numId="77" w16cid:durableId="123155864">
+    <w:abstractNumId w:val="34"/>
+  </w:num>
+  <w:num w:numId="78" w16cid:durableId="1915579697">
     <w:abstractNumId w:val="56"/>
   </w:num>
-  <w:num w:numId="71" w16cid:durableId="738013702">
-    <w:abstractNumId w:val="19"/>
-  </w:num>
-  <w:num w:numId="72" w16cid:durableId="1085611185">
-    <w:abstractNumId w:val="60"/>
-  </w:num>
-  <w:num w:numId="73" w16cid:durableId="1433471087">
-    <w:abstractNumId w:val="62"/>
-  </w:num>
-  <w:num w:numId="74" w16cid:durableId="309553830">
-    <w:abstractNumId w:val="41"/>
-  </w:num>
-  <w:num w:numId="75" w16cid:durableId="4286080">
-    <w:abstractNumId w:val="39"/>
-  </w:num>
-  <w:num w:numId="76" w16cid:durableId="1789008884">
-    <w:abstractNumId w:val="92"/>
-  </w:num>
-  <w:num w:numId="77" w16cid:durableId="123155864">
-    <w:abstractNumId w:val="31"/>
-  </w:num>
-  <w:num w:numId="78" w16cid:durableId="1915579697">
-    <w:abstractNumId w:val="52"/>
-  </w:num>
   <w:num w:numId="79" w16cid:durableId="977221695">
-    <w:abstractNumId w:val="47"/>
+    <w:abstractNumId w:val="50"/>
   </w:num>
   <w:num w:numId="80" w16cid:durableId="1061707544">
-    <w:abstractNumId w:val="18"/>
+    <w:abstractNumId w:val="20"/>
   </w:num>
   <w:num w:numId="81" w16cid:durableId="456949168">
-    <w:abstractNumId w:val="71"/>
+    <w:abstractNumId w:val="78"/>
   </w:num>
   <w:num w:numId="82" w16cid:durableId="805584685">
-    <w:abstractNumId w:val="20"/>
+    <w:abstractNumId w:val="22"/>
   </w:num>
   <w:num w:numId="83" w16cid:durableId="1886141436">
-    <w:abstractNumId w:val="70"/>
+    <w:abstractNumId w:val="77"/>
   </w:num>
   <w:num w:numId="84" w16cid:durableId="89742989">
-    <w:abstractNumId w:val="91"/>
+    <w:abstractNumId w:val="100"/>
   </w:num>
   <w:num w:numId="85" w16cid:durableId="796794874">
     <w:abstractNumId w:val="7"/>
   </w:num>
   <w:num w:numId="86" w16cid:durableId="1221478261">
-    <w:abstractNumId w:val="84"/>
+    <w:abstractNumId w:val="93"/>
   </w:num>
   <w:num w:numId="87" w16cid:durableId="1000156956">
-    <w:abstractNumId w:val="32"/>
+    <w:abstractNumId w:val="35"/>
   </w:num>
   <w:num w:numId="88" w16cid:durableId="179976385">
-    <w:abstractNumId w:val="50"/>
+    <w:abstractNumId w:val="54"/>
   </w:num>
   <w:num w:numId="89" w16cid:durableId="1218862137">
     <w:abstractNumId w:val="13"/>
   </w:num>
   <w:num w:numId="90" w16cid:durableId="1104156336">
-    <w:abstractNumId w:val="48"/>
+    <w:abstractNumId w:val="51"/>
   </w:num>
   <w:num w:numId="91" w16cid:durableId="980964104">
     <w:abstractNumId w:val="6"/>
   </w:num>
   <w:num w:numId="92" w16cid:durableId="609623966">
-    <w:abstractNumId w:val="33"/>
+    <w:abstractNumId w:val="36"/>
   </w:num>
   <w:num w:numId="93" w16cid:durableId="675963730">
-    <w:abstractNumId w:val="40"/>
+    <w:abstractNumId w:val="43"/>
   </w:num>
   <w:num w:numId="94" w16cid:durableId="1750612652">
-    <w:abstractNumId w:val="24"/>
+    <w:abstractNumId w:val="27"/>
   </w:num>
   <w:num w:numId="95" w16cid:durableId="1572621859">
-    <w:abstractNumId w:val="38"/>
+    <w:abstractNumId w:val="41"/>
   </w:num>
   <w:num w:numId="96" w16cid:durableId="1298877992">
-    <w:abstractNumId w:val="76"/>
+    <w:abstractNumId w:val="84"/>
   </w:num>
   <w:num w:numId="97" w16cid:durableId="2128771858">
-    <w:abstractNumId w:val="55"/>
+    <w:abstractNumId w:val="59"/>
+  </w:num>
+  <w:num w:numId="98" w16cid:durableId="790978861">
+    <w:abstractNumId w:val="16"/>
+  </w:num>
+  <w:num w:numId="99" w16cid:durableId="621687463">
+    <w:abstractNumId w:val="66"/>
+  </w:num>
+  <w:num w:numId="100" w16cid:durableId="142351825">
+    <w:abstractNumId w:val="105"/>
+  </w:num>
+  <w:num w:numId="101" w16cid:durableId="201792084">
+    <w:abstractNumId w:val="106"/>
+  </w:num>
+  <w:num w:numId="102" w16cid:durableId="816726568">
+    <w:abstractNumId w:val="73"/>
+  </w:num>
+  <w:num w:numId="103" w16cid:durableId="242107385">
+    <w:abstractNumId w:val="69"/>
+  </w:num>
+  <w:num w:numId="104" w16cid:durableId="1269046809">
+    <w:abstractNumId w:val="82"/>
+  </w:num>
+  <w:num w:numId="105" w16cid:durableId="406000734">
+    <w:abstractNumId w:val="91"/>
+  </w:num>
+  <w:num w:numId="106" w16cid:durableId="827017104">
+    <w:abstractNumId w:val="19"/>
+  </w:num>
+  <w:num w:numId="107" w16cid:durableId="656345986">
+    <w:abstractNumId w:val="26"/>
+  </w:num>
+  <w:num w:numId="108" w16cid:durableId="2139373540">
+    <w:abstractNumId w:val="53"/>
   </w:num>
 </w:numbering>
 </file>
